--- a/00-首页/题组Word/初赛模拟卷/真题版式/初赛模拟卷XIp（非有机·学生版·真题版式）.docx
+++ b/00-首页/题组Word/初赛模拟卷/真题版式/初赛模拟卷XIp（非有机·学生版·真题版式）.docx
@@ -2,7 +2,7 @@
 <file path=word/document.xml><?xml version="1.0" encoding="utf-8"?>
 <w:document xmlns:w="http://schemas.openxmlformats.org/wordprocessingml/2006/main" xmlns:m="http://schemas.openxmlformats.org/officeDocument/2006/math" xmlns:r="http://schemas.openxmlformats.org/officeDocument/2006/relationships" xmlns:o="urn:schemas-microsoft-com:office:office" xmlns:v="urn:schemas-microsoft-com:vml" xmlns:w10="urn:schemas-microsoft-com:office:word" xmlns:a="http://schemas.openxmlformats.org/drawingml/2006/main" xmlns:pic="http://schemas.openxmlformats.org/drawingml/2006/picture" xmlns:wp="http://schemas.openxmlformats.org/drawingml/2006/wordprocessingDrawing">
   <w:body>
-    <w:bookmarkStart w:id="130" w:name="初赛模拟卷-xip非有机"/>
+    <w:bookmarkStart w:id="142" w:name="初赛模拟卷-xip非有机"/>
     <w:p>
       <w:pPr>
         <w:pStyle w:val="Heading1"/>
@@ -11434,7 +11434,7 @@
     </w:p>
     <w:bookmarkEnd w:id="77"/>
     <w:bookmarkEnd w:id="78"/>
-    <w:bookmarkStart w:id="129" w:name="第二部分-化学原理第-610-题共-52-分"/>
+    <w:bookmarkStart w:id="141" w:name="第二部分-化学原理第-610-题共-52-分"/>
     <w:p>
       <w:pPr>
         <w:pStyle w:val="Heading2"/>
@@ -11473,7 +11473,7 @@
         <w:t xml:space="preserve">分）</w:t>
       </w:r>
     </w:p>
-    <w:bookmarkStart w:id="82" w:name="第-6-题11-分"/>
+    <w:bookmarkStart w:id="94" w:name="第-6-题11-分"/>
     <w:p>
       <w:pPr>
         <w:pStyle w:val="Heading3"/>
@@ -11510,240 +11510,10 @@
         <w:ind w:firstLineChars="200" w:firstLine="420"/>
       </w:pPr>
       <w:r>
-        <w:t xml:space="preserve">X </w:t>
-      </w:r>
-      <w:r>
-        <w:rPr>
-          <w:rFonts w:ascii="Times New Roman" w:hAnsi="Times New Roman" w:cs="Times New Roman" w:eastAsia="SimSun"/>
-        </w:rPr>
-        <w:t xml:space="preserve">是一种较为常见的过渡金属元素。工业上，对其的提取会采用</w:t>
-      </w:r>
-      <w:r>
-        <w:t xml:space="preserve"> RKEF </w:t>
-      </w:r>
-      <w:r>
-        <w:rPr>
-          <w:rFonts w:ascii="Times New Roman" w:hAnsi="Times New Roman" w:cs="Times New Roman" w:eastAsia="SimSun"/>
-        </w:rPr>
-        <w:t xml:space="preserve">法与</w:t>
-      </w:r>
-      <w:r>
-        <w:t xml:space="preserve"> Mond </w:t>
-      </w:r>
-      <w:r>
-        <w:rPr>
-          <w:rFonts w:ascii="Times New Roman" w:hAnsi="Times New Roman" w:cs="Times New Roman" w:eastAsia="SimSun"/>
-        </w:rPr>
-        <w:t xml:space="preserve">法。6-11:1</w:t>
-      </w:r>
-      <w:r>
-        <w:t xml:space="preserve"> </w:t>
-      </w:r>
-      <w:r>
-        <w:rPr>
-          <w:rFonts w:ascii="Times New Roman" w:hAnsi="Times New Roman" w:cs="Times New Roman" w:eastAsia="SimSun"/>
-        </w:rPr>
-        <w:t xml:space="preserve">型二元化合物</w:t>
-      </w:r>
-      <w:r>
-        <w:t xml:space="preserve"> A </w:t>
-      </w:r>
-      <w:r>
-        <w:rPr>
-          <w:rFonts w:ascii="Times New Roman" w:hAnsi="Times New Roman" w:cs="Times New Roman" w:eastAsia="SimSun"/>
-        </w:rPr>
-        <w:t xml:space="preserve">是一种曾广泛用于提取</w:t>
-      </w:r>
-      <w:r>
-        <w:t xml:space="preserve"> X </w:t>
-      </w:r>
-      <w:r>
-        <w:rPr>
-          <w:rFonts w:ascii="Times New Roman" w:hAnsi="Times New Roman" w:cs="Times New Roman" w:eastAsia="SimSun"/>
-        </w:rPr>
-        <w:t xml:space="preserve">的矿石的主要成分，其中</w:t>
-      </w:r>
-      <w:r>
-        <w:t xml:space="preserve"> X </w:t>
-      </w:r>
-      <w:r>
-        <w:rPr>
-          <w:rFonts w:ascii="Times New Roman" w:hAnsi="Times New Roman" w:cs="Times New Roman" w:eastAsia="SimSun"/>
-        </w:rPr>
-        <w:t xml:space="preserve">的质量分数为</w:t>
-      </w:r>
-      <w:r>
-        <w:t xml:space="preserve"> </w:t>
-      </w:r>
-      <w:r>
-        <w:rPr>
-          <w:rFonts w:ascii="Times New Roman" w:hAnsi="Times New Roman" w:cs="Times New Roman" w:eastAsia="SimSun"/>
-        </w:rPr>
-        <w:t xml:space="preserve">43.93%。将</w:t>
-      </w:r>
-      <w:r>
-        <w:t xml:space="preserve"> A </w:t>
-      </w:r>
-      <w:r>
-        <w:rPr>
-          <w:rFonts w:ascii="Times New Roman" w:hAnsi="Times New Roman" w:cs="Times New Roman" w:eastAsia="SimSun"/>
-        </w:rPr>
-        <w:t xml:space="preserve">在空气中充分焙烧，保持高温，则最终仅会剩余一种固体</w:t>
-      </w:r>
-      <w:r>
-        <w:t xml:space="preserve"> </w:t>
-      </w:r>
-      <w:r>
-        <w:rPr>
-          <w:rFonts w:ascii="Times New Roman" w:hAnsi="Times New Roman" w:cs="Times New Roman" w:eastAsia="SimSun"/>
-        </w:rPr>
-        <w:t xml:space="preserve">B，并生成气体</w:t>
-      </w:r>
-      <w:r>
-        <w:t xml:space="preserve"> </w:t>
-      </w:r>
-      <w:r>
-        <w:rPr>
-          <w:rFonts w:ascii="Times New Roman" w:hAnsi="Times New Roman" w:cs="Times New Roman" w:eastAsia="SimSun"/>
-        </w:rPr>
-        <w:t xml:space="preserve">C（反应</w:t>
-      </w:r>
-      <w:r>
-        <w:t xml:space="preserve"> </w:t>
-      </w:r>
-      <w:r>
-        <w:rPr>
-          <w:rFonts w:ascii="Times New Roman" w:hAnsi="Times New Roman" w:cs="Times New Roman" w:eastAsia="SimSun"/>
-        </w:rPr>
-        <w:t xml:space="preserve">1），C</w:t>
-      </w:r>
-      <w:r>
-        <w:t xml:space="preserve"> </w:t>
-      </w:r>
-      <w:r>
-        <w:rPr>
-          <w:rFonts w:ascii="Times New Roman" w:hAnsi="Times New Roman" w:cs="Times New Roman" w:eastAsia="SimSun"/>
-        </w:rPr>
-        <w:t xml:space="preserve">在冷却后会形成剧毒白色霜状固体。若</w:t>
-      </w:r>
-      <w:r>
-        <w:t xml:space="preserve"> A </w:t>
-      </w:r>
-      <w:r>
-        <w:rPr>
-          <w:rFonts w:ascii="Times New Roman" w:hAnsi="Times New Roman" w:cs="Times New Roman" w:eastAsia="SimSun"/>
-        </w:rPr>
-        <w:t xml:space="preserve">中掺有少量</w:t>
-      </w:r>
-      <w:r>
-        <w:t xml:space="preserve"> </w:t>
-      </w:r>
-      <m:oMath>
-        <m:r>
-          <m:rPr>
-            <m:sty m:val="p"/>
-          </m:rPr>
-          <w:rPr>
-            <w:rFonts w:ascii="Times New Roman" w:hAnsi="Times New Roman" w:cs="Times New Roman" w:eastAsia="SimSun"/>
-          </w:rPr>
-          <m:t>F</m:t>
-        </m:r>
-        <m:sSub>
-          <m:e>
-            <m:r>
-              <m:rPr>
-                <m:sty m:val="p"/>
-              </m:rPr>
-              <w:rPr>
-                <w:rFonts w:ascii="Times New Roman" w:hAnsi="Times New Roman" w:cs="Times New Roman" w:eastAsia="SimSun"/>
-              </w:rPr>
-              <m:t>e</m:t>
-            </m:r>
-          </m:e>
-          <m:sub>
-            <m:r>
-              <w:rPr>
-                <w:rFonts w:ascii="Times New Roman" w:hAnsi="Times New Roman" w:cs="Times New Roman" w:eastAsia="SimSun"/>
-              </w:rPr>
-              <m:t>3</m:t>
-            </m:r>
-          </m:sub>
-        </m:sSub>
-        <m:sSub>
-          <m:e>
-            <m:r>
-              <m:rPr>
-                <m:sty m:val="p"/>
-              </m:rPr>
-              <w:rPr>
-                <w:rFonts w:ascii="Times New Roman" w:hAnsi="Times New Roman" w:cs="Times New Roman" w:eastAsia="SimSun"/>
-              </w:rPr>
-              <m:t>O</m:t>
-            </m:r>
-          </m:e>
-          <m:sub>
-            <m:r>
-              <w:rPr>
-                <w:rFonts w:ascii="Times New Roman" w:hAnsi="Times New Roman" w:cs="Times New Roman" w:eastAsia="SimSun"/>
-              </w:rPr>
-              <m:t>4</m:t>
-            </m:r>
-          </m:sub>
-        </m:sSub>
-      </m:oMath>
-      <w:r>
-        <w:t xml:space="preserve"> </w:t>
-      </w:r>
-      <w:r>
-        <w:rPr>
-          <w:rFonts w:ascii="Times New Roman" w:hAnsi="Times New Roman" w:cs="Times New Roman" w:eastAsia="SimSun"/>
-        </w:rPr>
-        <w:t xml:space="preserve">，则其在相同条件下会与</w:t>
-      </w:r>
-      <w:r>
-        <w:t xml:space="preserve"> C </w:t>
-      </w:r>
-      <w:r>
-        <w:rPr>
-          <w:rFonts w:ascii="Times New Roman" w:hAnsi="Times New Roman" w:cs="Times New Roman" w:eastAsia="SimSun"/>
-        </w:rPr>
-        <w:t xml:space="preserve">反应，生成一种含铁</w:t>
-      </w:r>
-      <w:r>
-        <w:t xml:space="preserve"> 28.67% </w:t>
-      </w:r>
-      <w:r>
-        <w:rPr>
-          <w:rFonts w:ascii="Times New Roman" w:hAnsi="Times New Roman" w:cs="Times New Roman" w:eastAsia="SimSun"/>
-        </w:rPr>
-        <w:t xml:space="preserve">的</w:t>
-      </w:r>
-      <w:r>
-        <w:t xml:space="preserve"> 1:1 </w:t>
-      </w:r>
-      <w:r>
-        <w:rPr>
-          <w:rFonts w:ascii="Times New Roman" w:hAnsi="Times New Roman" w:cs="Times New Roman" w:eastAsia="SimSun"/>
-        </w:rPr>
-        <w:t xml:space="preserve">型盐</w:t>
-      </w:r>
-      <w:r>
-        <w:t xml:space="preserve"> </w:t>
-      </w:r>
-      <w:r>
-        <w:rPr>
-          <w:rFonts w:ascii="Times New Roman" w:hAnsi="Times New Roman" w:cs="Times New Roman" w:eastAsia="SimSun"/>
-        </w:rPr>
-        <w:t xml:space="preserve">D（反应</w:t>
-      </w:r>
-      <w:r>
-        <w:t xml:space="preserve"> </w:t>
-      </w:r>
-      <w:r>
-        <w:rPr>
-          <w:rFonts w:ascii="Times New Roman" w:hAnsi="Times New Roman" w:cs="Times New Roman" w:eastAsia="SimSun"/>
-        </w:rPr>
-        <w:t xml:space="preserve">2），其有一定的氧化性。事实上，冶炼过程中产生的这种盐会使得所得金属的纯度大幅降低。</w:t>
+        <w:rPr>
+          <w:rFonts w:ascii="Times New Roman" w:hAnsi="Times New Roman" w:cs="Times New Roman" w:eastAsia="SimSun"/>
+        </w:rPr>
+        <w:t xml:space="preserve">过去认为，水蒸发的微观本质是水分子因热运动而逐个逸出。但人们已经注意到，在光照下，水的蒸发速率有时超过了理论热蒸发速率极限。这暗示分子逐个逸出并非蒸发的唯一途径，甚至不一定是主要途径。</w:t>
       </w:r>
     </w:p>
     <w:p>
@@ -11752,22 +11522,745 @@
         <w:spacing w:before="0" w:after="0" w:line="276" w:lineRule="auto"/>
       </w:pPr>
       <w:r>
-        <w:t xml:space="preserve">6-1-1 </w:t>
-      </w:r>
-      <w:r>
-        <w:rPr>
-          <w:rFonts w:ascii="Times New Roman" w:hAnsi="Times New Roman" w:cs="Times New Roman" w:eastAsia="SimSun"/>
-        </w:rPr>
-        <w:t xml:space="preserve">写出</w:t>
-      </w:r>
-      <w:r>
-        <w:t xml:space="preserve"> X、A、B、C、D </w:t>
-      </w:r>
-      <w:r>
-        <w:rPr>
-          <w:rFonts w:ascii="Times New Roman" w:hAnsi="Times New Roman" w:cs="Times New Roman" w:eastAsia="SimSun"/>
-        </w:rPr>
-        <w:t xml:space="preserve">的化学式。</w:t>
+        <w:t xml:space="preserve">6-1 </w:t>
+      </w:r>
+      <w:r>
+        <w:rPr>
+          <w:rFonts w:ascii="Times New Roman" w:hAnsi="Times New Roman" w:cs="Times New Roman" w:eastAsia="SimSun"/>
+        </w:rPr>
+        <w:t xml:space="preserve">在一定功率的热源供能下，液体存在热蒸发速率极限，用</w:t>
+      </w:r>
+      <w:r>
+        <w:t xml:space="preserve"> </w:t>
+      </w:r>
+      <m:oMath>
+        <m:sSub>
+          <m:e>
+            <m:r>
+              <w:rPr>
+                <w:rFonts w:ascii="Times New Roman" w:hAnsi="Times New Roman" w:cs="Times New Roman" w:eastAsia="SimSun"/>
+              </w:rPr>
+              <m:t>J</m:t>
+            </m:r>
+          </m:e>
+          <m:sub>
+            <m:r>
+              <w:rPr>
+                <w:rFonts w:ascii="Times New Roman" w:hAnsi="Times New Roman" w:cs="Times New Roman" w:eastAsia="SimSun"/>
+              </w:rPr>
+              <m:t>t</m:t>
+            </m:r>
+            <m:r>
+              <m:rPr>
+                <m:sty m:val="p"/>
+              </m:rPr>
+              <w:rPr>
+                <w:rFonts w:ascii="Times New Roman" w:hAnsi="Times New Roman" w:cs="Times New Roman" w:eastAsia="SimSun"/>
+              </w:rPr>
+              <m:t>,</m:t>
+            </m:r>
+            <m:r>
+              <w:rPr>
+                <w:rFonts w:ascii="Times New Roman" w:hAnsi="Times New Roman" w:cs="Times New Roman" w:eastAsia="SimSun"/>
+              </w:rPr>
+              <m:t>m</m:t>
+            </m:r>
+            <m:r>
+              <w:rPr>
+                <w:rFonts w:ascii="Times New Roman" w:hAnsi="Times New Roman" w:cs="Times New Roman" w:eastAsia="SimSun"/>
+              </w:rPr>
+              <m:t>a</m:t>
+            </m:r>
+            <m:r>
+              <w:rPr>
+                <w:rFonts w:ascii="Times New Roman" w:hAnsi="Times New Roman" w:cs="Times New Roman" w:eastAsia="SimSun"/>
+              </w:rPr>
+              <m:t>x</m:t>
+            </m:r>
+          </m:sub>
+        </m:sSub>
+      </m:oMath>
+      <w:r>
+        <w:t xml:space="preserve"> </w:t>
+      </w:r>
+      <w:r>
+        <w:rPr>
+          <w:rFonts w:ascii="Times New Roman" w:hAnsi="Times New Roman" w:cs="Times New Roman" w:eastAsia="SimSun"/>
+        </w:rPr>
+        <w:t xml:space="preserve">表示，单位</w:t>
+      </w:r>
+      <w:r>
+        <w:t xml:space="preserve"> </w:t>
+      </w:r>
+      <m:oMath>
+        <m:r>
+          <w:rPr>
+            <w:rFonts w:ascii="Times New Roman" w:hAnsi="Times New Roman" w:cs="Times New Roman" w:eastAsia="SimSun"/>
+          </w:rPr>
+          <m:t>k</m:t>
+        </m:r>
+        <m:r>
+          <w:rPr>
+            <w:rFonts w:ascii="Times New Roman" w:hAnsi="Times New Roman" w:cs="Times New Roman" w:eastAsia="SimSun"/>
+          </w:rPr>
+          <m:t>g</m:t>
+        </m:r>
+        <m:r>
+          <m:rPr>
+            <m:sty m:val="p"/>
+          </m:rPr>
+          <w:rPr>
+            <w:rFonts w:ascii="Times New Roman" w:hAnsi="Times New Roman" w:cs="Times New Roman" w:eastAsia="SimSun"/>
+          </w:rPr>
+          <m:t>⋅</m:t>
+        </m:r>
+        <m:sSup>
+          <m:e>
+            <m:r>
+              <w:rPr>
+                <w:rFonts w:ascii="Times New Roman" w:hAnsi="Times New Roman" w:cs="Times New Roman" w:eastAsia="SimSun"/>
+              </w:rPr>
+              <m:t>m</m:t>
+            </m:r>
+          </m:e>
+          <m:sup>
+            <m:r>
+              <m:rPr>
+                <m:sty m:val="p"/>
+              </m:rPr>
+              <w:rPr>
+                <w:rFonts w:ascii="Times New Roman" w:hAnsi="Times New Roman" w:cs="Times New Roman" w:eastAsia="SimSun"/>
+              </w:rPr>
+              <m:t>−</m:t>
+            </m:r>
+            <m:r>
+              <w:rPr>
+                <w:rFonts w:ascii="Times New Roman" w:hAnsi="Times New Roman" w:cs="Times New Roman" w:eastAsia="SimSun"/>
+              </w:rPr>
+              <m:t>2</m:t>
+            </m:r>
+          </m:sup>
+        </m:sSup>
+        <m:r>
+          <m:rPr>
+            <m:sty m:val="p"/>
+          </m:rPr>
+          <w:rPr>
+            <w:rFonts w:ascii="Times New Roman" w:hAnsi="Times New Roman" w:cs="Times New Roman" w:eastAsia="SimSun"/>
+          </w:rPr>
+          <m:t>⋅</m:t>
+        </m:r>
+        <m:sSup>
+          <m:e>
+            <m:r>
+              <w:rPr>
+                <w:rFonts w:ascii="Times New Roman" w:hAnsi="Times New Roman" w:cs="Times New Roman" w:eastAsia="SimSun"/>
+              </w:rPr>
+              <m:t>h</m:t>
+            </m:r>
+          </m:e>
+          <m:sup>
+            <m:r>
+              <m:rPr>
+                <m:sty m:val="p"/>
+              </m:rPr>
+              <w:rPr>
+                <w:rFonts w:ascii="Times New Roman" w:hAnsi="Times New Roman" w:cs="Times New Roman" w:eastAsia="SimSun"/>
+              </w:rPr>
+              <m:t>−</m:t>
+            </m:r>
+            <m:r>
+              <w:rPr>
+                <w:rFonts w:ascii="Times New Roman" w:hAnsi="Times New Roman" w:cs="Times New Roman" w:eastAsia="SimSun"/>
+              </w:rPr>
+              <m:t>1</m:t>
+            </m:r>
+          </m:sup>
+        </m:sSup>
+      </m:oMath>
+      <w:r>
+        <w:t xml:space="preserve"> </w:t>
+      </w:r>
+      <w:r>
+        <w:rPr>
+          <w:rFonts w:ascii="Times New Roman" w:hAnsi="Times New Roman" w:cs="Times New Roman" w:eastAsia="SimSun"/>
+        </w:rPr>
+        <w:t xml:space="preserve">。该极限由热源功率和单位质量液体蒸发的吸热总量共同决定。该途径中，只有当即将蒸发的这部分液体均达到表面温度后，液体才会蒸发。已知在当前压强下，40℃时水的相变潜热</w:t>
+      </w:r>
+      <w:r>
+        <w:t xml:space="preserve"> </w:t>
+      </w:r>
+      <m:oMath>
+        <m:r>
+          <w:rPr>
+            <w:rFonts w:ascii="Times New Roman" w:hAnsi="Times New Roman" w:cs="Times New Roman" w:eastAsia="SimSun"/>
+          </w:rPr>
+          <m:t>L</m:t>
+        </m:r>
+        <m:r>
+          <m:rPr>
+            <m:sty m:val="p"/>
+          </m:rPr>
+          <w:rPr>
+            <w:rFonts w:ascii="Times New Roman" w:hAnsi="Times New Roman" w:cs="Times New Roman" w:eastAsia="SimSun"/>
+          </w:rPr>
+          <m:t>=</m:t>
+        </m:r>
+        <m:r>
+          <w:rPr>
+            <w:rFonts w:ascii="Times New Roman" w:hAnsi="Times New Roman" w:cs="Times New Roman" w:eastAsia="SimSun"/>
+          </w:rPr>
+          <m:t>2400</m:t>
+        </m:r>
+        <m:r>
+          <w:rPr>
+            <w:rFonts w:ascii="Times New Roman" w:hAnsi="Times New Roman" w:cs="Times New Roman" w:eastAsia="SimSun"/>
+          </w:rPr>
+          <m:t> </m:t>
+        </m:r>
+        <m:r>
+          <w:rPr>
+            <w:rFonts w:ascii="Times New Roman" w:hAnsi="Times New Roman" w:cs="Times New Roman" w:eastAsia="SimSun"/>
+          </w:rPr>
+          <m:t>k</m:t>
+        </m:r>
+        <m:r>
+          <w:rPr>
+            <w:rFonts w:ascii="Times New Roman" w:hAnsi="Times New Roman" w:cs="Times New Roman" w:eastAsia="SimSun"/>
+          </w:rPr>
+          <m:t>J</m:t>
+        </m:r>
+        <m:r>
+          <m:rPr>
+            <m:sty m:val="p"/>
+          </m:rPr>
+          <w:rPr>
+            <w:rFonts w:ascii="Times New Roman" w:hAnsi="Times New Roman" w:cs="Times New Roman" w:eastAsia="SimSun"/>
+          </w:rPr>
+          <m:t>⋅</m:t>
+        </m:r>
+        <m:r>
+          <w:rPr>
+            <w:rFonts w:ascii="Times New Roman" w:hAnsi="Times New Roman" w:cs="Times New Roman" w:eastAsia="SimSun"/>
+          </w:rPr>
+          <m:t>k</m:t>
+        </m:r>
+        <m:sSup>
+          <m:e>
+            <m:r>
+              <w:rPr>
+                <w:rFonts w:ascii="Times New Roman" w:hAnsi="Times New Roman" w:cs="Times New Roman" w:eastAsia="SimSun"/>
+              </w:rPr>
+              <m:t>g</m:t>
+            </m:r>
+          </m:e>
+          <m:sup>
+            <m:r>
+              <m:rPr>
+                <m:sty m:val="p"/>
+              </m:rPr>
+              <w:rPr>
+                <w:rFonts w:ascii="Times New Roman" w:hAnsi="Times New Roman" w:cs="Times New Roman" w:eastAsia="SimSun"/>
+              </w:rPr>
+              <m:t>−</m:t>
+            </m:r>
+            <m:r>
+              <w:rPr>
+                <w:rFonts w:ascii="Times New Roman" w:hAnsi="Times New Roman" w:cs="Times New Roman" w:eastAsia="SimSun"/>
+              </w:rPr>
+              <m:t>1</m:t>
+            </m:r>
+          </m:sup>
+        </m:sSup>
+      </m:oMath>
+      <w:r>
+        <w:t xml:space="preserve"> </w:t>
+      </w:r>
+      <w:r>
+        <w:rPr>
+          <w:rFonts w:ascii="Times New Roman" w:hAnsi="Times New Roman" w:cs="Times New Roman" w:eastAsia="SimSun"/>
+        </w:rPr>
+        <w:t xml:space="preserve">，恒压热容</w:t>
+      </w:r>
+      <w:r>
+        <w:t xml:space="preserve"> </w:t>
+      </w:r>
+      <m:oMath>
+        <m:sSub>
+          <m:e>
+            <m:r>
+              <w:rPr>
+                <w:rFonts w:ascii="Times New Roman" w:hAnsi="Times New Roman" w:cs="Times New Roman" w:eastAsia="SimSun"/>
+              </w:rPr>
+              <m:t>C</m:t>
+            </m:r>
+          </m:e>
+          <m:sub>
+            <m:r>
+              <w:rPr>
+                <w:rFonts w:ascii="Times New Roman" w:hAnsi="Times New Roman" w:cs="Times New Roman" w:eastAsia="SimSun"/>
+              </w:rPr>
+              <m:t>p</m:t>
+            </m:r>
+          </m:sub>
+        </m:sSub>
+        <m:r>
+          <m:rPr>
+            <m:sty m:val="p"/>
+          </m:rPr>
+          <w:rPr>
+            <w:rFonts w:ascii="Times New Roman" w:hAnsi="Times New Roman" w:cs="Times New Roman" w:eastAsia="SimSun"/>
+          </w:rPr>
+          <m:t>=</m:t>
+        </m:r>
+        <m:r>
+          <w:rPr>
+            <w:rFonts w:ascii="Times New Roman" w:hAnsi="Times New Roman" w:cs="Times New Roman" w:eastAsia="SimSun"/>
+          </w:rPr>
+          <m:t>4200</m:t>
+        </m:r>
+        <m:r>
+          <w:rPr>
+            <w:rFonts w:ascii="Times New Roman" w:hAnsi="Times New Roman" w:cs="Times New Roman" w:eastAsia="SimSun"/>
+          </w:rPr>
+          <m:t> </m:t>
+        </m:r>
+        <m:r>
+          <w:rPr>
+            <w:rFonts w:ascii="Times New Roman" w:hAnsi="Times New Roman" w:cs="Times New Roman" w:eastAsia="SimSun"/>
+          </w:rPr>
+          <m:t>J</m:t>
+        </m:r>
+        <m:r>
+          <m:rPr>
+            <m:sty m:val="p"/>
+          </m:rPr>
+          <w:rPr>
+            <w:rFonts w:ascii="Times New Roman" w:hAnsi="Times New Roman" w:cs="Times New Roman" w:eastAsia="SimSun"/>
+          </w:rPr>
+          <m:t>⋅</m:t>
+        </m:r>
+        <m:r>
+          <w:rPr>
+            <w:rFonts w:ascii="Times New Roman" w:hAnsi="Times New Roman" w:cs="Times New Roman" w:eastAsia="SimSun"/>
+          </w:rPr>
+          <m:t>k</m:t>
+        </m:r>
+        <m:sSup>
+          <m:e>
+            <m:r>
+              <w:rPr>
+                <w:rFonts w:ascii="Times New Roman" w:hAnsi="Times New Roman" w:cs="Times New Roman" w:eastAsia="SimSun"/>
+              </w:rPr>
+              <m:t>g</m:t>
+            </m:r>
+          </m:e>
+          <m:sup>
+            <m:r>
+              <m:rPr>
+                <m:sty m:val="p"/>
+              </m:rPr>
+              <w:rPr>
+                <w:rFonts w:ascii="Times New Roman" w:hAnsi="Times New Roman" w:cs="Times New Roman" w:eastAsia="SimSun"/>
+              </w:rPr>
+              <m:t>−</m:t>
+            </m:r>
+            <m:r>
+              <w:rPr>
+                <w:rFonts w:ascii="Times New Roman" w:hAnsi="Times New Roman" w:cs="Times New Roman" w:eastAsia="SimSun"/>
+              </w:rPr>
+              <m:t>1</m:t>
+            </m:r>
+          </m:sup>
+        </m:sSup>
+        <m:r>
+          <m:rPr>
+            <m:sty m:val="p"/>
+          </m:rPr>
+          <w:rPr>
+            <w:rFonts w:ascii="Times New Roman" w:hAnsi="Times New Roman" w:cs="Times New Roman" w:eastAsia="SimSun"/>
+          </w:rPr>
+          <m:t>⋅</m:t>
+        </m:r>
+        <m:sSup>
+          <m:e>
+            <m:r>
+              <w:rPr>
+                <w:rFonts w:ascii="Times New Roman" w:hAnsi="Times New Roman" w:cs="Times New Roman" w:eastAsia="SimSun"/>
+              </w:rPr>
+              <m:t>K</m:t>
+            </m:r>
+          </m:e>
+          <m:sup>
+            <m:r>
+              <m:rPr>
+                <m:sty m:val="p"/>
+              </m:rPr>
+              <w:rPr>
+                <w:rFonts w:ascii="Times New Roman" w:hAnsi="Times New Roman" w:cs="Times New Roman" w:eastAsia="SimSun"/>
+              </w:rPr>
+              <m:t>−</m:t>
+            </m:r>
+            <m:r>
+              <w:rPr>
+                <w:rFonts w:ascii="Times New Roman" w:hAnsi="Times New Roman" w:cs="Times New Roman" w:eastAsia="SimSun"/>
+              </w:rPr>
+              <m:t>1</m:t>
+            </m:r>
+          </m:sup>
+        </m:sSup>
+      </m:oMath>
+      <w:r>
+        <w:t xml:space="preserve"> </w:t>
+      </w:r>
+      <w:r>
+        <w:rPr>
+          <w:rFonts w:ascii="Times New Roman" w:hAnsi="Times New Roman" w:cs="Times New Roman" w:eastAsia="SimSun"/>
+        </w:rPr>
+        <w:t xml:space="preserve">。现有内部温度</w:t>
+      </w:r>
+      <w:r>
+        <w:t xml:space="preserve"> </w:t>
+      </w:r>
+      <m:oMath>
+        <m:sSub>
+          <m:e>
+            <m:r>
+              <w:rPr>
+                <w:rFonts w:ascii="Times New Roman" w:hAnsi="Times New Roman" w:cs="Times New Roman" w:eastAsia="SimSun"/>
+              </w:rPr>
+              <m:t>T</m:t>
+            </m:r>
+          </m:e>
+          <m:sub>
+            <m:r>
+              <w:rPr>
+                <w:rFonts w:ascii="Times New Roman" w:hAnsi="Times New Roman" w:cs="Times New Roman" w:eastAsia="SimSun"/>
+              </w:rPr>
+              <m:t>w</m:t>
+            </m:r>
+          </m:sub>
+        </m:sSub>
+        <m:r>
+          <m:rPr>
+            <m:sty m:val="p"/>
+          </m:rPr>
+          <w:rPr>
+            <w:rFonts w:ascii="Times New Roman" w:hAnsi="Times New Roman" w:cs="Times New Roman" w:eastAsia="SimSun"/>
+          </w:rPr>
+          <m:t>=</m:t>
+        </m:r>
+        <m:sSup>
+          <m:e>
+            <m:r>
+              <w:rPr>
+                <w:rFonts w:ascii="Times New Roman" w:hAnsi="Times New Roman" w:cs="Times New Roman" w:eastAsia="SimSun"/>
+              </w:rPr>
+              <m:t>20</m:t>
+            </m:r>
+          </m:e>
+          <m:sup>
+            <m:r>
+              <m:rPr>
+                <m:sty m:val="p"/>
+              </m:rPr>
+              <w:rPr>
+                <w:rFonts w:ascii="Times New Roman" w:hAnsi="Times New Roman" w:cs="Times New Roman" w:eastAsia="SimSun"/>
+              </w:rPr>
+              <m:t>∘</m:t>
+            </m:r>
+          </m:sup>
+        </m:sSup>
+        <m:r>
+          <w:rPr>
+            <w:rFonts w:ascii="Times New Roman" w:hAnsi="Times New Roman" w:cs="Times New Roman" w:eastAsia="SimSun"/>
+          </w:rPr>
+          <m:t>C</m:t>
+        </m:r>
+      </m:oMath>
+      <w:r>
+        <w:t xml:space="preserve"> </w:t>
+      </w:r>
+      <w:r>
+        <w:rPr>
+          <w:rFonts w:ascii="Times New Roman" w:hAnsi="Times New Roman" w:cs="Times New Roman" w:eastAsia="SimSun"/>
+        </w:rPr>
+        <w:t xml:space="preserve">、表面温度</w:t>
+      </w:r>
+      <w:r>
+        <w:t xml:space="preserve"> </w:t>
+      </w:r>
+      <m:oMath>
+        <m:sSub>
+          <m:e>
+            <m:r>
+              <w:rPr>
+                <w:rFonts w:ascii="Times New Roman" w:hAnsi="Times New Roman" w:cs="Times New Roman" w:eastAsia="SimSun"/>
+              </w:rPr>
+              <m:t>T</m:t>
+            </m:r>
+          </m:e>
+          <m:sub>
+            <m:r>
+              <w:rPr>
+                <w:rFonts w:ascii="Times New Roman" w:hAnsi="Times New Roman" w:cs="Times New Roman" w:eastAsia="SimSun"/>
+              </w:rPr>
+              <m:t>s</m:t>
+            </m:r>
+          </m:sub>
+        </m:sSub>
+        <m:r>
+          <m:rPr>
+            <m:sty m:val="p"/>
+          </m:rPr>
+          <w:rPr>
+            <w:rFonts w:ascii="Times New Roman" w:hAnsi="Times New Roman" w:cs="Times New Roman" w:eastAsia="SimSun"/>
+          </w:rPr>
+          <m:t>=</m:t>
+        </m:r>
+        <m:sSup>
+          <m:e>
+            <m:r>
+              <w:rPr>
+                <w:rFonts w:ascii="Times New Roman" w:hAnsi="Times New Roman" w:cs="Times New Roman" w:eastAsia="SimSun"/>
+              </w:rPr>
+              <m:t>40</m:t>
+            </m:r>
+          </m:e>
+          <m:sup>
+            <m:r>
+              <m:rPr>
+                <m:sty m:val="p"/>
+              </m:rPr>
+              <w:rPr>
+                <w:rFonts w:ascii="Times New Roman" w:hAnsi="Times New Roman" w:cs="Times New Roman" w:eastAsia="SimSun"/>
+              </w:rPr>
+              <m:t>∘</m:t>
+            </m:r>
+          </m:sup>
+        </m:sSup>
+        <m:r>
+          <w:rPr>
+            <w:rFonts w:ascii="Times New Roman" w:hAnsi="Times New Roman" w:cs="Times New Roman" w:eastAsia="SimSun"/>
+          </w:rPr>
+          <m:t>C</m:t>
+        </m:r>
+      </m:oMath>
+      <w:r>
+        <w:t xml:space="preserve"> </w:t>
+      </w:r>
+      <w:r>
+        <w:rPr>
+          <w:rFonts w:ascii="Times New Roman" w:hAnsi="Times New Roman" w:cs="Times New Roman" w:eastAsia="SimSun"/>
+        </w:rPr>
+        <w:t xml:space="preserve">的足量水，在标准太阳光强</w:t>
+      </w:r>
+      <w:r>
+        <w:t xml:space="preserve"> </w:t>
+      </w:r>
+      <m:oMath>
+        <m:r>
+          <w:rPr>
+            <w:rFonts w:ascii="Times New Roman" w:hAnsi="Times New Roman" w:cs="Times New Roman" w:eastAsia="SimSun"/>
+          </w:rPr>
+          <m:t>q</m:t>
+        </m:r>
+        <m:r>
+          <m:rPr>
+            <m:sty m:val="p"/>
+          </m:rPr>
+          <w:rPr>
+            <w:rFonts w:ascii="Times New Roman" w:hAnsi="Times New Roman" w:cs="Times New Roman" w:eastAsia="SimSun"/>
+          </w:rPr>
+          <m:t>=</m:t>
+        </m:r>
+        <m:r>
+          <w:rPr>
+            <w:rFonts w:ascii="Times New Roman" w:hAnsi="Times New Roman" w:cs="Times New Roman" w:eastAsia="SimSun"/>
+          </w:rPr>
+          <m:t>1</m:t>
+        </m:r>
+        <m:r>
+          <w:rPr>
+            <w:rFonts w:ascii="Times New Roman" w:hAnsi="Times New Roman" w:cs="Times New Roman" w:eastAsia="SimSun"/>
+          </w:rPr>
+          <m:t> </m:t>
+        </m:r>
+        <m:r>
+          <w:rPr>
+            <w:rFonts w:ascii="Times New Roman" w:hAnsi="Times New Roman" w:cs="Times New Roman" w:eastAsia="SimSun"/>
+          </w:rPr>
+          <m:t>k</m:t>
+        </m:r>
+        <m:r>
+          <w:rPr>
+            <w:rFonts w:ascii="Times New Roman" w:hAnsi="Times New Roman" w:cs="Times New Roman" w:eastAsia="SimSun"/>
+          </w:rPr>
+          <m:t>W</m:t>
+        </m:r>
+        <m:r>
+          <m:rPr>
+            <m:sty m:val="p"/>
+          </m:rPr>
+          <w:rPr>
+            <w:rFonts w:ascii="Times New Roman" w:hAnsi="Times New Roman" w:cs="Times New Roman" w:eastAsia="SimSun"/>
+          </w:rPr>
+          <m:t>⋅</m:t>
+        </m:r>
+        <m:sSup>
+          <m:e>
+            <m:r>
+              <w:rPr>
+                <w:rFonts w:ascii="Times New Roman" w:hAnsi="Times New Roman" w:cs="Times New Roman" w:eastAsia="SimSun"/>
+              </w:rPr>
+              <m:t>m</m:t>
+            </m:r>
+          </m:e>
+          <m:sup>
+            <m:r>
+              <m:rPr>
+                <m:sty m:val="p"/>
+              </m:rPr>
+              <w:rPr>
+                <w:rFonts w:ascii="Times New Roman" w:hAnsi="Times New Roman" w:cs="Times New Roman" w:eastAsia="SimSun"/>
+              </w:rPr>
+              <m:t>−</m:t>
+            </m:r>
+            <m:r>
+              <w:rPr>
+                <w:rFonts w:ascii="Times New Roman" w:hAnsi="Times New Roman" w:cs="Times New Roman" w:eastAsia="SimSun"/>
+              </w:rPr>
+              <m:t>2</m:t>
+            </m:r>
+          </m:sup>
+        </m:sSup>
+      </m:oMath>
+      <w:r>
+        <w:t xml:space="preserve"> </w:t>
+      </w:r>
+      <w:r>
+        <w:rPr>
+          <w:rFonts w:ascii="Times New Roman" w:hAnsi="Times New Roman" w:cs="Times New Roman" w:eastAsia="SimSun"/>
+        </w:rPr>
+        <w:t xml:space="preserve">辐射下蒸发，假设太阳能直接完全转化为热能。根据以上信息，写出</w:t>
+      </w:r>
+      <w:r>
+        <w:t xml:space="preserve"> </w:t>
+      </w:r>
+      <m:oMath>
+        <m:sSub>
+          <m:e>
+            <m:r>
+              <w:rPr>
+                <w:rFonts w:ascii="Times New Roman" w:hAnsi="Times New Roman" w:cs="Times New Roman" w:eastAsia="SimSun"/>
+              </w:rPr>
+              <m:t>J</m:t>
+            </m:r>
+          </m:e>
+          <m:sub>
+            <m:r>
+              <w:rPr>
+                <w:rFonts w:ascii="Times New Roman" w:hAnsi="Times New Roman" w:cs="Times New Roman" w:eastAsia="SimSun"/>
+              </w:rPr>
+              <m:t>t</m:t>
+            </m:r>
+            <m:r>
+              <m:rPr>
+                <m:sty m:val="p"/>
+              </m:rPr>
+              <w:rPr>
+                <w:rFonts w:ascii="Times New Roman" w:hAnsi="Times New Roman" w:cs="Times New Roman" w:eastAsia="SimSun"/>
+              </w:rPr>
+              <m:t>,</m:t>
+            </m:r>
+            <m:r>
+              <w:rPr>
+                <w:rFonts w:ascii="Times New Roman" w:hAnsi="Times New Roman" w:cs="Times New Roman" w:eastAsia="SimSun"/>
+              </w:rPr>
+              <m:t>m</m:t>
+            </m:r>
+            <m:r>
+              <w:rPr>
+                <w:rFonts w:ascii="Times New Roman" w:hAnsi="Times New Roman" w:cs="Times New Roman" w:eastAsia="SimSun"/>
+              </w:rPr>
+              <m:t>a</m:t>
+            </m:r>
+            <m:r>
+              <w:rPr>
+                <w:rFonts w:ascii="Times New Roman" w:hAnsi="Times New Roman" w:cs="Times New Roman" w:eastAsia="SimSun"/>
+              </w:rPr>
+              <m:t>x</m:t>
+            </m:r>
+          </m:sub>
+        </m:sSub>
+      </m:oMath>
+      <w:r>
+        <w:t xml:space="preserve"> </w:t>
+      </w:r>
+      <w:r>
+        <w:rPr>
+          <w:rFonts w:ascii="Times New Roman" w:hAnsi="Times New Roman" w:cs="Times New Roman" w:eastAsia="SimSun"/>
+        </w:rPr>
+        <w:t xml:space="preserve">的表达式，并求出当前条件下</w:t>
+      </w:r>
+      <w:r>
+        <w:t xml:space="preserve"> </w:t>
+      </w:r>
+      <m:oMath>
+        <m:sSub>
+          <m:e>
+            <m:r>
+              <w:rPr>
+                <w:rFonts w:ascii="Times New Roman" w:hAnsi="Times New Roman" w:cs="Times New Roman" w:eastAsia="SimSun"/>
+              </w:rPr>
+              <m:t>J</m:t>
+            </m:r>
+          </m:e>
+          <m:sub>
+            <m:r>
+              <w:rPr>
+                <w:rFonts w:ascii="Times New Roman" w:hAnsi="Times New Roman" w:cs="Times New Roman" w:eastAsia="SimSun"/>
+              </w:rPr>
+              <m:t>t</m:t>
+            </m:r>
+            <m:r>
+              <m:rPr>
+                <m:sty m:val="p"/>
+              </m:rPr>
+              <w:rPr>
+                <w:rFonts w:ascii="Times New Roman" w:hAnsi="Times New Roman" w:cs="Times New Roman" w:eastAsia="SimSun"/>
+              </w:rPr>
+              <m:t>,</m:t>
+            </m:r>
+            <m:r>
+              <w:rPr>
+                <w:rFonts w:ascii="Times New Roman" w:hAnsi="Times New Roman" w:cs="Times New Roman" w:eastAsia="SimSun"/>
+              </w:rPr>
+              <m:t>m</m:t>
+            </m:r>
+            <m:r>
+              <w:rPr>
+                <w:rFonts w:ascii="Times New Roman" w:hAnsi="Times New Roman" w:cs="Times New Roman" w:eastAsia="SimSun"/>
+              </w:rPr>
+              <m:t>a</m:t>
+            </m:r>
+            <m:r>
+              <w:rPr>
+                <w:rFonts w:ascii="Times New Roman" w:hAnsi="Times New Roman" w:cs="Times New Roman" w:eastAsia="SimSun"/>
+              </w:rPr>
+              <m:t>x</m:t>
+            </m:r>
+          </m:sub>
+        </m:sSub>
+      </m:oMath>
+      <w:r>
+        <w:t xml:space="preserve"> </w:t>
+      </w:r>
+      <w:r>
+        <w:rPr>
+          <w:rFonts w:ascii="Times New Roman" w:hAnsi="Times New Roman" w:cs="Times New Roman" w:eastAsia="SimSun"/>
+        </w:rPr>
+        <w:t xml:space="preserve">的值。</w:t>
       </w:r>
     </w:p>
     <w:p>
@@ -11776,510 +12269,449 @@
         <w:spacing w:before="0" w:after="0" w:line="276" w:lineRule="auto"/>
       </w:pPr>
       <w:r>
-        <w:t xml:space="preserve">6-1-2 </w:t>
-      </w:r>
-      <w:r>
-        <w:rPr>
-          <w:rFonts w:ascii="Times New Roman" w:hAnsi="Times New Roman" w:cs="Times New Roman" w:eastAsia="SimSun"/>
-        </w:rPr>
-        <w:t xml:space="preserve">写出反应</w:t>
-      </w:r>
-      <w:r>
-        <w:t xml:space="preserve"> 1 </w:t>
-      </w:r>
-      <w:r>
-        <w:rPr>
-          <w:rFonts w:ascii="Times New Roman" w:hAnsi="Times New Roman" w:cs="Times New Roman" w:eastAsia="SimSun"/>
-        </w:rPr>
-        <w:t xml:space="preserve">和反应</w:t>
-      </w:r>
-      <w:r>
-        <w:t xml:space="preserve"> 2 </w:t>
-      </w:r>
-      <w:r>
-        <w:rPr>
-          <w:rFonts w:ascii="Times New Roman" w:hAnsi="Times New Roman" w:cs="Times New Roman" w:eastAsia="SimSun"/>
-        </w:rPr>
-        <w:t xml:space="preserve">的方程式。</w:t>
+        <w:t xml:space="preserve">6-2 </w:t>
+      </w:r>
+      <w:r>
+        <w:rPr>
+          <w:rFonts w:ascii="Times New Roman" w:hAnsi="Times New Roman" w:cs="Times New Roman" w:eastAsia="SimSun"/>
+        </w:rPr>
+        <w:t xml:space="preserve">对于处于一定三维结构的水,</w:t>
+      </w:r>
+      <w:r>
+        <w:t xml:space="preserve"> </w:t>
+      </w:r>
+      <w:r>
+        <w:rPr>
+          <w:rFonts w:ascii="Times New Roman" w:hAnsi="Times New Roman" w:cs="Times New Roman" w:eastAsia="SimSun"/>
+        </w:rPr>
+        <w:t xml:space="preserve">例如聚乙烯醇(PVA)水凝胶中所含的水,</w:t>
+      </w:r>
+      <w:r>
+        <w:t xml:space="preserve"> </w:t>
+      </w:r>
+      <w:r>
+        <w:rPr>
+          <w:rFonts w:ascii="Times New Roman" w:hAnsi="Times New Roman" w:cs="Times New Roman" w:eastAsia="SimSun"/>
+        </w:rPr>
+        <w:t xml:space="preserve">实验测得其</w:t>
+      </w:r>
+      <w:r>
+        <w:t xml:space="preserve"> </w:t>
+      </w:r>
+      <m:oMath>
+        <m:sSub>
+          <m:e>
+            <m:r>
+              <w:rPr>
+                <w:rFonts w:ascii="Times New Roman" w:hAnsi="Times New Roman" w:cs="Times New Roman" w:eastAsia="SimSun"/>
+              </w:rPr>
+              <m:t>J</m:t>
+            </m:r>
+          </m:e>
+          <m:sub>
+            <m:r>
+              <w:rPr>
+                <w:rFonts w:ascii="Times New Roman" w:hAnsi="Times New Roman" w:cs="Times New Roman" w:eastAsia="SimSun"/>
+              </w:rPr>
+              <m:t>t</m:t>
+            </m:r>
+            <m:r>
+              <w:rPr>
+                <w:rFonts w:ascii="Times New Roman" w:hAnsi="Times New Roman" w:cs="Times New Roman" w:eastAsia="SimSun"/>
+              </w:rPr>
+              <m:t>m</m:t>
+            </m:r>
+            <m:r>
+              <w:rPr>
+                <w:rFonts w:ascii="Times New Roman" w:hAnsi="Times New Roman" w:cs="Times New Roman" w:eastAsia="SimSun"/>
+              </w:rPr>
+              <m:t>a</m:t>
+            </m:r>
+            <m:r>
+              <w:rPr>
+                <w:rFonts w:ascii="Times New Roman" w:hAnsi="Times New Roman" w:cs="Times New Roman" w:eastAsia="SimSun"/>
+              </w:rPr>
+              <m:t>x</m:t>
+            </m:r>
+          </m:sub>
+        </m:sSub>
+      </m:oMath>
+      <w:r>
+        <w:t xml:space="preserve"> </w:t>
+      </w:r>
+      <w:r>
+        <w:rPr>
+          <w:rFonts w:ascii="Times New Roman" w:hAnsi="Times New Roman" w:cs="Times New Roman" w:eastAsia="SimSun"/>
+        </w:rPr>
+        <w:t xml:space="preserve">竟高达</w:t>
+      </w:r>
+      <w:r>
+        <w:t xml:space="preserve"> </w:t>
+      </w:r>
+      <m:oMath>
+        <m:r>
+          <w:rPr>
+            <w:rFonts w:ascii="Times New Roman" w:hAnsi="Times New Roman" w:cs="Times New Roman" w:eastAsia="SimSun"/>
+          </w:rPr>
+          <m:t>4</m:t>
+        </m:r>
+        <m:r>
+          <m:rPr>
+            <m:sty m:val="p"/>
+          </m:rPr>
+          <w:rPr>
+            <w:rFonts w:ascii="Times New Roman" w:hAnsi="Times New Roman" w:cs="Times New Roman" w:eastAsia="SimSun"/>
+          </w:rPr>
+          <m:t>∼</m:t>
+        </m:r>
+        <m:r>
+          <w:rPr>
+            <w:rFonts w:ascii="Times New Roman" w:hAnsi="Times New Roman" w:cs="Times New Roman" w:eastAsia="SimSun"/>
+          </w:rPr>
+          <m:t>7</m:t>
+        </m:r>
+        <m:r>
+          <m:rPr>
+            <m:sty m:val="p"/>
+          </m:rPr>
+          <w:rPr>
+            <w:rFonts w:ascii="Times New Roman" w:hAnsi="Times New Roman" w:cs="Times New Roman" w:eastAsia="SimSun"/>
+          </w:rPr>
+          <m:t> </m:t>
+        </m:r>
+        <m:r>
+          <m:rPr>
+            <m:sty m:val="p"/>
+          </m:rPr>
+          <w:rPr>
+            <w:rFonts w:ascii="Times New Roman" w:hAnsi="Times New Roman" w:cs="Times New Roman" w:eastAsia="SimSun"/>
+          </w:rPr>
+          <m:t>k</m:t>
+        </m:r>
+        <m:r>
+          <m:rPr>
+            <m:sty m:val="p"/>
+          </m:rPr>
+          <w:rPr>
+            <w:rFonts w:ascii="Times New Roman" w:hAnsi="Times New Roman" w:cs="Times New Roman" w:eastAsia="SimSun"/>
+          </w:rPr>
+          <m:t>g</m:t>
+        </m:r>
+        <m:r>
+          <m:rPr>
+            <m:sty m:val="p"/>
+          </m:rPr>
+          <w:rPr>
+            <w:rFonts w:ascii="Times New Roman" w:hAnsi="Times New Roman" w:cs="Times New Roman" w:eastAsia="SimSun"/>
+          </w:rPr>
+          <m:t>⋅</m:t>
+        </m:r>
+        <m:sSup>
+          <m:e>
+            <m:r>
+              <m:rPr>
+                <m:sty m:val="p"/>
+              </m:rPr>
+              <w:rPr>
+                <w:rFonts w:ascii="Times New Roman" w:hAnsi="Times New Roman" w:cs="Times New Roman" w:eastAsia="SimSun"/>
+              </w:rPr>
+              <m:t>m</m:t>
+            </m:r>
+          </m:e>
+          <m:sup>
+            <m:r>
+              <m:rPr>
+                <m:sty m:val="p"/>
+              </m:rPr>
+              <w:rPr>
+                <w:rFonts w:ascii="Times New Roman" w:hAnsi="Times New Roman" w:cs="Times New Roman" w:eastAsia="SimSun"/>
+              </w:rPr>
+              <m:t>−</m:t>
+            </m:r>
+            <m:r>
+              <w:rPr>
+                <w:rFonts w:ascii="Times New Roman" w:hAnsi="Times New Roman" w:cs="Times New Roman" w:eastAsia="SimSun"/>
+              </w:rPr>
+              <m:t>2</m:t>
+            </m:r>
+          </m:sup>
+        </m:sSup>
+        <m:r>
+          <m:rPr>
+            <m:sty m:val="p"/>
+          </m:rPr>
+          <w:rPr>
+            <w:rFonts w:ascii="Times New Roman" w:hAnsi="Times New Roman" w:cs="Times New Roman" w:eastAsia="SimSun"/>
+          </w:rPr>
+          <m:t>⋅</m:t>
+        </m:r>
+        <m:sSup>
+          <m:e>
+            <m:r>
+              <m:rPr>
+                <m:sty m:val="p"/>
+              </m:rPr>
+              <w:rPr>
+                <w:rFonts w:ascii="Times New Roman" w:hAnsi="Times New Roman" w:cs="Times New Roman" w:eastAsia="SimSun"/>
+              </w:rPr>
+              <m:t>h</m:t>
+            </m:r>
+          </m:e>
+          <m:sup>
+            <m:r>
+              <m:rPr>
+                <m:sty m:val="p"/>
+              </m:rPr>
+              <w:rPr>
+                <w:rFonts w:ascii="Times New Roman" w:hAnsi="Times New Roman" w:cs="Times New Roman" w:eastAsia="SimSun"/>
+              </w:rPr>
+              <m:t>−</m:t>
+            </m:r>
+            <m:r>
+              <w:rPr>
+                <w:rFonts w:ascii="Times New Roman" w:hAnsi="Times New Roman" w:cs="Times New Roman" w:eastAsia="SimSun"/>
+              </w:rPr>
+              <m:t>1</m:t>
+            </m:r>
+          </m:sup>
+        </m:sSup>
+      </m:oMath>
+      <w:r>
+        <w:t xml:space="preserve"> </w:t>
+      </w:r>
+      <w:r>
+        <w:t xml:space="preserve">, </w:t>
+      </w:r>
+      <w:r>
+        <w:rPr>
+          <w:rFonts w:ascii="Times New Roman" w:hAnsi="Times New Roman" w:cs="Times New Roman" w:eastAsia="SimSun"/>
+        </w:rPr>
+        <w:t xml:space="preserve">远超</w:t>
+      </w:r>
+      <w:r>
+        <w:t xml:space="preserve"> 6-1 </w:t>
+      </w:r>
+      <w:r>
+        <w:rPr>
+          <w:rFonts w:ascii="Times New Roman" w:hAnsi="Times New Roman" w:cs="Times New Roman" w:eastAsia="SimSun"/>
+        </w:rPr>
+        <w:t xml:space="preserve">中的估算值。</w:t>
       </w:r>
     </w:p>
+    <w:tbl>
+      <w:tblPr>
+        <w:tblStyle w:val="Table"/>
+        <w:tblW w:type="dxa" w:w="9752"/>
+        <w:tblBorders>
+          <w:top w:val="single" w:sz="6" w:space="0" w:color="000000"/>
+          <w:left w:val="single" w:sz="6" w:space="0" w:color="000000"/>
+          <w:bottom w:val="single" w:sz="6" w:space="0" w:color="000000"/>
+          <w:right w:val="single" w:sz="6" w:space="0" w:color="000000"/>
+          <w:insideH w:val="single" w:sz="6" w:space="0" w:color="000000"/>
+          <w:insideV w:val="single" w:sz="6" w:space="0" w:color="000000"/>
+        </w:tblBorders>
+        <w:tblLayout w:type="fixed"/>
+        <w:tblLook w:firstRow="0" w:lastRow="0" w:firstColumn="0" w:lastColumn="0" w:noHBand="0" w:noVBand="0" w:val="0000"/>
+      </w:tblPr>
+      <w:tblGrid>
+        <w:gridCol w:w="3250"/>
+        <w:gridCol w:w="3250"/>
+        <w:gridCol w:w="3252"/>
+      </w:tblGrid>
+      <w:tr>
+        <w:tc>
+          <w:tcPr>
+            <w:tcW w:type="dxa" w:w="3250"/>
+          </w:tcPr>
+          <w:tcPr/>
+          <w:p>
+            <w:pPr>
+              <w:pStyle w:val="Compact"/>
+              <w:jc w:val="center"/>
+            </w:pPr>
+            <w:r>
+              <w:drawing>
+                <wp:inline>
+                  <wp:extent cx="1568400" cy="1368178"/>
+                  <wp:effectExtent b="0" l="0" r="0" t="0"/>
+                  <wp:docPr descr="" title="" id="80" name="Picture"/>
+                  <a:graphic>
+                    <a:graphicData uri="http://schemas.openxmlformats.org/drawingml/2006/picture">
+                      <pic:pic>
+                        <pic:nvPicPr>
+                          <pic:cNvPr descr="38af43a60ccea950f7d90132b78e5f883a4b9d6114f5f7e56efd88660a85ab84.jpg" id="81" name="Picture"/>
+                          <pic:cNvPicPr>
+                            <a:picLocks noChangeArrowheads="1" noChangeAspect="1"/>
+                          </pic:cNvPicPr>
+                        </pic:nvPicPr>
+                        <pic:blipFill>
+                          <a:blip r:embed="rId79"/>
+                          <a:stretch>
+                            <a:fillRect/>
+                          </a:stretch>
+                        </pic:blipFill>
+                        <pic:spPr bwMode="auto">
+                          <a:xfrm>
+                            <a:off x="0" y="0"/>
+                            <a:ext cx="1568400" cy="1368178"/>
+                          </a:xfrm>
+                          <a:prstGeom prst="rect">
+                            <a:avLst/>
+                          </a:prstGeom>
+                          <a:noFill/>
+                          <a:ln w="9525">
+                            <a:noFill/>
+                            <a:headEnd/>
+                            <a:tailEnd/>
+                          </a:ln>
+                        </pic:spPr>
+                      </pic:pic>
+                    </a:graphicData>
+                  </a:graphic>
+                </wp:inline>
+              </w:drawing>
+            </w:r>
+          </w:p>
+        </w:tc>
+        <w:tc>
+          <w:tcPr>
+            <w:tcW w:type="dxa" w:w="3250"/>
+          </w:tcPr>
+          <w:tcPr/>
+          <w:p>
+            <w:pPr>
+              <w:pStyle w:val="Compact"/>
+              <w:jc w:val="center"/>
+            </w:pPr>
+            <w:r>
+              <w:drawing>
+                <wp:inline>
+                  <wp:extent cx="1568400" cy="1350915"/>
+                  <wp:effectExtent b="0" l="0" r="0" t="0"/>
+                  <wp:docPr descr="" title="" id="83" name="Picture"/>
+                  <a:graphic>
+                    <a:graphicData uri="http://schemas.openxmlformats.org/drawingml/2006/picture">
+                      <pic:pic>
+                        <pic:nvPicPr>
+                          <pic:cNvPr descr="81a30f4af75c11d9caab186a9977878a4fc34f10dafe4ccd26676cbc2c66d8f2.jpg" id="84" name="Picture"/>
+                          <pic:cNvPicPr>
+                            <a:picLocks noChangeArrowheads="1" noChangeAspect="1"/>
+                          </pic:cNvPicPr>
+                        </pic:nvPicPr>
+                        <pic:blipFill>
+                          <a:blip r:embed="rId82"/>
+                          <a:stretch>
+                            <a:fillRect/>
+                          </a:stretch>
+                        </pic:blipFill>
+                        <pic:spPr bwMode="auto">
+                          <a:xfrm>
+                            <a:off x="0" y="0"/>
+                            <a:ext cx="1568400" cy="1350915"/>
+                          </a:xfrm>
+                          <a:prstGeom prst="rect">
+                            <a:avLst/>
+                          </a:prstGeom>
+                          <a:noFill/>
+                          <a:ln w="9525">
+                            <a:noFill/>
+                            <a:headEnd/>
+                            <a:tailEnd/>
+                          </a:ln>
+                        </pic:spPr>
+                      </pic:pic>
+                    </a:graphicData>
+                  </a:graphic>
+                </wp:inline>
+              </w:drawing>
+            </w:r>
+          </w:p>
+        </w:tc>
+        <w:tc>
+          <w:tcPr>
+            <w:tcW w:type="dxa" w:w="3252"/>
+          </w:tcPr>
+          <w:tcPr/>
+          <w:p>
+            <w:pPr>
+              <w:pStyle w:val="Compact"/>
+              <w:jc w:val="center"/>
+            </w:pPr>
+            <w:r>
+              <w:drawing>
+                <wp:inline>
+                  <wp:extent cx="1568400" cy="1416475"/>
+                  <wp:effectExtent b="0" l="0" r="0" t="0"/>
+                  <wp:docPr descr="" title="" id="86" name="Picture"/>
+                  <a:graphic>
+                    <a:graphicData uri="http://schemas.openxmlformats.org/drawingml/2006/picture">
+                      <pic:pic>
+                        <pic:nvPicPr>
+                          <pic:cNvPr descr="a5a8eb811bd4258bddc146ba3b91f6ce3b16a9656a9d1c09b9fc9e3324271e33.jpg" id="87" name="Picture"/>
+                          <pic:cNvPicPr>
+                            <a:picLocks noChangeArrowheads="1" noChangeAspect="1"/>
+                          </pic:cNvPicPr>
+                        </pic:nvPicPr>
+                        <pic:blipFill>
+                          <a:blip r:embed="rId85"/>
+                          <a:stretch>
+                            <a:fillRect/>
+                          </a:stretch>
+                        </pic:blipFill>
+                        <pic:spPr bwMode="auto">
+                          <a:xfrm>
+                            <a:off x="0" y="0"/>
+                            <a:ext cx="1568400" cy="1416475"/>
+                          </a:xfrm>
+                          <a:prstGeom prst="rect">
+                            <a:avLst/>
+                          </a:prstGeom>
+                          <a:noFill/>
+                          <a:ln w="9525">
+                            <a:noFill/>
+                            <a:headEnd/>
+                            <a:tailEnd/>
+                          </a:ln>
+                        </pic:spPr>
+                      </pic:pic>
+                    </a:graphicData>
+                  </a:graphic>
+                </wp:inline>
+              </w:drawing>
+            </w:r>
+          </w:p>
+        </w:tc>
+      </w:tr>
+    </w:tbl>
     <w:p>
       <w:pPr>
         <w:pStyle w:val="BodyText"/>
         <w:spacing w:before="0" w:after="0" w:line="276" w:lineRule="auto"/>
+        <w:ind w:firstLineChars="200" w:firstLine="420"/>
       </w:pPr>
       <w:r>
-        <w:t xml:space="preserve">6-2 RKEF </w:t>
-      </w:r>
-      <w:r>
-        <w:rPr>
-          <w:rFonts w:ascii="Times New Roman" w:hAnsi="Times New Roman" w:cs="Times New Roman" w:eastAsia="SimSun"/>
-        </w:rPr>
-        <w:t xml:space="preserve">工艺在一定程度上解决了这一问题:</w:t>
-      </w:r>
-      <w:r>
-        <w:t xml:space="preserve"> </w:t>
-      </w:r>
-      <w:r>
-        <w:rPr>
-          <w:rFonts w:ascii="Times New Roman" w:hAnsi="Times New Roman" w:cs="Times New Roman" w:eastAsia="SimSun"/>
-        </w:rPr>
-        <w:t xml:space="preserve">向矿石中加入过量</w:t>
-      </w:r>
-      <w:r>
-        <w:t xml:space="preserve"> </w:t>
-      </w:r>
-      <m:oMath>
-        <m:sSub>
-          <m:e>
-            <m:r>
-              <m:rPr>
-                <m:sty m:val="p"/>
-              </m:rPr>
-              <w:rPr>
-                <w:rFonts w:ascii="Times New Roman" w:hAnsi="Times New Roman" w:cs="Times New Roman" w:eastAsia="SimSun"/>
-              </w:rPr>
-              <m:t>S</m:t>
-            </m:r>
-            <m:r>
-              <m:rPr>
-                <m:sty m:val="p"/>
-              </m:rPr>
-              <w:rPr>
-                <w:rFonts w:ascii="Times New Roman" w:hAnsi="Times New Roman" w:cs="Times New Roman" w:eastAsia="SimSun"/>
-              </w:rPr>
-              <m:t>i</m:t>
-            </m:r>
-            <m:r>
-              <m:rPr>
-                <m:sty m:val="p"/>
-              </m:rPr>
-              <w:rPr>
-                <w:rFonts w:ascii="Times New Roman" w:hAnsi="Times New Roman" w:cs="Times New Roman" w:eastAsia="SimSun"/>
-              </w:rPr>
-              <m:t>O</m:t>
-            </m:r>
-          </m:e>
-          <m:sub>
-            <m:r>
-              <w:rPr>
-                <w:rFonts w:ascii="Times New Roman" w:hAnsi="Times New Roman" w:cs="Times New Roman" w:eastAsia="SimSun"/>
-              </w:rPr>
-              <m:t>2</m:t>
-            </m:r>
-          </m:sub>
-        </m:sSub>
-      </m:oMath>
-      <w:r>
-        <w:t xml:space="preserve"> </w:t>
-      </w:r>
-      <w:r>
-        <w:t xml:space="preserve">, </w:t>
-      </w:r>
-      <w:r>
-        <w:rPr>
-          <w:rFonts w:ascii="Times New Roman" w:hAnsi="Times New Roman" w:cs="Times New Roman" w:eastAsia="SimSun"/>
-        </w:rPr>
-        <w:t xml:space="preserve">在空气中充分焙烧,</w:t>
-      </w:r>
-      <w:r>
-        <w:t xml:space="preserve"> </w:t>
-      </w:r>
-      <w:r>
-        <w:rPr>
-          <w:rFonts w:ascii="Times New Roman" w:hAnsi="Times New Roman" w:cs="Times New Roman" w:eastAsia="SimSun"/>
-        </w:rPr>
-        <w:t xml:space="preserve">使所有</w:t>
-      </w:r>
-      <w:r>
-        <w:t xml:space="preserve"> </w:t>
-      </w:r>
-      <m:oMath>
-        <m:sSub>
-          <m:e>
-            <m:r>
-              <m:rPr>
-                <m:sty m:val="p"/>
-              </m:rPr>
-              <w:rPr>
-                <w:rFonts w:ascii="Times New Roman" w:hAnsi="Times New Roman" w:cs="Times New Roman" w:eastAsia="SimSun"/>
-              </w:rPr>
-              <m:t>F</m:t>
-            </m:r>
-            <m:r>
-              <m:rPr>
-                <m:sty m:val="p"/>
-              </m:rPr>
-              <w:rPr>
-                <w:rFonts w:ascii="Times New Roman" w:hAnsi="Times New Roman" w:cs="Times New Roman" w:eastAsia="SimSun"/>
-              </w:rPr>
-              <m:t>e</m:t>
-            </m:r>
-          </m:e>
-          <m:sub>
-            <m:r>
-              <w:rPr>
-                <w:rFonts w:ascii="Times New Roman" w:hAnsi="Times New Roman" w:cs="Times New Roman" w:eastAsia="SimSun"/>
-              </w:rPr>
-              <m:t>3</m:t>
-            </m:r>
-          </m:sub>
-        </m:sSub>
-        <m:sSub>
-          <m:e>
-            <m:r>
-              <m:rPr>
-                <m:sty m:val="p"/>
-              </m:rPr>
-              <w:rPr>
-                <w:rFonts w:ascii="Times New Roman" w:hAnsi="Times New Roman" w:cs="Times New Roman" w:eastAsia="SimSun"/>
-              </w:rPr>
-              <m:t>O</m:t>
-            </m:r>
-          </m:e>
-          <m:sub>
-            <m:r>
-              <w:rPr>
-                <w:rFonts w:ascii="Times New Roman" w:hAnsi="Times New Roman" w:cs="Times New Roman" w:eastAsia="SimSun"/>
-              </w:rPr>
-              <m:t>4</m:t>
-            </m:r>
-          </m:sub>
-        </m:sSub>
-      </m:oMath>
-      <w:r>
-        <w:t xml:space="preserve"> </w:t>
-      </w:r>
-      <w:r>
-        <w:rPr>
-          <w:rFonts w:ascii="Times New Roman" w:hAnsi="Times New Roman" w:cs="Times New Roman" w:eastAsia="SimSun"/>
-        </w:rPr>
-        <w:t xml:space="preserve">杂质都转化为一种含</w:t>
-      </w:r>
-      <w:r>
-        <w:t xml:space="preserve"> Si</w:t>
-      </w:r>
-      <w:r>
-        <w:t xml:space="preserve"> </w:t>
-      </w:r>
-      <m:oMath>
-        <m:r>
-          <w:rPr>
-            <w:rFonts w:ascii="Times New Roman" w:hAnsi="Times New Roman" w:cs="Times New Roman" w:eastAsia="SimSun"/>
-          </w:rPr>
-          <m:t>24.79</m:t>
-        </m:r>
-        <m:r>
-          <m:rPr>
-            <m:sty m:val="p"/>
-          </m:rPr>
-          <w:rPr>
-            <w:rFonts w:ascii="Times New Roman" w:hAnsi="Times New Roman" w:cs="Times New Roman" w:eastAsia="SimSun"/>
-          </w:rPr>
-          <m:t>%</m:t>
-        </m:r>
-      </m:oMath>
-      <w:r>
-        <w:t xml:space="preserve"> </w:t>
-      </w:r>
-      <w:r>
-        <w:rPr>
-          <w:rFonts w:ascii="Times New Roman" w:hAnsi="Times New Roman" w:cs="Times New Roman" w:eastAsia="SimSun"/>
-        </w:rPr>
-        <w:t xml:space="preserve">的熔渣</w:t>
-      </w:r>
-      <w:r>
-        <w:t xml:space="preserve"> E, </w:t>
-      </w:r>
-      <w:r>
-        <w:rPr>
-          <w:rFonts w:ascii="Times New Roman" w:hAnsi="Times New Roman" w:cs="Times New Roman" w:eastAsia="SimSun"/>
-        </w:rPr>
-        <w:t xml:space="preserve">其中</w:t>
-      </w:r>
-      <w:r>
-        <w:t xml:space="preserve"> n(Si):n(O) = 1:3 </w:t>
-      </w:r>
-      <w:r>
-        <w:rPr>
-          <w:rFonts w:ascii="Times New Roman" w:hAnsi="Times New Roman" w:cs="Times New Roman" w:eastAsia="SimSun"/>
-        </w:rPr>
-        <w:t xml:space="preserve">(反应</w:t>
-      </w:r>
-      <w:r>
-        <w:t xml:space="preserve"> 3); </w:t>
-      </w:r>
-      <w:r>
-        <w:rPr>
-          <w:rFonts w:ascii="Times New Roman" w:hAnsi="Times New Roman" w:cs="Times New Roman" w:eastAsia="SimSun"/>
-        </w:rPr>
-        <w:t xml:space="preserve">而后加入一定量的</w:t>
-      </w:r>
-      <w:r>
-        <w:t xml:space="preserve"> CaO, </w:t>
-      </w:r>
-      <w:r>
-        <w:rPr>
-          <w:rFonts w:ascii="Times New Roman" w:hAnsi="Times New Roman" w:cs="Times New Roman" w:eastAsia="SimSun"/>
-        </w:rPr>
-        <w:t xml:space="preserve">将过量的</w:t>
-      </w:r>
-      <w:r>
-        <w:t xml:space="preserve"> </w:t>
-      </w:r>
-      <m:oMath>
-        <m:sSub>
-          <m:e>
-            <m:r>
-              <m:rPr>
-                <m:sty m:val="p"/>
-              </m:rPr>
-              <w:rPr>
-                <w:rFonts w:ascii="Times New Roman" w:hAnsi="Times New Roman" w:cs="Times New Roman" w:eastAsia="SimSun"/>
-              </w:rPr>
-              <m:t>S</m:t>
-            </m:r>
-            <m:r>
-              <m:rPr>
-                <m:sty m:val="p"/>
-              </m:rPr>
-              <w:rPr>
-                <w:rFonts w:ascii="Times New Roman" w:hAnsi="Times New Roman" w:cs="Times New Roman" w:eastAsia="SimSun"/>
-              </w:rPr>
-              <m:t>i</m:t>
-            </m:r>
-            <m:r>
-              <m:rPr>
-                <m:sty m:val="p"/>
-              </m:rPr>
-              <w:rPr>
-                <w:rFonts w:ascii="Times New Roman" w:hAnsi="Times New Roman" w:cs="Times New Roman" w:eastAsia="SimSun"/>
-              </w:rPr>
-              <m:t>O</m:t>
-            </m:r>
-          </m:e>
-          <m:sub>
-            <m:r>
-              <w:rPr>
-                <w:rFonts w:ascii="Times New Roman" w:hAnsi="Times New Roman" w:cs="Times New Roman" w:eastAsia="SimSun"/>
-              </w:rPr>
-              <m:t>2</m:t>
-            </m:r>
-          </m:sub>
-        </m:sSub>
-      </m:oMath>
-      <w:r>
-        <w:t xml:space="preserve"> </w:t>
-      </w:r>
-      <w:r>
-        <w:rPr>
-          <w:rFonts w:ascii="Times New Roman" w:hAnsi="Times New Roman" w:cs="Times New Roman" w:eastAsia="SimSun"/>
-        </w:rPr>
-        <w:t xml:space="preserve">转化为</w:t>
-      </w:r>
-      <w:r>
-        <w:t xml:space="preserve"> </w:t>
-      </w:r>
-      <m:oMath>
-        <m:sSub>
-          <m:e>
-            <m:r>
-              <m:rPr>
-                <m:sty m:val="p"/>
-              </m:rPr>
-              <w:rPr>
-                <w:rFonts w:ascii="Times New Roman" w:hAnsi="Times New Roman" w:cs="Times New Roman" w:eastAsia="SimSun"/>
-              </w:rPr>
-              <m:t>C</m:t>
-            </m:r>
-            <m:r>
-              <m:rPr>
-                <m:sty m:val="p"/>
-              </m:rPr>
-              <w:rPr>
-                <w:rFonts w:ascii="Times New Roman" w:hAnsi="Times New Roman" w:cs="Times New Roman" w:eastAsia="SimSun"/>
-              </w:rPr>
-              <m:t>a</m:t>
-            </m:r>
-            <m:r>
-              <m:rPr>
-                <m:sty m:val="p"/>
-              </m:rPr>
-              <w:rPr>
-                <w:rFonts w:ascii="Times New Roman" w:hAnsi="Times New Roman" w:cs="Times New Roman" w:eastAsia="SimSun"/>
-              </w:rPr>
-              <m:t>S</m:t>
-            </m:r>
-            <m:r>
-              <m:rPr>
-                <m:sty m:val="p"/>
-              </m:rPr>
-              <w:rPr>
-                <w:rFonts w:ascii="Times New Roman" w:hAnsi="Times New Roman" w:cs="Times New Roman" w:eastAsia="SimSun"/>
-              </w:rPr>
-              <m:t>i</m:t>
-            </m:r>
-            <m:r>
-              <m:rPr>
-                <m:sty m:val="p"/>
-              </m:rPr>
-              <w:rPr>
-                <w:rFonts w:ascii="Times New Roman" w:hAnsi="Times New Roman" w:cs="Times New Roman" w:eastAsia="SimSun"/>
-              </w:rPr>
-              <m:t>O</m:t>
-            </m:r>
-          </m:e>
-          <m:sub>
-            <m:r>
-              <w:rPr>
-                <w:rFonts w:ascii="Times New Roman" w:hAnsi="Times New Roman" w:cs="Times New Roman" w:eastAsia="SimSun"/>
-              </w:rPr>
-              <m:t>3</m:t>
-            </m:r>
-          </m:sub>
-        </m:sSub>
-      </m:oMath>
-      <w:r>
-        <w:t xml:space="preserve"> </w:t>
-      </w:r>
-      <w:r>
-        <w:t xml:space="preserve">, </w:t>
-      </w:r>
-      <w:r>
-        <w:rPr>
-          <w:rFonts w:ascii="Times New Roman" w:hAnsi="Times New Roman" w:cs="Times New Roman" w:eastAsia="SimSun"/>
-        </w:rPr>
-        <w:t xml:space="preserve">除去杂渣,</w:t>
-      </w:r>
-      <w:r>
-        <w:t xml:space="preserve"> </w:t>
-      </w:r>
-      <w:r>
-        <w:rPr>
-          <w:rFonts w:ascii="Times New Roman" w:hAnsi="Times New Roman" w:cs="Times New Roman" w:eastAsia="SimSun"/>
-        </w:rPr>
-        <w:t xml:space="preserve">将剩余产物用</w:t>
-      </w:r>
-      <w:r>
-        <w:t xml:space="preserve"> </w:t>
-      </w:r>
-      <m:oMath>
-        <m:sSub>
-          <m:e>
-            <m:r>
-              <m:rPr>
-                <m:sty m:val="p"/>
-              </m:rPr>
-              <w:rPr>
-                <w:rFonts w:ascii="Times New Roman" w:hAnsi="Times New Roman" w:cs="Times New Roman" w:eastAsia="SimSun"/>
-              </w:rPr>
-              <m:t>H</m:t>
-            </m:r>
-          </m:e>
-          <m:sub>
-            <m:r>
-              <w:rPr>
-                <w:rFonts w:ascii="Times New Roman" w:hAnsi="Times New Roman" w:cs="Times New Roman" w:eastAsia="SimSun"/>
-              </w:rPr>
-              <m:t>2</m:t>
-            </m:r>
-          </m:sub>
-        </m:sSub>
-      </m:oMath>
-      <w:r>
-        <w:t xml:space="preserve"> </w:t>
-      </w:r>
-      <w:r>
-        <w:rPr>
-          <w:rFonts w:ascii="Times New Roman" w:hAnsi="Times New Roman" w:cs="Times New Roman" w:eastAsia="SimSun"/>
-        </w:rPr>
-        <w:t xml:space="preserve">还原即可得到较纯的单质</w:t>
-      </w:r>
-      <w:r>
-        <w:t xml:space="preserve"> </w:t>
-      </w:r>
-      <w:r>
-        <w:rPr>
-          <w:rFonts w:ascii="Times New Roman" w:hAnsi="Times New Roman" w:cs="Times New Roman" w:eastAsia="SimSun"/>
-        </w:rPr>
-        <w:t xml:space="preserve">X。给出</w:t>
-      </w:r>
-      <w:r>
-        <w:t xml:space="preserve"> E </w:t>
-      </w:r>
-      <w:r>
-        <w:rPr>
-          <w:rFonts w:ascii="Times New Roman" w:hAnsi="Times New Roman" w:cs="Times New Roman" w:eastAsia="SimSun"/>
-        </w:rPr>
-        <w:t xml:space="preserve">的化学式,</w:t>
-      </w:r>
-      <w:r>
-        <w:t xml:space="preserve"> </w:t>
-      </w:r>
-      <w:r>
-        <w:rPr>
-          <w:rFonts w:ascii="Times New Roman" w:hAnsi="Times New Roman" w:cs="Times New Roman" w:eastAsia="SimSun"/>
-        </w:rPr>
-        <w:t xml:space="preserve">并写出反应</w:t>
-      </w:r>
-      <w:r>
-        <w:t xml:space="preserve"> 3 </w:t>
-      </w:r>
-      <w:r>
-        <w:rPr>
-          <w:rFonts w:ascii="Times New Roman" w:hAnsi="Times New Roman" w:cs="Times New Roman" w:eastAsia="SimSun"/>
-        </w:rPr>
-        <w:t xml:space="preserve">的化学方程式。</w:t>
-      </w:r>
-    </w:p>
-    <w:p>
-      <w:pPr>
-        <w:pStyle w:val="BodyText"/>
-        <w:spacing w:before="0" w:after="0" w:line="276" w:lineRule="auto"/>
-      </w:pPr>
-      <w:r>
-        <w:t xml:space="preserve">6-3 </w:t>
-      </w:r>
-      <w:r>
-        <w:rPr>
-          <w:rFonts w:ascii="Times New Roman" w:hAnsi="Times New Roman" w:cs="Times New Roman" w:eastAsia="SimSun"/>
-        </w:rPr>
-        <w:t xml:space="preserve">为了提取更纯的</w:t>
-      </w:r>
-      <w:r>
-        <w:t xml:space="preserve"> </w:t>
-      </w:r>
-      <m:oMath>
-        <m:r>
-          <m:rPr>
-            <m:sty m:val="bi"/>
-          </m:rPr>
-          <w:rPr>
-            <w:rFonts w:ascii="Times New Roman" w:hAnsi="Times New Roman" w:cs="Times New Roman" w:eastAsia="SimSun"/>
-          </w:rPr>
-          <m:t>X</m:t>
-        </m:r>
-      </m:oMath>
-      <w:r>
-        <w:t xml:space="preserve"> </w:t>
-      </w:r>
-      <w:r>
-        <w:t xml:space="preserve">, </w:t>
-      </w:r>
-      <w:r>
-        <w:rPr>
-          <w:rFonts w:ascii="Times New Roman" w:hAnsi="Times New Roman" w:cs="Times New Roman" w:eastAsia="SimSun"/>
-        </w:rPr>
-        <w:t xml:space="preserve">人们又开发了</w:t>
-      </w:r>
-      <w:r>
-        <w:t xml:space="preserve"> Mond </w:t>
-      </w:r>
-      <w:r>
-        <w:rPr>
-          <w:rFonts w:ascii="Times New Roman" w:hAnsi="Times New Roman" w:cs="Times New Roman" w:eastAsia="SimSun"/>
-        </w:rPr>
-        <w:t xml:space="preserve">法。</w:t>
+        <w:rPr>
+          <w:rFonts w:ascii="Times New Roman" w:hAnsi="Times New Roman" w:cs="Times New Roman" w:eastAsia="SimSun"/>
+        </w:rPr>
+        <w:t xml:space="preserve">图</w:t>
+      </w:r>
+      <w:r>
+        <w:t xml:space="preserve"> D、E、F </w:t>
+      </w:r>
+      <w:r>
+        <w:rPr>
+          <w:rFonts w:ascii="Times New Roman" w:hAnsi="Times New Roman" w:cs="Times New Roman" w:eastAsia="SimSun"/>
+        </w:rPr>
+        <w:t xml:space="preserve">显示了不同含水量的</w:t>
+      </w:r>
+      <w:r>
+        <w:t xml:space="preserve"> PVA </w:t>
+      </w:r>
+      <w:r>
+        <w:rPr>
+          <w:rFonts w:ascii="Times New Roman" w:hAnsi="Times New Roman" w:cs="Times New Roman" w:eastAsia="SimSun"/>
+        </w:rPr>
+        <w:t xml:space="preserve">水凝胶对可见光的吸收率。</w:t>
       </w:r>
     </w:p>
     <w:p>
@@ -12292,328 +12724,70 @@
         <w:rPr>
           <w:rFonts w:ascii="Times New Roman" w:hAnsi="Times New Roman" w:cs="Times New Roman" w:eastAsia="SimSun"/>
         </w:rPr>
-        <w:t xml:space="preserve">如下图所示的一根长玻璃管，左右两端均可通过气体。在其左侧放有含杂质的</w:t>
-      </w:r>
-      <w:r>
-        <w:t xml:space="preserve"> X </w:t>
-      </w:r>
-      <w:r>
-        <w:rPr>
-          <w:rFonts w:ascii="Times New Roman" w:hAnsi="Times New Roman" w:cs="Times New Roman" w:eastAsia="SimSun"/>
-        </w:rPr>
-        <w:t xml:space="preserve">单质（体积可忽略不计），向整个玻璃管中极缓慢地通入</w:t>
-      </w:r>
-      <w:r>
-        <w:t xml:space="preserve"> </w:t>
-      </w:r>
-      <w:r>
-        <w:rPr>
-          <w:rFonts w:ascii="Times New Roman" w:hAnsi="Times New Roman" w:cs="Times New Roman" w:eastAsia="SimSun"/>
-        </w:rPr>
-        <w:t xml:space="preserve">CO，使</w:t>
-      </w:r>
-      <w:r>
-        <w:t xml:space="preserve"> CO </w:t>
-      </w:r>
-      <w:r>
-        <w:rPr>
-          <w:rFonts w:ascii="Times New Roman" w:hAnsi="Times New Roman" w:cs="Times New Roman" w:eastAsia="SimSun"/>
-        </w:rPr>
-        <w:t xml:space="preserve">浓度在反应过程中始终保持定值</w:t>
-      </w:r>
-      <w:r>
-        <w:t xml:space="preserve"> </w:t>
-      </w:r>
-      <m:oMath>
-        <m:r>
-          <m:rPr>
-            <m:sty m:val="p"/>
-          </m:rPr>
-          <w:rPr>
-            <w:rFonts w:ascii="Times New Roman" w:hAnsi="Times New Roman" w:cs="Times New Roman" w:eastAsia="SimSun"/>
-          </w:rPr>
-          <m:t>c</m:t>
-        </m:r>
-        <m:r>
-          <m:rPr>
-            <m:sty m:val="p"/>
-          </m:rPr>
-          <w:rPr>
-            <w:rFonts w:ascii="Times New Roman" w:hAnsi="Times New Roman" w:cs="Times New Roman" w:eastAsia="SimSun"/>
-          </w:rPr>
-          <m:t>(</m:t>
-        </m:r>
-        <m:r>
-          <m:rPr>
-            <m:sty m:val="p"/>
-          </m:rPr>
-          <w:rPr>
-            <w:rFonts w:ascii="Times New Roman" w:hAnsi="Times New Roman" w:cs="Times New Roman" w:eastAsia="SimSun"/>
-          </w:rPr>
-          <m:t>C</m:t>
-        </m:r>
-        <m:r>
-          <m:rPr>
-            <m:sty m:val="p"/>
-          </m:rPr>
-          <w:rPr>
-            <w:rFonts w:ascii="Times New Roman" w:hAnsi="Times New Roman" w:cs="Times New Roman" w:eastAsia="SimSun"/>
-          </w:rPr>
-          <m:t>O</m:t>
-        </m:r>
-        <m:r>
-          <m:rPr>
-            <m:sty m:val="p"/>
-          </m:rPr>
-          <w:rPr>
-            <w:rFonts w:ascii="Times New Roman" w:hAnsi="Times New Roman" w:cs="Times New Roman" w:eastAsia="SimSun"/>
-          </w:rPr>
-          <m:t>)</m:t>
-        </m:r>
-      </m:oMath>
-      <w:r>
-        <w:t xml:space="preserve"> </w:t>
-      </w:r>
-      <w:r>
-        <w:rPr>
-          <w:rFonts w:ascii="Times New Roman" w:hAnsi="Times New Roman" w:cs="Times New Roman" w:eastAsia="SimSun"/>
-        </w:rPr>
-        <w:t xml:space="preserve">，且忽略</w:t>
-      </w:r>
-      <w:r>
-        <w:t xml:space="preserve"> CO </w:t>
-      </w:r>
-      <w:r>
-        <w:rPr>
-          <w:rFonts w:ascii="Times New Roman" w:hAnsi="Times New Roman" w:cs="Times New Roman" w:eastAsia="SimSun"/>
-        </w:rPr>
-        <w:t xml:space="preserve">的流动速度。建立</w:t>
-      </w:r>
-      <w:r>
-        <w:t xml:space="preserve"> x </w:t>
-      </w:r>
-      <w:r>
-        <w:rPr>
-          <w:rFonts w:ascii="Times New Roman" w:hAnsi="Times New Roman" w:cs="Times New Roman" w:eastAsia="SimSun"/>
-        </w:rPr>
-        <w:t xml:space="preserve">坐标，设左侧放有</w:t>
-      </w:r>
-      <w:r>
-        <w:t xml:space="preserve"> X </w:t>
-      </w:r>
-      <w:r>
-        <w:rPr>
-          <w:rFonts w:ascii="Times New Roman" w:hAnsi="Times New Roman" w:cs="Times New Roman" w:eastAsia="SimSun"/>
-        </w:rPr>
-        <w:t xml:space="preserve">的位置</w:t>
-      </w:r>
-      <w:r>
-        <w:t xml:space="preserve"> </w:t>
-      </w:r>
-      <w:r>
-        <w:rPr>
-          <w:rFonts w:ascii="Times New Roman" w:hAnsi="Times New Roman" w:cs="Times New Roman" w:eastAsia="SimSun"/>
-        </w:rPr>
-        <w:t xml:space="preserve">x=0、温度为</w:t>
-      </w:r>
-      <w:r>
-        <w:t xml:space="preserve"> </w:t>
-      </w:r>
-      <m:oMath>
-        <m:sSub>
-          <m:e>
-            <m:r>
-              <w:rPr>
-                <w:rFonts w:ascii="Times New Roman" w:hAnsi="Times New Roman" w:cs="Times New Roman" w:eastAsia="SimSun"/>
-              </w:rPr>
-              <m:t>T</m:t>
-            </m:r>
-          </m:e>
-          <m:sub>
-            <m:r>
-              <w:rPr>
-                <w:rFonts w:ascii="Times New Roman" w:hAnsi="Times New Roman" w:cs="Times New Roman" w:eastAsia="SimSun"/>
-              </w:rPr>
-              <m:t>1</m:t>
-            </m:r>
-          </m:sub>
-        </m:sSub>
-      </m:oMath>
-      <w:r>
-        <w:t xml:space="preserve"> </w:t>
-      </w:r>
-      <w:r>
-        <w:rPr>
-          <w:rFonts w:ascii="Times New Roman" w:hAnsi="Times New Roman" w:cs="Times New Roman" w:eastAsia="SimSun"/>
-        </w:rPr>
-        <w:t xml:space="preserve">，右侧产生更纯的</w:t>
-      </w:r>
-      <w:r>
-        <w:t xml:space="preserve"> X </w:t>
-      </w:r>
-      <w:r>
-        <w:rPr>
-          <w:rFonts w:ascii="Times New Roman" w:hAnsi="Times New Roman" w:cs="Times New Roman" w:eastAsia="SimSun"/>
-        </w:rPr>
-        <w:t xml:space="preserve">的位置</w:t>
-      </w:r>
-      <w:r>
-        <w:t xml:space="preserve"> </w:t>
-      </w:r>
-      <w:r>
-        <w:rPr>
-          <w:rFonts w:ascii="Times New Roman" w:hAnsi="Times New Roman" w:cs="Times New Roman" w:eastAsia="SimSun"/>
-        </w:rPr>
-        <w:t xml:space="preserve">x=L、温度为</w:t>
-      </w:r>
-      <w:r>
-        <w:t xml:space="preserve"> </w:t>
-      </w:r>
-      <m:oMath>
-        <m:sSub>
-          <m:e>
-            <m:r>
-              <w:rPr>
-                <w:rFonts w:ascii="Times New Roman" w:hAnsi="Times New Roman" w:cs="Times New Roman" w:eastAsia="SimSun"/>
-              </w:rPr>
-              <m:t>T</m:t>
-            </m:r>
-          </m:e>
-          <m:sub>
-            <m:r>
-              <w:rPr>
-                <w:rFonts w:ascii="Times New Roman" w:hAnsi="Times New Roman" w:cs="Times New Roman" w:eastAsia="SimSun"/>
-              </w:rPr>
-              <m:t>2</m:t>
-            </m:r>
-          </m:sub>
-        </m:sSub>
-      </m:oMath>
-      <w:r>
-        <w:t xml:space="preserve"> </w:t>
-      </w:r>
-      <w:r>
-        <w:rPr>
-          <w:rFonts w:ascii="Times New Roman" w:hAnsi="Times New Roman" w:cs="Times New Roman" w:eastAsia="SimSun"/>
-        </w:rPr>
-        <w:t xml:space="preserve">（</w:t>
-      </w:r>
-      <w:r>
-        <w:t xml:space="preserve"> </w:t>
-      </w:r>
-      <m:oMath>
-        <m:sSub>
-          <m:e>
-            <m:r>
-              <w:rPr>
-                <w:rFonts w:ascii="Times New Roman" w:hAnsi="Times New Roman" w:cs="Times New Roman" w:eastAsia="SimSun"/>
-              </w:rPr>
-              <m:t>T</m:t>
-            </m:r>
-          </m:e>
-          <m:sub>
-            <m:r>
-              <w:rPr>
-                <w:rFonts w:ascii="Times New Roman" w:hAnsi="Times New Roman" w:cs="Times New Roman" w:eastAsia="SimSun"/>
-              </w:rPr>
-              <m:t>1</m:t>
-            </m:r>
-          </m:sub>
-        </m:sSub>
-        <m:r>
-          <m:rPr>
-            <m:sty m:val="p"/>
-          </m:rPr>
-          <w:rPr>
-            <w:rFonts w:ascii="Times New Roman" w:hAnsi="Times New Roman" w:cs="Times New Roman" w:eastAsia="SimSun"/>
-          </w:rPr>
-          <m:t>&lt;</m:t>
-        </m:r>
-        <m:sSub>
-          <m:e>
-            <m:r>
-              <w:rPr>
-                <w:rFonts w:ascii="Times New Roman" w:hAnsi="Times New Roman" w:cs="Times New Roman" w:eastAsia="SimSun"/>
-              </w:rPr>
-              <m:t>T</m:t>
-            </m:r>
-          </m:e>
-          <m:sub>
-            <m:r>
-              <w:rPr>
-                <w:rFonts w:ascii="Times New Roman" w:hAnsi="Times New Roman" w:cs="Times New Roman" w:eastAsia="SimSun"/>
-              </w:rPr>
-              <m:t>2</m:t>
-            </m:r>
-          </m:sub>
-        </m:sSub>
-      </m:oMath>
-      <w:r>
-        <w:t xml:space="preserve"> </w:t>
-      </w:r>
-      <w:r>
-        <w:rPr>
-          <w:rFonts w:ascii="Times New Roman" w:hAnsi="Times New Roman" w:cs="Times New Roman" w:eastAsia="SimSun"/>
-        </w:rPr>
-        <w:t xml:space="preserve">），假设温度随</w:t>
-      </w:r>
-      <w:r>
-        <w:t xml:space="preserve"> x </w:t>
-      </w:r>
-      <w:r>
-        <w:rPr>
-          <w:rFonts w:ascii="Times New Roman" w:hAnsi="Times New Roman" w:cs="Times New Roman" w:eastAsia="SimSun"/>
-        </w:rPr>
-        <w:t xml:space="preserve">线性变化。</w:t>
-      </w:r>
-    </w:p>
-    <w:p>
-      <w:pPr>
-        <w:pStyle w:val="BodyText"/>
-        <w:spacing w:before="120" w:after="120" w:line="240" w:lineRule="auto"/>
-        <w:jc w:val="center"/>
-      </w:pPr>
-      <w:r>
-        <w:drawing>
-          <wp:inline>
-            <wp:extent cx="2520000" cy="719164"/>
-            <wp:effectExtent b="0" l="0" r="0" t="0"/>
-            <wp:docPr descr="" title="" id="80" name="Picture"/>
-            <a:graphic>
-              <a:graphicData uri="http://schemas.openxmlformats.org/drawingml/2006/picture">
-                <pic:pic>
-                  <pic:nvPicPr>
-                    <pic:cNvPr descr="9fbf7ef86ef40d8e1ff254360213e9c13169e33b432581dca9a7b1a0e970b395.jpg" id="81" name="Picture"/>
-                    <pic:cNvPicPr>
-                      <a:picLocks noChangeArrowheads="1" noChangeAspect="1"/>
-                    </pic:cNvPicPr>
-                  </pic:nvPicPr>
-                  <pic:blipFill>
-                    <a:blip r:embed="rId79"/>
-                    <a:stretch>
-                      <a:fillRect/>
-                    </a:stretch>
-                  </pic:blipFill>
-                  <pic:spPr bwMode="auto">
-                    <a:xfrm>
-                      <a:off x="0" y="0"/>
-                      <a:ext cx="2520000" cy="719164"/>
-                    </a:xfrm>
-                    <a:prstGeom prst="rect">
-                      <a:avLst/>
-                    </a:prstGeom>
-                    <a:noFill/>
-                    <a:ln w="9525">
-                      <a:noFill/>
-                      <a:headEnd/>
-                      <a:tailEnd/>
-                    </a:ln>
-                  </pic:spPr>
-                </pic:pic>
-              </a:graphicData>
-            </a:graphic>
-          </wp:inline>
-        </w:drawing>
+        <w:t xml:space="preserve">词汇解释：PVA</w:t>
+      </w:r>
+      <w:r>
+        <w:t xml:space="preserve"> powder: </w:t>
+      </w:r>
+      <w:r>
+        <w:rPr>
+          <w:rFonts w:ascii="Times New Roman" w:hAnsi="Times New Roman" w:cs="Times New Roman" w:eastAsia="SimSun"/>
+        </w:rPr>
+        <w:t xml:space="preserve">纯</w:t>
+      </w:r>
+      <w:r>
+        <w:t xml:space="preserve"> PVA </w:t>
+      </w:r>
+      <w:r>
+        <w:rPr>
+          <w:rFonts w:ascii="Times New Roman" w:hAnsi="Times New Roman" w:cs="Times New Roman" w:eastAsia="SimSun"/>
+        </w:rPr>
+        <w:t xml:space="preserve">粉末；As-gelated</w:t>
+      </w:r>
+      <w:r>
+        <w:t xml:space="preserve"> PVA: </w:t>
+      </w:r>
+      <w:r>
+        <w:rPr>
+          <w:rFonts w:ascii="Times New Roman" w:hAnsi="Times New Roman" w:cs="Times New Roman" w:eastAsia="SimSun"/>
+        </w:rPr>
+        <w:t xml:space="preserve">凝胶状纯</w:t>
+      </w:r>
+      <w:r>
+        <w:t xml:space="preserve"> PVA; </w:t>
+      </w:r>
+      <w:r>
+        <w:rPr>
+          <w:rFonts w:ascii="Times New Roman" w:hAnsi="Times New Roman" w:cs="Times New Roman" w:eastAsia="SimSun"/>
+        </w:rPr>
+        <w:t xml:space="preserve">二者均不含水。Freeze</w:t>
+      </w:r>
+      <w:r>
+        <w:t xml:space="preserve"> thawed PVA: </w:t>
+      </w:r>
+      <w:r>
+        <w:rPr>
+          <w:rFonts w:ascii="Times New Roman" w:hAnsi="Times New Roman" w:cs="Times New Roman" w:eastAsia="SimSun"/>
+        </w:rPr>
+        <w:t xml:space="preserve">冻融</w:t>
+      </w:r>
+      <w:r>
+        <w:t xml:space="preserve"> PVA, </w:t>
+      </w:r>
+      <w:r>
+        <w:rPr>
+          <w:rFonts w:ascii="Times New Roman" w:hAnsi="Times New Roman" w:cs="Times New Roman" w:eastAsia="SimSun"/>
+        </w:rPr>
+        <w:t xml:space="preserve">含水。Freeze-dried:</w:t>
+      </w:r>
+      <w:r>
+        <w:t xml:space="preserve"> </w:t>
+      </w:r>
+      <w:r>
+        <w:rPr>
+          <w:rFonts w:ascii="Times New Roman" w:hAnsi="Times New Roman" w:cs="Times New Roman" w:eastAsia="SimSun"/>
+        </w:rPr>
+        <w:t xml:space="preserve">冻干。</w:t>
       </w:r>
     </w:p>
     <w:p>
@@ -12622,758 +12796,13 @@
         <w:spacing w:before="0" w:after="0" w:line="276" w:lineRule="auto"/>
       </w:pPr>
       <w:r>
-        <w:t xml:space="preserve">6-3-1 </w:t>
-      </w:r>
-      <w:r>
-        <w:rPr>
-          <w:rFonts w:ascii="Times New Roman" w:hAnsi="Times New Roman" w:cs="Times New Roman" w:eastAsia="SimSun"/>
-        </w:rPr>
-        <w:t xml:space="preserve">直接写出以</w:t>
-      </w:r>
-      <w:r>
-        <w:t xml:space="preserve"> </w:t>
-      </w:r>
-      <m:oMath>
-        <m:r>
-          <w:rPr>
-            <w:rFonts w:ascii="Times New Roman" w:hAnsi="Times New Roman" w:cs="Times New Roman" w:eastAsia="SimSun"/>
-          </w:rPr>
-          <m:t>x</m:t>
-        </m:r>
-      </m:oMath>
-      <w:r>
-        <w:t xml:space="preserve"> </w:t>
-      </w:r>
-      <w:r>
-        <w:rPr>
-          <w:rFonts w:ascii="Times New Roman" w:hAnsi="Times New Roman" w:cs="Times New Roman" w:eastAsia="SimSun"/>
-        </w:rPr>
-        <w:t xml:space="preserve">为自变量、T为因变量的</w:t>
-      </w:r>
-      <w:r>
-        <w:t xml:space="preserve"> </w:t>
-      </w:r>
-      <m:oMath>
-        <m:r>
-          <m:rPr>
-            <m:sty m:val="p"/>
-          </m:rPr>
-          <w:rPr>
-            <w:rFonts w:ascii="Times New Roman" w:hAnsi="Times New Roman" w:cs="Times New Roman" w:eastAsia="SimSun"/>
-          </w:rPr>
-          <m:t>T</m:t>
-        </m:r>
-        <m:r>
-          <m:rPr>
-            <m:sty m:val="p"/>
-          </m:rPr>
-          <w:rPr>
-            <w:rFonts w:ascii="Times New Roman" w:hAnsi="Times New Roman" w:cs="Times New Roman" w:eastAsia="SimSun"/>
-          </w:rPr>
-          <m:t>(</m:t>
-        </m:r>
-        <m:r>
-          <w:rPr>
-            <w:rFonts w:ascii="Times New Roman" w:hAnsi="Times New Roman" w:cs="Times New Roman" w:eastAsia="SimSun"/>
-          </w:rPr>
-          <m:t>x</m:t>
-        </m:r>
-        <m:r>
-          <m:rPr>
-            <m:sty m:val="p"/>
-          </m:rPr>
-          <w:rPr>
-            <w:rFonts w:ascii="Times New Roman" w:hAnsi="Times New Roman" w:cs="Times New Roman" w:eastAsia="SimSun"/>
-          </w:rPr>
-          <m:t>)</m:t>
-        </m:r>
-      </m:oMath>
-      <w:r>
-        <w:t xml:space="preserve"> </w:t>
-      </w:r>
-      <w:r>
-        <w:rPr>
-          <w:rFonts w:ascii="Times New Roman" w:hAnsi="Times New Roman" w:cs="Times New Roman" w:eastAsia="SimSun"/>
-        </w:rPr>
-        <w:t xml:space="preserve">的表达式。</w:t>
-      </w:r>
-    </w:p>
-    <w:p>
-      <w:pPr>
-        <w:pStyle w:val="BodyText"/>
-        <w:spacing w:before="0" w:after="0" w:line="276" w:lineRule="auto"/>
-        <w:ind w:firstLineChars="200" w:firstLine="420"/>
-      </w:pPr>
-      <w:r>
-        <w:rPr>
-          <w:rFonts w:ascii="Times New Roman" w:hAnsi="Times New Roman" w:cs="Times New Roman" w:eastAsia="SimSun"/>
-        </w:rPr>
-        <w:t xml:space="preserve">在此条件下，发生如下反应：</w:t>
-      </w:r>
-      <w:r>
-        <w:t xml:space="preserve"> </w:t>
-      </w:r>
-      <m:oMath>
-        <m:r>
-          <m:rPr>
-            <m:sty m:val="bi"/>
-          </m:rPr>
-          <w:rPr>
-            <w:rFonts w:ascii="Times New Roman" w:hAnsi="Times New Roman" w:cs="Times New Roman" w:eastAsia="SimSun"/>
-          </w:rPr>
-          <m:t>X</m:t>
-        </m:r>
-        <m:r>
-          <m:rPr>
-            <m:sty m:val="p"/>
-          </m:rPr>
-          <w:rPr>
-            <w:rFonts w:ascii="Times New Roman" w:hAnsi="Times New Roman" w:cs="Times New Roman" w:eastAsia="SimSun"/>
-          </w:rPr>
-          <m:t>(</m:t>
-        </m:r>
-        <m:r>
-          <m:rPr>
-            <m:sty m:val="p"/>
-          </m:rPr>
-          <w:rPr>
-            <w:rFonts w:ascii="Times New Roman" w:hAnsi="Times New Roman" w:cs="Times New Roman" w:eastAsia="SimSun"/>
-          </w:rPr>
-          <m:t>s</m:t>
-        </m:r>
-        <m:r>
-          <m:rPr>
-            <m:sty m:val="p"/>
-          </m:rPr>
-          <w:rPr>
-            <w:rFonts w:ascii="Times New Roman" w:hAnsi="Times New Roman" w:cs="Times New Roman" w:eastAsia="SimSun"/>
-          </w:rPr>
-          <m:t>)</m:t>
-        </m:r>
-        <m:r>
-          <m:rPr>
-            <m:sty m:val="p"/>
-          </m:rPr>
-          <w:rPr>
-            <w:rFonts w:ascii="Times New Roman" w:hAnsi="Times New Roman" w:cs="Times New Roman" w:eastAsia="SimSun"/>
-          </w:rPr>
-          <m:t>+</m:t>
-        </m:r>
-        <m:r>
-          <m:rPr>
-            <m:sty m:val="p"/>
-          </m:rPr>
-          <w:rPr>
-            <w:rFonts w:ascii="Times New Roman" w:hAnsi="Times New Roman" w:cs="Times New Roman" w:eastAsia="SimSun"/>
-          </w:rPr>
-          <m:t>n</m:t>
-        </m:r>
-        <m:r>
-          <m:rPr>
-            <m:sty m:val="p"/>
-          </m:rPr>
-          <w:rPr>
-            <w:rFonts w:ascii="Times New Roman" w:hAnsi="Times New Roman" w:cs="Times New Roman" w:eastAsia="SimSun"/>
-          </w:rPr>
-          <m:t>C</m:t>
-        </m:r>
-        <m:r>
-          <m:rPr>
-            <m:sty m:val="p"/>
-          </m:rPr>
-          <w:rPr>
-            <w:rFonts w:ascii="Times New Roman" w:hAnsi="Times New Roman" w:cs="Times New Roman" w:eastAsia="SimSun"/>
-          </w:rPr>
-          <m:t>O</m:t>
-        </m:r>
-        <m:r>
-          <m:rPr>
-            <m:sty m:val="p"/>
-          </m:rPr>
-          <w:rPr>
-            <w:rFonts w:ascii="Times New Roman" w:hAnsi="Times New Roman" w:cs="Times New Roman" w:eastAsia="SimSun"/>
-          </w:rPr>
-          <m:t>(</m:t>
-        </m:r>
-        <m:r>
-          <m:rPr>
-            <m:sty m:val="p"/>
-          </m:rPr>
-          <w:rPr>
-            <w:rFonts w:ascii="Times New Roman" w:hAnsi="Times New Roman" w:cs="Times New Roman" w:eastAsia="SimSun"/>
-          </w:rPr>
-          <m:t>g</m:t>
-        </m:r>
-        <m:r>
-          <m:rPr>
-            <m:sty m:val="p"/>
-          </m:rPr>
-          <w:rPr>
-            <w:rFonts w:ascii="Times New Roman" w:hAnsi="Times New Roman" w:cs="Times New Roman" w:eastAsia="SimSun"/>
-          </w:rPr>
-          <m:t>)</m:t>
-        </m:r>
-        <m:r>
-          <m:rPr>
-            <m:sty m:val="p"/>
-          </m:rPr>
-          <w:rPr>
-            <w:rFonts w:ascii="Times New Roman" w:hAnsi="Times New Roman" w:cs="Times New Roman" w:eastAsia="SimSun"/>
-          </w:rPr>
-          <m:t>⇌</m:t>
-        </m:r>
-        <m:r>
-          <m:rPr>
-            <m:sty m:val="bi"/>
-          </m:rPr>
-          <w:rPr>
-            <w:rFonts w:ascii="Times New Roman" w:hAnsi="Times New Roman" w:cs="Times New Roman" w:eastAsia="SimSun"/>
-          </w:rPr>
-          <m:t>X</m:t>
-        </m:r>
-        <m:r>
-          <m:rPr>
-            <m:sty m:val="p"/>
-          </m:rPr>
-          <w:rPr>
-            <w:rFonts w:ascii="Times New Roman" w:hAnsi="Times New Roman" w:cs="Times New Roman" w:eastAsia="SimSun"/>
-          </w:rPr>
-          <m:t>(</m:t>
-        </m:r>
-        <m:r>
-          <m:rPr>
-            <m:sty m:val="p"/>
-          </m:rPr>
-          <w:rPr>
-            <w:rFonts w:ascii="Times New Roman" w:hAnsi="Times New Roman" w:cs="Times New Roman" w:eastAsia="SimSun"/>
-          </w:rPr>
-          <m:t>C</m:t>
-        </m:r>
-        <m:r>
-          <m:rPr>
-            <m:sty m:val="p"/>
-          </m:rPr>
-          <w:rPr>
-            <w:rFonts w:ascii="Times New Roman" w:hAnsi="Times New Roman" w:cs="Times New Roman" w:eastAsia="SimSun"/>
-          </w:rPr>
-          <m:t>O</m:t>
-        </m:r>
-        <m:sSub>
-          <m:e>
-            <m:r>
-              <m:rPr>
-                <m:sty m:val="p"/>
-              </m:rPr>
-              <w:rPr>
-                <w:rFonts w:ascii="Times New Roman" w:hAnsi="Times New Roman" w:cs="Times New Roman" w:eastAsia="SimSun"/>
-              </w:rPr>
-              <m:t>)</m:t>
-            </m:r>
-          </m:e>
-          <m:sub>
-            <m:r>
-              <m:rPr>
-                <m:sty m:val="p"/>
-              </m:rPr>
-              <w:rPr>
-                <w:rFonts w:ascii="Times New Roman" w:hAnsi="Times New Roman" w:cs="Times New Roman" w:eastAsia="SimSun"/>
-              </w:rPr>
-              <m:t>n</m:t>
-            </m:r>
-          </m:sub>
-        </m:sSub>
-        <m:r>
-          <m:rPr>
-            <m:sty m:val="p"/>
-          </m:rPr>
-          <w:rPr>
-            <w:rFonts w:ascii="Times New Roman" w:hAnsi="Times New Roman" w:cs="Times New Roman" w:eastAsia="SimSun"/>
-          </w:rPr>
-          <m:t>(</m:t>
-        </m:r>
-        <m:r>
-          <m:rPr>
-            <m:sty m:val="p"/>
-          </m:rPr>
-          <w:rPr>
-            <w:rFonts w:ascii="Times New Roman" w:hAnsi="Times New Roman" w:cs="Times New Roman" w:eastAsia="SimSun"/>
-          </w:rPr>
-          <m:t>g</m:t>
-        </m:r>
-        <m:r>
-          <m:rPr>
-            <m:sty m:val="p"/>
-          </m:rPr>
-          <w:rPr>
-            <w:rFonts w:ascii="Times New Roman" w:hAnsi="Times New Roman" w:cs="Times New Roman" w:eastAsia="SimSun"/>
-          </w:rPr>
-          <m:t>)</m:t>
-        </m:r>
-      </m:oMath>
-      <w:r>
-        <w:t xml:space="preserve"> </w:t>
-      </w:r>
-      <w:r>
-        <w:rPr>
-          <w:rFonts w:ascii="Times New Roman" w:hAnsi="Times New Roman" w:cs="Times New Roman" w:eastAsia="SimSun"/>
-        </w:rPr>
-        <w:t xml:space="preserve">。该平衡在</w:t>
-      </w:r>
-      <w:r>
-        <w:t xml:space="preserve"> </w:t>
-      </w:r>
-      <m:oMath>
-        <m:sSub>
-          <m:e>
-            <m:r>
-              <w:rPr>
-                <w:rFonts w:ascii="Times New Roman" w:hAnsi="Times New Roman" w:cs="Times New Roman" w:eastAsia="SimSun"/>
-              </w:rPr>
-              <m:t>T</m:t>
-            </m:r>
-          </m:e>
-          <m:sub>
-            <m:r>
-              <w:rPr>
-                <w:rFonts w:ascii="Times New Roman" w:hAnsi="Times New Roman" w:cs="Times New Roman" w:eastAsia="SimSun"/>
-              </w:rPr>
-              <m:t>1</m:t>
-            </m:r>
-          </m:sub>
-        </m:sSub>
-      </m:oMath>
-      <w:r>
-        <w:t xml:space="preserve"> </w:t>
-      </w:r>
-      <w:r>
-        <w:rPr>
-          <w:rFonts w:ascii="Times New Roman" w:hAnsi="Times New Roman" w:cs="Times New Roman" w:eastAsia="SimSun"/>
-        </w:rPr>
-        <w:t xml:space="preserve">下偏向右侧，在</w:t>
-      </w:r>
-      <w:r>
-        <w:t xml:space="preserve"> </w:t>
-      </w:r>
-      <m:oMath>
-        <m:sSub>
-          <m:e>
-            <m:r>
-              <w:rPr>
-                <w:rFonts w:ascii="Times New Roman" w:hAnsi="Times New Roman" w:cs="Times New Roman" w:eastAsia="SimSun"/>
-              </w:rPr>
-              <m:t>T</m:t>
-            </m:r>
-          </m:e>
-          <m:sub>
-            <m:r>
-              <w:rPr>
-                <w:rFonts w:ascii="Times New Roman" w:hAnsi="Times New Roman" w:cs="Times New Roman" w:eastAsia="SimSun"/>
-              </w:rPr>
-              <m:t>2</m:t>
-            </m:r>
-          </m:sub>
-        </m:sSub>
-      </m:oMath>
-      <w:r>
-        <w:t xml:space="preserve"> </w:t>
-      </w:r>
-      <w:r>
-        <w:rPr>
-          <w:rFonts w:ascii="Times New Roman" w:hAnsi="Times New Roman" w:cs="Times New Roman" w:eastAsia="SimSun"/>
-        </w:rPr>
-        <w:t xml:space="preserve">下偏向左侧。已知该反应在</w:t>
-      </w:r>
-      <w:r>
-        <w:t xml:space="preserve"> </w:t>
-      </w:r>
-      <m:oMath>
-        <m:sSub>
-          <m:e>
-            <m:r>
-              <w:rPr>
-                <w:rFonts w:ascii="Times New Roman" w:hAnsi="Times New Roman" w:cs="Times New Roman" w:eastAsia="SimSun"/>
-              </w:rPr>
-              <m:t>T</m:t>
-            </m:r>
-          </m:e>
-          <m:sub>
-            <m:r>
-              <w:rPr>
-                <w:rFonts w:ascii="Times New Roman" w:hAnsi="Times New Roman" w:cs="Times New Roman" w:eastAsia="SimSun"/>
-              </w:rPr>
-              <m:t>1</m:t>
-            </m:r>
-          </m:sub>
-        </m:sSub>
-      </m:oMath>
-      <w:r>
-        <w:t xml:space="preserve"> </w:t>
-      </w:r>
-      <w:r>
-        <w:rPr>
-          <w:rFonts w:ascii="Times New Roman" w:hAnsi="Times New Roman" w:cs="Times New Roman" w:eastAsia="SimSun"/>
-        </w:rPr>
-        <w:t xml:space="preserve">下的经验平衡常数为K，认为</w:t>
-      </w:r>
-      <w:r>
-        <w:t xml:space="preserve"> </w:t>
-      </w:r>
-      <m:oMath>
-        <m:r>
-          <m:rPr>
-            <m:sty m:val="bi"/>
-          </m:rPr>
-          <w:rPr>
-            <w:rFonts w:ascii="Times New Roman" w:hAnsi="Times New Roman" w:cs="Times New Roman" w:eastAsia="SimSun"/>
-          </w:rPr>
-          <m:t>X</m:t>
-        </m:r>
-        <m:r>
-          <m:rPr>
-            <m:sty m:val="p"/>
-          </m:rPr>
-          <w:rPr>
-            <w:rFonts w:ascii="Times New Roman" w:hAnsi="Times New Roman" w:cs="Times New Roman" w:eastAsia="SimSun"/>
-          </w:rPr>
-          <m:t>(</m:t>
-        </m:r>
-        <m:r>
-          <m:rPr>
-            <m:sty m:val="p"/>
-          </m:rPr>
-          <w:rPr>
-            <w:rFonts w:ascii="Times New Roman" w:hAnsi="Times New Roman" w:cs="Times New Roman" w:eastAsia="SimSun"/>
-          </w:rPr>
-          <m:t>C</m:t>
-        </m:r>
-        <m:r>
-          <m:rPr>
-            <m:sty m:val="p"/>
-          </m:rPr>
-          <w:rPr>
-            <w:rFonts w:ascii="Times New Roman" w:hAnsi="Times New Roman" w:cs="Times New Roman" w:eastAsia="SimSun"/>
-          </w:rPr>
-          <m:t>O</m:t>
-        </m:r>
-        <m:sSub>
-          <m:e>
-            <m:r>
-              <m:rPr>
-                <m:sty m:val="p"/>
-              </m:rPr>
-              <w:rPr>
-                <w:rFonts w:ascii="Times New Roman" w:hAnsi="Times New Roman" w:cs="Times New Roman" w:eastAsia="SimSun"/>
-              </w:rPr>
-              <m:t>)</m:t>
-            </m:r>
-          </m:e>
-          <m:sub>
-            <m:r>
-              <m:rPr>
-                <m:sty m:val="p"/>
-              </m:rPr>
-              <w:rPr>
-                <w:rFonts w:ascii="Times New Roman" w:hAnsi="Times New Roman" w:cs="Times New Roman" w:eastAsia="SimSun"/>
-              </w:rPr>
-              <m:t>n</m:t>
-            </m:r>
-          </m:sub>
-        </m:sSub>
-      </m:oMath>
-      <w:r>
-        <w:t xml:space="preserve"> </w:t>
-      </w:r>
-      <w:r>
-        <w:rPr>
-          <w:rFonts w:ascii="Times New Roman" w:hAnsi="Times New Roman" w:cs="Times New Roman" w:eastAsia="SimSun"/>
-        </w:rPr>
-        <w:t xml:space="preserve">在左侧的浓度为定值</w:t>
-      </w:r>
-      <w:r>
-        <w:t xml:space="preserve"> </w:t>
-      </w:r>
-      <m:oMath>
-        <m:sSub>
-          <m:e>
-            <m:r>
-              <w:rPr>
-                <w:rFonts w:ascii="Times New Roman" w:hAnsi="Times New Roman" w:cs="Times New Roman" w:eastAsia="SimSun"/>
-              </w:rPr>
-              <m:t>C</m:t>
-            </m:r>
-          </m:e>
-          <m:sub>
-            <m:r>
-              <w:rPr>
-                <w:rFonts w:ascii="Times New Roman" w:hAnsi="Times New Roman" w:cs="Times New Roman" w:eastAsia="SimSun"/>
-              </w:rPr>
-              <m:t>0</m:t>
-            </m:r>
-          </m:sub>
-        </m:sSub>
-      </m:oMath>
-      <w:r>
-        <w:t xml:space="preserve"> </w:t>
-      </w:r>
-      <w:r>
-        <w:rPr>
-          <w:rFonts w:ascii="Times New Roman" w:hAnsi="Times New Roman" w:cs="Times New Roman" w:eastAsia="SimSun"/>
-        </w:rPr>
-        <w:t xml:space="preserve">，在右侧浓度为0。假设在x=0处</w:t>
-      </w:r>
-      <w:r>
-        <w:t xml:space="preserve"> </w:t>
-      </w:r>
-      <m:oMath>
-        <m:r>
-          <m:rPr>
-            <m:sty m:val="bi"/>
-          </m:rPr>
-          <w:rPr>
-            <w:rFonts w:ascii="Times New Roman" w:hAnsi="Times New Roman" w:cs="Times New Roman" w:eastAsia="SimSun"/>
-          </w:rPr>
-          <m:t>X</m:t>
-        </m:r>
-        <m:r>
-          <m:rPr>
-            <m:sty m:val="p"/>
-          </m:rPr>
-          <w:rPr>
-            <w:rFonts w:ascii="Times New Roman" w:hAnsi="Times New Roman" w:cs="Times New Roman" w:eastAsia="SimSun"/>
-          </w:rPr>
-          <m:t>(</m:t>
-        </m:r>
-        <m:r>
-          <m:rPr>
-            <m:sty m:val="p"/>
-          </m:rPr>
-          <w:rPr>
-            <w:rFonts w:ascii="Times New Roman" w:hAnsi="Times New Roman" w:cs="Times New Roman" w:eastAsia="SimSun"/>
-          </w:rPr>
-          <m:t>C</m:t>
-        </m:r>
-        <m:r>
-          <m:rPr>
-            <m:sty m:val="p"/>
-          </m:rPr>
-          <w:rPr>
-            <w:rFonts w:ascii="Times New Roman" w:hAnsi="Times New Roman" w:cs="Times New Roman" w:eastAsia="SimSun"/>
-          </w:rPr>
-          <m:t>O</m:t>
-        </m:r>
-        <m:sSub>
-          <m:e>
-            <m:r>
-              <m:rPr>
-                <m:sty m:val="p"/>
-              </m:rPr>
-              <w:rPr>
-                <w:rFonts w:ascii="Times New Roman" w:hAnsi="Times New Roman" w:cs="Times New Roman" w:eastAsia="SimSun"/>
-              </w:rPr>
-              <m:t>)</m:t>
-            </m:r>
-          </m:e>
-          <m:sub>
-            <m:r>
-              <m:rPr>
-                <m:sty m:val="p"/>
-              </m:rPr>
-              <w:rPr>
-                <w:rFonts w:ascii="Times New Roman" w:hAnsi="Times New Roman" w:cs="Times New Roman" w:eastAsia="SimSun"/>
-              </w:rPr>
-              <m:t>n</m:t>
-            </m:r>
-          </m:sub>
-        </m:sSub>
-      </m:oMath>
-      <w:r>
-        <w:t xml:space="preserve"> </w:t>
-      </w:r>
-      <w:r>
-        <w:rPr>
-          <w:rFonts w:ascii="Times New Roman" w:hAnsi="Times New Roman" w:cs="Times New Roman" w:eastAsia="SimSun"/>
-        </w:rPr>
-        <w:t xml:space="preserve">的生成速率远大于扩散速率，因此其浓度恒为</w:t>
-      </w:r>
-      <w:r>
-        <w:t xml:space="preserve"> </w:t>
-      </w:r>
-      <m:oMath>
-        <m:sSub>
-          <m:e>
-            <m:r>
-              <w:rPr>
-                <w:rFonts w:ascii="Times New Roman" w:hAnsi="Times New Roman" w:cs="Times New Roman" w:eastAsia="SimSun"/>
-              </w:rPr>
-              <m:t>C</m:t>
-            </m:r>
-          </m:e>
-          <m:sub>
-            <m:r>
-              <w:rPr>
-                <w:rFonts w:ascii="Times New Roman" w:hAnsi="Times New Roman" w:cs="Times New Roman" w:eastAsia="SimSun"/>
-              </w:rPr>
-              <m:t>0</m:t>
-            </m:r>
-          </m:sub>
-        </m:sSub>
-      </m:oMath>
-      <w:r>
-        <w:t xml:space="preserve"> </w:t>
-      </w:r>
-      <w:r>
-        <w:rPr>
-          <w:rFonts w:ascii="Times New Roman" w:hAnsi="Times New Roman" w:cs="Times New Roman" w:eastAsia="SimSun"/>
-        </w:rPr>
-        <w:t xml:space="preserve">；在x=L处</w:t>
-      </w:r>
-      <w:r>
-        <w:t xml:space="preserve"> </w:t>
-      </w:r>
-      <m:oMath>
-        <m:r>
-          <m:rPr>
-            <m:sty m:val="bi"/>
-          </m:rPr>
-          <w:rPr>
-            <w:rFonts w:ascii="Times New Roman" w:hAnsi="Times New Roman" w:cs="Times New Roman" w:eastAsia="SimSun"/>
-          </w:rPr>
-          <m:t>X</m:t>
-        </m:r>
-        <m:r>
-          <m:rPr>
-            <m:sty m:val="p"/>
-          </m:rPr>
-          <w:rPr>
-            <w:rFonts w:ascii="Times New Roman" w:hAnsi="Times New Roman" w:cs="Times New Roman" w:eastAsia="SimSun"/>
-          </w:rPr>
-          <m:t>(</m:t>
-        </m:r>
-        <m:r>
-          <m:rPr>
-            <m:sty m:val="p"/>
-          </m:rPr>
-          <w:rPr>
-            <w:rFonts w:ascii="Times New Roman" w:hAnsi="Times New Roman" w:cs="Times New Roman" w:eastAsia="SimSun"/>
-          </w:rPr>
-          <m:t>C</m:t>
-        </m:r>
-        <m:r>
-          <m:rPr>
-            <m:sty m:val="p"/>
-          </m:rPr>
-          <w:rPr>
-            <w:rFonts w:ascii="Times New Roman" w:hAnsi="Times New Roman" w:cs="Times New Roman" w:eastAsia="SimSun"/>
-          </w:rPr>
-          <m:t>O</m:t>
-        </m:r>
-        <m:sSub>
-          <m:e>
-            <m:r>
-              <m:rPr>
-                <m:sty m:val="p"/>
-              </m:rPr>
-              <w:rPr>
-                <w:rFonts w:ascii="Times New Roman" w:hAnsi="Times New Roman" w:cs="Times New Roman" w:eastAsia="SimSun"/>
-              </w:rPr>
-              <m:t>)</m:t>
-            </m:r>
-          </m:e>
-          <m:sub>
-            <m:r>
-              <m:rPr>
-                <m:sty m:val="p"/>
-              </m:rPr>
-              <w:rPr>
-                <w:rFonts w:ascii="Times New Roman" w:hAnsi="Times New Roman" w:cs="Times New Roman" w:eastAsia="SimSun"/>
-              </w:rPr>
-              <m:t>n</m:t>
-            </m:r>
-          </m:sub>
-        </m:sSub>
-      </m:oMath>
-      <w:r>
-        <w:t xml:space="preserve"> </w:t>
-      </w:r>
-      <w:r>
-        <w:rPr>
-          <w:rFonts w:ascii="Times New Roman" w:hAnsi="Times New Roman" w:cs="Times New Roman" w:eastAsia="SimSun"/>
-        </w:rPr>
-        <w:t xml:space="preserve">的热分解速率远大于扩散速率，因此其浓度恒为0。中间区域不存在固体X，仅考虑</w:t>
-      </w:r>
-      <w:r>
-        <w:t xml:space="preserve"> </w:t>
-      </w:r>
-      <m:oMath>
-        <m:r>
-          <m:rPr>
-            <m:sty m:val="bi"/>
-          </m:rPr>
-          <w:rPr>
-            <w:rFonts w:ascii="Times New Roman" w:hAnsi="Times New Roman" w:cs="Times New Roman" w:eastAsia="SimSun"/>
-          </w:rPr>
-          <m:t>X</m:t>
-        </m:r>
-        <m:r>
-          <m:rPr>
-            <m:sty m:val="p"/>
-          </m:rPr>
-          <w:rPr>
-            <w:rFonts w:ascii="Times New Roman" w:hAnsi="Times New Roman" w:cs="Times New Roman" w:eastAsia="SimSun"/>
-          </w:rPr>
-          <m:t>(</m:t>
-        </m:r>
-        <m:r>
-          <m:rPr>
-            <m:sty m:val="p"/>
-          </m:rPr>
-          <w:rPr>
-            <w:rFonts w:ascii="Times New Roman" w:hAnsi="Times New Roman" w:cs="Times New Roman" w:eastAsia="SimSun"/>
-          </w:rPr>
-          <m:t>C</m:t>
-        </m:r>
-        <m:r>
-          <m:rPr>
-            <m:sty m:val="p"/>
-          </m:rPr>
-          <w:rPr>
-            <w:rFonts w:ascii="Times New Roman" w:hAnsi="Times New Roman" w:cs="Times New Roman" w:eastAsia="SimSun"/>
-          </w:rPr>
-          <m:t>O</m:t>
-        </m:r>
-        <m:sSub>
-          <m:e>
-            <m:r>
-              <m:rPr>
-                <m:sty m:val="p"/>
-              </m:rPr>
-              <w:rPr>
-                <w:rFonts w:ascii="Times New Roman" w:hAnsi="Times New Roman" w:cs="Times New Roman" w:eastAsia="SimSun"/>
-              </w:rPr>
-              <m:t>)</m:t>
-            </m:r>
-          </m:e>
-          <m:sub>
-            <m:r>
-              <m:rPr>
-                <m:sty m:val="p"/>
-              </m:rPr>
-              <w:rPr>
-                <w:rFonts w:ascii="Times New Roman" w:hAnsi="Times New Roman" w:cs="Times New Roman" w:eastAsia="SimSun"/>
-              </w:rPr>
-              <m:t>n</m:t>
-            </m:r>
-          </m:sub>
-        </m:sSub>
-      </m:oMath>
-      <w:r>
-        <w:t xml:space="preserve"> </w:t>
-      </w:r>
-      <w:r>
-        <w:rPr>
-          <w:rFonts w:ascii="Times New Roman" w:hAnsi="Times New Roman" w:cs="Times New Roman" w:eastAsia="SimSun"/>
-        </w:rPr>
-        <w:t xml:space="preserve">的扩散。</w:t>
+        <w:t xml:space="preserve">6-2-1 </w:t>
+      </w:r>
+      <w:r>
+        <w:rPr>
+          <w:rFonts w:ascii="Times New Roman" w:hAnsi="Times New Roman" w:cs="Times New Roman" w:eastAsia="SimSun"/>
+        </w:rPr>
+        <w:t xml:space="preserve">观察图表，写出至少两条结论。</w:t>
       </w:r>
     </w:p>
     <w:p>
@@ -13382,792 +12811,34 @@
         <w:spacing w:before="0" w:after="0" w:line="276" w:lineRule="auto"/>
       </w:pPr>
       <w:r>
-        <w:t xml:space="preserve">6-3-2 </w:t>
-      </w:r>
-      <w:r>
-        <w:rPr>
-          <w:rFonts w:ascii="Times New Roman" w:hAnsi="Times New Roman" w:cs="Times New Roman" w:eastAsia="SimSun"/>
-        </w:rPr>
-        <w:t xml:space="preserve">根据</w:t>
-      </w:r>
-      <w:r>
-        <w:t xml:space="preserve"> X </w:t>
-      </w:r>
-      <w:r>
-        <w:rPr>
-          <w:rFonts w:ascii="Times New Roman" w:hAnsi="Times New Roman" w:cs="Times New Roman" w:eastAsia="SimSun"/>
-        </w:rPr>
-        <w:t xml:space="preserve">的性质，直接写出</w:t>
-      </w:r>
-      <w:r>
-        <w:t xml:space="preserve"> </w:t>
-      </w:r>
-      <m:oMath>
-        <m:r>
-          <m:rPr>
-            <m:sty m:val="bi"/>
-          </m:rPr>
-          <w:rPr>
-            <w:rFonts w:ascii="Times New Roman" w:hAnsi="Times New Roman" w:cs="Times New Roman" w:eastAsia="SimSun"/>
-          </w:rPr>
-          <m:t>X</m:t>
-        </m:r>
-        <m:r>
-          <m:rPr>
-            <m:sty m:val="p"/>
-          </m:rPr>
-          <w:rPr>
-            <w:rFonts w:ascii="Times New Roman" w:hAnsi="Times New Roman" w:cs="Times New Roman" w:eastAsia="SimSun"/>
-          </w:rPr>
-          <m:t>(</m:t>
-        </m:r>
-        <m:r>
-          <m:rPr>
-            <m:sty m:val="p"/>
-          </m:rPr>
-          <w:rPr>
-            <w:rFonts w:ascii="Times New Roman" w:hAnsi="Times New Roman" w:cs="Times New Roman" w:eastAsia="SimSun"/>
-          </w:rPr>
-          <m:t>C</m:t>
-        </m:r>
-        <m:r>
-          <m:rPr>
-            <m:sty m:val="p"/>
-          </m:rPr>
-          <w:rPr>
-            <w:rFonts w:ascii="Times New Roman" w:hAnsi="Times New Roman" w:cs="Times New Roman" w:eastAsia="SimSun"/>
-          </w:rPr>
-          <m:t>O</m:t>
-        </m:r>
-        <m:sSub>
-          <m:e>
-            <m:r>
-              <m:rPr>
-                <m:sty m:val="p"/>
-              </m:rPr>
-              <w:rPr>
-                <w:rFonts w:ascii="Times New Roman" w:hAnsi="Times New Roman" w:cs="Times New Roman" w:eastAsia="SimSun"/>
-              </w:rPr>
-              <m:t>)</m:t>
-            </m:r>
-          </m:e>
-          <m:sub>
-            <m:r>
-              <m:rPr>
-                <m:sty m:val="p"/>
-              </m:rPr>
-              <w:rPr>
-                <w:rFonts w:ascii="Times New Roman" w:hAnsi="Times New Roman" w:cs="Times New Roman" w:eastAsia="SimSun"/>
-              </w:rPr>
-              <m:t>n</m:t>
-            </m:r>
-          </m:sub>
-        </m:sSub>
-      </m:oMath>
-      <w:r>
-        <w:t xml:space="preserve"> </w:t>
-      </w:r>
-      <w:r>
-        <w:rPr>
-          <w:rFonts w:ascii="Times New Roman" w:hAnsi="Times New Roman" w:cs="Times New Roman" w:eastAsia="SimSun"/>
-        </w:rPr>
-        <w:t xml:space="preserve">中</w:t>
-      </w:r>
-      <w:r>
-        <w:t xml:space="preserve"> n </w:t>
-      </w:r>
-      <w:r>
-        <w:rPr>
-          <w:rFonts w:ascii="Times New Roman" w:hAnsi="Times New Roman" w:cs="Times New Roman" w:eastAsia="SimSun"/>
-        </w:rPr>
-        <w:t xml:space="preserve">的数值。用反应平衡常数</w:t>
-      </w:r>
-      <w:r>
-        <w:t xml:space="preserve"> K </w:t>
-      </w:r>
-      <w:r>
-        <w:rPr>
-          <w:rFonts w:ascii="Times New Roman" w:hAnsi="Times New Roman" w:cs="Times New Roman" w:eastAsia="SimSun"/>
-        </w:rPr>
-        <w:t xml:space="preserve">和</w:t>
-      </w:r>
-      <w:r>
-        <w:t xml:space="preserve"> CO </w:t>
-      </w:r>
-      <w:r>
-        <w:rPr>
-          <w:rFonts w:ascii="Times New Roman" w:hAnsi="Times New Roman" w:cs="Times New Roman" w:eastAsia="SimSun"/>
-        </w:rPr>
-        <w:t xml:space="preserve">的浓度</w:t>
-      </w:r>
-      <w:r>
-        <w:t xml:space="preserve"> </w:t>
-      </w:r>
-      <m:oMath>
-        <m:r>
-          <m:rPr>
-            <m:sty m:val="p"/>
-          </m:rPr>
-          <w:rPr>
-            <w:rFonts w:ascii="Times New Roman" w:hAnsi="Times New Roman" w:cs="Times New Roman" w:eastAsia="SimSun"/>
-          </w:rPr>
-          <m:t>c</m:t>
-        </m:r>
-        <m:r>
-          <m:rPr>
-            <m:sty m:val="p"/>
-          </m:rPr>
-          <w:rPr>
-            <w:rFonts w:ascii="Times New Roman" w:hAnsi="Times New Roman" w:cs="Times New Roman" w:eastAsia="SimSun"/>
-          </w:rPr>
-          <m:t>(</m:t>
-        </m:r>
-        <m:r>
-          <m:rPr>
-            <m:sty m:val="p"/>
-          </m:rPr>
-          <w:rPr>
-            <w:rFonts w:ascii="Times New Roman" w:hAnsi="Times New Roman" w:cs="Times New Roman" w:eastAsia="SimSun"/>
-          </w:rPr>
-          <m:t>C</m:t>
-        </m:r>
-        <m:r>
-          <m:rPr>
-            <m:sty m:val="p"/>
-          </m:rPr>
-          <w:rPr>
-            <w:rFonts w:ascii="Times New Roman" w:hAnsi="Times New Roman" w:cs="Times New Roman" w:eastAsia="SimSun"/>
-          </w:rPr>
-          <m:t>O</m:t>
-        </m:r>
-        <m:r>
-          <m:rPr>
-            <m:sty m:val="p"/>
-          </m:rPr>
-          <w:rPr>
-            <w:rFonts w:ascii="Times New Roman" w:hAnsi="Times New Roman" w:cs="Times New Roman" w:eastAsia="SimSun"/>
-          </w:rPr>
-          <m:t>)</m:t>
-        </m:r>
-      </m:oMath>
-      <w:r>
-        <w:t xml:space="preserve"> </w:t>
-      </w:r>
-      <w:r>
-        <w:rPr>
-          <w:rFonts w:ascii="Times New Roman" w:hAnsi="Times New Roman" w:cs="Times New Roman" w:eastAsia="SimSun"/>
-        </w:rPr>
-        <w:t xml:space="preserve">表示</w:t>
-      </w:r>
-      <w:r>
-        <w:t xml:space="preserve"> </w:t>
-      </w:r>
-      <m:oMath>
-        <m:r>
-          <m:rPr>
-            <m:sty m:val="bi"/>
-          </m:rPr>
-          <w:rPr>
-            <w:rFonts w:ascii="Times New Roman" w:hAnsi="Times New Roman" w:cs="Times New Roman" w:eastAsia="SimSun"/>
-          </w:rPr>
-          <m:t>X</m:t>
-        </m:r>
-        <m:r>
-          <m:rPr>
-            <m:sty m:val="p"/>
-          </m:rPr>
-          <w:rPr>
-            <w:rFonts w:ascii="Times New Roman" w:hAnsi="Times New Roman" w:cs="Times New Roman" w:eastAsia="SimSun"/>
-          </w:rPr>
-          <m:t>(</m:t>
-        </m:r>
-        <m:r>
-          <m:rPr>
-            <m:sty m:val="p"/>
-          </m:rPr>
-          <w:rPr>
-            <w:rFonts w:ascii="Times New Roman" w:hAnsi="Times New Roman" w:cs="Times New Roman" w:eastAsia="SimSun"/>
-          </w:rPr>
-          <m:t>C</m:t>
-        </m:r>
-        <m:r>
-          <m:rPr>
-            <m:sty m:val="p"/>
-          </m:rPr>
-          <w:rPr>
-            <w:rFonts w:ascii="Times New Roman" w:hAnsi="Times New Roman" w:cs="Times New Roman" w:eastAsia="SimSun"/>
-          </w:rPr>
-          <m:t>O</m:t>
-        </m:r>
-        <m:sSub>
-          <m:e>
-            <m:r>
-              <m:rPr>
-                <m:sty m:val="p"/>
-              </m:rPr>
-              <w:rPr>
-                <w:rFonts w:ascii="Times New Roman" w:hAnsi="Times New Roman" w:cs="Times New Roman" w:eastAsia="SimSun"/>
-              </w:rPr>
-              <m:t>)</m:t>
-            </m:r>
-          </m:e>
-          <m:sub>
-            <m:r>
-              <m:rPr>
-                <m:sty m:val="p"/>
-              </m:rPr>
-              <w:rPr>
-                <w:rFonts w:ascii="Times New Roman" w:hAnsi="Times New Roman" w:cs="Times New Roman" w:eastAsia="SimSun"/>
-              </w:rPr>
-              <m:t>n</m:t>
-            </m:r>
-          </m:sub>
-        </m:sSub>
-      </m:oMath>
-      <w:r>
-        <w:t xml:space="preserve"> </w:t>
-      </w:r>
-      <w:r>
-        <w:rPr>
-          <w:rFonts w:ascii="Times New Roman" w:hAnsi="Times New Roman" w:cs="Times New Roman" w:eastAsia="SimSun"/>
-        </w:rPr>
-        <w:t xml:space="preserve">在左侧的浓度</w:t>
-      </w:r>
-      <w:r>
-        <w:t xml:space="preserve"> </w:t>
-      </w:r>
-      <m:oMath>
-        <m:sSub>
-          <m:e>
-            <m:r>
-              <w:rPr>
-                <w:rFonts w:ascii="Times New Roman" w:hAnsi="Times New Roman" w:cs="Times New Roman" w:eastAsia="SimSun"/>
-              </w:rPr>
-              <m:t>C</m:t>
-            </m:r>
-          </m:e>
-          <m:sub>
-            <m:r>
-              <w:rPr>
-                <w:rFonts w:ascii="Times New Roman" w:hAnsi="Times New Roman" w:cs="Times New Roman" w:eastAsia="SimSun"/>
-              </w:rPr>
-              <m:t>0</m:t>
-            </m:r>
-          </m:sub>
-        </m:sSub>
-      </m:oMath>
-      <w:r>
-        <w:t xml:space="preserve"> </w:t>
-      </w:r>
-      <w:r>
-        <w:t xml:space="preserve">。</w:t>
-      </w:r>
-    </w:p>
-    <w:p>
-      <w:pPr>
-        <w:pStyle w:val="BodyText"/>
-        <w:spacing w:before="0" w:after="0" w:line="276" w:lineRule="auto"/>
-        <w:ind w:firstLineChars="200" w:firstLine="420"/>
-      </w:pPr>
-      <w:r>
-        <w:t xml:space="preserve">Fick </w:t>
-      </w:r>
-      <w:r>
-        <w:rPr>
-          <w:rFonts w:ascii="Times New Roman" w:hAnsi="Times New Roman" w:cs="Times New Roman" w:eastAsia="SimSun"/>
-        </w:rPr>
-        <w:t xml:space="preserve">定律指出，单位时间内通过单位面积的扩散通量</w:t>
-      </w:r>
-      <w:r>
-        <w:t xml:space="preserve"> </w:t>
-      </w:r>
-      <m:oMath>
-        <m:r>
-          <w:rPr>
-            <w:rFonts w:ascii="Times New Roman" w:hAnsi="Times New Roman" w:cs="Times New Roman" w:eastAsia="SimSun"/>
-          </w:rPr>
-          <m:t>J</m:t>
-        </m:r>
-      </m:oMath>
-      <w:r>
-        <w:t xml:space="preserve"> </w:t>
-      </w:r>
-      <w:r>
-        <w:rPr>
-          <w:rFonts w:ascii="Times New Roman" w:hAnsi="Times New Roman" w:cs="Times New Roman" w:eastAsia="SimSun"/>
-        </w:rPr>
-        <w:t xml:space="preserve">与浓度梯度成正比，即</w:t>
-      </w:r>
-      <w:r>
-        <w:t xml:space="preserve"> </w:t>
-      </w:r>
-      <m:oMath>
-        <m:r>
-          <w:rPr>
-            <w:rFonts w:ascii="Times New Roman" w:hAnsi="Times New Roman" w:cs="Times New Roman" w:eastAsia="SimSun"/>
-          </w:rPr>
-          <m:t>J</m:t>
-        </m:r>
-        <m:r>
-          <m:rPr>
-            <m:sty m:val="p"/>
-          </m:rPr>
-          <w:rPr>
-            <w:rFonts w:ascii="Times New Roman" w:hAnsi="Times New Roman" w:cs="Times New Roman" w:eastAsia="SimSun"/>
-          </w:rPr>
-          <m:t>=</m:t>
-        </m:r>
-        <m:r>
-          <m:rPr>
-            <m:sty m:val="p"/>
-          </m:rPr>
-          <w:rPr>
-            <w:rFonts w:ascii="Times New Roman" w:hAnsi="Times New Roman" w:cs="Times New Roman" w:eastAsia="SimSun"/>
-          </w:rPr>
-          <m:t>−</m:t>
-        </m:r>
-        <m:r>
-          <w:rPr>
-            <w:rFonts w:ascii="Times New Roman" w:hAnsi="Times New Roman" w:cs="Times New Roman" w:eastAsia="SimSun"/>
-          </w:rPr>
-          <m:t>D</m:t>
-        </m:r>
-        <m:f>
-          <m:fPr>
-            <m:type m:val="bar"/>
-          </m:fPr>
-          <m:num>
-            <m:r>
-              <w:rPr>
-                <w:rFonts w:ascii="Times New Roman" w:hAnsi="Times New Roman" w:cs="Times New Roman" w:eastAsia="SimSun"/>
-              </w:rPr>
-              <m:t>d</m:t>
-            </m:r>
-            <m:r>
-              <w:rPr>
-                <w:rFonts w:ascii="Times New Roman" w:hAnsi="Times New Roman" w:cs="Times New Roman" w:eastAsia="SimSun"/>
-              </w:rPr>
-              <m:t>c</m:t>
-            </m:r>
-          </m:num>
-          <m:den>
-            <m:r>
-              <w:rPr>
-                <w:rFonts w:ascii="Times New Roman" w:hAnsi="Times New Roman" w:cs="Times New Roman" w:eastAsia="SimSun"/>
-              </w:rPr>
-              <m:t>d</m:t>
-            </m:r>
-            <m:r>
-              <w:rPr>
-                <w:rFonts w:ascii="Times New Roman" w:hAnsi="Times New Roman" w:cs="Times New Roman" w:eastAsia="SimSun"/>
-              </w:rPr>
-              <m:t>t</m:t>
-            </m:r>
-          </m:den>
-        </m:f>
-      </m:oMath>
-      <w:r>
-        <w:t xml:space="preserve"> </w:t>
-      </w:r>
-      <w:r>
-        <w:rPr>
-          <w:rFonts w:ascii="Times New Roman" w:hAnsi="Times New Roman" w:cs="Times New Roman" w:eastAsia="SimSun"/>
-        </w:rPr>
-        <w:t xml:space="preserve">，其中扩散通量</w:t>
-      </w:r>
-      <w:r>
-        <w:t xml:space="preserve"> </w:t>
-      </w:r>
-      <m:oMath>
-        <m:r>
-          <w:rPr>
-            <w:rFonts w:ascii="Times New Roman" w:hAnsi="Times New Roman" w:cs="Times New Roman" w:eastAsia="SimSun"/>
-          </w:rPr>
-          <m:t>J</m:t>
-        </m:r>
-        <m:r>
-          <m:rPr>
-            <m:sty m:val="p"/>
-          </m:rPr>
-          <w:rPr>
-            <w:rFonts w:ascii="Times New Roman" w:hAnsi="Times New Roman" w:cs="Times New Roman" w:eastAsia="SimSun"/>
-          </w:rPr>
-          <m:t>=</m:t>
-        </m:r>
-        <m:f>
-          <m:fPr>
-            <m:type m:val="bar"/>
-          </m:fPr>
-          <m:num>
-            <m:r>
-              <w:rPr>
-                <w:rFonts w:ascii="Times New Roman" w:hAnsi="Times New Roman" w:cs="Times New Roman" w:eastAsia="SimSun"/>
-              </w:rPr>
-              <m:t>n</m:t>
-            </m:r>
-          </m:num>
-          <m:den>
-            <m:r>
-              <w:rPr>
-                <w:rFonts w:ascii="Times New Roman" w:hAnsi="Times New Roman" w:cs="Times New Roman" w:eastAsia="SimSun"/>
-              </w:rPr>
-              <m:t>t</m:t>
-            </m:r>
-            <m:r>
-              <w:rPr>
-                <w:rFonts w:ascii="Times New Roman" w:hAnsi="Times New Roman" w:cs="Times New Roman" w:eastAsia="SimSun"/>
-              </w:rPr>
-              <m:t>π</m:t>
-            </m:r>
-            <m:sSup>
-              <m:e>
-                <m:d>
-                  <m:dPr>
-                    <m:begChr m:val="("/>
-                    <m:sepChr m:val=""/>
-                    <m:endChr m:val=")"/>
-                    <m:grow/>
-                  </m:dPr>
-                  <m:e>
-                    <m:f>
-                      <m:fPr>
-                        <m:type m:val="bar"/>
-                      </m:fPr>
-                      <m:num>
-                        <m:r>
-                          <w:rPr>
-                            <w:rFonts w:ascii="Times New Roman" w:hAnsi="Times New Roman" w:cs="Times New Roman" w:eastAsia="SimSun"/>
-                          </w:rPr>
-                          <m:t>d</m:t>
-                        </m:r>
-                      </m:num>
-                      <m:den>
-                        <m:r>
-                          <w:rPr>
-                            <w:rFonts w:ascii="Times New Roman" w:hAnsi="Times New Roman" w:cs="Times New Roman" w:eastAsia="SimSun"/>
-                          </w:rPr>
-                          <m:t>2</m:t>
-                        </m:r>
-                      </m:den>
-                    </m:f>
-                  </m:e>
-                </m:d>
-              </m:e>
-              <m:sup>
-                <m:r>
-                  <w:rPr>
-                    <w:rFonts w:ascii="Times New Roman" w:hAnsi="Times New Roman" w:cs="Times New Roman" w:eastAsia="SimSun"/>
-                  </w:rPr>
-                  <m:t>2</m:t>
-                </m:r>
-              </m:sup>
-            </m:sSup>
-          </m:den>
-        </m:f>
-      </m:oMath>
-      <w:r>
-        <w:t xml:space="preserve"> </w:t>
-      </w:r>
-      <w:r>
-        <w:rPr>
-          <w:rFonts w:ascii="Times New Roman" w:hAnsi="Times New Roman" w:cs="Times New Roman" w:eastAsia="SimSun"/>
-        </w:rPr>
-        <w:t xml:space="preserve">，管中</w:t>
-      </w:r>
-      <w:r>
-        <w:t xml:space="preserve"> </w:t>
-      </w:r>
-      <m:oMath>
-        <m:r>
-          <w:rPr>
-            <w:rFonts w:ascii="Times New Roman" w:hAnsi="Times New Roman" w:cs="Times New Roman" w:eastAsia="SimSun"/>
-          </w:rPr>
-          <m:t>0</m:t>
-        </m:r>
-        <m:r>
-          <m:rPr>
-            <m:sty m:val="p"/>
-          </m:rPr>
-          <w:rPr>
-            <w:rFonts w:ascii="Times New Roman" w:hAnsi="Times New Roman" w:cs="Times New Roman" w:eastAsia="SimSun"/>
-          </w:rPr>
-          <m:t>&lt;</m:t>
-        </m:r>
-        <m:r>
-          <w:rPr>
-            <w:rFonts w:ascii="Times New Roman" w:hAnsi="Times New Roman" w:cs="Times New Roman" w:eastAsia="SimSun"/>
-          </w:rPr>
-          <m:t>x</m:t>
-        </m:r>
-        <m:r>
-          <m:rPr>
-            <m:sty m:val="p"/>
-          </m:rPr>
-          <w:rPr>
-            <w:rFonts w:ascii="Times New Roman" w:hAnsi="Times New Roman" w:cs="Times New Roman" w:eastAsia="SimSun"/>
-          </w:rPr>
-          <m:t>&lt;</m:t>
-        </m:r>
-        <m:r>
-          <w:rPr>
-            <w:rFonts w:ascii="Times New Roman" w:hAnsi="Times New Roman" w:cs="Times New Roman" w:eastAsia="SimSun"/>
-          </w:rPr>
-          <m:t>L</m:t>
-        </m:r>
-      </m:oMath>
-      <w:r>
-        <w:t xml:space="preserve"> </w:t>
-      </w:r>
-      <w:r>
-        <w:rPr>
-          <w:rFonts w:ascii="Times New Roman" w:hAnsi="Times New Roman" w:cs="Times New Roman" w:eastAsia="SimSun"/>
-        </w:rPr>
-        <w:t xml:space="preserve">范围内</w:t>
-      </w:r>
-      <w:r>
-        <w:t xml:space="preserve"> </w:t>
-      </w:r>
-      <m:oMath>
-        <m:r>
-          <w:rPr>
-            <w:rFonts w:ascii="Times New Roman" w:hAnsi="Times New Roman" w:cs="Times New Roman" w:eastAsia="SimSun"/>
-          </w:rPr>
-          <m:t>J</m:t>
-        </m:r>
-      </m:oMath>
-      <w:r>
-        <w:t xml:space="preserve"> </w:t>
-      </w:r>
-      <w:r>
-        <w:rPr>
-          <w:rFonts w:ascii="Times New Roman" w:hAnsi="Times New Roman" w:cs="Times New Roman" w:eastAsia="SimSun"/>
-        </w:rPr>
-        <w:t xml:space="preserve">处处相等；而</w:t>
-      </w:r>
-      <w:r>
-        <w:t xml:space="preserve"> </w:t>
-      </w:r>
-      <m:oMath>
-        <m:r>
-          <m:rPr>
-            <m:sty m:val="p"/>
-          </m:rPr>
-          <w:rPr>
-            <w:rFonts w:ascii="Times New Roman" w:hAnsi="Times New Roman" w:cs="Times New Roman" w:eastAsia="SimSun"/>
-          </w:rPr>
-          <m:t>D</m:t>
-        </m:r>
-      </m:oMath>
-      <w:r>
-        <w:t xml:space="preserve"> </w:t>
-      </w:r>
-      <w:r>
-        <w:rPr>
-          <w:rFonts w:ascii="Times New Roman" w:hAnsi="Times New Roman" w:cs="Times New Roman" w:eastAsia="SimSun"/>
-        </w:rPr>
-        <w:t xml:space="preserve">为扩散系数，与温度有关，有</w:t>
-      </w:r>
-      <w:r>
-        <w:t xml:space="preserve"> </w:t>
-      </w:r>
-      <m:oMath>
-        <m:r>
-          <w:rPr>
-            <w:rFonts w:ascii="Times New Roman" w:hAnsi="Times New Roman" w:cs="Times New Roman" w:eastAsia="SimSun"/>
-          </w:rPr>
-          <m:t>D</m:t>
-        </m:r>
-        <m:r>
-          <m:rPr>
-            <m:sty m:val="p"/>
-          </m:rPr>
-          <w:rPr>
-            <w:rFonts w:ascii="Times New Roman" w:hAnsi="Times New Roman" w:cs="Times New Roman" w:eastAsia="SimSun"/>
-          </w:rPr>
-          <m:t>(</m:t>
-        </m:r>
-        <m:r>
-          <w:rPr>
-            <w:rFonts w:ascii="Times New Roman" w:hAnsi="Times New Roman" w:cs="Times New Roman" w:eastAsia="SimSun"/>
-          </w:rPr>
-          <m:t>T</m:t>
-        </m:r>
-        <m:r>
-          <m:rPr>
-            <m:sty m:val="p"/>
-          </m:rPr>
-          <w:rPr>
-            <w:rFonts w:ascii="Times New Roman" w:hAnsi="Times New Roman" w:cs="Times New Roman" w:eastAsia="SimSun"/>
-          </w:rPr>
-          <m:t>)</m:t>
-        </m:r>
-        <m:r>
-          <m:rPr>
-            <m:sty m:val="p"/>
-          </m:rPr>
-          <w:rPr>
-            <w:rFonts w:ascii="Times New Roman" w:hAnsi="Times New Roman" w:cs="Times New Roman" w:eastAsia="SimSun"/>
-          </w:rPr>
-          <m:t>=</m:t>
-        </m:r>
-        <m:sSub>
-          <m:e>
-            <m:r>
-              <w:rPr>
-                <w:rFonts w:ascii="Times New Roman" w:hAnsi="Times New Roman" w:cs="Times New Roman" w:eastAsia="SimSun"/>
-              </w:rPr>
-              <m:t>D</m:t>
-            </m:r>
-          </m:e>
-          <m:sub>
-            <m:r>
-              <w:rPr>
-                <w:rFonts w:ascii="Times New Roman" w:hAnsi="Times New Roman" w:cs="Times New Roman" w:eastAsia="SimSun"/>
-              </w:rPr>
-              <m:t>0</m:t>
-            </m:r>
-          </m:sub>
-        </m:sSub>
-        <m:sSup>
-          <m:e>
-            <m:d>
-              <m:dPr>
-                <m:begChr m:val="("/>
-                <m:sepChr m:val=""/>
-                <m:endChr m:val=")"/>
-                <m:grow/>
-              </m:dPr>
-              <m:e>
-                <m:f>
-                  <m:fPr>
-                    <m:type m:val="bar"/>
-                  </m:fPr>
-                  <m:num>
-                    <m:r>
-                      <w:rPr>
-                        <w:rFonts w:ascii="Times New Roman" w:hAnsi="Times New Roman" w:cs="Times New Roman" w:eastAsia="SimSun"/>
-                      </w:rPr>
-                      <m:t>T</m:t>
-                    </m:r>
-                  </m:num>
-                  <m:den>
-                    <m:sSub>
-                      <m:e>
-                        <m:r>
-                          <w:rPr>
-                            <w:rFonts w:ascii="Times New Roman" w:hAnsi="Times New Roman" w:cs="Times New Roman" w:eastAsia="SimSun"/>
-                          </w:rPr>
-                          <m:t>T</m:t>
-                        </m:r>
-                      </m:e>
-                      <m:sub>
-                        <m:r>
-                          <w:rPr>
-                            <w:rFonts w:ascii="Times New Roman" w:hAnsi="Times New Roman" w:cs="Times New Roman" w:eastAsia="SimSun"/>
-                          </w:rPr>
-                          <m:t>0</m:t>
-                        </m:r>
-                      </m:sub>
-                    </m:sSub>
-                  </m:den>
-                </m:f>
-              </m:e>
-            </m:d>
-          </m:e>
-          <m:sup>
-            <m:f>
-              <m:fPr>
-                <m:type m:val="bar"/>
-              </m:fPr>
-              <m:num>
-                <m:r>
-                  <w:rPr>
-                    <w:rFonts w:ascii="Times New Roman" w:hAnsi="Times New Roman" w:cs="Times New Roman" w:eastAsia="SimSun"/>
-                  </w:rPr>
-                  <m:t>3</m:t>
-                </m:r>
-              </m:num>
-              <m:den>
-                <m:r>
-                  <w:rPr>
-                    <w:rFonts w:ascii="Times New Roman" w:hAnsi="Times New Roman" w:cs="Times New Roman" w:eastAsia="SimSun"/>
-                  </w:rPr>
-                  <m:t>2</m:t>
-                </m:r>
-              </m:den>
-            </m:f>
-          </m:sup>
-        </m:sSup>
-      </m:oMath>
-      <w:r>
-        <w:t xml:space="preserve"> </w:t>
-      </w:r>
-      <w:r>
-        <w:rPr>
-          <w:rFonts w:ascii="Times New Roman" w:hAnsi="Times New Roman" w:cs="Times New Roman" w:eastAsia="SimSun"/>
-        </w:rPr>
-        <w:t xml:space="preserve">；</w:t>
-      </w:r>
-      <w:r>
-        <w:t xml:space="preserve"> </w:t>
-      </w:r>
-      <m:oMath>
-        <m:sSub>
-          <m:e>
-            <m:r>
-              <w:rPr>
-                <w:rFonts w:ascii="Times New Roman" w:hAnsi="Times New Roman" w:cs="Times New Roman" w:eastAsia="SimSun"/>
-              </w:rPr>
-              <m:t>D</m:t>
-            </m:r>
-          </m:e>
-          <m:sub>
-            <m:r>
-              <w:rPr>
-                <w:rFonts w:ascii="Times New Roman" w:hAnsi="Times New Roman" w:cs="Times New Roman" w:eastAsia="SimSun"/>
-              </w:rPr>
-              <m:t>0</m:t>
-            </m:r>
-          </m:sub>
-        </m:sSub>
-      </m:oMath>
-      <w:r>
-        <w:t xml:space="preserve"> </w:t>
-      </w:r>
-      <w:r>
-        <w:t xml:space="preserve">、</w:t>
-      </w:r>
-      <w:r>
-        <w:t xml:space="preserve"> </w:t>
-      </w:r>
-      <m:oMath>
-        <m:sSub>
-          <m:e>
-            <m:r>
-              <w:rPr>
-                <w:rFonts w:ascii="Times New Roman" w:hAnsi="Times New Roman" w:cs="Times New Roman" w:eastAsia="SimSun"/>
-              </w:rPr>
-              <m:t>T</m:t>
-            </m:r>
-          </m:e>
-          <m:sub>
-            <m:r>
-              <w:rPr>
-                <w:rFonts w:ascii="Times New Roman" w:hAnsi="Times New Roman" w:cs="Times New Roman" w:eastAsia="SimSun"/>
-              </w:rPr>
-              <m:t>0</m:t>
-            </m:r>
-          </m:sub>
-        </m:sSub>
-      </m:oMath>
-      <w:r>
-        <w:t xml:space="preserve"> </w:t>
-      </w:r>
-      <w:r>
-        <w:rPr>
-          <w:rFonts w:ascii="Times New Roman" w:hAnsi="Times New Roman" w:cs="Times New Roman" w:eastAsia="SimSun"/>
-        </w:rPr>
-        <w:t xml:space="preserve">为已知量。</w:t>
+        <w:t xml:space="preserve">6-2-2 </w:t>
+      </w:r>
+      <w:r>
+        <w:rPr>
+          <w:rFonts w:ascii="Times New Roman" w:hAnsi="Times New Roman" w:cs="Times New Roman" w:eastAsia="SimSun"/>
+        </w:rPr>
+        <w:t xml:space="preserve">将水凝胶淹没在少量水中，用标准太阳光强进行蒸发实验，结果如图</w:t>
+      </w:r>
+      <w:r>
+        <w:t xml:space="preserve"> B。</w:t>
+      </w:r>
+      <w:r>
+        <w:t xml:space="preserve"> </w:t>
+      </w:r>
+      <w:r>
+        <w:rPr>
+          <w:rFonts w:ascii="Times New Roman" w:hAnsi="Times New Roman" w:cs="Times New Roman" w:eastAsia="SimSun"/>
+        </w:rPr>
+        <w:t xml:space="preserve">(图</w:t>
+      </w:r>
+      <w:r>
+        <w:t xml:space="preserve"> B </w:t>
+      </w:r>
+      <w:r>
+        <w:rPr>
+          <w:rFonts w:ascii="Times New Roman" w:hAnsi="Times New Roman" w:cs="Times New Roman" w:eastAsia="SimSun"/>
+        </w:rPr>
+        <w:t xml:space="preserve">见下一面)</w:t>
       </w:r>
     </w:p>
     <w:p>
@@ -14176,100 +12847,31 @@
         <w:spacing w:before="0" w:after="0" w:line="276" w:lineRule="auto"/>
       </w:pPr>
       <w:r>
-        <w:t xml:space="preserve">6-3-3 </w:t>
-      </w:r>
-      <w:r>
-        <w:rPr>
-          <w:rFonts w:ascii="Times New Roman" w:hAnsi="Times New Roman" w:cs="Times New Roman" w:eastAsia="SimSun"/>
-        </w:rPr>
-        <w:t xml:space="preserve">直接写出以</w:t>
-      </w:r>
-      <w:r>
-        <w:t xml:space="preserve"> </w:t>
-      </w:r>
-      <m:oMath>
-        <m:r>
-          <w:rPr>
-            <w:rFonts w:ascii="Times New Roman" w:hAnsi="Times New Roman" w:cs="Times New Roman" w:eastAsia="SimSun"/>
-          </w:rPr>
-          <m:t>x</m:t>
-        </m:r>
-      </m:oMath>
-      <w:r>
-        <w:t xml:space="preserve"> </w:t>
-      </w:r>
-      <w:r>
-        <w:rPr>
-          <w:rFonts w:ascii="Times New Roman" w:hAnsi="Times New Roman" w:cs="Times New Roman" w:eastAsia="SimSun"/>
-        </w:rPr>
-        <w:t xml:space="preserve">为自变量、</w:t>
-      </w:r>
-      <w:r>
-        <w:t xml:space="preserve"> </w:t>
-      </w:r>
-      <m:oMath>
-        <m:r>
-          <m:rPr>
-            <m:sty m:val="p"/>
-          </m:rPr>
-          <w:rPr>
-            <w:rFonts w:ascii="Times New Roman" w:hAnsi="Times New Roman" w:cs="Times New Roman" w:eastAsia="SimSun"/>
-          </w:rPr>
-          <m:t>D</m:t>
-        </m:r>
-      </m:oMath>
-      <w:r>
-        <w:t xml:space="preserve"> </w:t>
-      </w:r>
-      <w:r>
-        <w:rPr>
-          <w:rFonts w:ascii="Times New Roman" w:hAnsi="Times New Roman" w:cs="Times New Roman" w:eastAsia="SimSun"/>
-        </w:rPr>
-        <w:t xml:space="preserve">为因变量的</w:t>
-      </w:r>
-      <w:r>
-        <w:t xml:space="preserve"> </w:t>
-      </w:r>
-      <m:oMath>
-        <m:r>
-          <w:rPr>
-            <w:rFonts w:ascii="Times New Roman" w:hAnsi="Times New Roman" w:cs="Times New Roman" w:eastAsia="SimSun"/>
-          </w:rPr>
-          <m:t>D</m:t>
-        </m:r>
-        <m:r>
-          <m:rPr>
-            <m:sty m:val="p"/>
-          </m:rPr>
-          <w:rPr>
-            <w:rFonts w:ascii="Times New Roman" w:hAnsi="Times New Roman" w:cs="Times New Roman" w:eastAsia="SimSun"/>
-          </w:rPr>
-          <m:t>(</m:t>
-        </m:r>
-        <m:r>
-          <w:rPr>
-            <w:rFonts w:ascii="Times New Roman" w:hAnsi="Times New Roman" w:cs="Times New Roman" w:eastAsia="SimSun"/>
-          </w:rPr>
-          <m:t>x</m:t>
-        </m:r>
-        <m:r>
-          <m:rPr>
-            <m:sty m:val="p"/>
-          </m:rPr>
-          <w:rPr>
-            <w:rFonts w:ascii="Times New Roman" w:hAnsi="Times New Roman" w:cs="Times New Roman" w:eastAsia="SimSun"/>
-          </w:rPr>
-          <m:t>)</m:t>
-        </m:r>
-      </m:oMath>
-      <w:r>
-        <w:t xml:space="preserve"> </w:t>
-      </w:r>
-      <w:r>
-        <w:rPr>
-          <w:rFonts w:ascii="Times New Roman" w:hAnsi="Times New Roman" w:cs="Times New Roman" w:eastAsia="SimSun"/>
-        </w:rPr>
-        <w:t xml:space="preserve">的表达式。</w:t>
+        <w:t xml:space="preserve">6-2-2-1 </w:t>
+      </w:r>
+      <w:r>
+        <w:rPr>
+          <w:rFonts w:ascii="Times New Roman" w:hAnsi="Times New Roman" w:cs="Times New Roman" w:eastAsia="SimSun"/>
+        </w:rPr>
+        <w:t xml:space="preserve">请利用</w:t>
+      </w:r>
+      <w:r>
+        <w:t xml:space="preserve"> 6-2-1 </w:t>
+      </w:r>
+      <w:r>
+        <w:rPr>
+          <w:rFonts w:ascii="Times New Roman" w:hAnsi="Times New Roman" w:cs="Times New Roman" w:eastAsia="SimSun"/>
+        </w:rPr>
+        <w:t xml:space="preserve">中的结论，解释图</w:t>
+      </w:r>
+      <w:r>
+        <w:t xml:space="preserve"> B </w:t>
+      </w:r>
+      <w:r>
+        <w:rPr>
+          <w:rFonts w:ascii="Times New Roman" w:hAnsi="Times New Roman" w:cs="Times New Roman" w:eastAsia="SimSun"/>
+        </w:rPr>
+        <w:t xml:space="preserve">中曲线斜率改变的原因。</w:t>
       </w:r>
     </w:p>
     <w:p>
@@ -14278,724 +12880,370 @@
         <w:spacing w:before="0" w:after="0" w:line="276" w:lineRule="auto"/>
       </w:pPr>
       <w:r>
-        <w:t xml:space="preserve">6-3-4 </w:t>
-      </w:r>
-      <w:r>
-        <w:rPr>
-          <w:rFonts w:ascii="Times New Roman" w:hAnsi="Times New Roman" w:cs="Times New Roman" w:eastAsia="SimSun"/>
-        </w:rPr>
-        <w:t xml:space="preserve">考虑</w:t>
-      </w:r>
-      <w:r>
-        <w:t xml:space="preserve"> </w:t>
-      </w:r>
-      <m:oMath>
-        <m:r>
-          <m:rPr>
-            <m:sty m:val="bi"/>
-          </m:rPr>
-          <w:rPr>
-            <w:rFonts w:ascii="Times New Roman" w:hAnsi="Times New Roman" w:cs="Times New Roman" w:eastAsia="SimSun"/>
-          </w:rPr>
-          <m:t>X</m:t>
-        </m:r>
-        <m:r>
-          <m:rPr>
-            <m:sty m:val="p"/>
-          </m:rPr>
-          <w:rPr>
-            <w:rFonts w:ascii="Times New Roman" w:hAnsi="Times New Roman" w:cs="Times New Roman" w:eastAsia="SimSun"/>
-          </w:rPr>
-          <m:t>(</m:t>
-        </m:r>
-        <m:r>
-          <m:rPr>
-            <m:sty m:val="p"/>
-          </m:rPr>
-          <w:rPr>
-            <w:rFonts w:ascii="Times New Roman" w:hAnsi="Times New Roman" w:cs="Times New Roman" w:eastAsia="SimSun"/>
-          </w:rPr>
-          <m:t>C</m:t>
-        </m:r>
-        <m:r>
-          <m:rPr>
-            <m:sty m:val="p"/>
-          </m:rPr>
-          <w:rPr>
-            <w:rFonts w:ascii="Times New Roman" w:hAnsi="Times New Roman" w:cs="Times New Roman" w:eastAsia="SimSun"/>
-          </w:rPr>
-          <m:t>O</m:t>
-        </m:r>
-        <m:sSub>
-          <m:e>
-            <m:r>
-              <m:rPr>
-                <m:sty m:val="p"/>
-              </m:rPr>
-              <w:rPr>
-                <w:rFonts w:ascii="Times New Roman" w:hAnsi="Times New Roman" w:cs="Times New Roman" w:eastAsia="SimSun"/>
-              </w:rPr>
-              <m:t>)</m:t>
-            </m:r>
-          </m:e>
-          <m:sub>
-            <m:r>
-              <m:rPr>
-                <m:scr m:val="fraktur"/>
-                <m:sty m:val="p"/>
-              </m:rPr>
-              <w:rPr>
-                <w:rFonts w:ascii="Times New Roman" w:hAnsi="Times New Roman" w:cs="Times New Roman" w:eastAsia="SimSun"/>
-              </w:rPr>
-              <m:t>n</m:t>
-            </m:r>
-          </m:sub>
-        </m:sSub>
-      </m:oMath>
-      <w:r>
-        <w:t xml:space="preserve"> </w:t>
-      </w:r>
-      <w:r>
-        <w:rPr>
-          <w:rFonts w:ascii="Times New Roman" w:hAnsi="Times New Roman" w:cs="Times New Roman" w:eastAsia="SimSun"/>
-        </w:rPr>
-        <w:t xml:space="preserve">扩散过程，将</w:t>
-      </w:r>
-      <w:r>
-        <w:t xml:space="preserve"> </w:t>
-      </w:r>
-      <m:oMath>
-        <m:r>
-          <w:rPr>
-            <w:rFonts w:ascii="Times New Roman" w:hAnsi="Times New Roman" w:cs="Times New Roman" w:eastAsia="SimSun"/>
-          </w:rPr>
-          <m:t>D</m:t>
-        </m:r>
-        <m:r>
-          <m:rPr>
-            <m:sty m:val="p"/>
-          </m:rPr>
-          <w:rPr>
-            <w:rFonts w:ascii="Times New Roman" w:hAnsi="Times New Roman" w:cs="Times New Roman" w:eastAsia="SimSun"/>
-          </w:rPr>
-          <m:t>(</m:t>
-        </m:r>
-        <m:r>
-          <w:rPr>
-            <w:rFonts w:ascii="Times New Roman" w:hAnsi="Times New Roman" w:cs="Times New Roman" w:eastAsia="SimSun"/>
-          </w:rPr>
-          <m:t>x</m:t>
-        </m:r>
-        <m:r>
-          <m:rPr>
-            <m:sty m:val="p"/>
-          </m:rPr>
-          <w:rPr>
-            <w:rFonts w:ascii="Times New Roman" w:hAnsi="Times New Roman" w:cs="Times New Roman" w:eastAsia="SimSun"/>
-          </w:rPr>
-          <m:t>)</m:t>
-        </m:r>
-      </m:oMath>
-      <w:r>
-        <w:t xml:space="preserve"> </w:t>
-      </w:r>
-      <w:r>
-        <w:rPr>
-          <w:rFonts w:ascii="Times New Roman" w:hAnsi="Times New Roman" w:cs="Times New Roman" w:eastAsia="SimSun"/>
-        </w:rPr>
-        <w:t xml:space="preserve">代入Fick定律，证明</w:t>
-      </w:r>
-      <w:r>
-        <w:t xml:space="preserve"> </w:t>
-      </w:r>
-      <m:oMath>
-        <m:r>
-          <w:rPr>
-            <w:rFonts w:ascii="Times New Roman" w:hAnsi="Times New Roman" w:cs="Times New Roman" w:eastAsia="SimSun"/>
-          </w:rPr>
-          <m:t>0</m:t>
-        </m:r>
-        <m:r>
-          <m:rPr>
-            <m:sty m:val="p"/>
-          </m:rPr>
-          <w:rPr>
-            <w:rFonts w:ascii="Times New Roman" w:hAnsi="Times New Roman" w:cs="Times New Roman" w:eastAsia="SimSun"/>
-          </w:rPr>
-          <m:t>&lt;</m:t>
-        </m:r>
-        <m:r>
-          <w:rPr>
-            <w:rFonts w:ascii="Times New Roman" w:hAnsi="Times New Roman" w:cs="Times New Roman" w:eastAsia="SimSun"/>
-          </w:rPr>
-          <m:t>x</m:t>
-        </m:r>
-        <m:r>
-          <m:rPr>
-            <m:sty m:val="p"/>
-          </m:rPr>
-          <w:rPr>
-            <w:rFonts w:ascii="Times New Roman" w:hAnsi="Times New Roman" w:cs="Times New Roman" w:eastAsia="SimSun"/>
-          </w:rPr>
-          <m:t>&lt;</m:t>
-        </m:r>
-        <m:r>
-          <w:rPr>
-            <w:rFonts w:ascii="Times New Roman" w:hAnsi="Times New Roman" w:cs="Times New Roman" w:eastAsia="SimSun"/>
-          </w:rPr>
-          <m:t>L</m:t>
-        </m:r>
-      </m:oMath>
-      <w:r>
-        <w:t xml:space="preserve"> </w:t>
-      </w:r>
-      <w:r>
-        <w:rPr>
-          <w:rFonts w:ascii="Times New Roman" w:hAnsi="Times New Roman" w:cs="Times New Roman" w:eastAsia="SimSun"/>
-        </w:rPr>
-        <w:t xml:space="preserve">处，扩散通量</w:t>
-      </w:r>
-      <w:r>
-        <w:t xml:space="preserve"> </w:t>
-      </w:r>
-      <m:oMath>
-        <m:r>
-          <w:rPr>
-            <w:rFonts w:ascii="Times New Roman" w:hAnsi="Times New Roman" w:cs="Times New Roman" w:eastAsia="SimSun"/>
-          </w:rPr>
-          <m:t>J</m:t>
-        </m:r>
-      </m:oMath>
-      <w:r>
-        <w:t xml:space="preserve"> </w:t>
-      </w:r>
-      <w:r>
-        <w:rPr>
-          <w:rFonts w:ascii="Times New Roman" w:hAnsi="Times New Roman" w:cs="Times New Roman" w:eastAsia="SimSun"/>
-        </w:rPr>
-        <w:t xml:space="preserve">满足：</w:t>
+        <w:t xml:space="preserve">6-2-2-2 </w:t>
+      </w:r>
+      <w:r>
+        <w:rPr>
+          <w:rFonts w:ascii="Times New Roman" w:hAnsi="Times New Roman" w:cs="Times New Roman" w:eastAsia="SimSun"/>
+        </w:rPr>
+        <w:t xml:space="preserve">简述向水凝胶中掺入ppy（聚吡咯）后得到的Weight</w:t>
+      </w:r>
+      <w:r>
+        <w:t xml:space="preserve"> </w:t>
+      </w:r>
+      <w:r>
+        <w:rPr>
+          <w:rFonts w:ascii="Times New Roman" w:hAnsi="Times New Roman" w:cs="Times New Roman" w:eastAsia="SimSun"/>
+        </w:rPr>
+        <w:t xml:space="preserve">Change-Time曲线整体低于纯PVA的原因。</w:t>
       </w:r>
     </w:p>
     <w:p>
       <w:pPr>
         <w:pStyle w:val="BodyText"/>
-        <w:spacing w:before="120" w:after="120" w:line="240" w:lineRule="auto"/>
-        <w:jc w:val="center"/>
+        <w:spacing w:before="0" w:after="0" w:line="276" w:lineRule="auto"/>
       </w:pPr>
-      <m:oMathPara>
-        <m:oMathParaPr>
-          <m:jc m:val="center"/>
-        </m:oMathParaPr>
-        <m:oMath>
-          <m:r>
-            <w:rPr>
-              <w:rFonts w:ascii="Times New Roman" w:hAnsi="Times New Roman" w:cs="Times New Roman" w:eastAsia="SimSun"/>
-            </w:rPr>
-            <m:t>J</m:t>
-          </m:r>
-          <m:r>
-            <m:rPr>
-              <m:sty m:val="p"/>
-            </m:rPr>
-            <w:rPr>
-              <w:rFonts w:ascii="Times New Roman" w:hAnsi="Times New Roman" w:cs="Times New Roman" w:eastAsia="SimSun"/>
-            </w:rPr>
-            <m:t>=</m:t>
-          </m:r>
-          <m:f>
-            <m:fPr>
-              <m:type m:val="bar"/>
-            </m:fPr>
-            <m:num>
-              <m:sSub>
-                <m:e>
-                  <m:r>
-                    <w:rPr>
-                      <w:rFonts w:ascii="Times New Roman" w:hAnsi="Times New Roman" w:cs="Times New Roman" w:eastAsia="SimSun"/>
-                    </w:rPr>
-                    <m:t>C</m:t>
-                  </m:r>
-                </m:e>
-                <m:sub>
-                  <m:r>
-                    <w:rPr>
-                      <w:rFonts w:ascii="Times New Roman" w:hAnsi="Times New Roman" w:cs="Times New Roman" w:eastAsia="SimSun"/>
-                    </w:rPr>
-                    <m:t>0</m:t>
-                  </m:r>
-                </m:sub>
-              </m:sSub>
-            </m:num>
-            <m:den>
-              <m:nary>
-                <m:naryPr>
-                  <m:chr m:val="∫"/>
-                  <m:limLoc m:val="subSup"/>
-                  <m:subHide m:val="off"/>
-                  <m:supHide m:val="off"/>
-                </m:naryPr>
-                <m:sub>
-                  <m:r>
-                    <w:rPr>
-                      <w:rFonts w:ascii="Times New Roman" w:hAnsi="Times New Roman" w:cs="Times New Roman" w:eastAsia="SimSun"/>
-                    </w:rPr>
-                    <m:t>0</m:t>
-                  </m:r>
-                </m:sub>
-                <m:sup>
-                  <m:r>
-                    <w:rPr>
-                      <w:rFonts w:ascii="Times New Roman" w:hAnsi="Times New Roman" w:cs="Times New Roman" w:eastAsia="SimSun"/>
-                    </w:rPr>
-                    <m:t>L</m:t>
-                  </m:r>
-                </m:sup>
-                <m:e>
-                  <m:f>
-                    <m:fPr>
-                      <m:type m:val="bar"/>
-                    </m:fPr>
-                    <m:num>
-                      <m:r>
-                        <w:rPr>
-                          <w:rFonts w:ascii="Times New Roman" w:hAnsi="Times New Roman" w:cs="Times New Roman" w:eastAsia="SimSun"/>
-                        </w:rPr>
-                        <m:t>1</m:t>
-                      </m:r>
-                    </m:num>
-                    <m:den>
-                      <m:r>
-                        <w:rPr>
-                          <w:rFonts w:ascii="Times New Roman" w:hAnsi="Times New Roman" w:cs="Times New Roman" w:eastAsia="SimSun"/>
-                        </w:rPr>
-                        <m:t>D</m:t>
-                      </m:r>
-                      <m:r>
-                        <m:rPr>
-                          <m:sty m:val="p"/>
-                        </m:rPr>
-                        <w:rPr>
-                          <w:rFonts w:ascii="Times New Roman" w:hAnsi="Times New Roman" w:cs="Times New Roman" w:eastAsia="SimSun"/>
-                        </w:rPr>
-                        <m:t>(</m:t>
-                      </m:r>
-                      <m:r>
-                        <w:rPr>
-                          <w:rFonts w:ascii="Times New Roman" w:hAnsi="Times New Roman" w:cs="Times New Roman" w:eastAsia="SimSun"/>
-                        </w:rPr>
-                        <m:t>x</m:t>
-                      </m:r>
-                      <m:r>
-                        <m:rPr>
-                          <m:sty m:val="p"/>
-                        </m:rPr>
-                        <w:rPr>
-                          <w:rFonts w:ascii="Times New Roman" w:hAnsi="Times New Roman" w:cs="Times New Roman" w:eastAsia="SimSun"/>
-                        </w:rPr>
-                        <m:t>)</m:t>
-                      </m:r>
-                    </m:den>
-                  </m:f>
-                </m:e>
-              </m:nary>
-              <m:r>
-                <m:rPr>
-                  <m:sty m:val="p"/>
-                </m:rPr>
-                <w:rPr>
-                  <w:rFonts w:ascii="Times New Roman" w:hAnsi="Times New Roman" w:cs="Times New Roman" w:eastAsia="SimSun"/>
-                </w:rPr>
-                <m:t>d</m:t>
-              </m:r>
-              <m:r>
-                <w:rPr>
-                  <w:rFonts w:ascii="Times New Roman" w:hAnsi="Times New Roman" w:cs="Times New Roman" w:eastAsia="SimSun"/>
-                </w:rPr>
-                <m:t>x</m:t>
-              </m:r>
-            </m:den>
-          </m:f>
-        </m:oMath>
-      </m:oMathPara>
+      <w:r>
+        <w:t xml:space="preserve">6-3 </w:t>
+      </w:r>
+      <w:r>
+        <w:rPr>
+          <w:rFonts w:ascii="Times New Roman" w:hAnsi="Times New Roman" w:cs="Times New Roman" w:eastAsia="SimSun"/>
+        </w:rPr>
+        <w:t xml:space="preserve">为解释</w:t>
+      </w:r>
+      <w:r>
+        <w:t xml:space="preserve"> </w:t>
+      </w:r>
+      <m:oMath>
+        <m:sSub>
+          <m:e>
+            <m:r>
+              <w:rPr>
+                <w:rFonts w:ascii="Times New Roman" w:hAnsi="Times New Roman" w:cs="Times New Roman" w:eastAsia="SimSun"/>
+              </w:rPr>
+              <m:t>J</m:t>
+            </m:r>
+          </m:e>
+          <m:sub>
+            <m:r>
+              <w:rPr>
+                <w:rFonts w:ascii="Times New Roman" w:hAnsi="Times New Roman" w:cs="Times New Roman" w:eastAsia="SimSun"/>
+              </w:rPr>
+              <m:t>t</m:t>
+            </m:r>
+            <m:r>
+              <m:rPr>
+                <m:sty m:val="p"/>
+              </m:rPr>
+              <w:rPr>
+                <w:rFonts w:ascii="Times New Roman" w:hAnsi="Times New Roman" w:cs="Times New Roman" w:eastAsia="SimSun"/>
+              </w:rPr>
+              <m:t>,</m:t>
+            </m:r>
+            <m:r>
+              <w:rPr>
+                <w:rFonts w:ascii="Times New Roman" w:hAnsi="Times New Roman" w:cs="Times New Roman" w:eastAsia="SimSun"/>
+              </w:rPr>
+              <m:t>m</m:t>
+            </m:r>
+            <m:r>
+              <w:rPr>
+                <w:rFonts w:ascii="Times New Roman" w:hAnsi="Times New Roman" w:cs="Times New Roman" w:eastAsia="SimSun"/>
+              </w:rPr>
+              <m:t>a</m:t>
+            </m:r>
+            <m:r>
+              <w:rPr>
+                <w:rFonts w:ascii="Times New Roman" w:hAnsi="Times New Roman" w:cs="Times New Roman" w:eastAsia="SimSun"/>
+              </w:rPr>
+              <m:t>x</m:t>
+            </m:r>
+          </m:sub>
+        </m:sSub>
+      </m:oMath>
+      <w:r>
+        <w:t xml:space="preserve"> </w:t>
+      </w:r>
+      <w:r>
+        <w:rPr>
+          <w:rFonts w:ascii="Times New Roman" w:hAnsi="Times New Roman" w:cs="Times New Roman" w:eastAsia="SimSun"/>
+        </w:rPr>
+        <w:t xml:space="preserve">实验值超过理论极限的现象，麻省理工的陈刚团队提出了光分子效应（Photomolecular</w:t>
+      </w:r>
+      <w:r>
+        <w:t xml:space="preserve"> </w:t>
+      </w:r>
+      <w:r>
+        <w:rPr>
+          <w:rFonts w:ascii="Times New Roman" w:hAnsi="Times New Roman" w:cs="Times New Roman" w:eastAsia="SimSun"/>
+        </w:rPr>
+        <w:t xml:space="preserve">effect）假说，该名称源于其与光电效应的相似性。他们认为，单个光子可以一次性切断若干根氢键，使数个水分子以多聚团簇的形式一同释放至气相，如下右图所示。该过程在水凝胶中体现尤为明显。</w:t>
+      </w:r>
+    </w:p>
+    <w:tbl>
+      <w:tblPr>
+        <w:tblStyle w:val="Table"/>
+        <w:tblW w:type="dxa" w:w="9752"/>
+        <w:tblBorders>
+          <w:top w:val="single" w:sz="6" w:space="0" w:color="000000"/>
+          <w:left w:val="single" w:sz="6" w:space="0" w:color="000000"/>
+          <w:bottom w:val="single" w:sz="6" w:space="0" w:color="000000"/>
+          <w:right w:val="single" w:sz="6" w:space="0" w:color="000000"/>
+          <w:insideH w:val="single" w:sz="6" w:space="0" w:color="000000"/>
+          <w:insideV w:val="single" w:sz="6" w:space="0" w:color="000000"/>
+        </w:tblBorders>
+        <w:tblLayout w:type="fixed"/>
+        <w:tblLook w:firstRow="1" w:lastRow="0" w:firstColumn="0" w:lastColumn="0" w:noHBand="0" w:noVBand="0" w:val="0020"/>
+      </w:tblPr>
+      <w:tblGrid>
+        <w:gridCol w:w="4876"/>
+        <w:gridCol w:w="4876"/>
+      </w:tblGrid>
+      <w:tr>
+        <w:trPr>
+          <w:tblHeader w:val="on"/>
+        </w:trPr>
+        <w:tc>
+          <w:tcPr>
+            <w:tcW w:type="dxa" w:w="4876"/>
+          </w:tcPr>
+          <w:tcPr/>
+          <w:p>
+            <w:pPr>
+              <w:pStyle w:val="Compact"/>
+              <w:jc w:val="center"/>
+            </w:pPr>
+            <w:r>
+              <w:t xml:space="preserve">B</w:t>
+            </w:r>
+          </w:p>
+        </w:tc>
+        <w:tc>
+          <w:tcPr>
+            <w:tcW w:type="dxa" w:w="4876"/>
+          </w:tcPr>
+          <w:tcPr/>
+          <w:p>
+            <w:pPr>
+              <w:pStyle w:val="Compact"/>
+            </w:pPr>
+          </w:p>
+        </w:tc>
+      </w:tr>
+      <w:tr>
+        <w:tc>
+          <w:tcPr>
+            <w:tcW w:type="dxa" w:w="4876"/>
+          </w:tcPr>
+          <w:tcPr/>
+          <w:p>
+            <w:pPr>
+              <w:pStyle w:val="Compact"/>
+              <w:jc w:val="center"/>
+            </w:pPr>
+            <w:r>
+              <w:drawing>
+                <wp:inline>
+                  <wp:extent cx="2249659" cy="1655999"/>
+                  <wp:effectExtent b="0" l="0" r="0" t="0"/>
+                  <wp:docPr descr="" title="" id="89" name="Picture"/>
+                  <a:graphic>
+                    <a:graphicData uri="http://schemas.openxmlformats.org/drawingml/2006/picture">
+                      <pic:pic>
+                        <pic:nvPicPr>
+                          <pic:cNvPr descr="df0e84b7ccebc1a778f88c06be8e17048ec84e0a735ea0cbced9118a235fff22.jpg" id="90" name="Picture"/>
+                          <pic:cNvPicPr>
+                            <a:picLocks noChangeArrowheads="1" noChangeAspect="1"/>
+                          </pic:cNvPicPr>
+                        </pic:nvPicPr>
+                        <pic:blipFill>
+                          <a:blip r:embed="rId88"/>
+                          <a:stretch>
+                            <a:fillRect/>
+                          </a:stretch>
+                        </pic:blipFill>
+                        <pic:spPr bwMode="auto">
+                          <a:xfrm>
+                            <a:off x="0" y="0"/>
+                            <a:ext cx="2249659" cy="1655999"/>
+                          </a:xfrm>
+                          <a:prstGeom prst="rect">
+                            <a:avLst/>
+                          </a:prstGeom>
+                          <a:noFill/>
+                          <a:ln w="9525">
+                            <a:noFill/>
+                            <a:headEnd/>
+                            <a:tailEnd/>
+                          </a:ln>
+                        </pic:spPr>
+                      </pic:pic>
+                    </a:graphicData>
+                  </a:graphic>
+                </wp:inline>
+              </w:drawing>
+            </w:r>
+          </w:p>
+        </w:tc>
+        <w:tc>
+          <w:tcPr>
+            <w:tcW w:type="dxa" w:w="4876"/>
+          </w:tcPr>
+          <w:tcPr/>
+          <w:p>
+            <w:pPr>
+              <w:pStyle w:val="Compact"/>
+              <w:jc w:val="center"/>
+            </w:pPr>
+            <w:r>
+              <w:drawing>
+                <wp:inline>
+                  <wp:extent cx="2395527" cy="1655999"/>
+                  <wp:effectExtent b="0" l="0" r="0" t="0"/>
+                  <wp:docPr descr="" title="" id="92" name="Picture"/>
+                  <a:graphic>
+                    <a:graphicData uri="http://schemas.openxmlformats.org/drawingml/2006/picture">
+                      <pic:pic>
+                        <pic:nvPicPr>
+                          <pic:cNvPr descr="a3daa739e9396155741580f23faffaf945d0515a32963c8d4a58092b7662cd53.jpg" id="93" name="Picture"/>
+                          <pic:cNvPicPr>
+                            <a:picLocks noChangeArrowheads="1" noChangeAspect="1"/>
+                          </pic:cNvPicPr>
+                        </pic:nvPicPr>
+                        <pic:blipFill>
+                          <a:blip r:embed="rId91"/>
+                          <a:stretch>
+                            <a:fillRect/>
+                          </a:stretch>
+                        </pic:blipFill>
+                        <pic:spPr bwMode="auto">
+                          <a:xfrm>
+                            <a:off x="0" y="0"/>
+                            <a:ext cx="2395527" cy="1655999"/>
+                          </a:xfrm>
+                          <a:prstGeom prst="rect">
+                            <a:avLst/>
+                          </a:prstGeom>
+                          <a:noFill/>
+                          <a:ln w="9525">
+                            <a:noFill/>
+                            <a:headEnd/>
+                            <a:tailEnd/>
+                          </a:ln>
+                        </pic:spPr>
+                      </pic:pic>
+                    </a:graphicData>
+                  </a:graphic>
+                </wp:inline>
+              </w:drawing>
+            </w:r>
+          </w:p>
+        </w:tc>
+      </w:tr>
+    </w:tbl>
+    <w:p>
+      <w:pPr>
+        <w:pStyle w:val="BodyText"/>
+        <w:spacing w:before="0" w:after="0" w:line="276" w:lineRule="auto"/>
+      </w:pPr>
+      <w:r>
+        <w:t xml:space="preserve">6-3-1 </w:t>
+      </w:r>
+      <w:r>
+        <w:rPr>
+          <w:rFonts w:ascii="Times New Roman" w:hAnsi="Times New Roman" w:cs="Times New Roman" w:eastAsia="SimSun"/>
+        </w:rPr>
+        <w:t xml:space="preserve">若释放某环状团簇所需的最大波长为</w:t>
+      </w:r>
+      <w:r>
+        <w:t xml:space="preserve"> 500 </w:t>
+      </w:r>
+      <w:r>
+        <w:rPr>
+          <w:rFonts w:ascii="Times New Roman" w:hAnsi="Times New Roman" w:cs="Times New Roman" w:eastAsia="SimSun"/>
+        </w:rPr>
+        <w:t xml:space="preserve">nm，假设构成该团簇的水分子在液相中均参与形成所有可能的氢键，平均键能</w:t>
+      </w:r>
+      <w:r>
+        <w:t xml:space="preserve"> </w:t>
+      </w:r>
+      <m:oMath>
+        <m:sSub>
+          <m:e>
+            <m:r>
+              <m:rPr>
+                <m:sty m:val="p"/>
+              </m:rPr>
+              <w:rPr>
+                <w:rFonts w:ascii="Times New Roman" w:hAnsi="Times New Roman" w:cs="Times New Roman" w:eastAsia="SimSun"/>
+              </w:rPr>
+              <m:t>Δ</m:t>
+            </m:r>
+          </m:e>
+          <m:sub>
+            <m:r>
+              <w:rPr>
+                <w:rFonts w:ascii="Times New Roman" w:hAnsi="Times New Roman" w:cs="Times New Roman" w:eastAsia="SimSun"/>
+              </w:rPr>
+              <m:t>1</m:t>
+            </m:r>
+          </m:sub>
+        </m:sSub>
+        <m:r>
+          <m:rPr>
+            <m:sty m:val="p"/>
+          </m:rPr>
+          <w:rPr>
+            <w:rFonts w:ascii="Times New Roman" w:hAnsi="Times New Roman" w:cs="Times New Roman" w:eastAsia="SimSun"/>
+          </w:rPr>
+          <m:t>=</m:t>
+        </m:r>
+        <m:r>
+          <w:rPr>
+            <w:rFonts w:ascii="Times New Roman" w:hAnsi="Times New Roman" w:cs="Times New Roman" w:eastAsia="SimSun"/>
+          </w:rPr>
+          <m:t>0.248</m:t>
+        </m:r>
+      </m:oMath>
+      <w:r>
+        <w:t xml:space="preserve"> </w:t>
+      </w:r>
+      <w:r>
+        <w:rPr>
+          <w:rFonts w:ascii="Times New Roman" w:hAnsi="Times New Roman" w:cs="Times New Roman" w:eastAsia="SimSun"/>
+        </w:rPr>
+        <w:t xml:space="preserve">eV，根据计算画出该团簇的结构。</w:t>
+      </w:r>
     </w:p>
     <w:p>
       <w:pPr>
-        <w:pStyle w:val="FirstParagraph"/>
+        <w:pStyle w:val="BodyText"/>
         <w:spacing w:before="0" w:after="0" w:line="276" w:lineRule="auto"/>
       </w:pPr>
       <w:r>
-        <w:t xml:space="preserve">6-3-5 </w:t>
-      </w:r>
-      <w:r>
-        <w:rPr>
-          <w:rFonts w:ascii="Times New Roman" w:hAnsi="Times New Roman" w:cs="Times New Roman" w:eastAsia="SimSun"/>
-        </w:rPr>
-        <w:t xml:space="preserve">对</w:t>
-      </w:r>
-      <w:r>
-        <w:t xml:space="preserve"> 6-3-4 </w:t>
-      </w:r>
-      <w:r>
-        <w:rPr>
-          <w:rFonts w:ascii="Times New Roman" w:hAnsi="Times New Roman" w:cs="Times New Roman" w:eastAsia="SimSun"/>
-        </w:rPr>
-        <w:t xml:space="preserve">中式子的分母进行积分,</w:t>
-      </w:r>
-      <w:r>
-        <w:t xml:space="preserve"> </w:t>
-      </w:r>
-      <w:r>
-        <w:rPr>
-          <w:rFonts w:ascii="Times New Roman" w:hAnsi="Times New Roman" w:cs="Times New Roman" w:eastAsia="SimSun"/>
-        </w:rPr>
-        <w:t xml:space="preserve">推出</w:t>
-      </w:r>
-      <w:r>
-        <w:t xml:space="preserve"> </w:t>
-      </w:r>
-      <m:oMath>
-        <m:r>
-          <w:rPr>
-            <w:rFonts w:ascii="Times New Roman" w:hAnsi="Times New Roman" w:cs="Times New Roman" w:eastAsia="SimSun"/>
-          </w:rPr>
-          <m:t>1</m:t>
-        </m:r>
-        <m:r>
-          <m:rPr>
-            <m:sty m:val="p"/>
-          </m:rPr>
-          <w:rPr>
-            <w:rFonts w:ascii="Times New Roman" w:hAnsi="Times New Roman" w:cs="Times New Roman" w:eastAsia="SimSun"/>
-          </w:rPr>
-          <m:t> </m:t>
-        </m:r>
-        <m:r>
-          <m:rPr>
-            <m:sty m:val="p"/>
-          </m:rPr>
-          <w:rPr>
-            <w:rFonts w:ascii="Times New Roman" w:hAnsi="Times New Roman" w:cs="Times New Roman" w:eastAsia="SimSun"/>
-          </w:rPr>
-          <m:t>m</m:t>
-        </m:r>
-        <m:r>
-          <m:rPr>
-            <m:sty m:val="p"/>
-          </m:rPr>
-          <w:rPr>
-            <w:rFonts w:ascii="Times New Roman" w:hAnsi="Times New Roman" w:cs="Times New Roman" w:eastAsia="SimSun"/>
-          </w:rPr>
-          <m:t>o</m:t>
-        </m:r>
-        <m:r>
-          <m:rPr>
-            <m:sty m:val="p"/>
-          </m:rPr>
-          <w:rPr>
-            <w:rFonts w:ascii="Times New Roman" w:hAnsi="Times New Roman" w:cs="Times New Roman" w:eastAsia="SimSun"/>
-          </w:rPr>
-          <m:t>l</m:t>
-        </m:r>
-        <m:r>
-          <m:rPr>
-            <m:sty m:val="p"/>
-          </m:rPr>
-          <w:rPr>
-            <w:rFonts w:ascii="Times New Roman" w:hAnsi="Times New Roman" w:cs="Times New Roman" w:eastAsia="SimSun"/>
-          </w:rPr>
-          <m:t>×</m:t>
-        </m:r>
-      </m:oMath>
-      <w:r>
-        <w:t xml:space="preserve"> </w:t>
-      </w:r>
-      <w:r>
-        <w:rPr>
-          <w:rFonts w:ascii="Times New Roman" w:hAnsi="Times New Roman" w:cs="Times New Roman" w:eastAsia="SimSun"/>
-        </w:rPr>
-        <w:t xml:space="preserve">从左侧完全转移至右侧所用时间</w:t>
-      </w:r>
-      <w:r>
-        <w:t xml:space="preserve"> </w:t>
-      </w:r>
-      <m:oMath>
-        <m:r>
-          <w:rPr>
-            <w:rFonts w:ascii="Times New Roman" w:hAnsi="Times New Roman" w:cs="Times New Roman" w:eastAsia="SimSun"/>
-          </w:rPr>
-          <m:t>t</m:t>
-        </m:r>
-      </m:oMath>
-      <w:r>
-        <w:t xml:space="preserve"> </w:t>
-      </w:r>
-      <w:r>
-        <w:rPr>
-          <w:rFonts w:ascii="Times New Roman" w:hAnsi="Times New Roman" w:cs="Times New Roman" w:eastAsia="SimSun"/>
-        </w:rPr>
-        <w:t xml:space="preserve">的表达式,</w:t>
-      </w:r>
-      <w:r>
-        <w:t xml:space="preserve"> </w:t>
-      </w:r>
-      <w:r>
-        <w:rPr>
-          <w:rFonts w:ascii="Times New Roman" w:hAnsi="Times New Roman" w:cs="Times New Roman" w:eastAsia="SimSun"/>
-        </w:rPr>
-        <w:t xml:space="preserve">用玻璃管内直径</w:t>
-      </w:r>
-      <w:r>
-        <w:t xml:space="preserve"> </w:t>
-      </w:r>
-      <m:oMath>
-        <m:r>
-          <w:rPr>
-            <w:rFonts w:ascii="Times New Roman" w:hAnsi="Times New Roman" w:cs="Times New Roman" w:eastAsia="SimSun"/>
-          </w:rPr>
-          <m:t>d</m:t>
-        </m:r>
-      </m:oMath>
-      <w:r>
-        <w:t xml:space="preserve"> </w:t>
-      </w:r>
-      <w:r>
-        <w:t xml:space="preserve">, </w:t>
-      </w:r>
-      <w:r>
-        <w:rPr>
-          <w:rFonts w:ascii="Times New Roman" w:hAnsi="Times New Roman" w:cs="Times New Roman" w:eastAsia="SimSun"/>
-        </w:rPr>
-        <w:t xml:space="preserve">玻璃管长度</w:t>
-      </w:r>
-      <w:r>
-        <w:t xml:space="preserve"> </w:t>
-      </w:r>
-      <m:oMath>
-        <m:r>
-          <m:rPr>
-            <m:sty m:val="p"/>
-          </m:rPr>
-          <w:rPr>
-            <w:rFonts w:ascii="Times New Roman" w:hAnsi="Times New Roman" w:cs="Times New Roman" w:eastAsia="SimSun"/>
-          </w:rPr>
-          <m:t>L</m:t>
-        </m:r>
-      </m:oMath>
-      <w:r>
-        <w:t xml:space="preserve"> </w:t>
-      </w:r>
-      <w:r>
-        <w:t xml:space="preserve">, CO </w:t>
-      </w:r>
-      <w:r>
-        <w:rPr>
-          <w:rFonts w:ascii="Times New Roman" w:hAnsi="Times New Roman" w:cs="Times New Roman" w:eastAsia="SimSun"/>
-        </w:rPr>
-        <w:t xml:space="preserve">浓度</w:t>
-      </w:r>
-      <w:r>
-        <w:t xml:space="preserve"> </w:t>
-      </w:r>
-      <m:oMath>
-        <m:r>
-          <m:rPr>
-            <m:sty m:val="p"/>
-          </m:rPr>
-          <w:rPr>
-            <w:rFonts w:ascii="Times New Roman" w:hAnsi="Times New Roman" w:cs="Times New Roman" w:eastAsia="SimSun"/>
-          </w:rPr>
-          <m:t>c</m:t>
-        </m:r>
-        <m:r>
-          <m:rPr>
-            <m:sty m:val="p"/>
-          </m:rPr>
-          <w:rPr>
-            <w:rFonts w:ascii="Times New Roman" w:hAnsi="Times New Roman" w:cs="Times New Roman" w:eastAsia="SimSun"/>
-          </w:rPr>
-          <m:t>(</m:t>
-        </m:r>
-        <m:r>
-          <m:rPr>
-            <m:sty m:val="p"/>
-          </m:rPr>
-          <w:rPr>
-            <w:rFonts w:ascii="Times New Roman" w:hAnsi="Times New Roman" w:cs="Times New Roman" w:eastAsia="SimSun"/>
-          </w:rPr>
-          <m:t>C</m:t>
-        </m:r>
-        <m:r>
-          <m:rPr>
-            <m:sty m:val="p"/>
-          </m:rPr>
-          <w:rPr>
-            <w:rFonts w:ascii="Times New Roman" w:hAnsi="Times New Roman" w:cs="Times New Roman" w:eastAsia="SimSun"/>
-          </w:rPr>
-          <m:t>O</m:t>
-        </m:r>
-        <m:r>
-          <m:rPr>
-            <m:sty m:val="p"/>
-          </m:rPr>
-          <w:rPr>
-            <w:rFonts w:ascii="Times New Roman" w:hAnsi="Times New Roman" w:cs="Times New Roman" w:eastAsia="SimSun"/>
-          </w:rPr>
-          <m:t>)</m:t>
-        </m:r>
-      </m:oMath>
-      <w:r>
-        <w:t xml:space="preserve"> </w:t>
-      </w:r>
-      <w:r>
-        <w:rPr>
-          <w:rFonts w:ascii="Times New Roman" w:hAnsi="Times New Roman" w:cs="Times New Roman" w:eastAsia="SimSun"/>
-        </w:rPr>
-        <w:t xml:space="preserve">、平衡常数</w:t>
-      </w:r>
-      <w:r>
-        <w:t xml:space="preserve"> </w:t>
-      </w:r>
-      <m:oMath>
-        <m:r>
-          <w:rPr>
-            <w:rFonts w:ascii="Times New Roman" w:hAnsi="Times New Roman" w:cs="Times New Roman" w:eastAsia="SimSun"/>
-          </w:rPr>
-          <m:t>K</m:t>
-        </m:r>
-      </m:oMath>
-      <w:r>
-        <w:t xml:space="preserve"> </w:t>
-      </w:r>
-      <w:r>
-        <w:t xml:space="preserve">, </w:t>
-      </w:r>
-      <w:r>
-        <w:rPr>
-          <w:rFonts w:ascii="Times New Roman" w:hAnsi="Times New Roman" w:cs="Times New Roman" w:eastAsia="SimSun"/>
-        </w:rPr>
-        <w:t xml:space="preserve">扩散相关常数</w:t>
-      </w:r>
-      <w:r>
-        <w:t xml:space="preserve"> </w:t>
-      </w:r>
-      <m:oMath>
-        <m:sSub>
-          <m:e>
-            <m:r>
-              <w:rPr>
-                <w:rFonts w:ascii="Times New Roman" w:hAnsi="Times New Roman" w:cs="Times New Roman" w:eastAsia="SimSun"/>
-              </w:rPr>
-              <m:t>D</m:t>
-            </m:r>
-          </m:e>
-          <m:sub>
-            <m:r>
-              <w:rPr>
-                <w:rFonts w:ascii="Times New Roman" w:hAnsi="Times New Roman" w:cs="Times New Roman" w:eastAsia="SimSun"/>
-              </w:rPr>
-              <m:t>0</m:t>
-            </m:r>
-          </m:sub>
-        </m:sSub>
-      </m:oMath>
-      <w:r>
-        <w:t xml:space="preserve"> </w:t>
-      </w:r>
-      <w:r>
-        <w:t xml:space="preserve">、</w:t>
-      </w:r>
-      <w:r>
-        <w:t xml:space="preserve"> </w:t>
-      </w:r>
-      <m:oMath>
-        <m:sSub>
-          <m:e>
-            <m:r>
-              <w:rPr>
-                <w:rFonts w:ascii="Times New Roman" w:hAnsi="Times New Roman" w:cs="Times New Roman" w:eastAsia="SimSun"/>
-              </w:rPr>
-              <m:t>T</m:t>
-            </m:r>
-          </m:e>
-          <m:sub>
-            <m:r>
-              <w:rPr>
-                <w:rFonts w:ascii="Times New Roman" w:hAnsi="Times New Roman" w:cs="Times New Roman" w:eastAsia="SimSun"/>
-              </w:rPr>
-              <m:t>0</m:t>
-            </m:r>
-          </m:sub>
-        </m:sSub>
-      </m:oMath>
-      <w:r>
-        <w:t xml:space="preserve"> </w:t>
-      </w:r>
-      <w:r>
-        <w:rPr>
-          <w:rFonts w:ascii="Times New Roman" w:hAnsi="Times New Roman" w:cs="Times New Roman" w:eastAsia="SimSun"/>
-        </w:rPr>
-        <w:t xml:space="preserve">和</w:t>
-      </w:r>
-      <w:r>
-        <w:t xml:space="preserve"> </w:t>
-      </w:r>
-      <m:oMath>
-        <m:sSub>
-          <m:e>
-            <m:r>
-              <w:rPr>
-                <w:rFonts w:ascii="Times New Roman" w:hAnsi="Times New Roman" w:cs="Times New Roman" w:eastAsia="SimSun"/>
-              </w:rPr>
-              <m:t>T</m:t>
-            </m:r>
-          </m:e>
-          <m:sub>
-            <m:r>
-              <w:rPr>
-                <w:rFonts w:ascii="Times New Roman" w:hAnsi="Times New Roman" w:cs="Times New Roman" w:eastAsia="SimSun"/>
-              </w:rPr>
-              <m:t>2</m:t>
-            </m:r>
-          </m:sub>
-        </m:sSub>
-      </m:oMath>
-      <w:r>
-        <w:t xml:space="preserve"> </w:t>
-      </w:r>
-      <w:r>
-        <w:t xml:space="preserve">、</w:t>
-      </w:r>
-      <w:r>
-        <w:t xml:space="preserve"> </w:t>
-      </w:r>
-      <m:oMath>
-        <m:sSub>
-          <m:e>
-            <m:r>
-              <w:rPr>
-                <w:rFonts w:ascii="Times New Roman" w:hAnsi="Times New Roman" w:cs="Times New Roman" w:eastAsia="SimSun"/>
-              </w:rPr>
-              <m:t>T</m:t>
-            </m:r>
-          </m:e>
-          <m:sub>
-            <m:r>
-              <w:rPr>
-                <w:rFonts w:ascii="Times New Roman" w:hAnsi="Times New Roman" w:cs="Times New Roman" w:eastAsia="SimSun"/>
-              </w:rPr>
-              <m:t>1</m:t>
-            </m:r>
-          </m:sub>
-        </m:sSub>
-      </m:oMath>
-      <w:r>
-        <w:t xml:space="preserve"> </w:t>
-      </w:r>
-      <w:r>
-        <w:rPr>
-          <w:rFonts w:ascii="Times New Roman" w:hAnsi="Times New Roman" w:cs="Times New Roman" w:eastAsia="SimSun"/>
-        </w:rPr>
-        <w:t xml:space="preserve">表示。本题可能用到的数学公式如下:</w:t>
+        <w:t xml:space="preserve">6-3-2 </w:t>
+      </w:r>
+      <w:r>
+        <w:rPr>
+          <w:rFonts w:ascii="Times New Roman" w:hAnsi="Times New Roman" w:cs="Times New Roman" w:eastAsia="SimSun"/>
+        </w:rPr>
+        <w:t xml:space="preserve">实验中，在水凝胶表面上方观察到一个显著低温的区域，有力证明了光分子效应假说。解释低温区域出现的原因。</w:t>
+      </w:r>
+    </w:p>
+    <w:p>
+      <w:pPr>
+        <w:pStyle w:val="BodyText"/>
+        <w:spacing w:before="0" w:after="0" w:line="276" w:lineRule="auto"/>
+      </w:pPr>
+      <w:r>
+        <w:t xml:space="preserve">6-4 </w:t>
+      </w:r>
+      <w:r>
+        <w:rPr>
+          <w:rFonts w:ascii="Times New Roman" w:hAnsi="Times New Roman" w:cs="Times New Roman" w:eastAsia="SimSun"/>
+        </w:rPr>
+        <w:t xml:space="preserve">若将光分子效应驱动的水蒸发视作一类特殊的光解反应，只考虑以下过程：</w:t>
       </w:r>
     </w:p>
     <w:p>
@@ -15016,7 +13264,7 @@
               <m:mcs>
                 <m:mc>
                   <m:mcPr>
-                    <m:mcJc m:val="left"/>
+                    <m:mcJc m:val="center"/>
                     <m:count m:val="1"/>
                   </m:mcPr>
                 </m:mc>
@@ -15025,11 +13273,71 @@
             <m:mr>
               <m:e>
                 <m:r>
+                  <m:rPr>
+                    <m:sty m:val="p"/>
+                  </m:rPr>
                   <w:rPr>
                     <w:rFonts w:ascii="Times New Roman" w:hAnsi="Times New Roman" w:cs="Times New Roman" w:eastAsia="SimSun"/>
                   </w:rPr>
-                  <m:t>F</m:t>
+                  <m:t>(</m:t>
                 </m:r>
+                <m:sSub>
+                  <m:e>
+                    <m:r>
+                      <m:rPr>
+                        <m:sty m:val="p"/>
+                      </m:rPr>
+                      <w:rPr>
+                        <w:rFonts w:ascii="Times New Roman" w:hAnsi="Times New Roman" w:cs="Times New Roman" w:eastAsia="SimSun"/>
+                      </w:rPr>
+                      <m:t>H</m:t>
+                    </m:r>
+                  </m:e>
+                  <m:sub>
+                    <m:r>
+                      <m:rPr>
+                        <m:sty m:val="p"/>
+                      </m:rPr>
+                      <w:rPr>
+                        <w:rFonts w:ascii="Times New Roman" w:hAnsi="Times New Roman" w:cs="Times New Roman" w:eastAsia="SimSun"/>
+                      </w:rPr>
+                      <m:t>2</m:t>
+                    </m:r>
+                  </m:sub>
+                </m:sSub>
+                <m:r>
+                  <m:rPr>
+                    <m:sty m:val="p"/>
+                  </m:rPr>
+                  <w:rPr>
+                    <w:rFonts w:ascii="Times New Roman" w:hAnsi="Times New Roman" w:cs="Times New Roman" w:eastAsia="SimSun"/>
+                  </w:rPr>
+                  <m:t>O</m:t>
+                </m:r>
+                <m:sSub>
+                  <m:e>
+                    <m:r>
+                      <m:rPr>
+                        <m:sty m:val="p"/>
+                      </m:rPr>
+                      <w:rPr>
+                        <w:rFonts w:ascii="Times New Roman" w:hAnsi="Times New Roman" w:cs="Times New Roman" w:eastAsia="SimSun"/>
+                      </w:rPr>
+                      <m:t>)</m:t>
+                    </m:r>
+                  </m:e>
+                  <m:sub>
+                    <m:r>
+                      <m:rPr>
+                        <m:sty m:val="p"/>
+                      </m:rPr>
+                      <w:rPr>
+                        <w:rFonts w:ascii="Times New Roman" w:hAnsi="Times New Roman" w:cs="Times New Roman" w:eastAsia="SimSun"/>
+                      </w:rPr>
+                      <m:t>n</m:t>
+                    </m:r>
+                  </m:sub>
+                </m:sSub>
                 <m:r>
                   <m:rPr>
                     <m:sty m:val="p"/>
@@ -15040,10 +13348,13 @@
                   <m:t>(</m:t>
                 </m:r>
                 <m:r>
+                  <m:rPr>
+                    <m:sty m:val="p"/>
+                  </m:rPr>
                   <w:rPr>
                     <w:rFonts w:ascii="Times New Roman" w:hAnsi="Times New Roman" w:cs="Times New Roman" w:eastAsia="SimSun"/>
                   </w:rPr>
-                  <m:t>b</m:t>
+                  <m:t>l</m:t>
                 </m:r>
                 <m:r>
                   <m:rPr>
@@ -15061,14 +13372,122 @@
                   <w:rPr>
                     <w:rFonts w:ascii="Times New Roman" w:hAnsi="Times New Roman" w:cs="Times New Roman" w:eastAsia="SimSun"/>
                   </w:rPr>
-                  <m:t>−</m:t>
+                  <m:t>+</m:t>
                 </m:r>
                 <m:r>
+                  <m:rPr>
+                    <m:sty m:val="p"/>
+                  </m:rPr>
                   <w:rPr>
                     <w:rFonts w:ascii="Times New Roman" w:hAnsi="Times New Roman" w:cs="Times New Roman" w:eastAsia="SimSun"/>
                   </w:rPr>
-                  <m:t>F</m:t>
+                  <m:t>h</m:t>
                 </m:r>
+                <m:r>
+                  <m:rPr>
+                    <m:sty m:val="p"/>
+                  </m:rPr>
+                  <w:rPr>
+                    <w:rFonts w:ascii="Times New Roman" w:hAnsi="Times New Roman" w:cs="Times New Roman" w:eastAsia="SimSun"/>
+                  </w:rPr>
+                  <m:t>u</m:t>
+                </m:r>
+                <m:limUpp>
+                  <m:e>
+                    <m:r>
+                      <m:rPr>
+                        <m:sty m:val="p"/>
+                      </m:rPr>
+                      <w:rPr>
+                        <w:rFonts w:ascii="Times New Roman" w:hAnsi="Times New Roman" w:cs="Times New Roman" w:eastAsia="SimSun"/>
+                      </w:rPr>
+                      <m:t>→</m:t>
+                    </m:r>
+                  </m:e>
+                  <m:lim>
+                    <m:sSub>
+                      <m:e>
+                        <m:r>
+                          <w:rPr>
+                            <w:rFonts w:ascii="Times New Roman" w:hAnsi="Times New Roman" w:cs="Times New Roman" w:eastAsia="SimSun"/>
+                          </w:rPr>
+                          <m:t>I</m:t>
+                        </m:r>
+                      </m:e>
+                      <m:sub>
+                        <m:r>
+                          <w:rPr>
+                            <w:rFonts w:ascii="Times New Roman" w:hAnsi="Times New Roman" w:cs="Times New Roman" w:eastAsia="SimSun"/>
+                          </w:rPr>
+                          <m:t>a</m:t>
+                        </m:r>
+                      </m:sub>
+                    </m:sSub>
+                  </m:lim>
+                </m:limUpp>
+                <m:r>
+                  <m:rPr>
+                    <m:sty m:val="p"/>
+                  </m:rPr>
+                  <w:rPr>
+                    <w:rFonts w:ascii="Times New Roman" w:hAnsi="Times New Roman" w:cs="Times New Roman" w:eastAsia="SimSun"/>
+                  </w:rPr>
+                  <m:t>(</m:t>
+                </m:r>
+                <m:sSub>
+                  <m:e>
+                    <m:r>
+                      <m:rPr>
+                        <m:sty m:val="p"/>
+                      </m:rPr>
+                      <w:rPr>
+                        <w:rFonts w:ascii="Times New Roman" w:hAnsi="Times New Roman" w:cs="Times New Roman" w:eastAsia="SimSun"/>
+                      </w:rPr>
+                      <m:t>H</m:t>
+                    </m:r>
+                  </m:e>
+                  <m:sub>
+                    <m:r>
+                      <m:rPr>
+                        <m:sty m:val="p"/>
+                      </m:rPr>
+                      <w:rPr>
+                        <w:rFonts w:ascii="Times New Roman" w:hAnsi="Times New Roman" w:cs="Times New Roman" w:eastAsia="SimSun"/>
+                      </w:rPr>
+                      <m:t>2</m:t>
+                    </m:r>
+                  </m:sub>
+                </m:sSub>
+                <m:r>
+                  <m:rPr>
+                    <m:sty m:val="p"/>
+                  </m:rPr>
+                  <w:rPr>
+                    <w:rFonts w:ascii="Times New Roman" w:hAnsi="Times New Roman" w:cs="Times New Roman" w:eastAsia="SimSun"/>
+                  </w:rPr>
+                  <m:t>O</m:t>
+                </m:r>
+                <m:sSub>
+                  <m:e>
+                    <m:r>
+                      <m:rPr>
+                        <m:sty m:val="p"/>
+                      </m:rPr>
+                      <w:rPr>
+                        <w:rFonts w:ascii="Times New Roman" w:hAnsi="Times New Roman" w:cs="Times New Roman" w:eastAsia="SimSun"/>
+                      </w:rPr>
+                      <m:t>)</m:t>
+                    </m:r>
+                  </m:e>
+                  <m:sub>
+                    <m:r>
+                      <w:rPr>
+                        <w:rFonts w:ascii="Times New Roman" w:hAnsi="Times New Roman" w:cs="Times New Roman" w:eastAsia="SimSun"/>
+                      </w:rPr>
+                      <m:t>n</m:t>
+                    </m:r>
+                  </m:sub>
+                </m:sSub>
                 <m:r>
                   <m:rPr>
                     <m:sty m:val="p"/>
@@ -15079,10 +13498,110 @@
                   <m:t>(</m:t>
                 </m:r>
                 <m:r>
+                  <m:rPr>
+                    <m:sty m:val="p"/>
+                  </m:rPr>
                   <w:rPr>
                     <w:rFonts w:ascii="Times New Roman" w:hAnsi="Times New Roman" w:cs="Times New Roman" w:eastAsia="SimSun"/>
                   </w:rPr>
-                  <m:t>a</m:t>
+                  <m:t>g</m:t>
+                </m:r>
+                <m:r>
+                  <m:rPr>
+                    <m:sty m:val="p"/>
+                  </m:rPr>
+                  <w:rPr>
+                    <w:rFonts w:ascii="Times New Roman" w:hAnsi="Times New Roman" w:cs="Times New Roman" w:eastAsia="SimSun"/>
+                  </w:rPr>
+                  <m:t>)</m:t>
+                </m:r>
+              </m:e>
+            </m:mr>
+            <m:mr>
+              <m:e>
+                <m:r>
+                  <m:rPr>
+                    <m:sty m:val="p"/>
+                  </m:rPr>
+                  <w:rPr>
+                    <w:rFonts w:ascii="Times New Roman" w:hAnsi="Times New Roman" w:cs="Times New Roman" w:eastAsia="SimSun"/>
+                  </w:rPr>
+                  <m:t>(</m:t>
+                </m:r>
+                <m:sSub>
+                  <m:e>
+                    <m:r>
+                      <m:rPr>
+                        <m:sty m:val="p"/>
+                      </m:rPr>
+                      <w:rPr>
+                        <w:rFonts w:ascii="Times New Roman" w:hAnsi="Times New Roman" w:cs="Times New Roman" w:eastAsia="SimSun"/>
+                      </w:rPr>
+                      <m:t>H</m:t>
+                    </m:r>
+                  </m:e>
+                  <m:sub>
+                    <m:r>
+                      <m:rPr>
+                        <m:sty m:val="p"/>
+                      </m:rPr>
+                      <w:rPr>
+                        <w:rFonts w:ascii="Times New Roman" w:hAnsi="Times New Roman" w:cs="Times New Roman" w:eastAsia="SimSun"/>
+                      </w:rPr>
+                      <m:t>2</m:t>
+                    </m:r>
+                  </m:sub>
+                </m:sSub>
+                <m:r>
+                  <m:rPr>
+                    <m:sty m:val="p"/>
+                  </m:rPr>
+                  <w:rPr>
+                    <w:rFonts w:ascii="Times New Roman" w:hAnsi="Times New Roman" w:cs="Times New Roman" w:eastAsia="SimSun"/>
+                  </w:rPr>
+                  <m:t>O</m:t>
+                </m:r>
+                <m:sSub>
+                  <m:e>
+                    <m:r>
+                      <m:rPr>
+                        <m:sty m:val="p"/>
+                      </m:rPr>
+                      <w:rPr>
+                        <w:rFonts w:ascii="Times New Roman" w:hAnsi="Times New Roman" w:cs="Times New Roman" w:eastAsia="SimSun"/>
+                      </w:rPr>
+                      <m:t>)</m:t>
+                    </m:r>
+                  </m:e>
+                  <m:sub>
+                    <m:r>
+                      <m:rPr>
+                        <m:sty m:val="p"/>
+                      </m:rPr>
+                      <w:rPr>
+                        <w:rFonts w:ascii="Times New Roman" w:hAnsi="Times New Roman" w:cs="Times New Roman" w:eastAsia="SimSun"/>
+                      </w:rPr>
+                      <m:t>n</m:t>
+                    </m:r>
+                  </m:sub>
+                </m:sSub>
+                <m:r>
+                  <m:rPr>
+                    <m:sty m:val="p"/>
+                  </m:rPr>
+                  <w:rPr>
+                    <w:rFonts w:ascii="Times New Roman" w:hAnsi="Times New Roman" w:cs="Times New Roman" w:eastAsia="SimSun"/>
+                  </w:rPr>
+                  <m:t>(</m:t>
+                </m:r>
+                <m:r>
+                  <m:rPr>
+                    <m:sty m:val="p"/>
+                  </m:rPr>
+                  <w:rPr>
+                    <w:rFonts w:ascii="Times New Roman" w:hAnsi="Times New Roman" w:cs="Times New Roman" w:eastAsia="SimSun"/>
+                  </w:rPr>
+                  <m:t>g</m:t>
                 </m:r>
                 <m:r>
                   <m:rPr>
@@ -15100,40 +13619,17 @@
                   <w:rPr>
                     <w:rFonts w:ascii="Times New Roman" w:hAnsi="Times New Roman" w:cs="Times New Roman" w:eastAsia="SimSun"/>
                   </w:rPr>
-                  <m:t>=</m:t>
+                  <m:t>+</m:t>
                 </m:r>
-                <m:nary>
-                  <m:naryPr>
-                    <m:chr m:val="∫"/>
-                    <m:limLoc m:val="subSup"/>
-                    <m:subHide m:val="off"/>
-                    <m:supHide m:val="off"/>
-                  </m:naryPr>
-                  <m:sub>
-                    <m:r>
-                      <w:rPr>
-                        <w:rFonts w:ascii="Times New Roman" w:hAnsi="Times New Roman" w:cs="Times New Roman" w:eastAsia="SimSun"/>
-                      </w:rPr>
-                      <m:t>a</m:t>
-                    </m:r>
-                  </m:sub>
-                  <m:sup>
-                    <m:r>
-                      <w:rPr>
-                        <w:rFonts w:ascii="Times New Roman" w:hAnsi="Times New Roman" w:cs="Times New Roman" w:eastAsia="SimSun"/>
-                      </w:rPr>
-                      <m:t>b</m:t>
-                    </m:r>
-                  </m:sup>
-                  <m:e>
-                    <m:r>
-                      <w:rPr>
-                        <w:rFonts w:ascii="Times New Roman" w:hAnsi="Times New Roman" w:cs="Times New Roman" w:eastAsia="SimSun"/>
-                      </w:rPr>
-                      <m:t>F</m:t>
-                    </m:r>
-                  </m:e>
-                </m:nary>
+                <m:r>
+                  <m:rPr>
+                    <m:sty m:val="p"/>
+                  </m:rPr>
+                  <w:rPr>
+                    <w:rFonts w:ascii="Times New Roman" w:hAnsi="Times New Roman" w:cs="Times New Roman" w:eastAsia="SimSun"/>
+                  </w:rPr>
+                  <m:t>i</m:t>
+                </m:r>
                 <m:r>
                   <m:rPr>
                     <m:sty m:val="p"/>
@@ -15143,13 +13639,40 @@
                   </w:rPr>
                   <m:t>(</m:t>
                 </m:r>
+                <m:sSub>
+                  <m:e>
+                    <m:r>
+                      <m:rPr>
+                        <m:sty m:val="p"/>
+                      </m:rPr>
+                      <w:rPr>
+                        <w:rFonts w:ascii="Times New Roman" w:hAnsi="Times New Roman" w:cs="Times New Roman" w:eastAsia="SimSun"/>
+                      </w:rPr>
+                      <m:t>H</m:t>
+                    </m:r>
+                  </m:e>
+                  <m:sub>
+                    <m:r>
+                      <m:rPr>
+                        <m:sty m:val="p"/>
+                      </m:rPr>
+                      <w:rPr>
+                        <w:rFonts w:ascii="Times New Roman" w:hAnsi="Times New Roman" w:cs="Times New Roman" w:eastAsia="SimSun"/>
+                      </w:rPr>
+                      <m:t>2</m:t>
+                    </m:r>
+                  </m:sub>
+                </m:sSub>
                 <m:r>
+                  <m:rPr>
+                    <m:sty m:val="p"/>
+                  </m:rPr>
                   <w:rPr>
                     <w:rFonts w:ascii="Times New Roman" w:hAnsi="Times New Roman" w:cs="Times New Roman" w:eastAsia="SimSun"/>
                   </w:rPr>
-                  <m:t>x</m:t>
+                  <m:t>O</m:t>
                 </m:r>
-                <m:sSup>
+                <m:sSub>
                   <m:e>
                     <m:r>
                       <m:rPr>
@@ -15161,66 +13684,15 @@
                       <m:t>)</m:t>
                     </m:r>
                   </m:e>
-                  <m:sup>
+                  <m:sub>
                     <m:r>
                       <w:rPr>
                         <w:rFonts w:ascii="Times New Roman" w:hAnsi="Times New Roman" w:cs="Times New Roman" w:eastAsia="SimSun"/>
                       </w:rPr>
                       <m:t>n</m:t>
                     </m:r>
-                  </m:sup>
-                </m:sSup>
-                <m:r>
-                  <m:rPr>
-                    <m:sty m:val="p"/>
-                  </m:rPr>
-                  <w:rPr>
-                    <w:rFonts w:ascii="Times New Roman" w:hAnsi="Times New Roman" w:cs="Times New Roman" w:eastAsia="SimSun"/>
-                  </w:rPr>
-                  <m:t>d</m:t>
-                </m:r>
-                <m:r>
-                  <w:rPr>
-                    <w:rFonts w:ascii="Times New Roman" w:hAnsi="Times New Roman" w:cs="Times New Roman" w:eastAsia="SimSun"/>
-                  </w:rPr>
-                  <m:t>x</m:t>
-                </m:r>
-                <m:r>
-                  <m:rPr>
-                    <m:sty m:val="p"/>
-                  </m:rPr>
-                  <w:rPr>
-                    <w:rFonts w:ascii="Times New Roman" w:hAnsi="Times New Roman" w:cs="Times New Roman" w:eastAsia="SimSun"/>
-                  </w:rPr>
-                  <m:t>,</m:t>
-                </m:r>
-                <m:r>
-                  <w:rPr>
-                    <w:rFonts w:ascii="Times New Roman" w:hAnsi="Times New Roman" w:cs="Times New Roman" w:eastAsia="SimSun"/>
-                  </w:rPr>
-                  <m:t> </m:t>
-                </m:r>
-                <m:r>
-                  <m:rPr>
-                    <m:sty m:val="p"/>
-                  </m:rPr>
-                  <w:rPr>
-                    <w:rFonts w:ascii="Times New Roman" w:hAnsi="Times New Roman" w:cs="Times New Roman" w:eastAsia="SimSun"/>
-                  </w:rPr>
-                  <m:t>∫</m:t>
-                </m:r>
-                <m:r>
-                  <w:rPr>
-                    <w:rFonts w:ascii="Times New Roman" w:hAnsi="Times New Roman" w:cs="Times New Roman" w:eastAsia="SimSun"/>
-                  </w:rPr>
-                  <m:t>a</m:t>
-                </m:r>
-                <m:r>
-                  <w:rPr>
-                    <w:rFonts w:ascii="Times New Roman" w:hAnsi="Times New Roman" w:cs="Times New Roman" w:eastAsia="SimSun"/>
-                  </w:rPr>
-                  <m:t>f</m:t>
-                </m:r>
+                  </m:sub>
+                </m:sSub>
                 <m:r>
                   <m:rPr>
                     <m:sty m:val="p"/>
@@ -15231,10 +13703,88 @@
                   <m:t>(</m:t>
                 </m:r>
                 <m:r>
+                  <m:rPr>
+                    <m:sty m:val="p"/>
+                  </m:rPr>
                   <w:rPr>
                     <w:rFonts w:ascii="Times New Roman" w:hAnsi="Times New Roman" w:cs="Times New Roman" w:eastAsia="SimSun"/>
                   </w:rPr>
-                  <m:t>x</m:t>
+                  <m:t>l</m:t>
+                </m:r>
+                <m:r>
+                  <m:rPr>
+                    <m:sty m:val="p"/>
+                  </m:rPr>
+                  <w:rPr>
+                    <w:rFonts w:ascii="Times New Roman" w:hAnsi="Times New Roman" w:cs="Times New Roman" w:eastAsia="SimSun"/>
+                  </w:rPr>
+                  <m:t>)</m:t>
+                </m:r>
+                <m:limUpp>
+                  <m:e>
+                    <m:r>
+                      <m:rPr>
+                        <m:sty m:val="p"/>
+                      </m:rPr>
+                      <w:rPr>
+                        <w:rFonts w:ascii="Times New Roman" w:hAnsi="Times New Roman" w:cs="Times New Roman" w:eastAsia="SimSun"/>
+                      </w:rPr>
+                      <m:t>→</m:t>
+                    </m:r>
+                  </m:e>
+                  <m:lim>
+                    <m:sSub>
+                      <m:e>
+                        <m:r>
+                          <w:rPr>
+                            <w:rFonts w:ascii="Times New Roman" w:hAnsi="Times New Roman" w:cs="Times New Roman" w:eastAsia="SimSun"/>
+                          </w:rPr>
+                          <m:t>k</m:t>
+                        </m:r>
+                      </m:e>
+                      <m:sub>
+                        <m:r>
+                          <w:rPr>
+                            <w:rFonts w:ascii="Times New Roman" w:hAnsi="Times New Roman" w:cs="Times New Roman" w:eastAsia="SimSun"/>
+                          </w:rPr>
+                          <m:t>l</m:t>
+                        </m:r>
+                      </m:sub>
+                    </m:sSub>
+                  </m:lim>
+                </m:limUpp>
+                <m:r>
+                  <m:rPr>
+                    <m:sty m:val="p"/>
+                  </m:rPr>
+                  <w:rPr>
+                    <w:rFonts w:ascii="Times New Roman" w:hAnsi="Times New Roman" w:cs="Times New Roman" w:eastAsia="SimSun"/>
+                  </w:rPr>
+                  <m:t>(</m:t>
+                </m:r>
+                <m:r>
+                  <m:rPr>
+                    <m:sty m:val="p"/>
+                  </m:rPr>
+                  <w:rPr>
+                    <w:rFonts w:ascii="Times New Roman" w:hAnsi="Times New Roman" w:cs="Times New Roman" w:eastAsia="SimSun"/>
+                  </w:rPr>
+                  <m:t>i</m:t>
+                </m:r>
+                <m:r>
+                  <m:rPr>
+                    <m:sty m:val="p"/>
+                  </m:rPr>
+                  <w:rPr>
+                    <w:rFonts w:ascii="Times New Roman" w:hAnsi="Times New Roman" w:cs="Times New Roman" w:eastAsia="SimSun"/>
+                  </w:rPr>
+                  <m:t>+</m:t>
+                </m:r>
+                <m:r>
+                  <w:rPr>
+                    <w:rFonts w:ascii="Times New Roman" w:hAnsi="Times New Roman" w:cs="Times New Roman" w:eastAsia="SimSun"/>
+                  </w:rPr>
+                  <m:t>1</m:t>
                 </m:r>
                 <m:r>
                   <m:rPr>
@@ -15252,13 +13802,112 @@
                   <w:rPr>
                     <w:rFonts w:ascii="Times New Roman" w:hAnsi="Times New Roman" w:cs="Times New Roman" w:eastAsia="SimSun"/>
                   </w:rPr>
-                  <m:t>d</m:t>
+                  <m:t>(</m:t>
+                </m:r>
+                <m:sSub>
+                  <m:e>
+                    <m:r>
+                      <m:rPr>
+                        <m:sty m:val="p"/>
+                      </m:rPr>
+                      <w:rPr>
+                        <w:rFonts w:ascii="Times New Roman" w:hAnsi="Times New Roman" w:cs="Times New Roman" w:eastAsia="SimSun"/>
+                      </w:rPr>
+                      <m:t>H</m:t>
+                    </m:r>
+                  </m:e>
+                  <m:sub>
+                    <m:r>
+                      <m:rPr>
+                        <m:sty m:val="p"/>
+                      </m:rPr>
+                      <w:rPr>
+                        <w:rFonts w:ascii="Times New Roman" w:hAnsi="Times New Roman" w:cs="Times New Roman" w:eastAsia="SimSun"/>
+                      </w:rPr>
+                      <m:t>2</m:t>
+                    </m:r>
+                  </m:sub>
+                </m:sSub>
+                <m:r>
+                  <m:rPr>
+                    <m:sty m:val="p"/>
+                  </m:rPr>
+                  <w:rPr>
+                    <w:rFonts w:ascii="Times New Roman" w:hAnsi="Times New Roman" w:cs="Times New Roman" w:eastAsia="SimSun"/>
+                  </w:rPr>
+                  <m:t>O</m:t>
+                </m:r>
+                <m:sSub>
+                  <m:e>
+                    <m:r>
+                      <m:rPr>
+                        <m:sty m:val="p"/>
+                      </m:rPr>
+                      <w:rPr>
+                        <w:rFonts w:ascii="Times New Roman" w:hAnsi="Times New Roman" w:cs="Times New Roman" w:eastAsia="SimSun"/>
+                      </w:rPr>
+                      <m:t>)</m:t>
+                    </m:r>
+                  </m:e>
+                  <m:sub>
+                    <m:r>
+                      <w:rPr>
+                        <w:rFonts w:ascii="Times New Roman" w:hAnsi="Times New Roman" w:cs="Times New Roman" w:eastAsia="SimSun"/>
+                      </w:rPr>
+                      <m:t>n</m:t>
+                    </m:r>
+                  </m:sub>
+                </m:sSub>
+                <m:r>
+                  <m:rPr>
+                    <m:sty m:val="p"/>
+                  </m:rPr>
+                  <w:rPr>
+                    <w:rFonts w:ascii="Times New Roman" w:hAnsi="Times New Roman" w:cs="Times New Roman" w:eastAsia="SimSun"/>
+                  </w:rPr>
+                  <m:t>(</m:t>
+                </m:r>
+                <m:r>
+                  <m:rPr>
+                    <m:sty m:val="p"/>
+                  </m:rPr>
+                  <w:rPr>
+                    <w:rFonts w:ascii="Times New Roman" w:hAnsi="Times New Roman" w:cs="Times New Roman" w:eastAsia="SimSun"/>
+                  </w:rPr>
+                  <m:t>l</m:t>
+                </m:r>
+                <m:r>
+                  <m:rPr>
+                    <m:sty m:val="p"/>
+                  </m:rPr>
+                  <w:rPr>
+                    <w:rFonts w:ascii="Times New Roman" w:hAnsi="Times New Roman" w:cs="Times New Roman" w:eastAsia="SimSun"/>
+                  </w:rPr>
+                  <m:t>)</m:t>
                 </m:r>
                 <m:r>
                   <w:rPr>
                     <w:rFonts w:ascii="Times New Roman" w:hAnsi="Times New Roman" w:cs="Times New Roman" w:eastAsia="SimSun"/>
                   </w:rPr>
-                  <m:t>x</m:t>
+                  <m:t> </m:t>
+                </m:r>
+                <m:r>
+                  <m:rPr>
+                    <m:sty m:val="p"/>
+                  </m:rPr>
+                  <w:rPr>
+                    <w:rFonts w:ascii="Times New Roman" w:hAnsi="Times New Roman" w:cs="Times New Roman" w:eastAsia="SimSun"/>
+                  </w:rPr>
+                  <m:t>(</m:t>
+                </m:r>
+                <m:r>
+                  <m:rPr>
+                    <m:sty m:val="p"/>
+                  </m:rPr>
+                  <w:rPr>
+                    <w:rFonts w:ascii="Times New Roman" w:hAnsi="Times New Roman" w:cs="Times New Roman" w:eastAsia="SimSun"/>
+                  </w:rPr>
+                  <m:t>i</m:t>
                 </m:r>
                 <m:r>
                   <m:rPr>
@@ -15273,293 +13922,7 @@
                   <w:rPr>
                     <w:rFonts w:ascii="Times New Roman" w:hAnsi="Times New Roman" w:cs="Times New Roman" w:eastAsia="SimSun"/>
                   </w:rPr>
-                  <m:t>a</m:t>
-                </m:r>
-                <m:r>
-                  <m:rPr>
-                    <m:sty m:val="p"/>
-                  </m:rPr>
-                  <w:rPr>
-                    <w:rFonts w:ascii="Times New Roman" w:hAnsi="Times New Roman" w:cs="Times New Roman" w:eastAsia="SimSun"/>
-                  </w:rPr>
-                  <m:t>∫</m:t>
-                </m:r>
-                <m:r>
-                  <w:rPr>
-                    <w:rFonts w:ascii="Times New Roman" w:hAnsi="Times New Roman" w:cs="Times New Roman" w:eastAsia="SimSun"/>
-                  </w:rPr>
-                  <m:t>f</m:t>
-                </m:r>
-                <m:r>
-                  <m:rPr>
-                    <m:sty m:val="p"/>
-                  </m:rPr>
-                  <w:rPr>
-                    <w:rFonts w:ascii="Times New Roman" w:hAnsi="Times New Roman" w:cs="Times New Roman" w:eastAsia="SimSun"/>
-                  </w:rPr>
-                  <m:t>(</m:t>
-                </m:r>
-                <m:r>
-                  <w:rPr>
-                    <w:rFonts w:ascii="Times New Roman" w:hAnsi="Times New Roman" w:cs="Times New Roman" w:eastAsia="SimSun"/>
-                  </w:rPr>
-                  <m:t>x</m:t>
-                </m:r>
-                <m:r>
-                  <m:rPr>
-                    <m:sty m:val="p"/>
-                  </m:rPr>
-                  <w:rPr>
-                    <w:rFonts w:ascii="Times New Roman" w:hAnsi="Times New Roman" w:cs="Times New Roman" w:eastAsia="SimSun"/>
-                  </w:rPr>
-                  <m:t>)</m:t>
-                </m:r>
-                <m:r>
-                  <m:rPr>
-                    <m:sty m:val="p"/>
-                  </m:rPr>
-                  <w:rPr>
-                    <w:rFonts w:ascii="Times New Roman" w:hAnsi="Times New Roman" w:cs="Times New Roman" w:eastAsia="SimSun"/>
-                  </w:rPr>
-                  <m:t>d</m:t>
-                </m:r>
-                <m:r>
-                  <w:rPr>
-                    <w:rFonts w:ascii="Times New Roman" w:hAnsi="Times New Roman" w:cs="Times New Roman" w:eastAsia="SimSun"/>
-                  </w:rPr>
-                  <m:t>x</m:t>
-                </m:r>
-              </m:e>
-            </m:mr>
-            <m:mr>
-              <m:e>
-                <m:r>
-                  <m:rPr>
-                    <m:sty m:val="p"/>
-                  </m:rPr>
-                  <w:rPr>
-                    <w:rFonts w:ascii="Times New Roman" w:hAnsi="Times New Roman" w:cs="Times New Roman" w:eastAsia="SimSun"/>
-                  </w:rPr>
-                  <m:t>∫</m:t>
-                </m:r>
-                <m:r>
-                  <w:rPr>
-                    <w:rFonts w:ascii="Times New Roman" w:hAnsi="Times New Roman" w:cs="Times New Roman" w:eastAsia="SimSun"/>
-                  </w:rPr>
-                  <m:t>f</m:t>
-                </m:r>
-                <m:r>
-                  <m:rPr>
-                    <m:sty m:val="p"/>
-                  </m:rPr>
-                  <w:rPr>
-                    <w:rFonts w:ascii="Times New Roman" w:hAnsi="Times New Roman" w:cs="Times New Roman" w:eastAsia="SimSun"/>
-                  </w:rPr>
-                  <m:t>(</m:t>
-                </m:r>
-                <m:r>
-                  <w:rPr>
-                    <w:rFonts w:ascii="Times New Roman" w:hAnsi="Times New Roman" w:cs="Times New Roman" w:eastAsia="SimSun"/>
-                  </w:rPr>
-                  <m:t>a</m:t>
-                </m:r>
-                <m:r>
-                  <w:rPr>
-                    <w:rFonts w:ascii="Times New Roman" w:hAnsi="Times New Roman" w:cs="Times New Roman" w:eastAsia="SimSun"/>
-                  </w:rPr>
-                  <m:t>x</m:t>
-                </m:r>
-                <m:r>
-                  <m:rPr>
-                    <m:sty m:val="p"/>
-                  </m:rPr>
-                  <w:rPr>
-                    <w:rFonts w:ascii="Times New Roman" w:hAnsi="Times New Roman" w:cs="Times New Roman" w:eastAsia="SimSun"/>
-                  </w:rPr>
-                  <m:t>+</m:t>
-                </m:r>
-                <m:r>
-                  <w:rPr>
-                    <w:rFonts w:ascii="Times New Roman" w:hAnsi="Times New Roman" w:cs="Times New Roman" w:eastAsia="SimSun"/>
-                  </w:rPr>
-                  <m:t>b</m:t>
-                </m:r>
-                <m:r>
-                  <m:rPr>
-                    <m:sty m:val="p"/>
-                  </m:rPr>
-                  <w:rPr>
-                    <w:rFonts w:ascii="Times New Roman" w:hAnsi="Times New Roman" w:cs="Times New Roman" w:eastAsia="SimSun"/>
-                  </w:rPr>
-                  <m:t>)</m:t>
-                </m:r>
-                <m:r>
-                  <m:rPr>
-                    <m:sty m:val="p"/>
-                  </m:rPr>
-                  <w:rPr>
-                    <w:rFonts w:ascii="Times New Roman" w:hAnsi="Times New Roman" w:cs="Times New Roman" w:eastAsia="SimSun"/>
-                  </w:rPr>
-                  <m:t>d</m:t>
-                </m:r>
-                <m:r>
-                  <w:rPr>
-                    <w:rFonts w:ascii="Times New Roman" w:hAnsi="Times New Roman" w:cs="Times New Roman" w:eastAsia="SimSun"/>
-                  </w:rPr>
-                  <m:t>x</m:t>
-                </m:r>
-                <m:r>
-                  <m:rPr>
-                    <m:sty m:val="p"/>
-                  </m:rPr>
-                  <w:rPr>
-                    <w:rFonts w:ascii="Times New Roman" w:hAnsi="Times New Roman" w:cs="Times New Roman" w:eastAsia="SimSun"/>
-                  </w:rPr>
-                  <m:t>=</m:t>
-                </m:r>
-                <m:f>
-                  <m:fPr>
-                    <m:type m:val="bar"/>
-                  </m:fPr>
-                  <m:num>
-                    <m:r>
-                      <w:rPr>
-                        <w:rFonts w:ascii="Times New Roman" w:hAnsi="Times New Roman" w:cs="Times New Roman" w:eastAsia="SimSun"/>
-                      </w:rPr>
-                      <m:t>1</m:t>
-                    </m:r>
-                  </m:num>
-                  <m:den>
-                    <m:r>
-                      <w:rPr>
-                        <w:rFonts w:ascii="Times New Roman" w:hAnsi="Times New Roman" w:cs="Times New Roman" w:eastAsia="SimSun"/>
-                      </w:rPr>
-                      <m:t>a</m:t>
-                    </m:r>
-                  </m:den>
-                </m:f>
-                <m:r>
-                  <m:rPr>
-                    <m:sty m:val="p"/>
-                  </m:rPr>
-                  <w:rPr>
-                    <w:rFonts w:ascii="Times New Roman" w:hAnsi="Times New Roman" w:cs="Times New Roman" w:eastAsia="SimSun"/>
-                  </w:rPr>
-                  <m:t>∫</m:t>
-                </m:r>
-                <m:r>
-                  <w:rPr>
-                    <w:rFonts w:ascii="Times New Roman" w:hAnsi="Times New Roman" w:cs="Times New Roman" w:eastAsia="SimSun"/>
-                  </w:rPr>
-                  <m:t>f</m:t>
-                </m:r>
-                <m:r>
-                  <m:rPr>
-                    <m:sty m:val="p"/>
-                  </m:rPr>
-                  <w:rPr>
-                    <w:rFonts w:ascii="Times New Roman" w:hAnsi="Times New Roman" w:cs="Times New Roman" w:eastAsia="SimSun"/>
-                  </w:rPr>
-                  <m:t>(</m:t>
-                </m:r>
-                <m:r>
-                  <w:rPr>
-                    <w:rFonts w:ascii="Times New Roman" w:hAnsi="Times New Roman" w:cs="Times New Roman" w:eastAsia="SimSun"/>
-                  </w:rPr>
-                  <m:t>a</m:t>
-                </m:r>
-                <m:r>
-                  <w:rPr>
-                    <w:rFonts w:ascii="Times New Roman" w:hAnsi="Times New Roman" w:cs="Times New Roman" w:eastAsia="SimSun"/>
-                  </w:rPr>
-                  <m:t>x</m:t>
-                </m:r>
-                <m:r>
-                  <m:rPr>
-                    <m:sty m:val="p"/>
-                  </m:rPr>
-                  <w:rPr>
-                    <w:rFonts w:ascii="Times New Roman" w:hAnsi="Times New Roman" w:cs="Times New Roman" w:eastAsia="SimSun"/>
-                  </w:rPr>
-                  <m:t>+</m:t>
-                </m:r>
-                <m:r>
-                  <w:rPr>
-                    <w:rFonts w:ascii="Times New Roman" w:hAnsi="Times New Roman" w:cs="Times New Roman" w:eastAsia="SimSun"/>
-                  </w:rPr>
-                  <m:t>b</m:t>
-                </m:r>
-                <m:r>
-                  <m:rPr>
-                    <m:sty m:val="p"/>
-                  </m:rPr>
-                  <w:rPr>
-                    <w:rFonts w:ascii="Times New Roman" w:hAnsi="Times New Roman" w:cs="Times New Roman" w:eastAsia="SimSun"/>
-                  </w:rPr>
-                  <m:t>)</m:t>
-                </m:r>
-                <m:r>
-                  <m:rPr>
-                    <m:sty m:val="p"/>
-                  </m:rPr>
-                  <w:rPr>
-                    <w:rFonts w:ascii="Times New Roman" w:hAnsi="Times New Roman" w:cs="Times New Roman" w:eastAsia="SimSun"/>
-                  </w:rPr>
-                  <m:t>⋅</m:t>
-                </m:r>
-                <m:r>
-                  <m:rPr>
-                    <m:sty m:val="p"/>
-                  </m:rPr>
-                  <w:rPr>
-                    <w:rFonts w:ascii="Times New Roman" w:hAnsi="Times New Roman" w:cs="Times New Roman" w:eastAsia="SimSun"/>
-                  </w:rPr>
-                  <m:t>d</m:t>
-                </m:r>
-                <m:r>
-                  <m:rPr>
-                    <m:sty m:val="p"/>
-                  </m:rPr>
-                  <w:rPr>
-                    <w:rFonts w:ascii="Times New Roman" w:hAnsi="Times New Roman" w:cs="Times New Roman" w:eastAsia="SimSun"/>
-                  </w:rPr>
-                  <m:t>(</m:t>
-                </m:r>
-                <m:r>
-                  <w:rPr>
-                    <w:rFonts w:ascii="Times New Roman" w:hAnsi="Times New Roman" w:cs="Times New Roman" w:eastAsia="SimSun"/>
-                  </w:rPr>
-                  <m:t>a</m:t>
-                </m:r>
-                <m:r>
-                  <w:rPr>
-                    <w:rFonts w:ascii="Times New Roman" w:hAnsi="Times New Roman" w:cs="Times New Roman" w:eastAsia="SimSun"/>
-                  </w:rPr>
-                  <m:t>x</m:t>
-                </m:r>
-                <m:r>
-                  <m:rPr>
-                    <m:sty m:val="p"/>
-                  </m:rPr>
-                  <w:rPr>
-                    <w:rFonts w:ascii="Times New Roman" w:hAnsi="Times New Roman" w:cs="Times New Roman" w:eastAsia="SimSun"/>
-                  </w:rPr>
-                  <m:t>+</m:t>
-                </m:r>
-                <m:r>
-                  <w:rPr>
-                    <w:rFonts w:ascii="Times New Roman" w:hAnsi="Times New Roman" w:cs="Times New Roman" w:eastAsia="SimSun"/>
-                  </w:rPr>
-                  <m:t>b</m:t>
-                </m:r>
-                <m:r>
-                  <m:rPr>
-                    <m:sty m:val="p"/>
-                  </m:rPr>
-                  <w:rPr>
-                    <w:rFonts w:ascii="Times New Roman" w:hAnsi="Times New Roman" w:cs="Times New Roman" w:eastAsia="SimSun"/>
-                  </w:rPr>
-                  <m:t>)</m:t>
+                  <m:t>1</m:t>
                 </m:r>
                 <m:r>
                   <m:rPr>
@@ -15574,7 +13937,7 @@
                   <w:rPr>
                     <w:rFonts w:ascii="Times New Roman" w:hAnsi="Times New Roman" w:cs="Times New Roman" w:eastAsia="SimSun"/>
                   </w:rPr>
-                  <m:t> </m:t>
+                  <m:t>2</m:t>
                 </m:r>
                 <m:r>
                   <m:rPr>
@@ -15583,40 +13946,7 @@
                   <w:rPr>
                     <w:rFonts w:ascii="Times New Roman" w:hAnsi="Times New Roman" w:cs="Times New Roman" w:eastAsia="SimSun"/>
                   </w:rPr>
-                  <m:t>∫</m:t>
-                </m:r>
-                <m:sSup>
-                  <m:e>
-                    <m:r>
-                      <w:rPr>
-                        <w:rFonts w:ascii="Times New Roman" w:hAnsi="Times New Roman" w:cs="Times New Roman" w:eastAsia="SimSun"/>
-                      </w:rPr>
-                      <m:t>x</m:t>
-                    </m:r>
-                  </m:e>
-                  <m:sup>
-                    <m:r>
-                      <w:rPr>
-                        <w:rFonts w:ascii="Times New Roman" w:hAnsi="Times New Roman" w:cs="Times New Roman" w:eastAsia="SimSun"/>
-                      </w:rPr>
-                      <m:t>a</m:t>
-                    </m:r>
-                  </m:sup>
-                </m:sSup>
-                <m:r>
-                  <m:rPr>
-                    <m:sty m:val="p"/>
-                  </m:rPr>
-                  <w:rPr>
-                    <w:rFonts w:ascii="Times New Roman" w:hAnsi="Times New Roman" w:cs="Times New Roman" w:eastAsia="SimSun"/>
-                  </w:rPr>
-                  <m:t>d</m:t>
-                </m:r>
-                <m:r>
-                  <w:rPr>
-                    <w:rFonts w:ascii="Times New Roman" w:hAnsi="Times New Roman" w:cs="Times New Roman" w:eastAsia="SimSun"/>
-                  </w:rPr>
-                  <m:t>x</m:t>
+                  <m:t>,</m:t>
                 </m:r>
                 <m:r>
                   <m:rPr>
@@ -15625,27 +13955,65 @@
                   <w:rPr>
                     <w:rFonts w:ascii="Times New Roman" w:hAnsi="Times New Roman" w:cs="Times New Roman" w:eastAsia="SimSun"/>
                   </w:rPr>
-                  <m:t>=</m:t>
+                  <m:t>.</m:t>
                 </m:r>
-                <m:f>
-                  <m:fPr>
-                    <m:type m:val="bar"/>
-                  </m:fPr>
-                  <m:num>
-                    <m:r>
-                      <w:rPr>
-                        <w:rFonts w:ascii="Times New Roman" w:hAnsi="Times New Roman" w:cs="Times New Roman" w:eastAsia="SimSun"/>
-                      </w:rPr>
-                      <m:t>1</m:t>
-                    </m:r>
-                  </m:num>
-                  <m:den>
-                    <m:r>
-                      <w:rPr>
-                        <w:rFonts w:ascii="Times New Roman" w:hAnsi="Times New Roman" w:cs="Times New Roman" w:eastAsia="SimSun"/>
-                      </w:rPr>
-                      <m:t>a</m:t>
-                    </m:r>
+                <m:r>
+                  <m:rPr>
+                    <m:sty m:val="p"/>
+                  </m:rPr>
+                  <w:rPr>
+                    <w:rFonts w:ascii="Times New Roman" w:hAnsi="Times New Roman" w:cs="Times New Roman" w:eastAsia="SimSun"/>
+                  </w:rPr>
+                  <m:t>.</m:t>
+                </m:r>
+                <m:r>
+                  <m:rPr>
+                    <m:sty m:val="p"/>
+                  </m:rPr>
+                  <w:rPr>
+                    <w:rFonts w:ascii="Times New Roman" w:hAnsi="Times New Roman" w:cs="Times New Roman" w:eastAsia="SimSun"/>
+                  </w:rPr>
+                  <m:t>.</m:t>
+                </m:r>
+                <m:r>
+                  <m:rPr>
+                    <m:sty m:val="p"/>
+                  </m:rPr>
+                  <w:rPr>
+                    <w:rFonts w:ascii="Times New Roman" w:hAnsi="Times New Roman" w:cs="Times New Roman" w:eastAsia="SimSun"/>
+                  </w:rPr>
+                  <m:t>,</m:t>
+                </m:r>
+                <m:r>
+                  <w:rPr>
+                    <w:rFonts w:ascii="Times New Roman" w:hAnsi="Times New Roman" w:cs="Times New Roman" w:eastAsia="SimSun"/>
+                  </w:rPr>
+                  <m:t>N</m:t>
+                </m:r>
+                <m:r>
+                  <m:rPr>
+                    <m:sty m:val="p"/>
+                  </m:rPr>
+                  <w:rPr>
+                    <w:rFonts w:ascii="Times New Roman" w:hAnsi="Times New Roman" w:cs="Times New Roman" w:eastAsia="SimSun"/>
+                  </w:rPr>
+                  <m:t>)</m:t>
+                </m:r>
+              </m:e>
+            </m:mr>
+            <m:mr>
+              <m:e>
+                <m:r>
+                  <m:rPr>
+                    <m:sty m:val="p"/>
+                  </m:rPr>
+                  <w:rPr>
+                    <w:rFonts w:ascii="Times New Roman" w:hAnsi="Times New Roman" w:cs="Times New Roman" w:eastAsia="SimSun"/>
+                  </w:rPr>
+                  <m:t>(</m:t>
+                </m:r>
+                <m:sSub>
+                  <m:e>
                     <m:r>
                       <m:rPr>
                         <m:sty m:val="p"/>
@@ -15653,32 +14021,10 @@
                       <w:rPr>
                         <w:rFonts w:ascii="Times New Roman" w:hAnsi="Times New Roman" w:cs="Times New Roman" w:eastAsia="SimSun"/>
                       </w:rPr>
-                      <m:t>+</m:t>
-                    </m:r>
-                    <m:r>
-                      <w:rPr>
-                        <w:rFonts w:ascii="Times New Roman" w:hAnsi="Times New Roman" w:cs="Times New Roman" w:eastAsia="SimSun"/>
-                      </w:rPr>
-                      <m:t>1</m:t>
-                    </m:r>
-                  </m:den>
-                </m:f>
-                <m:sSup>
-                  <m:e>
-                    <m:r>
-                      <w:rPr>
-                        <w:rFonts w:ascii="Times New Roman" w:hAnsi="Times New Roman" w:cs="Times New Roman" w:eastAsia="SimSun"/>
-                      </w:rPr>
-                      <m:t>x</m:t>
+                      <m:t>H</m:t>
                     </m:r>
                   </m:e>
-                  <m:sup>
-                    <m:r>
-                      <w:rPr>
-                        <w:rFonts w:ascii="Times New Roman" w:hAnsi="Times New Roman" w:cs="Times New Roman" w:eastAsia="SimSun"/>
-                      </w:rPr>
-                      <m:t>a</m:t>
-                    </m:r>
+                  <m:sub>
                     <m:r>
                       <m:rPr>
                         <m:sty m:val="p"/>
@@ -15686,52 +14032,177 @@
                       <w:rPr>
                         <w:rFonts w:ascii="Times New Roman" w:hAnsi="Times New Roman" w:cs="Times New Roman" w:eastAsia="SimSun"/>
                       </w:rPr>
-                      <m:t>+</m:t>
+                      <m:t>2</m:t>
                     </m:r>
+                  </m:sub>
+                </m:sSub>
+                <m:r>
+                  <m:rPr>
+                    <m:sty m:val="p"/>
+                  </m:rPr>
+                  <w:rPr>
+                    <w:rFonts w:ascii="Times New Roman" w:hAnsi="Times New Roman" w:cs="Times New Roman" w:eastAsia="SimSun"/>
+                  </w:rPr>
+                  <m:t>O</m:t>
+                </m:r>
+                <m:sSub>
+                  <m:e>
                     <m:r>
+                      <m:rPr>
+                        <m:sty m:val="p"/>
+                      </m:rPr>
                       <w:rPr>
                         <w:rFonts w:ascii="Times New Roman" w:hAnsi="Times New Roman" w:cs="Times New Roman" w:eastAsia="SimSun"/>
                       </w:rPr>
-                      <m:t>1</m:t>
+                      <m:t>)</m:t>
                     </m:r>
-                  </m:sup>
-                </m:sSup>
+                  </m:e>
+                  <m:sub>
+                    <m:r>
+                      <m:rPr>
+                        <m:sty m:val="p"/>
+                      </m:rPr>
+                      <w:rPr>
+                        <w:rFonts w:ascii="Times New Roman" w:hAnsi="Times New Roman" w:cs="Times New Roman" w:eastAsia="SimSun"/>
+                      </w:rPr>
+                      <m:t>n</m:t>
+                    </m:r>
+                  </m:sub>
+                </m:sSub>
+                <m:r>
+                  <m:rPr>
+                    <m:sty m:val="p"/>
+                  </m:rPr>
+                  <w:rPr>
+                    <w:rFonts w:ascii="Times New Roman" w:hAnsi="Times New Roman" w:cs="Times New Roman" w:eastAsia="SimSun"/>
+                  </w:rPr>
+                  <m:t>(</m:t>
+                </m:r>
+                <m:r>
+                  <m:rPr>
+                    <m:sty m:val="p"/>
+                  </m:rPr>
+                  <w:rPr>
+                    <w:rFonts w:ascii="Times New Roman" w:hAnsi="Times New Roman" w:cs="Times New Roman" w:eastAsia="SimSun"/>
+                  </w:rPr>
+                  <m:t>g</m:t>
+                </m:r>
+                <m:r>
+                  <m:rPr>
+                    <m:sty m:val="p"/>
+                  </m:rPr>
+                  <w:rPr>
+                    <w:rFonts w:ascii="Times New Roman" w:hAnsi="Times New Roman" w:cs="Times New Roman" w:eastAsia="SimSun"/>
+                  </w:rPr>
+                  <m:t>)</m:t>
+                </m:r>
+                <m:limUpp>
+                  <m:e>
+                    <m:r>
+                      <m:rPr>
+                        <m:sty m:val="p"/>
+                      </m:rPr>
+                      <w:rPr>
+                        <w:rFonts w:ascii="Times New Roman" w:hAnsi="Times New Roman" w:cs="Times New Roman" w:eastAsia="SimSun"/>
+                      </w:rPr>
+                      <m:t>→</m:t>
+                    </m:r>
+                  </m:e>
+                  <m:lim>
+                    <m:sSub>
+                      <m:e>
+                        <m:r>
+                          <w:rPr>
+                            <w:rFonts w:ascii="Times New Roman" w:hAnsi="Times New Roman" w:cs="Times New Roman" w:eastAsia="SimSun"/>
+                          </w:rPr>
+                          <m:t>k</m:t>
+                        </m:r>
+                      </m:e>
+                      <m:sub>
+                        <m:r>
+                          <w:rPr>
+                            <w:rFonts w:ascii="Times New Roman" w:hAnsi="Times New Roman" w:cs="Times New Roman" w:eastAsia="SimSun"/>
+                          </w:rPr>
+                          <m:t>θ</m:t>
+                        </m:r>
+                      </m:sub>
+                    </m:sSub>
+                  </m:lim>
+                </m:limUpp>
+                <m:r>
+                  <m:rPr>
+                    <m:sty m:val="p"/>
+                  </m:rPr>
+                  <w:rPr>
+                    <w:rFonts w:ascii="Times New Roman" w:hAnsi="Times New Roman" w:cs="Times New Roman" w:eastAsia="SimSun"/>
+                  </w:rPr>
+                  <m:t>n</m:t>
+                </m:r>
+                <m:sSub>
+                  <m:e>
+                    <m:r>
+                      <m:rPr>
+                        <m:sty m:val="p"/>
+                      </m:rPr>
+                      <w:rPr>
+                        <w:rFonts w:ascii="Times New Roman" w:hAnsi="Times New Roman" w:cs="Times New Roman" w:eastAsia="SimSun"/>
+                      </w:rPr>
+                      <m:t>H</m:t>
+                    </m:r>
+                  </m:e>
+                  <m:sub>
+                    <m:r>
+                      <m:rPr>
+                        <m:sty m:val="p"/>
+                      </m:rPr>
+                      <w:rPr>
+                        <w:rFonts w:ascii="Times New Roman" w:hAnsi="Times New Roman" w:cs="Times New Roman" w:eastAsia="SimSun"/>
+                      </w:rPr>
+                      <m:t>2</m:t>
+                    </m:r>
+                  </m:sub>
+                </m:sSub>
+                <m:r>
+                  <m:rPr>
+                    <m:sty m:val="p"/>
+                  </m:rPr>
+                  <w:rPr>
+                    <w:rFonts w:ascii="Times New Roman" w:hAnsi="Times New Roman" w:cs="Times New Roman" w:eastAsia="SimSun"/>
+                  </w:rPr>
+                  <m:t>O</m:t>
+                </m:r>
+                <m:r>
+                  <m:rPr>
+                    <m:sty m:val="p"/>
+                  </m:rPr>
+                  <w:rPr>
+                    <w:rFonts w:ascii="Times New Roman" w:hAnsi="Times New Roman" w:cs="Times New Roman" w:eastAsia="SimSun"/>
+                  </w:rPr>
+                  <m:t>(</m:t>
+                </m:r>
+                <m:r>
+                  <m:rPr>
+                    <m:sty m:val="p"/>
+                  </m:rPr>
+                  <w:rPr>
+                    <w:rFonts w:ascii="Times New Roman" w:hAnsi="Times New Roman" w:cs="Times New Roman" w:eastAsia="SimSun"/>
+                  </w:rPr>
+                  <m:t>g</m:t>
+                </m:r>
+                <m:r>
+                  <m:rPr>
+                    <m:sty m:val="p"/>
+                  </m:rPr>
+                  <w:rPr>
+                    <w:rFonts w:ascii="Times New Roman" w:hAnsi="Times New Roman" w:cs="Times New Roman" w:eastAsia="SimSun"/>
+                  </w:rPr>
+                  <m:t>)</m:t>
+                </m:r>
               </m:e>
             </m:mr>
           </m:m>
         </m:oMath>
       </m:oMathPara>
-    </w:p>
-    <w:bookmarkEnd w:id="82"/>
-    <w:bookmarkStart w:id="98" w:name="第-7-题12-分"/>
-    <w:p>
-      <w:pPr>
-        <w:pStyle w:val="Heading3"/>
-      </w:pPr>
-      <w:r>
-        <w:rPr>
-          <w:rFonts w:ascii="Times New Roman" w:hAnsi="Times New Roman" w:cs="Times New Roman" w:eastAsia="SimSun"/>
-        </w:rPr>
-        <w:t xml:space="preserve">第</w:t>
-      </w:r>
-      <w:r>
-        <w:t xml:space="preserve"> 7 </w:t>
-      </w:r>
-      <w:r>
-        <w:rPr>
-          <w:rFonts w:ascii="Times New Roman" w:hAnsi="Times New Roman" w:cs="Times New Roman" w:eastAsia="SimSun"/>
-        </w:rPr>
-        <w:t xml:space="preserve">题（12</w:t>
-      </w:r>
-      <w:r>
-        <w:t xml:space="preserve"> </w:t>
-      </w:r>
-      <w:r>
-        <w:rPr>
-          <w:rFonts w:ascii="Times New Roman" w:hAnsi="Times New Roman" w:cs="Times New Roman" w:eastAsia="SimSun"/>
-        </w:rPr>
-        <w:t xml:space="preserve">分）</w:t>
-      </w:r>
     </w:p>
     <w:p>
       <w:pPr>
@@ -15743,6 +14214,444 @@
         <w:rPr>
           <w:rFonts w:ascii="Times New Roman" w:hAnsi="Times New Roman" w:cs="Times New Roman" w:eastAsia="SimSun"/>
         </w:rPr>
+        <w:t xml:space="preserve">其中</w:t>
+      </w:r>
+      <w:r>
+        <w:t xml:space="preserve"> </w:t>
+      </w:r>
+      <m:oMath>
+        <m:sSub>
+          <m:e>
+            <m:r>
+              <w:rPr>
+                <w:rFonts w:ascii="Times New Roman" w:hAnsi="Times New Roman" w:cs="Times New Roman" w:eastAsia="SimSun"/>
+              </w:rPr>
+              <m:t>I</m:t>
+            </m:r>
+          </m:e>
+          <m:sub>
+            <m:r>
+              <w:rPr>
+                <w:rFonts w:ascii="Times New Roman" w:hAnsi="Times New Roman" w:cs="Times New Roman" w:eastAsia="SimSun"/>
+              </w:rPr>
+              <m:t>a</m:t>
+            </m:r>
+          </m:sub>
+        </m:sSub>
+      </m:oMath>
+      <w:r>
+        <w:t xml:space="preserve"> </w:t>
+      </w:r>
+      <w:r>
+        <w:rPr>
+          <w:rFonts w:ascii="Times New Roman" w:hAnsi="Times New Roman" w:cs="Times New Roman" w:eastAsia="SimSun"/>
+        </w:rPr>
+        <w:t xml:space="preserve">为水吸收光子的速率。运用稳态近似，用</w:t>
+      </w:r>
+      <w:r>
+        <w:t xml:space="preserve"> </w:t>
+      </w:r>
+      <m:oMath>
+        <m:sSub>
+          <m:e>
+            <m:r>
+              <m:rPr>
+                <m:sty m:val="p"/>
+              </m:rPr>
+              <w:rPr>
+                <w:rFonts w:ascii="Times New Roman" w:hAnsi="Times New Roman" w:cs="Times New Roman" w:eastAsia="SimSun"/>
+              </w:rPr>
+              <m:t>k</m:t>
+            </m:r>
+          </m:e>
+          <m:sub>
+            <m:r>
+              <w:rPr>
+                <w:rFonts w:ascii="Times New Roman" w:hAnsi="Times New Roman" w:cs="Times New Roman" w:eastAsia="SimSun"/>
+              </w:rPr>
+              <m:t>1</m:t>
+            </m:r>
+          </m:sub>
+        </m:sSub>
+        <m:r>
+          <m:rPr>
+            <m:sty m:val="p"/>
+          </m:rPr>
+          <w:rPr>
+            <w:rFonts w:ascii="Times New Roman" w:hAnsi="Times New Roman" w:cs="Times New Roman" w:eastAsia="SimSun"/>
+          </w:rPr>
+          <m:t>,</m:t>
+        </m:r>
+        <m:sSub>
+          <m:e>
+            <m:r>
+              <m:rPr>
+                <m:sty m:val="p"/>
+              </m:rPr>
+              <w:rPr>
+                <w:rFonts w:ascii="Times New Roman" w:hAnsi="Times New Roman" w:cs="Times New Roman" w:eastAsia="SimSun"/>
+              </w:rPr>
+              <m:t>k</m:t>
+            </m:r>
+          </m:e>
+          <m:sub>
+            <m:r>
+              <m:rPr>
+                <m:sty m:val="p"/>
+              </m:rPr>
+              <w:rPr>
+                <w:rFonts w:ascii="Times New Roman" w:hAnsi="Times New Roman" w:cs="Times New Roman" w:eastAsia="SimSun"/>
+              </w:rPr>
+              <m:t>g</m:t>
+            </m:r>
+          </m:sub>
+        </m:sSub>
+        <m:r>
+          <m:rPr>
+            <m:sty m:val="p"/>
+          </m:rPr>
+          <w:rPr>
+            <w:rFonts w:ascii="Times New Roman" w:hAnsi="Times New Roman" w:cs="Times New Roman" w:eastAsia="SimSun"/>
+          </w:rPr>
+          <m:t>,</m:t>
+        </m:r>
+        <m:r>
+          <m:rPr>
+            <m:sty m:val="p"/>
+          </m:rPr>
+          <w:rPr>
+            <w:rFonts w:ascii="Times New Roman" w:hAnsi="Times New Roman" w:cs="Times New Roman" w:eastAsia="SimSun"/>
+          </w:rPr>
+          <m:t>[</m:t>
+        </m:r>
+        <m:r>
+          <m:rPr>
+            <m:sty m:val="p"/>
+          </m:rPr>
+          <w:rPr>
+            <w:rFonts w:ascii="Times New Roman" w:hAnsi="Times New Roman" w:cs="Times New Roman" w:eastAsia="SimSun"/>
+          </w:rPr>
+          <m:t>(</m:t>
+        </m:r>
+        <m:sSub>
+          <m:e>
+            <m:r>
+              <m:rPr>
+                <m:sty m:val="p"/>
+              </m:rPr>
+              <w:rPr>
+                <w:rFonts w:ascii="Times New Roman" w:hAnsi="Times New Roman" w:cs="Times New Roman" w:eastAsia="SimSun"/>
+              </w:rPr>
+              <m:t>H</m:t>
+            </m:r>
+          </m:e>
+          <m:sub>
+            <m:r>
+              <w:rPr>
+                <w:rFonts w:ascii="Times New Roman" w:hAnsi="Times New Roman" w:cs="Times New Roman" w:eastAsia="SimSun"/>
+              </w:rPr>
+              <m:t>2</m:t>
+            </m:r>
+          </m:sub>
+        </m:sSub>
+        <m:r>
+          <m:rPr>
+            <m:sty m:val="p"/>
+          </m:rPr>
+          <w:rPr>
+            <w:rFonts w:ascii="Times New Roman" w:hAnsi="Times New Roman" w:cs="Times New Roman" w:eastAsia="SimSun"/>
+          </w:rPr>
+          <m:t>O</m:t>
+        </m:r>
+        <m:sSub>
+          <m:e>
+            <m:r>
+              <m:rPr>
+                <m:sty m:val="p"/>
+              </m:rPr>
+              <w:rPr>
+                <w:rFonts w:ascii="Times New Roman" w:hAnsi="Times New Roman" w:cs="Times New Roman" w:eastAsia="SimSun"/>
+              </w:rPr>
+              <m:t>)</m:t>
+            </m:r>
+          </m:e>
+          <m:sub>
+            <m:r>
+              <m:rPr>
+                <m:sty m:val="p"/>
+              </m:rPr>
+              <w:rPr>
+                <w:rFonts w:ascii="Times New Roman" w:hAnsi="Times New Roman" w:cs="Times New Roman" w:eastAsia="SimSun"/>
+              </w:rPr>
+              <m:t>n</m:t>
+            </m:r>
+          </m:sub>
+        </m:sSub>
+        <m:r>
+          <m:rPr>
+            <m:sty m:val="p"/>
+          </m:rPr>
+          <w:rPr>
+            <w:rFonts w:ascii="Times New Roman" w:hAnsi="Times New Roman" w:cs="Times New Roman" w:eastAsia="SimSun"/>
+          </w:rPr>
+          <m:t>(</m:t>
+        </m:r>
+        <m:r>
+          <m:rPr>
+            <m:sty m:val="p"/>
+          </m:rPr>
+          <w:rPr>
+            <w:rFonts w:ascii="Times New Roman" w:hAnsi="Times New Roman" w:cs="Times New Roman" w:eastAsia="SimSun"/>
+          </w:rPr>
+          <m:t>l</m:t>
+        </m:r>
+        <m:r>
+          <m:rPr>
+            <m:sty m:val="p"/>
+          </m:rPr>
+          <w:rPr>
+            <w:rFonts w:ascii="Times New Roman" w:hAnsi="Times New Roman" w:cs="Times New Roman" w:eastAsia="SimSun"/>
+          </w:rPr>
+          <m:t>)</m:t>
+        </m:r>
+        <m:r>
+          <m:rPr>
+            <m:sty m:val="p"/>
+          </m:rPr>
+          <w:rPr>
+            <w:rFonts w:ascii="Times New Roman" w:hAnsi="Times New Roman" w:cs="Times New Roman" w:eastAsia="SimSun"/>
+          </w:rPr>
+          <m:t>]</m:t>
+        </m:r>
+      </m:oMath>
+      <w:r>
+        <w:t xml:space="preserve"> </w:t>
+      </w:r>
+      <w:r>
+        <w:rPr>
+          <w:rFonts w:ascii="Times New Roman" w:hAnsi="Times New Roman" w:cs="Times New Roman" w:eastAsia="SimSun"/>
+        </w:rPr>
+        <w:t xml:space="preserve">表示反应的量子产率</w:t>
+      </w:r>
+      <w:r>
+        <w:t xml:space="preserve"> </w:t>
+      </w:r>
+      <m:oMath>
+        <m:r>
+          <w:rPr>
+            <w:rFonts w:ascii="Times New Roman" w:hAnsi="Times New Roman" w:cs="Times New Roman" w:eastAsia="SimSun"/>
+          </w:rPr>
+          <m:t>ϕ</m:t>
+        </m:r>
+      </m:oMath>
+      <w:r>
+        <w:t xml:space="preserve"> </w:t>
+      </w:r>
+      <w:r>
+        <w:rPr>
+          <w:rFonts w:ascii="Times New Roman" w:hAnsi="Times New Roman" w:cs="Times New Roman" w:eastAsia="SimSun"/>
+        </w:rPr>
+        <w:t xml:space="preserve">。（</w:t>
+      </w:r>
+      <w:r>
+        <w:t xml:space="preserve"> </w:t>
+      </w:r>
+      <m:oMath>
+        <m:r>
+          <w:rPr>
+            <w:rFonts w:ascii="Times New Roman" w:hAnsi="Times New Roman" w:cs="Times New Roman" w:eastAsia="SimSun"/>
+          </w:rPr>
+          <m:t>ϕ</m:t>
+        </m:r>
+        <m:r>
+          <m:rPr>
+            <m:sty m:val="p"/>
+          </m:rPr>
+          <w:rPr>
+            <w:rFonts w:ascii="Times New Roman" w:hAnsi="Times New Roman" w:cs="Times New Roman" w:eastAsia="SimSun"/>
+          </w:rPr>
+          <m:t>=</m:t>
+        </m:r>
+        <m:f>
+          <m:fPr>
+            <m:type m:val="bar"/>
+          </m:fPr>
+          <m:num>
+            <m:r>
+              <w:rPr>
+                <w:rFonts w:ascii="Times New Roman" w:hAnsi="Times New Roman" w:cs="Times New Roman" w:eastAsia="SimSun"/>
+              </w:rPr>
+              <m:t>r</m:t>
+            </m:r>
+          </m:num>
+          <m:den>
+            <m:sSub>
+              <m:e>
+                <m:r>
+                  <w:rPr>
+                    <w:rFonts w:ascii="Times New Roman" w:hAnsi="Times New Roman" w:cs="Times New Roman" w:eastAsia="SimSun"/>
+                  </w:rPr>
+                  <m:t>I</m:t>
+                </m:r>
+              </m:e>
+              <m:sub>
+                <m:r>
+                  <w:rPr>
+                    <w:rFonts w:ascii="Times New Roman" w:hAnsi="Times New Roman" w:cs="Times New Roman" w:eastAsia="SimSun"/>
+                  </w:rPr>
+                  <m:t>a</m:t>
+                </m:r>
+              </m:sub>
+            </m:sSub>
+          </m:den>
+        </m:f>
+        <m:r>
+          <m:rPr>
+            <m:sty m:val="p"/>
+          </m:rPr>
+          <w:rPr>
+            <w:rFonts w:ascii="Times New Roman" w:hAnsi="Times New Roman" w:cs="Times New Roman" w:eastAsia="SimSun"/>
+          </w:rPr>
+          <m:t>,</m:t>
+        </m:r>
+        <m:r>
+          <w:rPr>
+            <w:rFonts w:ascii="Times New Roman" w:hAnsi="Times New Roman" w:cs="Times New Roman" w:eastAsia="SimSun"/>
+          </w:rPr>
+          <m:t>r</m:t>
+        </m:r>
+      </m:oMath>
+      <w:r>
+        <w:t xml:space="preserve"> </w:t>
+      </w:r>
+      <w:r>
+        <w:rPr>
+          <w:rFonts w:ascii="Times New Roman" w:hAnsi="Times New Roman" w:cs="Times New Roman" w:eastAsia="SimSun"/>
+        </w:rPr>
+        <w:t xml:space="preserve">是以反应进度衡量的总反应的速率；即</w:t>
+      </w:r>
+      <w:r>
+        <w:t xml:space="preserve"> </w:t>
+      </w:r>
+      <m:oMath>
+        <m:sSub>
+          <m:e>
+            <m:r>
+              <m:rPr>
+                <m:sty m:val="p"/>
+              </m:rPr>
+              <w:rPr>
+                <w:rFonts w:ascii="Times New Roman" w:hAnsi="Times New Roman" w:cs="Times New Roman" w:eastAsia="SimSun"/>
+              </w:rPr>
+              <m:t>n</m:t>
+            </m:r>
+            <m:r>
+              <m:rPr>
+                <m:sty m:val="p"/>
+              </m:rPr>
+              <w:rPr>
+                <w:rFonts w:ascii="Times New Roman" w:hAnsi="Times New Roman" w:cs="Times New Roman" w:eastAsia="SimSun"/>
+              </w:rPr>
+              <m:t>H</m:t>
+            </m:r>
+          </m:e>
+          <m:sub>
+            <m:r>
+              <w:rPr>
+                <w:rFonts w:ascii="Times New Roman" w:hAnsi="Times New Roman" w:cs="Times New Roman" w:eastAsia="SimSun"/>
+              </w:rPr>
+              <m:t>2</m:t>
+            </m:r>
+          </m:sub>
+        </m:sSub>
+        <m:r>
+          <m:rPr>
+            <m:sty m:val="p"/>
+          </m:rPr>
+          <w:rPr>
+            <w:rFonts w:ascii="Times New Roman" w:hAnsi="Times New Roman" w:cs="Times New Roman" w:eastAsia="SimSun"/>
+          </w:rPr>
+          <m:t>O</m:t>
+        </m:r>
+        <m:r>
+          <m:rPr>
+            <m:sty m:val="p"/>
+          </m:rPr>
+          <w:rPr>
+            <w:rFonts w:ascii="Times New Roman" w:hAnsi="Times New Roman" w:cs="Times New Roman" w:eastAsia="SimSun"/>
+          </w:rPr>
+          <m:t>(</m:t>
+        </m:r>
+        <m:r>
+          <m:rPr>
+            <m:sty m:val="p"/>
+          </m:rPr>
+          <w:rPr>
+            <w:rFonts w:ascii="Times New Roman" w:hAnsi="Times New Roman" w:cs="Times New Roman" w:eastAsia="SimSun"/>
+          </w:rPr>
+          <m:t>g</m:t>
+        </m:r>
+        <m:r>
+          <m:rPr>
+            <m:sty m:val="p"/>
+          </m:rPr>
+          <w:rPr>
+            <w:rFonts w:ascii="Times New Roman" w:hAnsi="Times New Roman" w:cs="Times New Roman" w:eastAsia="SimSun"/>
+          </w:rPr>
+          <m:t>)</m:t>
+        </m:r>
+      </m:oMath>
+      <w:r>
+        <w:t xml:space="preserve"> </w:t>
+      </w:r>
+      <w:r>
+        <w:rPr>
+          <w:rFonts w:ascii="Times New Roman" w:hAnsi="Times New Roman" w:cs="Times New Roman" w:eastAsia="SimSun"/>
+        </w:rPr>
+        <w:t xml:space="preserve">的生成速率）</w:t>
+      </w:r>
+    </w:p>
+    <w:bookmarkEnd w:id="94"/>
+    <w:bookmarkStart w:id="110" w:name="第-7-题12-分"/>
+    <w:p>
+      <w:pPr>
+        <w:pStyle w:val="Heading3"/>
+      </w:pPr>
+      <w:r>
+        <w:rPr>
+          <w:rFonts w:ascii="Times New Roman" w:hAnsi="Times New Roman" w:cs="Times New Roman" w:eastAsia="SimSun"/>
+        </w:rPr>
+        <w:t xml:space="preserve">第</w:t>
+      </w:r>
+      <w:r>
+        <w:t xml:space="preserve"> 7 </w:t>
+      </w:r>
+      <w:r>
+        <w:rPr>
+          <w:rFonts w:ascii="Times New Roman" w:hAnsi="Times New Roman" w:cs="Times New Roman" w:eastAsia="SimSun"/>
+        </w:rPr>
+        <w:t xml:space="preserve">题（12</w:t>
+      </w:r>
+      <w:r>
+        <w:t xml:space="preserve"> </w:t>
+      </w:r>
+      <w:r>
+        <w:rPr>
+          <w:rFonts w:ascii="Times New Roman" w:hAnsi="Times New Roman" w:cs="Times New Roman" w:eastAsia="SimSun"/>
+        </w:rPr>
+        <w:t xml:space="preserve">分）</w:t>
+      </w:r>
+    </w:p>
+    <w:p>
+      <w:pPr>
+        <w:pStyle w:val="FirstParagraph"/>
+        <w:spacing w:before="0" w:after="0" w:line="276" w:lineRule="auto"/>
+        <w:ind w:firstLineChars="200" w:firstLine="420"/>
+      </w:pPr>
+      <w:r>
+        <w:rPr>
+          <w:rFonts w:ascii="Times New Roman" w:hAnsi="Times New Roman" w:cs="Times New Roman" w:eastAsia="SimSun"/>
+        </w:rPr>
         <w:t xml:space="preserve">超分子自组装在化学、生物与材料等领域均有重要应用，以下两种分子（</w:t>
       </w:r>
       <w:r>
@@ -15807,18 +14716,18 @@
           <wp:inline>
             <wp:extent cx="2520000" cy="1126641"/>
             <wp:effectExtent b="0" l="0" r="0" t="0"/>
-            <wp:docPr descr="" title="" id="84" name="Picture"/>
+            <wp:docPr descr="" title="" id="96" name="Picture"/>
             <a:graphic>
               <a:graphicData uri="http://schemas.openxmlformats.org/drawingml/2006/picture">
                 <pic:pic>
                   <pic:nvPicPr>
-                    <pic:cNvPr descr="04d7e8af47491ab58697b754bf77da9a422fee7809b32a944e4415cc26374dd1.jpg" id="85" name="Picture"/>
+                    <pic:cNvPr descr="04d7e8af47491ab58697b754bf77da9a422fee7809b32a944e4415cc26374dd1.jpg" id="97" name="Picture"/>
                     <pic:cNvPicPr>
                       <a:picLocks noChangeArrowheads="1" noChangeAspect="1"/>
                     </pic:cNvPicPr>
                   </pic:nvPicPr>
                   <pic:blipFill>
-                    <a:blip r:embed="rId83"/>
+                    <a:blip r:embed="rId95"/>
                     <a:stretch>
                       <a:fillRect/>
                     </a:stretch>
@@ -16554,18 +15463,18 @@
           <wp:inline>
             <wp:extent cx="2520000" cy="1468099"/>
             <wp:effectExtent b="0" l="0" r="0" t="0"/>
-            <wp:docPr descr="" title="" id="87" name="Picture"/>
+            <wp:docPr descr="" title="" id="99" name="Picture"/>
             <a:graphic>
               <a:graphicData uri="http://schemas.openxmlformats.org/drawingml/2006/picture">
                 <pic:pic>
                   <pic:nvPicPr>
-                    <pic:cNvPr descr="b8dba792d643f16bd55a906c0a41305926484e2207960369830647c3aa543734.jpg" id="88" name="Picture"/>
+                    <pic:cNvPr descr="b8dba792d643f16bd55a906c0a41305926484e2207960369830647c3aa543734.jpg" id="100" name="Picture"/>
                     <pic:cNvPicPr>
                       <a:picLocks noChangeArrowheads="1" noChangeAspect="1"/>
                     </pic:cNvPicPr>
                   </pic:nvPicPr>
                   <pic:blipFill>
-                    <a:blip r:embed="rId86"/>
+                    <a:blip r:embed="rId98"/>
                     <a:stretch>
                       <a:fillRect/>
                     </a:stretch>
@@ -17058,18 +15967,18 @@
           <wp:inline>
             <wp:extent cx="2520000" cy="477671"/>
             <wp:effectExtent b="0" l="0" r="0" t="0"/>
-            <wp:docPr descr="" title="" id="90" name="Picture"/>
+            <wp:docPr descr="" title="" id="102" name="Picture"/>
             <a:graphic>
               <a:graphicData uri="http://schemas.openxmlformats.org/drawingml/2006/picture">
                 <pic:pic>
                   <pic:nvPicPr>
-                    <pic:cNvPr descr="5a0c54ea377da36afd196e2cc196490a342c01b068a64d1f8e94ea79093c21b4.jpg" id="91" name="Picture"/>
+                    <pic:cNvPr descr="5a0c54ea377da36afd196e2cc196490a342c01b068a64d1f8e94ea79093c21b4.jpg" id="103" name="Picture"/>
                     <pic:cNvPicPr>
                       <a:picLocks noChangeArrowheads="1" noChangeAspect="1"/>
                     </pic:cNvPicPr>
                   </pic:nvPicPr>
                   <pic:blipFill>
-                    <a:blip r:embed="rId89"/>
+                    <a:blip r:embed="rId101"/>
                     <a:stretch>
                       <a:fillRect/>
                     </a:stretch>
@@ -17149,18 +16058,18 @@
           <wp:inline>
             <wp:extent cx="2520000" cy="811098"/>
             <wp:effectExtent b="0" l="0" r="0" t="0"/>
-            <wp:docPr descr="" title="" id="93" name="Picture"/>
+            <wp:docPr descr="" title="" id="105" name="Picture"/>
             <a:graphic>
               <a:graphicData uri="http://schemas.openxmlformats.org/drawingml/2006/picture">
                 <pic:pic>
                   <pic:nvPicPr>
-                    <pic:cNvPr descr="5f1ed10cd791562150113a14b029abbfa63f7e97454a9cc71cce8e0a85b8173f.jpg" id="94" name="Picture"/>
+                    <pic:cNvPr descr="5f1ed10cd791562150113a14b029abbfa63f7e97454a9cc71cce8e0a85b8173f.jpg" id="106" name="Picture"/>
                     <pic:cNvPicPr>
                       <a:picLocks noChangeArrowheads="1" noChangeAspect="1"/>
                     </pic:cNvPicPr>
                   </pic:nvPicPr>
                   <pic:blipFill>
-                    <a:blip r:embed="rId92"/>
+                    <a:blip r:embed="rId104"/>
                     <a:stretch>
                       <a:fillRect/>
                     </a:stretch>
@@ -18232,18 +17141,18 @@
           <wp:inline>
             <wp:extent cx="2520000" cy="734636"/>
             <wp:effectExtent b="0" l="0" r="0" t="0"/>
-            <wp:docPr descr="" title="" id="96" name="Picture"/>
+            <wp:docPr descr="" title="" id="108" name="Picture"/>
             <a:graphic>
               <a:graphicData uri="http://schemas.openxmlformats.org/drawingml/2006/picture">
                 <pic:pic>
                   <pic:nvPicPr>
-                    <pic:cNvPr descr="fab5e4cb6a6fc183e6b9d85cf1bf078c214f021d4195da6bd5c6e7e82b81dc6c.jpg" id="97" name="Picture"/>
+                    <pic:cNvPr descr="fab5e4cb6a6fc183e6b9d85cf1bf078c214f021d4195da6bd5c6e7e82b81dc6c.jpg" id="109" name="Picture"/>
                     <pic:cNvPicPr>
                       <a:picLocks noChangeArrowheads="1" noChangeAspect="1"/>
                     </pic:cNvPicPr>
                   </pic:nvPicPr>
                   <pic:blipFill>
-                    <a:blip r:embed="rId95"/>
+                    <a:blip r:embed="rId107"/>
                     <a:stretch>
                       <a:fillRect/>
                     </a:stretch>
@@ -19028,8 +17937,8 @@
         <w:t xml:space="preserve">为常数。不使用这个提示的正确解答不会被扣分。</w:t>
       </w:r>
     </w:p>
-    <w:bookmarkEnd w:id="98"/>
-    <w:bookmarkStart w:id="108" w:name="第-8-题12-分"/>
+    <w:bookmarkEnd w:id="110"/>
+    <w:bookmarkStart w:id="120" w:name="第-8-题12-分"/>
     <w:p>
       <w:pPr>
         <w:pStyle w:val="Heading3"/>
@@ -20128,18 +19037,18 @@
           <wp:inline>
             <wp:extent cx="2520000" cy="1850434"/>
             <wp:effectExtent b="0" l="0" r="0" t="0"/>
-            <wp:docPr descr="" title="" id="100" name="Picture"/>
+            <wp:docPr descr="" title="" id="112" name="Picture"/>
             <a:graphic>
               <a:graphicData uri="http://schemas.openxmlformats.org/drawingml/2006/picture">
                 <pic:pic>
                   <pic:nvPicPr>
-                    <pic:cNvPr descr="9c6e1a8d6edb5f4836f50c0b567597bc8e4e13d2eca91bd4dcb2a12660f0b4d4.jpg" id="101" name="Picture"/>
+                    <pic:cNvPr descr="9c6e1a8d6edb5f4836f50c0b567597bc8e4e13d2eca91bd4dcb2a12660f0b4d4.jpg" id="113" name="Picture"/>
                     <pic:cNvPicPr>
                       <a:picLocks noChangeArrowheads="1" noChangeAspect="1"/>
                     </pic:cNvPicPr>
                   </pic:nvPicPr>
                   <pic:blipFill>
-                    <a:blip r:embed="rId99"/>
+                    <a:blip r:embed="rId111"/>
                     <a:stretch>
                       <a:fillRect/>
                     </a:stretch>
@@ -20337,18 +19246,18 @@
           <wp:inline>
             <wp:extent cx="2520000" cy="689684"/>
             <wp:effectExtent b="0" l="0" r="0" t="0"/>
-            <wp:docPr descr="" title="" id="103" name="Picture"/>
+            <wp:docPr descr="" title="" id="115" name="Picture"/>
             <a:graphic>
               <a:graphicData uri="http://schemas.openxmlformats.org/drawingml/2006/picture">
                 <pic:pic>
                   <pic:nvPicPr>
-                    <pic:cNvPr descr="3eacc6e0c40978628822e1e8103c07898ad1498fec9df8544f45da5f4a268add.jpg" id="104" name="Picture"/>
+                    <pic:cNvPr descr="3eacc6e0c40978628822e1e8103c07898ad1498fec9df8544f45da5f4a268add.jpg" id="116" name="Picture"/>
                     <pic:cNvPicPr>
                       <a:picLocks noChangeArrowheads="1" noChangeAspect="1"/>
                     </pic:cNvPicPr>
                   </pic:nvPicPr>
                   <pic:blipFill>
-                    <a:blip r:embed="rId102"/>
+                    <a:blip r:embed="rId114"/>
                     <a:stretch>
                       <a:fillRect/>
                     </a:stretch>
@@ -20975,18 +19884,18 @@
           <wp:inline>
             <wp:extent cx="2520000" cy="633464"/>
             <wp:effectExtent b="0" l="0" r="0" t="0"/>
-            <wp:docPr descr="" title="" id="106" name="Picture"/>
+            <wp:docPr descr="" title="" id="118" name="Picture"/>
             <a:graphic>
               <a:graphicData uri="http://schemas.openxmlformats.org/drawingml/2006/picture">
                 <pic:pic>
                   <pic:nvPicPr>
-                    <pic:cNvPr descr="edff4344e57b423c45dc612bd542b3e91c2f085b1ef4425d42c155f178006887.jpg" id="107" name="Picture"/>
+                    <pic:cNvPr descr="edff4344e57b423c45dc612bd542b3e91c2f085b1ef4425d42c155f178006887.jpg" id="119" name="Picture"/>
                     <pic:cNvPicPr>
                       <a:picLocks noChangeArrowheads="1" noChangeAspect="1"/>
                     </pic:cNvPicPr>
                   </pic:nvPicPr>
                   <pic:blipFill>
-                    <a:blip r:embed="rId105"/>
+                    <a:blip r:embed="rId117"/>
                     <a:stretch>
                       <a:fillRect/>
                     </a:stretch>
@@ -21046,8 +19955,8 @@
         <w:t xml:space="preserve">可引发抗肿瘤免疫反应的原因。</w:t>
       </w:r>
     </w:p>
-    <w:bookmarkEnd w:id="108"/>
-    <w:bookmarkStart w:id="109" w:name="第-9-题7-分"/>
+    <w:bookmarkEnd w:id="120"/>
+    <w:bookmarkStart w:id="121" w:name="第-9-题7-分"/>
     <w:p>
       <w:pPr>
         <w:pStyle w:val="Heading3"/>
@@ -23572,8 +22481,8 @@
         <w:t xml:space="preserve">40000Pa，试证明动力学的定律被实验结果所证实，并计算表观速率常数。</w:t>
       </w:r>
     </w:p>
-    <w:bookmarkEnd w:id="109"/>
-    <w:bookmarkStart w:id="128" w:name="第-10-题10-分"/>
+    <w:bookmarkEnd w:id="121"/>
+    <w:bookmarkStart w:id="140" w:name="第-10-题10-分"/>
     <w:p>
       <w:pPr>
         <w:pStyle w:val="Heading3"/>
@@ -24998,18 +23907,18 @@
           <wp:inline>
             <wp:extent cx="2015999" cy="1951315"/>
             <wp:effectExtent b="0" l="0" r="0" t="0"/>
-            <wp:docPr descr="" title="" id="111" name="Picture"/>
+            <wp:docPr descr="" title="" id="123" name="Picture"/>
             <a:graphic>
               <a:graphicData uri="http://schemas.openxmlformats.org/drawingml/2006/picture">
                 <pic:pic>
                   <pic:nvPicPr>
-                    <pic:cNvPr descr="e5e0f80aad1e250af84cc56c37949ad79529700a08e0cbbd01d083e024cc3a0c.jpg" id="112" name="Picture"/>
+                    <pic:cNvPr descr="e5e0f80aad1e250af84cc56c37949ad79529700a08e0cbbd01d083e024cc3a0c.jpg" id="124" name="Picture"/>
                     <pic:cNvPicPr>
                       <a:picLocks noChangeArrowheads="1" noChangeAspect="1"/>
                     </pic:cNvPicPr>
                   </pic:nvPicPr>
                   <pic:blipFill>
-                    <a:blip r:embed="rId110"/>
+                    <a:blip r:embed="rId122"/>
                     <a:stretch>
                       <a:fillRect/>
                     </a:stretch>
@@ -25820,18 +24729,18 @@
           <wp:inline>
             <wp:extent cx="2520000" cy="1603636"/>
             <wp:effectExtent b="0" l="0" r="0" t="0"/>
-            <wp:docPr descr="" title="" id="114" name="Picture"/>
+            <wp:docPr descr="" title="" id="126" name="Picture"/>
             <a:graphic>
               <a:graphicData uri="http://schemas.openxmlformats.org/drawingml/2006/picture">
                 <pic:pic>
                   <pic:nvPicPr>
-                    <pic:cNvPr descr="dcb5db8f01599257c201100974db51797a30f8bb9cd3d97db2888704bf63dcc5.jpg" id="115" name="Picture"/>
+                    <pic:cNvPr descr="dcb5db8f01599257c201100974db51797a30f8bb9cd3d97db2888704bf63dcc5.jpg" id="127" name="Picture"/>
                     <pic:cNvPicPr>
                       <a:picLocks noChangeArrowheads="1" noChangeAspect="1"/>
                     </pic:cNvPicPr>
                   </pic:nvPicPr>
                   <pic:blipFill>
-                    <a:blip r:embed="rId113"/>
+                    <a:blip r:embed="rId125"/>
                     <a:stretch>
                       <a:fillRect/>
                     </a:stretch>
@@ -26286,18 +25195,18 @@
           <wp:inline>
             <wp:extent cx="2520000" cy="941012"/>
             <wp:effectExtent b="0" l="0" r="0" t="0"/>
-            <wp:docPr descr="" title="" id="117" name="Picture"/>
+            <wp:docPr descr="" title="" id="129" name="Picture"/>
             <a:graphic>
               <a:graphicData uri="http://schemas.openxmlformats.org/drawingml/2006/picture">
                 <pic:pic>
                   <pic:nvPicPr>
-                    <pic:cNvPr descr="7c2ecd5ecc58e42a3fecfa72d5832b22dd8fc48959e2274542812f66594e3421.jpg" id="118" name="Picture"/>
+                    <pic:cNvPr descr="7c2ecd5ecc58e42a3fecfa72d5832b22dd8fc48959e2274542812f66594e3421.jpg" id="130" name="Picture"/>
                     <pic:cNvPicPr>
                       <a:picLocks noChangeArrowheads="1" noChangeAspect="1"/>
                     </pic:cNvPicPr>
                   </pic:nvPicPr>
                   <pic:blipFill>
-                    <a:blip r:embed="rId116"/>
+                    <a:blip r:embed="rId128"/>
                     <a:stretch>
                       <a:fillRect/>
                     </a:stretch>
@@ -26522,18 +25431,18 @@
                 <wp:inline>
                   <wp:extent cx="985973" cy="1655999"/>
                   <wp:effectExtent b="0" l="0" r="0" t="0"/>
-                  <wp:docPr descr="" title="" id="120" name="Picture"/>
+                  <wp:docPr descr="" title="" id="132" name="Picture"/>
                   <a:graphic>
                     <a:graphicData uri="http://schemas.openxmlformats.org/drawingml/2006/picture">
                       <pic:pic>
                         <pic:nvPicPr>
-                          <pic:cNvPr descr="4cc1c49d5f19e32869fe06c3287d51685125cbe287c514835cb477a2550e5b26.jpg" id="121" name="Picture"/>
+                          <pic:cNvPr descr="4cc1c49d5f19e32869fe06c3287d51685125cbe287c514835cb477a2550e5b26.jpg" id="133" name="Picture"/>
                           <pic:cNvPicPr>
                             <a:picLocks noChangeArrowheads="1" noChangeAspect="1"/>
                           </pic:cNvPicPr>
                         </pic:nvPicPr>
                         <pic:blipFill>
-                          <a:blip r:embed="rId119"/>
+                          <a:blip r:embed="rId131"/>
                           <a:stretch>
                             <a:fillRect/>
                           </a:stretch>
@@ -26576,18 +25485,18 @@
                 <wp:inline>
                   <wp:extent cx="1258559" cy="1655998"/>
                   <wp:effectExtent b="0" l="0" r="0" t="0"/>
-                  <wp:docPr descr="" title="" id="123" name="Picture"/>
+                  <wp:docPr descr="" title="" id="135" name="Picture"/>
                   <a:graphic>
                     <a:graphicData uri="http://schemas.openxmlformats.org/drawingml/2006/picture">
                       <pic:pic>
                         <pic:nvPicPr>
-                          <pic:cNvPr descr="85d249e18fb123282ad76e457c74729dab5b2f698ce76b5a9ce50585603a6973.jpg" id="124" name="Picture"/>
+                          <pic:cNvPr descr="85d249e18fb123282ad76e457c74729dab5b2f698ce76b5a9ce50585603a6973.jpg" id="136" name="Picture"/>
                           <pic:cNvPicPr>
                             <a:picLocks noChangeArrowheads="1" noChangeAspect="1"/>
                           </pic:cNvPicPr>
                         </pic:nvPicPr>
                         <pic:blipFill>
-                          <a:blip r:embed="rId122"/>
+                          <a:blip r:embed="rId134"/>
                           <a:stretch>
                             <a:fillRect/>
                           </a:stretch>
@@ -26630,18 +25539,18 @@
                 <wp:inline>
                   <wp:extent cx="1141153" cy="1655999"/>
                   <wp:effectExtent b="0" l="0" r="0" t="0"/>
-                  <wp:docPr descr="" title="" id="126" name="Picture"/>
+                  <wp:docPr descr="" title="" id="138" name="Picture"/>
                   <a:graphic>
                     <a:graphicData uri="http://schemas.openxmlformats.org/drawingml/2006/picture">
                       <pic:pic>
                         <pic:nvPicPr>
-                          <pic:cNvPr descr="627649c752e9177bb2214fc0bba9f1b029e1d7612c8cb339de6cfa916f43cf2e.jpg" id="127" name="Picture"/>
+                          <pic:cNvPr descr="627649c752e9177bb2214fc0bba9f1b029e1d7612c8cb339de6cfa916f43cf2e.jpg" id="139" name="Picture"/>
                           <pic:cNvPicPr>
                             <a:picLocks noChangeArrowheads="1" noChangeAspect="1"/>
                           </pic:cNvPicPr>
                         </pic:nvPicPr>
                         <pic:blipFill>
-                          <a:blip r:embed="rId125"/>
+                          <a:blip r:embed="rId137"/>
                           <a:stretch>
                             <a:fillRect/>
                           </a:stretch>
@@ -26671,9 +25580,9 @@
         </w:tc>
       </w:tr>
     </w:tbl>
-    <w:bookmarkEnd w:id="128"/>
-    <w:bookmarkEnd w:id="129"/>
-    <w:bookmarkEnd w:id="130"/>
+    <w:bookmarkEnd w:id="140"/>
+    <w:bookmarkEnd w:id="141"/>
+    <w:bookmarkEnd w:id="142"/>
     <w:sectPr>
       <w:footerReference r:id="rId9" w:type="default"/>
       <w:headerReference r:id="rId10" w:type="default"/>

--- a/00-首页/题组Word/初赛模拟卷/真题版式/初赛模拟卷XIp（非有机·学生版·真题版式）.docx
+++ b/00-首页/题组Word/初赛模拟卷/真题版式/初赛模拟卷XIp（非有机·学生版·真题版式）.docx
@@ -2,7 +2,7 @@
 <file path=word/document.xml><?xml version="1.0" encoding="utf-8"?>
 <w:document xmlns:w="http://schemas.openxmlformats.org/wordprocessingml/2006/main" xmlns:m="http://schemas.openxmlformats.org/officeDocument/2006/math" xmlns:r="http://schemas.openxmlformats.org/officeDocument/2006/relationships" xmlns:o="urn:schemas-microsoft-com:office:office" xmlns:v="urn:schemas-microsoft-com:vml" xmlns:w10="urn:schemas-microsoft-com:office:word" xmlns:a="http://schemas.openxmlformats.org/drawingml/2006/main" xmlns:pic="http://schemas.openxmlformats.org/drawingml/2006/picture" xmlns:wp="http://schemas.openxmlformats.org/drawingml/2006/wordprocessingDrawing">
   <w:body>
-    <w:bookmarkStart w:id="142" w:name="初赛模拟卷-xip非有机"/>
+    <w:bookmarkStart w:id="136" w:name="初赛模拟卷-xip非有机"/>
     <w:p>
       <w:pPr>
         <w:pStyle w:val="Heading1"/>
@@ -23,7 +23,7 @@
         <w:t xml:space="preserve">XIp（非有机）</w:t>
       </w:r>
     </w:p>
-    <w:bookmarkStart w:id="78" w:name="第一部分-结构化学第-15-题共-48-分"/>
+    <w:bookmarkStart w:id="72" w:name="第二部分-结构化学第-15-题共-65-分"/>
     <w:p>
       <w:pPr>
         <w:pStyle w:val="Heading2"/>
@@ -32,7 +32,7 @@
         <w:rPr>
           <w:rFonts w:ascii="Times New Roman" w:hAnsi="Times New Roman" w:cs="Times New Roman" w:eastAsia="SimSun"/>
         </w:rPr>
-        <w:t xml:space="preserve">第一部分</w:t>
+        <w:t xml:space="preserve">第二部分</w:t>
       </w:r>
       <w:r>
         <w:t xml:space="preserve">　</w:t>
@@ -53,7 +53,7 @@
         <w:t xml:space="preserve">题，共</w:t>
       </w:r>
       <w:r>
-        <w:t xml:space="preserve"> 48 </w:t>
+        <w:t xml:space="preserve"> 65 </w:t>
       </w:r>
       <w:r>
         <w:rPr>
@@ -2368,7 +2368,7 @@
       </w:r>
     </w:p>
     <w:bookmarkEnd w:id="31"/>
-    <w:bookmarkStart w:id="44" w:name="第-2-题11-分"/>
+    <w:bookmarkStart w:id="44" w:name="第-2-题13-分"/>
     <w:p>
       <w:pPr>
         <w:pStyle w:val="Heading3"/>
@@ -2386,7 +2386,7 @@
         <w:rPr>
           <w:rFonts w:ascii="Times New Roman" w:hAnsi="Times New Roman" w:cs="Times New Roman" w:eastAsia="SimSun"/>
         </w:rPr>
-        <w:t xml:space="preserve">题（11</w:t>
+        <w:t xml:space="preserve">题（13</w:t>
       </w:r>
       <w:r>
         <w:t xml:space="preserve"> </w:t>
@@ -4741,7 +4741,7 @@
       </w:r>
     </w:p>
     <w:bookmarkEnd w:id="44"/>
-    <w:bookmarkStart w:id="63" w:name="第-3-题12-分"/>
+    <w:bookmarkStart w:id="63" w:name="第-3-题13-分"/>
     <w:p>
       <w:pPr>
         <w:pStyle w:val="Heading3"/>
@@ -4759,7 +4759,7 @@
         <w:rPr>
           <w:rFonts w:ascii="Times New Roman" w:hAnsi="Times New Roman" w:cs="Times New Roman" w:eastAsia="SimSun"/>
         </w:rPr>
-        <w:t xml:space="preserve">题（12</w:t>
+        <w:t xml:space="preserve">题（13</w:t>
       </w:r>
       <w:r>
         <w:t xml:space="preserve"> </w:t>
@@ -8203,7 +8203,7 @@
       </w:r>
     </w:p>
     <w:bookmarkEnd w:id="63"/>
-    <w:bookmarkStart w:id="64" w:name="第-4-题6-分"/>
+    <w:bookmarkStart w:id="64" w:name="第-4-题13-分"/>
     <w:p>
       <w:pPr>
         <w:pStyle w:val="Heading3"/>
@@ -8221,7 +8221,7 @@
         <w:rPr>
           <w:rFonts w:ascii="Times New Roman" w:hAnsi="Times New Roman" w:cs="Times New Roman" w:eastAsia="SimSun"/>
         </w:rPr>
-        <w:t xml:space="preserve">题（6</w:t>
+        <w:t xml:space="preserve">题（13</w:t>
       </w:r>
       <w:r>
         <w:t xml:space="preserve"> </w:t>
@@ -10088,7 +10088,7 @@
       </w:r>
     </w:p>
     <w:bookmarkEnd w:id="64"/>
-    <w:bookmarkStart w:id="77" w:name="第-5-题6-分"/>
+    <w:bookmarkStart w:id="71" w:name="第-5-题13-分"/>
     <w:p>
       <w:pPr>
         <w:pStyle w:val="Heading3"/>
@@ -10106,7 +10106,7 @@
         <w:rPr>
           <w:rFonts w:ascii="Times New Roman" w:hAnsi="Times New Roman" w:cs="Times New Roman" w:eastAsia="SimSun"/>
         </w:rPr>
-        <w:t xml:space="preserve">题（6</w:t>
+        <w:t xml:space="preserve">题（13</w:t>
       </w:r>
       <w:r>
         <w:t xml:space="preserve"> </w:t>
@@ -10131,191 +10131,55 @@
         <w:t xml:space="preserve">在最密堆积的原子排列中，可以形成正四面体结构。最小的正四面体由4个原子分两层排列而成，内部包含一个正四面体空隙，其结构如图所示。次大的正四面体包含三层，每层分别有1、3、6个原子。</w:t>
       </w:r>
     </w:p>
-    <w:tbl>
-      <w:tblPr>
-        <w:tblStyle w:val="Table"/>
-        <w:tblW w:type="dxa" w:w="9752"/>
-        <w:tblBorders>
-          <w:top w:val="single" w:sz="6" w:space="0" w:color="000000"/>
-          <w:left w:val="single" w:sz="6" w:space="0" w:color="000000"/>
-          <w:bottom w:val="single" w:sz="6" w:space="0" w:color="000000"/>
-          <w:right w:val="single" w:sz="6" w:space="0" w:color="000000"/>
-          <w:insideH w:val="single" w:sz="6" w:space="0" w:color="000000"/>
-          <w:insideV w:val="single" w:sz="6" w:space="0" w:color="000000"/>
-        </w:tblBorders>
-        <w:tblLayout w:type="fixed"/>
-        <w:tblLook w:firstRow="0" w:lastRow="0" w:firstColumn="0" w:lastColumn="0" w:noHBand="0" w:noVBand="0" w:val="0000"/>
-      </w:tblPr>
-      <w:tblGrid>
-        <w:gridCol w:w="3250"/>
-        <w:gridCol w:w="3250"/>
-        <w:gridCol w:w="3252"/>
-      </w:tblGrid>
-      <w:tr>
-        <w:tc>
-          <w:tcPr>
-            <w:tcW w:type="dxa" w:w="3250"/>
-          </w:tcPr>
-          <w:tcPr/>
-          <w:p>
-            <w:pPr>
-              <w:pStyle w:val="Compact"/>
-              <w:jc w:val="center"/>
-            </w:pPr>
-            <w:r>
-              <w:drawing>
-                <wp:inline>
-                  <wp:extent cx="1568400" cy="1541202"/>
-                  <wp:effectExtent b="0" l="0" r="0" t="0"/>
-                  <wp:docPr descr="" title="" id="66" name="Picture"/>
-                  <a:graphic>
-                    <a:graphicData uri="http://schemas.openxmlformats.org/drawingml/2006/picture">
-                      <pic:pic>
-                        <pic:nvPicPr>
-                          <pic:cNvPr descr="a495bb0ff99c33ddb0d7fdef68665578e09279915bbd310b6f200be33e473f59.jpg" id="67" name="Picture"/>
-                          <pic:cNvPicPr>
-                            <a:picLocks noChangeArrowheads="1" noChangeAspect="1"/>
-                          </pic:cNvPicPr>
-                        </pic:nvPicPr>
-                        <pic:blipFill>
-                          <a:blip r:embed="rId65"/>
-                          <a:stretch>
-                            <a:fillRect/>
-                          </a:stretch>
-                        </pic:blipFill>
-                        <pic:spPr bwMode="auto">
-                          <a:xfrm>
-                            <a:off x="0" y="0"/>
-                            <a:ext cx="1568400" cy="1541202"/>
-                          </a:xfrm>
-                          <a:prstGeom prst="rect">
-                            <a:avLst/>
-                          </a:prstGeom>
-                          <a:noFill/>
-                          <a:ln w="9525">
-                            <a:noFill/>
-                            <a:headEnd/>
-                            <a:tailEnd/>
-                          </a:ln>
-                        </pic:spPr>
-                      </pic:pic>
-                    </a:graphicData>
-                  </a:graphic>
-                </wp:inline>
-              </w:drawing>
-            </w:r>
-          </w:p>
-        </w:tc>
-        <w:tc>
-          <w:tcPr>
-            <w:tcW w:type="dxa" w:w="3250"/>
-          </w:tcPr>
-          <w:tcPr/>
-          <w:p>
-            <w:pPr>
-              <w:pStyle w:val="Compact"/>
-              <w:jc w:val="center"/>
-            </w:pPr>
-            <w:r>
-              <w:drawing>
-                <wp:inline>
-                  <wp:extent cx="1568400" cy="1616807"/>
-                  <wp:effectExtent b="0" l="0" r="0" t="0"/>
-                  <wp:docPr descr="" title="" id="69" name="Picture"/>
-                  <a:graphic>
-                    <a:graphicData uri="http://schemas.openxmlformats.org/drawingml/2006/picture">
-                      <pic:pic>
-                        <pic:nvPicPr>
-                          <pic:cNvPr descr="f7bd108468a3eab3f895fff486929399f50caad605bebc750e081d85a2fa91cf.jpg" id="70" name="Picture"/>
-                          <pic:cNvPicPr>
-                            <a:picLocks noChangeArrowheads="1" noChangeAspect="1"/>
-                          </pic:cNvPicPr>
-                        </pic:nvPicPr>
-                        <pic:blipFill>
-                          <a:blip r:embed="rId68"/>
-                          <a:stretch>
-                            <a:fillRect/>
-                          </a:stretch>
-                        </pic:blipFill>
-                        <pic:spPr bwMode="auto">
-                          <a:xfrm>
-                            <a:off x="0" y="0"/>
-                            <a:ext cx="1568400" cy="1616807"/>
-                          </a:xfrm>
-                          <a:prstGeom prst="rect">
-                            <a:avLst/>
-                          </a:prstGeom>
-                          <a:noFill/>
-                          <a:ln w="9525">
-                            <a:noFill/>
-                            <a:headEnd/>
-                            <a:tailEnd/>
-                          </a:ln>
-                        </pic:spPr>
-                      </pic:pic>
-                    </a:graphicData>
-                  </a:graphic>
-                </wp:inline>
-              </w:drawing>
-            </w:r>
-          </w:p>
-        </w:tc>
-        <w:tc>
-          <w:tcPr>
-            <w:tcW w:type="dxa" w:w="3252"/>
-          </w:tcPr>
-          <w:tcPr/>
-          <w:p>
-            <w:pPr>
-              <w:pStyle w:val="Compact"/>
-              <w:jc w:val="center"/>
-            </w:pPr>
-            <w:r>
-              <w:drawing>
-                <wp:inline>
-                  <wp:extent cx="1568400" cy="1623755"/>
-                  <wp:effectExtent b="0" l="0" r="0" t="0"/>
-                  <wp:docPr descr="" title="" id="72" name="Picture"/>
-                  <a:graphic>
-                    <a:graphicData uri="http://schemas.openxmlformats.org/drawingml/2006/picture">
-                      <pic:pic>
-                        <pic:nvPicPr>
-                          <pic:cNvPr descr="7499a1c1ca14f92deec01b0d4b34b8b7cec4b377f619321a8cfd1f97f1c96dc3.jpg" id="73" name="Picture"/>
-                          <pic:cNvPicPr>
-                            <a:picLocks noChangeArrowheads="1" noChangeAspect="1"/>
-                          </pic:cNvPicPr>
-                        </pic:nvPicPr>
-                        <pic:blipFill>
-                          <a:blip r:embed="rId71"/>
-                          <a:stretch>
-                            <a:fillRect/>
-                          </a:stretch>
-                        </pic:blipFill>
-                        <pic:spPr bwMode="auto">
-                          <a:xfrm>
-                            <a:off x="0" y="0"/>
-                            <a:ext cx="1568400" cy="1623755"/>
-                          </a:xfrm>
-                          <a:prstGeom prst="rect">
-                            <a:avLst/>
-                          </a:prstGeom>
-                          <a:noFill/>
-                          <a:ln w="9525">
-                            <a:noFill/>
-                            <a:headEnd/>
-                            <a:tailEnd/>
-                          </a:ln>
-                        </pic:spPr>
-                      </pic:pic>
-                    </a:graphicData>
-                  </a:graphic>
-                </wp:inline>
-              </w:drawing>
-            </w:r>
-          </w:p>
-        </w:tc>
-      </w:tr>
-    </w:tbl>
+    <w:p>
+      <w:pPr>
+        <w:pStyle w:val="BodyText"/>
+        <w:spacing w:before="120" w:after="120" w:line="240" w:lineRule="auto"/>
+        <w:jc w:val="center"/>
+      </w:pPr>
+      <w:r>
+        <w:drawing>
+          <wp:inline>
+            <wp:extent cx="1947272" cy="2015999"/>
+            <wp:effectExtent b="0" l="0" r="0" t="0"/>
+            <wp:docPr descr="" title="" id="66" name="Picture"/>
+            <a:graphic>
+              <a:graphicData uri="http://schemas.openxmlformats.org/drawingml/2006/picture">
+                <pic:pic>
+                  <pic:nvPicPr>
+                    <pic:cNvPr descr="7499a1c1ca14f92deec01b0d4b34b8b7cec4b377f619321a8cfd1f97f1c96dc3.jpg" id="67" name="Picture"/>
+                    <pic:cNvPicPr>
+                      <a:picLocks noChangeArrowheads="1" noChangeAspect="1"/>
+                    </pic:cNvPicPr>
+                  </pic:nvPicPr>
+                  <pic:blipFill>
+                    <a:blip r:embed="rId65"/>
+                    <a:stretch>
+                      <a:fillRect/>
+                    </a:stretch>
+                  </pic:blipFill>
+                  <pic:spPr bwMode="auto">
+                    <a:xfrm>
+                      <a:off x="0" y="0"/>
+                      <a:ext cx="1947272" cy="2015999"/>
+                    </a:xfrm>
+                    <a:prstGeom prst="rect">
+                      <a:avLst/>
+                    </a:prstGeom>
+                    <a:noFill/>
+                    <a:ln w="9525">
+                      <a:noFill/>
+                      <a:headEnd/>
+                      <a:tailEnd/>
+                    </a:ln>
+                  </pic:spPr>
+                </pic:pic>
+              </a:graphicData>
+            </a:graphic>
+          </wp:inline>
+        </w:drawing>
+      </w:r>
+    </w:p>
     <w:p>
       <w:pPr>
         <w:pStyle w:val="BodyText"/>
@@ -10843,18 +10707,18 @@
           <wp:inline>
             <wp:extent cx="2015999" cy="1573463"/>
             <wp:effectExtent b="0" l="0" r="0" t="0"/>
-            <wp:docPr descr="" title="" id="75" name="Picture"/>
+            <wp:docPr descr="" title="" id="69" name="Picture"/>
             <a:graphic>
               <a:graphicData uri="http://schemas.openxmlformats.org/drawingml/2006/picture">
                 <pic:pic>
                   <pic:nvPicPr>
-                    <pic:cNvPr descr="0daa8f0d8b763b8591a02168e4d97879aad526516fd2c062d57d0c3bcbdad0fe.jpg" id="76" name="Picture"/>
+                    <pic:cNvPr descr="0daa8f0d8b763b8591a02168e4d97879aad526516fd2c062d57d0c3bcbdad0fe.jpg" id="70" name="Picture"/>
                     <pic:cNvPicPr>
                       <a:picLocks noChangeArrowheads="1" noChangeAspect="1"/>
                     </pic:cNvPicPr>
                   </pic:nvPicPr>
                   <pic:blipFill>
-                    <a:blip r:embed="rId74"/>
+                    <a:blip r:embed="rId68"/>
                     <a:stretch>
                       <a:fillRect/>
                     </a:stretch>
@@ -11432,9 +11296,9 @@
         <w:t xml:space="preserve">）</w:t>
       </w:r>
     </w:p>
-    <w:bookmarkEnd w:id="77"/>
-    <w:bookmarkEnd w:id="78"/>
-    <w:bookmarkStart w:id="141" w:name="第二部分-化学原理第-610-题共-52-分"/>
+    <w:bookmarkEnd w:id="71"/>
+    <w:bookmarkEnd w:id="72"/>
+    <w:bookmarkStart w:id="135" w:name="第三部分-化学原理第-610-题共-65-分"/>
     <w:p>
       <w:pPr>
         <w:pStyle w:val="Heading2"/>
@@ -11443,7 +11307,7 @@
         <w:rPr>
           <w:rFonts w:ascii="Times New Roman" w:hAnsi="Times New Roman" w:cs="Times New Roman" w:eastAsia="SimSun"/>
         </w:rPr>
-        <w:t xml:space="preserve">第二部分</w:t>
+        <w:t xml:space="preserve">第三部分</w:t>
       </w:r>
       <w:r>
         <w:t xml:space="preserve">　</w:t>
@@ -11464,7 +11328,7 @@
         <w:t xml:space="preserve">题，共</w:t>
       </w:r>
       <w:r>
-        <w:t xml:space="preserve"> 52 </w:t>
+        <w:t xml:space="preserve"> 65 </w:t>
       </w:r>
       <w:r>
         <w:rPr>
@@ -11473,7 +11337,7 @@
         <w:t xml:space="preserve">分）</w:t>
       </w:r>
     </w:p>
-    <w:bookmarkStart w:id="94" w:name="第-6-题11-分"/>
+    <w:bookmarkStart w:id="88" w:name="第-6-题13-分"/>
     <w:p>
       <w:pPr>
         <w:pStyle w:val="Heading3"/>
@@ -11491,7 +11355,7 @@
         <w:rPr>
           <w:rFonts w:ascii="Times New Roman" w:hAnsi="Times New Roman" w:cs="Times New Roman" w:eastAsia="SimSun"/>
         </w:rPr>
-        <w:t xml:space="preserve">题（11</w:t>
+        <w:t xml:space="preserve">题（13</w:t>
       </w:r>
       <w:r>
         <w:t xml:space="preserve"> </w:t>
@@ -12534,18 +12398,18 @@
                 <wp:inline>
                   <wp:extent cx="1568400" cy="1368178"/>
                   <wp:effectExtent b="0" l="0" r="0" t="0"/>
-                  <wp:docPr descr="" title="" id="80" name="Picture"/>
+                  <wp:docPr descr="" title="" id="74" name="Picture"/>
                   <a:graphic>
                     <a:graphicData uri="http://schemas.openxmlformats.org/drawingml/2006/picture">
                       <pic:pic>
                         <pic:nvPicPr>
-                          <pic:cNvPr descr="38af43a60ccea950f7d90132b78e5f883a4b9d6114f5f7e56efd88660a85ab84.jpg" id="81" name="Picture"/>
+                          <pic:cNvPr descr="38af43a60ccea950f7d90132b78e5f883a4b9d6114f5f7e56efd88660a85ab84.jpg" id="75" name="Picture"/>
                           <pic:cNvPicPr>
                             <a:picLocks noChangeArrowheads="1" noChangeAspect="1"/>
                           </pic:cNvPicPr>
                         </pic:nvPicPr>
                         <pic:blipFill>
-                          <a:blip r:embed="rId79"/>
+                          <a:blip r:embed="rId73"/>
                           <a:stretch>
                             <a:fillRect/>
                           </a:stretch>
@@ -12588,18 +12452,18 @@
                 <wp:inline>
                   <wp:extent cx="1568400" cy="1350915"/>
                   <wp:effectExtent b="0" l="0" r="0" t="0"/>
-                  <wp:docPr descr="" title="" id="83" name="Picture"/>
+                  <wp:docPr descr="" title="" id="77" name="Picture"/>
                   <a:graphic>
                     <a:graphicData uri="http://schemas.openxmlformats.org/drawingml/2006/picture">
                       <pic:pic>
                         <pic:nvPicPr>
-                          <pic:cNvPr descr="81a30f4af75c11d9caab186a9977878a4fc34f10dafe4ccd26676cbc2c66d8f2.jpg" id="84" name="Picture"/>
+                          <pic:cNvPr descr="81a30f4af75c11d9caab186a9977878a4fc34f10dafe4ccd26676cbc2c66d8f2.jpg" id="78" name="Picture"/>
                           <pic:cNvPicPr>
                             <a:picLocks noChangeArrowheads="1" noChangeAspect="1"/>
                           </pic:cNvPicPr>
                         </pic:nvPicPr>
                         <pic:blipFill>
-                          <a:blip r:embed="rId82"/>
+                          <a:blip r:embed="rId76"/>
                           <a:stretch>
                             <a:fillRect/>
                           </a:stretch>
@@ -12642,18 +12506,18 @@
                 <wp:inline>
                   <wp:extent cx="1568400" cy="1416475"/>
                   <wp:effectExtent b="0" l="0" r="0" t="0"/>
-                  <wp:docPr descr="" title="" id="86" name="Picture"/>
+                  <wp:docPr descr="" title="" id="80" name="Picture"/>
                   <a:graphic>
                     <a:graphicData uri="http://schemas.openxmlformats.org/drawingml/2006/picture">
                       <pic:pic>
                         <pic:nvPicPr>
-                          <pic:cNvPr descr="a5a8eb811bd4258bddc146ba3b91f6ce3b16a9656a9d1c09b9fc9e3324271e33.jpg" id="87" name="Picture"/>
+                          <pic:cNvPr descr="a5a8eb811bd4258bddc146ba3b91f6ce3b16a9656a9d1c09b9fc9e3324271e33.jpg" id="81" name="Picture"/>
                           <pic:cNvPicPr>
                             <a:picLocks noChangeArrowheads="1" noChangeAspect="1"/>
                           </pic:cNvPicPr>
                         </pic:nvPicPr>
                         <pic:blipFill>
-                          <a:blip r:embed="rId85"/>
+                          <a:blip r:embed="rId79"/>
                           <a:stretch>
                             <a:fillRect/>
                           </a:stretch>
@@ -13047,18 +12911,18 @@
                 <wp:inline>
                   <wp:extent cx="2249659" cy="1655999"/>
                   <wp:effectExtent b="0" l="0" r="0" t="0"/>
-                  <wp:docPr descr="" title="" id="89" name="Picture"/>
+                  <wp:docPr descr="" title="" id="83" name="Picture"/>
                   <a:graphic>
                     <a:graphicData uri="http://schemas.openxmlformats.org/drawingml/2006/picture">
                       <pic:pic>
                         <pic:nvPicPr>
-                          <pic:cNvPr descr="df0e84b7ccebc1a778f88c06be8e17048ec84e0a735ea0cbced9118a235fff22.jpg" id="90" name="Picture"/>
+                          <pic:cNvPr descr="df0e84b7ccebc1a778f88c06be8e17048ec84e0a735ea0cbced9118a235fff22.jpg" id="84" name="Picture"/>
                           <pic:cNvPicPr>
                             <a:picLocks noChangeArrowheads="1" noChangeAspect="1"/>
                           </pic:cNvPicPr>
                         </pic:nvPicPr>
                         <pic:blipFill>
-                          <a:blip r:embed="rId88"/>
+                          <a:blip r:embed="rId82"/>
                           <a:stretch>
                             <a:fillRect/>
                           </a:stretch>
@@ -13101,18 +12965,18 @@
                 <wp:inline>
                   <wp:extent cx="2395527" cy="1655999"/>
                   <wp:effectExtent b="0" l="0" r="0" t="0"/>
-                  <wp:docPr descr="" title="" id="92" name="Picture"/>
+                  <wp:docPr descr="" title="" id="86" name="Picture"/>
                   <a:graphic>
                     <a:graphicData uri="http://schemas.openxmlformats.org/drawingml/2006/picture">
                       <pic:pic>
                         <pic:nvPicPr>
-                          <pic:cNvPr descr="a3daa739e9396155741580f23faffaf945d0515a32963c8d4a58092b7662cd53.jpg" id="93" name="Picture"/>
+                          <pic:cNvPr descr="a3daa739e9396155741580f23faffaf945d0515a32963c8d4a58092b7662cd53.jpg" id="87" name="Picture"/>
                           <pic:cNvPicPr>
                             <a:picLocks noChangeArrowheads="1" noChangeAspect="1"/>
                           </pic:cNvPicPr>
                         </pic:nvPicPr>
                         <pic:blipFill>
-                          <a:blip r:embed="rId91"/>
+                          <a:blip r:embed="rId85"/>
                           <a:stretch>
                             <a:fillRect/>
                           </a:stretch>
@@ -14611,8 +14475,8 @@
         <w:t xml:space="preserve">的生成速率）</w:t>
       </w:r>
     </w:p>
-    <w:bookmarkEnd w:id="94"/>
-    <w:bookmarkStart w:id="110" w:name="第-7-题12-分"/>
+    <w:bookmarkEnd w:id="88"/>
+    <w:bookmarkStart w:id="104" w:name="第-7-题13-分"/>
     <w:p>
       <w:pPr>
         <w:pStyle w:val="Heading3"/>
@@ -14630,7 +14494,7 @@
         <w:rPr>
           <w:rFonts w:ascii="Times New Roman" w:hAnsi="Times New Roman" w:cs="Times New Roman" w:eastAsia="SimSun"/>
         </w:rPr>
-        <w:t xml:space="preserve">题（12</w:t>
+        <w:t xml:space="preserve">题（13</w:t>
       </w:r>
       <w:r>
         <w:t xml:space="preserve"> </w:t>
@@ -14716,18 +14580,18 @@
           <wp:inline>
             <wp:extent cx="2520000" cy="1126641"/>
             <wp:effectExtent b="0" l="0" r="0" t="0"/>
-            <wp:docPr descr="" title="" id="96" name="Picture"/>
+            <wp:docPr descr="" title="" id="90" name="Picture"/>
             <a:graphic>
               <a:graphicData uri="http://schemas.openxmlformats.org/drawingml/2006/picture">
                 <pic:pic>
                   <pic:nvPicPr>
-                    <pic:cNvPr descr="04d7e8af47491ab58697b754bf77da9a422fee7809b32a944e4415cc26374dd1.jpg" id="97" name="Picture"/>
+                    <pic:cNvPr descr="04d7e8af47491ab58697b754bf77da9a422fee7809b32a944e4415cc26374dd1.jpg" id="91" name="Picture"/>
                     <pic:cNvPicPr>
                       <a:picLocks noChangeArrowheads="1" noChangeAspect="1"/>
                     </pic:cNvPicPr>
                   </pic:nvPicPr>
                   <pic:blipFill>
-                    <a:blip r:embed="rId95"/>
+                    <a:blip r:embed="rId89"/>
                     <a:stretch>
                       <a:fillRect/>
                     </a:stretch>
@@ -15463,18 +15327,18 @@
           <wp:inline>
             <wp:extent cx="2520000" cy="1468099"/>
             <wp:effectExtent b="0" l="0" r="0" t="0"/>
-            <wp:docPr descr="" title="" id="99" name="Picture"/>
+            <wp:docPr descr="" title="" id="93" name="Picture"/>
             <a:graphic>
               <a:graphicData uri="http://schemas.openxmlformats.org/drawingml/2006/picture">
                 <pic:pic>
                   <pic:nvPicPr>
-                    <pic:cNvPr descr="b8dba792d643f16bd55a906c0a41305926484e2207960369830647c3aa543734.jpg" id="100" name="Picture"/>
+                    <pic:cNvPr descr="b8dba792d643f16bd55a906c0a41305926484e2207960369830647c3aa543734.jpg" id="94" name="Picture"/>
                     <pic:cNvPicPr>
                       <a:picLocks noChangeArrowheads="1" noChangeAspect="1"/>
                     </pic:cNvPicPr>
                   </pic:nvPicPr>
                   <pic:blipFill>
-                    <a:blip r:embed="rId98"/>
+                    <a:blip r:embed="rId92"/>
                     <a:stretch>
                       <a:fillRect/>
                     </a:stretch>
@@ -15967,18 +15831,18 @@
           <wp:inline>
             <wp:extent cx="2520000" cy="477671"/>
             <wp:effectExtent b="0" l="0" r="0" t="0"/>
-            <wp:docPr descr="" title="" id="102" name="Picture"/>
+            <wp:docPr descr="" title="" id="96" name="Picture"/>
             <a:graphic>
               <a:graphicData uri="http://schemas.openxmlformats.org/drawingml/2006/picture">
                 <pic:pic>
                   <pic:nvPicPr>
-                    <pic:cNvPr descr="5a0c54ea377da36afd196e2cc196490a342c01b068a64d1f8e94ea79093c21b4.jpg" id="103" name="Picture"/>
+                    <pic:cNvPr descr="5a0c54ea377da36afd196e2cc196490a342c01b068a64d1f8e94ea79093c21b4.jpg" id="97" name="Picture"/>
                     <pic:cNvPicPr>
                       <a:picLocks noChangeArrowheads="1" noChangeAspect="1"/>
                     </pic:cNvPicPr>
                   </pic:nvPicPr>
                   <pic:blipFill>
-                    <a:blip r:embed="rId101"/>
+                    <a:blip r:embed="rId95"/>
                     <a:stretch>
                       <a:fillRect/>
                     </a:stretch>
@@ -16058,18 +15922,18 @@
           <wp:inline>
             <wp:extent cx="2520000" cy="811098"/>
             <wp:effectExtent b="0" l="0" r="0" t="0"/>
-            <wp:docPr descr="" title="" id="105" name="Picture"/>
+            <wp:docPr descr="" title="" id="99" name="Picture"/>
             <a:graphic>
               <a:graphicData uri="http://schemas.openxmlformats.org/drawingml/2006/picture">
                 <pic:pic>
                   <pic:nvPicPr>
-                    <pic:cNvPr descr="5f1ed10cd791562150113a14b029abbfa63f7e97454a9cc71cce8e0a85b8173f.jpg" id="106" name="Picture"/>
+                    <pic:cNvPr descr="5f1ed10cd791562150113a14b029abbfa63f7e97454a9cc71cce8e0a85b8173f.jpg" id="100" name="Picture"/>
                     <pic:cNvPicPr>
                       <a:picLocks noChangeArrowheads="1" noChangeAspect="1"/>
                     </pic:cNvPicPr>
                   </pic:nvPicPr>
                   <pic:blipFill>
-                    <a:blip r:embed="rId104"/>
+                    <a:blip r:embed="rId98"/>
                     <a:stretch>
                       <a:fillRect/>
                     </a:stretch>
@@ -17141,18 +17005,18 @@
           <wp:inline>
             <wp:extent cx="2520000" cy="734636"/>
             <wp:effectExtent b="0" l="0" r="0" t="0"/>
-            <wp:docPr descr="" title="" id="108" name="Picture"/>
+            <wp:docPr descr="" title="" id="102" name="Picture"/>
             <a:graphic>
               <a:graphicData uri="http://schemas.openxmlformats.org/drawingml/2006/picture">
                 <pic:pic>
                   <pic:nvPicPr>
-                    <pic:cNvPr descr="fab5e4cb6a6fc183e6b9d85cf1bf078c214f021d4195da6bd5c6e7e82b81dc6c.jpg" id="109" name="Picture"/>
+                    <pic:cNvPr descr="fab5e4cb6a6fc183e6b9d85cf1bf078c214f021d4195da6bd5c6e7e82b81dc6c.jpg" id="103" name="Picture"/>
                     <pic:cNvPicPr>
                       <a:picLocks noChangeArrowheads="1" noChangeAspect="1"/>
                     </pic:cNvPicPr>
                   </pic:nvPicPr>
                   <pic:blipFill>
-                    <a:blip r:embed="rId107"/>
+                    <a:blip r:embed="rId101"/>
                     <a:stretch>
                       <a:fillRect/>
                     </a:stretch>
@@ -17937,8 +17801,8 @@
         <w:t xml:space="preserve">为常数。不使用这个提示的正确解答不会被扣分。</w:t>
       </w:r>
     </w:p>
-    <w:bookmarkEnd w:id="110"/>
-    <w:bookmarkStart w:id="120" w:name="第-8-题12-分"/>
+    <w:bookmarkEnd w:id="104"/>
+    <w:bookmarkStart w:id="114" w:name="第-8-题13-分"/>
     <w:p>
       <w:pPr>
         <w:pStyle w:val="Heading3"/>
@@ -17956,7 +17820,7 @@
         <w:rPr>
           <w:rFonts w:ascii="Times New Roman" w:hAnsi="Times New Roman" w:cs="Times New Roman" w:eastAsia="SimSun"/>
         </w:rPr>
-        <w:t xml:space="preserve">题（12</w:t>
+        <w:t xml:space="preserve">题（13</w:t>
       </w:r>
       <w:r>
         <w:t xml:space="preserve"> </w:t>
@@ -19037,18 +18901,18 @@
           <wp:inline>
             <wp:extent cx="2520000" cy="1850434"/>
             <wp:effectExtent b="0" l="0" r="0" t="0"/>
-            <wp:docPr descr="" title="" id="112" name="Picture"/>
+            <wp:docPr descr="" title="" id="106" name="Picture"/>
             <a:graphic>
               <a:graphicData uri="http://schemas.openxmlformats.org/drawingml/2006/picture">
                 <pic:pic>
                   <pic:nvPicPr>
-                    <pic:cNvPr descr="9c6e1a8d6edb5f4836f50c0b567597bc8e4e13d2eca91bd4dcb2a12660f0b4d4.jpg" id="113" name="Picture"/>
+                    <pic:cNvPr descr="9c6e1a8d6edb5f4836f50c0b567597bc8e4e13d2eca91bd4dcb2a12660f0b4d4.jpg" id="107" name="Picture"/>
                     <pic:cNvPicPr>
                       <a:picLocks noChangeArrowheads="1" noChangeAspect="1"/>
                     </pic:cNvPicPr>
                   </pic:nvPicPr>
                   <pic:blipFill>
-                    <a:blip r:embed="rId111"/>
+                    <a:blip r:embed="rId105"/>
                     <a:stretch>
                       <a:fillRect/>
                     </a:stretch>
@@ -19246,18 +19110,18 @@
           <wp:inline>
             <wp:extent cx="2520000" cy="689684"/>
             <wp:effectExtent b="0" l="0" r="0" t="0"/>
-            <wp:docPr descr="" title="" id="115" name="Picture"/>
+            <wp:docPr descr="" title="" id="109" name="Picture"/>
             <a:graphic>
               <a:graphicData uri="http://schemas.openxmlformats.org/drawingml/2006/picture">
                 <pic:pic>
                   <pic:nvPicPr>
-                    <pic:cNvPr descr="3eacc6e0c40978628822e1e8103c07898ad1498fec9df8544f45da5f4a268add.jpg" id="116" name="Picture"/>
+                    <pic:cNvPr descr="3eacc6e0c40978628822e1e8103c07898ad1498fec9df8544f45da5f4a268add.jpg" id="110" name="Picture"/>
                     <pic:cNvPicPr>
                       <a:picLocks noChangeArrowheads="1" noChangeAspect="1"/>
                     </pic:cNvPicPr>
                   </pic:nvPicPr>
                   <pic:blipFill>
-                    <a:blip r:embed="rId114"/>
+                    <a:blip r:embed="rId108"/>
                     <a:stretch>
                       <a:fillRect/>
                     </a:stretch>
@@ -19884,18 +19748,18 @@
           <wp:inline>
             <wp:extent cx="2520000" cy="633464"/>
             <wp:effectExtent b="0" l="0" r="0" t="0"/>
-            <wp:docPr descr="" title="" id="118" name="Picture"/>
+            <wp:docPr descr="" title="" id="112" name="Picture"/>
             <a:graphic>
               <a:graphicData uri="http://schemas.openxmlformats.org/drawingml/2006/picture">
                 <pic:pic>
                   <pic:nvPicPr>
-                    <pic:cNvPr descr="edff4344e57b423c45dc612bd542b3e91c2f085b1ef4425d42c155f178006887.jpg" id="119" name="Picture"/>
+                    <pic:cNvPr descr="edff4344e57b423c45dc612bd542b3e91c2f085b1ef4425d42c155f178006887.jpg" id="113" name="Picture"/>
                     <pic:cNvPicPr>
                       <a:picLocks noChangeArrowheads="1" noChangeAspect="1"/>
                     </pic:cNvPicPr>
                   </pic:nvPicPr>
                   <pic:blipFill>
-                    <a:blip r:embed="rId117"/>
+                    <a:blip r:embed="rId111"/>
                     <a:stretch>
                       <a:fillRect/>
                     </a:stretch>
@@ -19955,8 +19819,8 @@
         <w:t xml:space="preserve">可引发抗肿瘤免疫反应的原因。</w:t>
       </w:r>
     </w:p>
-    <w:bookmarkEnd w:id="120"/>
-    <w:bookmarkStart w:id="121" w:name="第-9-题7-分"/>
+    <w:bookmarkEnd w:id="114"/>
+    <w:bookmarkStart w:id="115" w:name="第-9-题13-分"/>
     <w:p>
       <w:pPr>
         <w:pStyle w:val="Heading3"/>
@@ -19974,7 +19838,7 @@
         <w:rPr>
           <w:rFonts w:ascii="Times New Roman" w:hAnsi="Times New Roman" w:cs="Times New Roman" w:eastAsia="SimSun"/>
         </w:rPr>
-        <w:t xml:space="preserve">题（7</w:t>
+        <w:t xml:space="preserve">题（13</w:t>
       </w:r>
       <w:r>
         <w:t xml:space="preserve"> </w:t>
@@ -22481,8 +22345,8 @@
         <w:t xml:space="preserve">40000Pa，试证明动力学的定律被实验结果所证实，并计算表观速率常数。</w:t>
       </w:r>
     </w:p>
-    <w:bookmarkEnd w:id="121"/>
-    <w:bookmarkStart w:id="140" w:name="第-10-题10-分"/>
+    <w:bookmarkEnd w:id="115"/>
+    <w:bookmarkStart w:id="134" w:name="第-10-题13-分"/>
     <w:p>
       <w:pPr>
         <w:pStyle w:val="Heading3"/>
@@ -22500,7 +22364,7 @@
         <w:rPr>
           <w:rFonts w:ascii="Times New Roman" w:hAnsi="Times New Roman" w:cs="Times New Roman" w:eastAsia="SimSun"/>
         </w:rPr>
-        <w:t xml:space="preserve">题（10</w:t>
+        <w:t xml:space="preserve">题（13</w:t>
       </w:r>
       <w:r>
         <w:t xml:space="preserve"> </w:t>
@@ -23907,18 +23771,18 @@
           <wp:inline>
             <wp:extent cx="2015999" cy="1951315"/>
             <wp:effectExtent b="0" l="0" r="0" t="0"/>
-            <wp:docPr descr="" title="" id="123" name="Picture"/>
+            <wp:docPr descr="" title="" id="117" name="Picture"/>
             <a:graphic>
               <a:graphicData uri="http://schemas.openxmlformats.org/drawingml/2006/picture">
                 <pic:pic>
                   <pic:nvPicPr>
-                    <pic:cNvPr descr="e5e0f80aad1e250af84cc56c37949ad79529700a08e0cbbd01d083e024cc3a0c.jpg" id="124" name="Picture"/>
+                    <pic:cNvPr descr="e5e0f80aad1e250af84cc56c37949ad79529700a08e0cbbd01d083e024cc3a0c.jpg" id="118" name="Picture"/>
                     <pic:cNvPicPr>
                       <a:picLocks noChangeArrowheads="1" noChangeAspect="1"/>
                     </pic:cNvPicPr>
                   </pic:nvPicPr>
                   <pic:blipFill>
-                    <a:blip r:embed="rId122"/>
+                    <a:blip r:embed="rId116"/>
                     <a:stretch>
                       <a:fillRect/>
                     </a:stretch>
@@ -24729,18 +24593,18 @@
           <wp:inline>
             <wp:extent cx="2520000" cy="1603636"/>
             <wp:effectExtent b="0" l="0" r="0" t="0"/>
-            <wp:docPr descr="" title="" id="126" name="Picture"/>
+            <wp:docPr descr="" title="" id="120" name="Picture"/>
             <a:graphic>
               <a:graphicData uri="http://schemas.openxmlformats.org/drawingml/2006/picture">
                 <pic:pic>
                   <pic:nvPicPr>
-                    <pic:cNvPr descr="dcb5db8f01599257c201100974db51797a30f8bb9cd3d97db2888704bf63dcc5.jpg" id="127" name="Picture"/>
+                    <pic:cNvPr descr="dcb5db8f01599257c201100974db51797a30f8bb9cd3d97db2888704bf63dcc5.jpg" id="121" name="Picture"/>
                     <pic:cNvPicPr>
                       <a:picLocks noChangeArrowheads="1" noChangeAspect="1"/>
                     </pic:cNvPicPr>
                   </pic:nvPicPr>
                   <pic:blipFill>
-                    <a:blip r:embed="rId125"/>
+                    <a:blip r:embed="rId119"/>
                     <a:stretch>
                       <a:fillRect/>
                     </a:stretch>
@@ -25195,18 +25059,18 @@
           <wp:inline>
             <wp:extent cx="2520000" cy="941012"/>
             <wp:effectExtent b="0" l="0" r="0" t="0"/>
-            <wp:docPr descr="" title="" id="129" name="Picture"/>
+            <wp:docPr descr="" title="" id="123" name="Picture"/>
             <a:graphic>
               <a:graphicData uri="http://schemas.openxmlformats.org/drawingml/2006/picture">
                 <pic:pic>
                   <pic:nvPicPr>
-                    <pic:cNvPr descr="7c2ecd5ecc58e42a3fecfa72d5832b22dd8fc48959e2274542812f66594e3421.jpg" id="130" name="Picture"/>
+                    <pic:cNvPr descr="7c2ecd5ecc58e42a3fecfa72d5832b22dd8fc48959e2274542812f66594e3421.jpg" id="124" name="Picture"/>
                     <pic:cNvPicPr>
                       <a:picLocks noChangeArrowheads="1" noChangeAspect="1"/>
                     </pic:cNvPicPr>
                   </pic:nvPicPr>
                   <pic:blipFill>
-                    <a:blip r:embed="rId128"/>
+                    <a:blip r:embed="rId122"/>
                     <a:stretch>
                       <a:fillRect/>
                     </a:stretch>
@@ -25431,18 +25295,18 @@
                 <wp:inline>
                   <wp:extent cx="985973" cy="1655999"/>
                   <wp:effectExtent b="0" l="0" r="0" t="0"/>
-                  <wp:docPr descr="" title="" id="132" name="Picture"/>
+                  <wp:docPr descr="" title="" id="126" name="Picture"/>
                   <a:graphic>
                     <a:graphicData uri="http://schemas.openxmlformats.org/drawingml/2006/picture">
                       <pic:pic>
                         <pic:nvPicPr>
-                          <pic:cNvPr descr="4cc1c49d5f19e32869fe06c3287d51685125cbe287c514835cb477a2550e5b26.jpg" id="133" name="Picture"/>
+                          <pic:cNvPr descr="4cc1c49d5f19e32869fe06c3287d51685125cbe287c514835cb477a2550e5b26.jpg" id="127" name="Picture"/>
                           <pic:cNvPicPr>
                             <a:picLocks noChangeArrowheads="1" noChangeAspect="1"/>
                           </pic:cNvPicPr>
                         </pic:nvPicPr>
                         <pic:blipFill>
-                          <a:blip r:embed="rId131"/>
+                          <a:blip r:embed="rId125"/>
                           <a:stretch>
                             <a:fillRect/>
                           </a:stretch>
@@ -25485,18 +25349,18 @@
                 <wp:inline>
                   <wp:extent cx="1258559" cy="1655998"/>
                   <wp:effectExtent b="0" l="0" r="0" t="0"/>
-                  <wp:docPr descr="" title="" id="135" name="Picture"/>
+                  <wp:docPr descr="" title="" id="129" name="Picture"/>
                   <a:graphic>
                     <a:graphicData uri="http://schemas.openxmlformats.org/drawingml/2006/picture">
                       <pic:pic>
                         <pic:nvPicPr>
-                          <pic:cNvPr descr="85d249e18fb123282ad76e457c74729dab5b2f698ce76b5a9ce50585603a6973.jpg" id="136" name="Picture"/>
+                          <pic:cNvPr descr="85d249e18fb123282ad76e457c74729dab5b2f698ce76b5a9ce50585603a6973.jpg" id="130" name="Picture"/>
                           <pic:cNvPicPr>
                             <a:picLocks noChangeArrowheads="1" noChangeAspect="1"/>
                           </pic:cNvPicPr>
                         </pic:nvPicPr>
                         <pic:blipFill>
-                          <a:blip r:embed="rId134"/>
+                          <a:blip r:embed="rId128"/>
                           <a:stretch>
                             <a:fillRect/>
                           </a:stretch>
@@ -25539,18 +25403,18 @@
                 <wp:inline>
                   <wp:extent cx="1141153" cy="1655999"/>
                   <wp:effectExtent b="0" l="0" r="0" t="0"/>
-                  <wp:docPr descr="" title="" id="138" name="Picture"/>
+                  <wp:docPr descr="" title="" id="132" name="Picture"/>
                   <a:graphic>
                     <a:graphicData uri="http://schemas.openxmlformats.org/drawingml/2006/picture">
                       <pic:pic>
                         <pic:nvPicPr>
-                          <pic:cNvPr descr="627649c752e9177bb2214fc0bba9f1b029e1d7612c8cb339de6cfa916f43cf2e.jpg" id="139" name="Picture"/>
+                          <pic:cNvPr descr="627649c752e9177bb2214fc0bba9f1b029e1d7612c8cb339de6cfa916f43cf2e.jpg" id="133" name="Picture"/>
                           <pic:cNvPicPr>
                             <a:picLocks noChangeArrowheads="1" noChangeAspect="1"/>
                           </pic:cNvPicPr>
                         </pic:nvPicPr>
                         <pic:blipFill>
-                          <a:blip r:embed="rId137"/>
+                          <a:blip r:embed="rId131"/>
                           <a:stretch>
                             <a:fillRect/>
                           </a:stretch>
@@ -25580,9 +25444,9 @@
         </w:tc>
       </w:tr>
     </w:tbl>
-    <w:bookmarkEnd w:id="140"/>
-    <w:bookmarkEnd w:id="141"/>
-    <w:bookmarkEnd w:id="142"/>
+    <w:bookmarkEnd w:id="134"/>
+    <w:bookmarkEnd w:id="135"/>
+    <w:bookmarkEnd w:id="136"/>
     <w:sectPr>
       <w:footerReference r:id="rId9" w:type="default"/>
       <w:headerReference r:id="rId10" w:type="default"/>

--- a/00-首页/题组Word/初赛模拟卷/真题版式/初赛模拟卷XIp（非有机·学生版·真题版式）.docx
+++ b/00-首页/题组Word/初赛模拟卷/真题版式/初赛模拟卷XIp（非有机·学生版·真题版式）.docx
@@ -2985,9 +2985,6 @@
       </w:pPr>
       <w:r>
         <w:t xml:space="preserve">2-2-2</w:t>
-      </w:r>
-      <w:r>
-        <w:t xml:space="preserve"> </w:t>
       </w:r>
       <m:oMath>
         <m:sSup>

--- a/00-首页/题组Word/初赛模拟卷/真题版式/初赛模拟卷XIp（非有机·学生版·真题版式）.docx
+++ b/00-首页/题组Word/初赛模拟卷/真题版式/初赛模拟卷XIp（非有机·学生版·真题版式）.docx
@@ -2,7 +2,7 @@
 <file path=word/document.xml><?xml version="1.0" encoding="utf-8"?>
 <w:document xmlns:w="http://schemas.openxmlformats.org/wordprocessingml/2006/main" xmlns:m="http://schemas.openxmlformats.org/officeDocument/2006/math" xmlns:r="http://schemas.openxmlformats.org/officeDocument/2006/relationships" xmlns:o="urn:schemas-microsoft-com:office:office" xmlns:v="urn:schemas-microsoft-com:vml" xmlns:w10="urn:schemas-microsoft-com:office:word" xmlns:a="http://schemas.openxmlformats.org/drawingml/2006/main" xmlns:pic="http://schemas.openxmlformats.org/drawingml/2006/picture" xmlns:wp="http://schemas.openxmlformats.org/drawingml/2006/wordprocessingDrawing">
   <w:body>
-    <w:bookmarkStart w:id="136" w:name="初赛模拟卷-xip非有机"/>
+    <w:bookmarkStart w:id="139" w:name="初赛模拟卷-xip非有机"/>
     <w:p>
       <w:pPr>
         <w:pStyle w:val="Heading1"/>
@@ -23,7 +23,7 @@
         <w:t xml:space="preserve">XIp（非有机）</w:t>
       </w:r>
     </w:p>
-    <w:bookmarkStart w:id="72" w:name="第二部分-结构化学第-15-题共-65-分"/>
+    <w:bookmarkStart w:id="75" w:name="第二部分-结构化学第-15-题共-65-分"/>
     <w:p>
       <w:pPr>
         <w:pStyle w:val="Heading2"/>
@@ -2368,7 +2368,7 @@
       </w:r>
     </w:p>
     <w:bookmarkEnd w:id="31"/>
-    <w:bookmarkStart w:id="44" w:name="第-2-题13-分"/>
+    <w:bookmarkStart w:id="47" w:name="第-2-题13-分"/>
     <w:p>
       <w:pPr>
         <w:pStyle w:val="Heading3"/>
@@ -4737,8 +4737,57 @@
         <w:t xml:space="preserve">配位，配体如下，画出结构，指出金属中心的配位构型。</w:t>
       </w:r>
     </w:p>
-    <w:bookmarkEnd w:id="44"/>
-    <w:bookmarkStart w:id="63" w:name="第-3-题13-分"/>
+    <w:p>
+      <w:pPr>
+        <w:pStyle w:val="BodyText"/>
+        <w:spacing w:before="120" w:after="120" w:line="240" w:lineRule="auto"/>
+        <w:jc w:val="center"/>
+      </w:pPr>
+      <w:r>
+        <w:drawing>
+          <wp:inline>
+            <wp:extent cx="2520000" cy="601596"/>
+            <wp:effectExtent b="0" l="0" r="0" t="0"/>
+            <wp:docPr descr="" title="" id="45" name="Picture"/>
+            <a:graphic>
+              <a:graphicData uri="http://schemas.openxmlformats.org/drawingml/2006/picture">
+                <pic:pic>
+                  <pic:nvPicPr>
+                    <pic:cNvPr descr="2ed21d28e62aacace01f12dcd627fe42eab1764803f9d539ad96e9d52d20e822.jpg" id="46" name="Picture"/>
+                    <pic:cNvPicPr>
+                      <a:picLocks noChangeArrowheads="1" noChangeAspect="1"/>
+                    </pic:cNvPicPr>
+                  </pic:nvPicPr>
+                  <pic:blipFill>
+                    <a:blip r:embed="rId44"/>
+                    <a:stretch>
+                      <a:fillRect/>
+                    </a:stretch>
+                  </pic:blipFill>
+                  <pic:spPr bwMode="auto">
+                    <a:xfrm>
+                      <a:off x="0" y="0"/>
+                      <a:ext cx="2520000" cy="601596"/>
+                    </a:xfrm>
+                    <a:prstGeom prst="rect">
+                      <a:avLst/>
+                    </a:prstGeom>
+                    <a:noFill/>
+                    <a:ln w="9525">
+                      <a:noFill/>
+                      <a:headEnd/>
+                      <a:tailEnd/>
+                    </a:ln>
+                  </pic:spPr>
+                </pic:pic>
+              </a:graphicData>
+            </a:graphic>
+          </wp:inline>
+        </w:drawing>
+      </w:r>
+    </w:p>
+    <w:bookmarkEnd w:id="47"/>
+    <w:bookmarkStart w:id="66" w:name="第-3-题13-分"/>
     <w:p>
       <w:pPr>
         <w:pStyle w:val="Heading3"/>
@@ -6604,18 +6653,18 @@
           <wp:inline>
             <wp:extent cx="2520000" cy="1761103"/>
             <wp:effectExtent b="0" l="0" r="0" t="0"/>
-            <wp:docPr descr="" title="" id="46" name="Picture"/>
+            <wp:docPr descr="" title="" id="49" name="Picture"/>
             <a:graphic>
               <a:graphicData uri="http://schemas.openxmlformats.org/drawingml/2006/picture">
                 <pic:pic>
                   <pic:nvPicPr>
-                    <pic:cNvPr descr="0a2267ddf7cc24ea19fe1992d0deb8739550081f919868a5a06f75ec457b7dc7.jpg" id="47" name="Picture"/>
+                    <pic:cNvPr descr="0a2267ddf7cc24ea19fe1992d0deb8739550081f919868a5a06f75ec457b7dc7.jpg" id="50" name="Picture"/>
                     <pic:cNvPicPr>
                       <a:picLocks noChangeArrowheads="1" noChangeAspect="1"/>
                     </pic:cNvPicPr>
                   </pic:nvPicPr>
                   <pic:blipFill>
-                    <a:blip r:embed="rId45"/>
+                    <a:blip r:embed="rId48"/>
                     <a:stretch>
                       <a:fillRect/>
                     </a:stretch>
@@ -6845,18 +6894,18 @@
                 <wp:inline>
                   <wp:extent cx="2128656" cy="1655999"/>
                   <wp:effectExtent b="0" l="0" r="0" t="0"/>
-                  <wp:docPr descr="" title="" id="49" name="Picture"/>
+                  <wp:docPr descr="" title="" id="52" name="Picture"/>
                   <a:graphic>
                     <a:graphicData uri="http://schemas.openxmlformats.org/drawingml/2006/picture">
                       <pic:pic>
                         <pic:nvPicPr>
-                          <pic:cNvPr descr="b00246ed9bd76c1c4de9c3cc2580dd995c3cde7ad645d7a8803554bd25b76215.jpg" id="50" name="Picture"/>
+                          <pic:cNvPr descr="b00246ed9bd76c1c4de9c3cc2580dd995c3cde7ad645d7a8803554bd25b76215.jpg" id="53" name="Picture"/>
                           <pic:cNvPicPr>
                             <a:picLocks noChangeArrowheads="1" noChangeAspect="1"/>
                           </pic:cNvPicPr>
                         </pic:nvPicPr>
                         <pic:blipFill>
-                          <a:blip r:embed="rId48"/>
+                          <a:blip r:embed="rId51"/>
                           <a:stretch>
                             <a:fillRect/>
                           </a:stretch>
@@ -6899,18 +6948,18 @@
                 <wp:inline>
                   <wp:extent cx="1763172" cy="1655999"/>
                   <wp:effectExtent b="0" l="0" r="0" t="0"/>
-                  <wp:docPr descr="" title="" id="52" name="Picture"/>
+                  <wp:docPr descr="" title="" id="55" name="Picture"/>
                   <a:graphic>
                     <a:graphicData uri="http://schemas.openxmlformats.org/drawingml/2006/picture">
                       <pic:pic>
                         <pic:nvPicPr>
-                          <pic:cNvPr descr="8ddc41bdf4c2b9acf9a1d8eb495c0a6684a8825d26a97a3f15d5a6a1301a2378.jpg" id="53" name="Picture"/>
+                          <pic:cNvPr descr="8ddc41bdf4c2b9acf9a1d8eb495c0a6684a8825d26a97a3f15d5a6a1301a2378.jpg" id="56" name="Picture"/>
                           <pic:cNvPicPr>
                             <a:picLocks noChangeArrowheads="1" noChangeAspect="1"/>
                           </pic:cNvPicPr>
                         </pic:nvPicPr>
                         <pic:blipFill>
-                          <a:blip r:embed="rId51"/>
+                          <a:blip r:embed="rId54"/>
                           <a:stretch>
                             <a:fillRect/>
                           </a:stretch>
@@ -6977,18 +7026,18 @@
                 <wp:inline>
                   <wp:extent cx="2015999" cy="1559800"/>
                   <wp:effectExtent b="0" l="0" r="0" t="0"/>
-                  <wp:docPr descr="" title="" id="55" name="Picture"/>
+                  <wp:docPr descr="" title="" id="58" name="Picture"/>
                   <a:graphic>
                     <a:graphicData uri="http://schemas.openxmlformats.org/drawingml/2006/picture">
                       <pic:pic>
                         <pic:nvPicPr>
-                          <pic:cNvPr descr="11ba7b2e8160df6e5da9805448f77f12311832d1b8c933efb4da315e4d65083e.jpg" id="56" name="Picture"/>
+                          <pic:cNvPr descr="11ba7b2e8160df6e5da9805448f77f12311832d1b8c933efb4da315e4d65083e.jpg" id="59" name="Picture"/>
                           <pic:cNvPicPr>
                             <a:picLocks noChangeArrowheads="1" noChangeAspect="1"/>
                           </pic:cNvPicPr>
                         </pic:nvPicPr>
                         <pic:blipFill>
-                          <a:blip r:embed="rId54"/>
+                          <a:blip r:embed="rId57"/>
                           <a:stretch>
                             <a:fillRect/>
                           </a:stretch>
@@ -7031,18 +7080,18 @@
                 <wp:inline>
                   <wp:extent cx="1937273" cy="1655999"/>
                   <wp:effectExtent b="0" l="0" r="0" t="0"/>
-                  <wp:docPr descr="" title="" id="58" name="Picture"/>
+                  <wp:docPr descr="" title="" id="61" name="Picture"/>
                   <a:graphic>
                     <a:graphicData uri="http://schemas.openxmlformats.org/drawingml/2006/picture">
                       <pic:pic>
                         <pic:nvPicPr>
-                          <pic:cNvPr descr="b8ea3462d5d84411963b67be129281fc54e279bd3b2a6311d4455ba05f33e728.jpg" id="59" name="Picture"/>
+                          <pic:cNvPr descr="b8ea3462d5d84411963b67be129281fc54e279bd3b2a6311d4455ba05f33e728.jpg" id="62" name="Picture"/>
                           <pic:cNvPicPr>
                             <a:picLocks noChangeArrowheads="1" noChangeAspect="1"/>
                           </pic:cNvPicPr>
                         </pic:nvPicPr>
                         <pic:blipFill>
-                          <a:blip r:embed="rId57"/>
+                          <a:blip r:embed="rId60"/>
                           <a:stretch>
                             <a:fillRect/>
                           </a:stretch>
@@ -7303,18 +7352,18 @@
           <wp:inline>
             <wp:extent cx="2520000" cy="1747537"/>
             <wp:effectExtent b="0" l="0" r="0" t="0"/>
-            <wp:docPr descr="" title="" id="61" name="Picture"/>
+            <wp:docPr descr="" title="" id="64" name="Picture"/>
             <a:graphic>
               <a:graphicData uri="http://schemas.openxmlformats.org/drawingml/2006/picture">
                 <pic:pic>
                   <pic:nvPicPr>
-                    <pic:cNvPr descr="c77749fa4f76f6dbc9dd2ebdfc0e44fbc73fc5d25bcf0e5212e931b501f84b5b.jpg" id="62" name="Picture"/>
+                    <pic:cNvPr descr="c77749fa4f76f6dbc9dd2ebdfc0e44fbc73fc5d25bcf0e5212e931b501f84b5b.jpg" id="65" name="Picture"/>
                     <pic:cNvPicPr>
                       <a:picLocks noChangeArrowheads="1" noChangeAspect="1"/>
                     </pic:cNvPicPr>
                   </pic:nvPicPr>
                   <pic:blipFill>
-                    <a:blip r:embed="rId60"/>
+                    <a:blip r:embed="rId63"/>
                     <a:stretch>
                       <a:fillRect/>
                     </a:stretch>
@@ -8199,8 +8248,8 @@
         <w:t xml:space="preserve">理论值。</w:t>
       </w:r>
     </w:p>
-    <w:bookmarkEnd w:id="63"/>
-    <w:bookmarkStart w:id="64" w:name="第-4-题13-分"/>
+    <w:bookmarkEnd w:id="66"/>
+    <w:bookmarkStart w:id="67" w:name="第-4-题13-分"/>
     <w:p>
       <w:pPr>
         <w:pStyle w:val="Heading3"/>
@@ -10084,8 +10133,8 @@
         <w:t xml:space="preserve">的化学反应方程式。</w:t>
       </w:r>
     </w:p>
-    <w:bookmarkEnd w:id="64"/>
-    <w:bookmarkStart w:id="71" w:name="第-5-题13-分"/>
+    <w:bookmarkEnd w:id="67"/>
+    <w:bookmarkStart w:id="74" w:name="第-5-题13-分"/>
     <w:p>
       <w:pPr>
         <w:pStyle w:val="Heading3"/>
@@ -10139,18 +10188,18 @@
           <wp:inline>
             <wp:extent cx="1947272" cy="2015999"/>
             <wp:effectExtent b="0" l="0" r="0" t="0"/>
-            <wp:docPr descr="" title="" id="66" name="Picture"/>
+            <wp:docPr descr="" title="" id="69" name="Picture"/>
             <a:graphic>
               <a:graphicData uri="http://schemas.openxmlformats.org/drawingml/2006/picture">
                 <pic:pic>
                   <pic:nvPicPr>
-                    <pic:cNvPr descr="7499a1c1ca14f92deec01b0d4b34b8b7cec4b377f619321a8cfd1f97f1c96dc3.jpg" id="67" name="Picture"/>
+                    <pic:cNvPr descr="7499a1c1ca14f92deec01b0d4b34b8b7cec4b377f619321a8cfd1f97f1c96dc3.jpg" id="70" name="Picture"/>
                     <pic:cNvPicPr>
                       <a:picLocks noChangeArrowheads="1" noChangeAspect="1"/>
                     </pic:cNvPicPr>
                   </pic:nvPicPr>
                   <pic:blipFill>
-                    <a:blip r:embed="rId65"/>
+                    <a:blip r:embed="rId68"/>
                     <a:stretch>
                       <a:fillRect/>
                     </a:stretch>
@@ -10704,18 +10753,18 @@
           <wp:inline>
             <wp:extent cx="2015999" cy="1573463"/>
             <wp:effectExtent b="0" l="0" r="0" t="0"/>
-            <wp:docPr descr="" title="" id="69" name="Picture"/>
+            <wp:docPr descr="" title="" id="72" name="Picture"/>
             <a:graphic>
               <a:graphicData uri="http://schemas.openxmlformats.org/drawingml/2006/picture">
                 <pic:pic>
                   <pic:nvPicPr>
-                    <pic:cNvPr descr="0daa8f0d8b763b8591a02168e4d97879aad526516fd2c062d57d0c3bcbdad0fe.jpg" id="70" name="Picture"/>
+                    <pic:cNvPr descr="0daa8f0d8b763b8591a02168e4d97879aad526516fd2c062d57d0c3bcbdad0fe.jpg" id="73" name="Picture"/>
                     <pic:cNvPicPr>
                       <a:picLocks noChangeArrowheads="1" noChangeAspect="1"/>
                     </pic:cNvPicPr>
                   </pic:nvPicPr>
                   <pic:blipFill>
-                    <a:blip r:embed="rId68"/>
+                    <a:blip r:embed="rId71"/>
                     <a:stretch>
                       <a:fillRect/>
                     </a:stretch>
@@ -11293,9 +11342,9 @@
         <w:t xml:space="preserve">）</w:t>
       </w:r>
     </w:p>
-    <w:bookmarkEnd w:id="71"/>
-    <w:bookmarkEnd w:id="72"/>
-    <w:bookmarkStart w:id="135" w:name="第三部分-化学原理第-610-题共-65-分"/>
+    <w:bookmarkEnd w:id="74"/>
+    <w:bookmarkEnd w:id="75"/>
+    <w:bookmarkStart w:id="138" w:name="第三部分-化学原理第-610-题共-65-分"/>
     <w:p>
       <w:pPr>
         <w:pStyle w:val="Heading2"/>
@@ -11334,7 +11383,7 @@
         <w:t xml:space="preserve">分）</w:t>
       </w:r>
     </w:p>
-    <w:bookmarkStart w:id="88" w:name="第-6-题13-分"/>
+    <w:bookmarkStart w:id="91" w:name="第-6-题13-分"/>
     <w:p>
       <w:pPr>
         <w:pStyle w:val="Heading3"/>
@@ -12395,18 +12444,18 @@
                 <wp:inline>
                   <wp:extent cx="1568400" cy="1368178"/>
                   <wp:effectExtent b="0" l="0" r="0" t="0"/>
-                  <wp:docPr descr="" title="" id="74" name="Picture"/>
+                  <wp:docPr descr="" title="" id="77" name="Picture"/>
                   <a:graphic>
                     <a:graphicData uri="http://schemas.openxmlformats.org/drawingml/2006/picture">
                       <pic:pic>
                         <pic:nvPicPr>
-                          <pic:cNvPr descr="38af43a60ccea950f7d90132b78e5f883a4b9d6114f5f7e56efd88660a85ab84.jpg" id="75" name="Picture"/>
+                          <pic:cNvPr descr="38af43a60ccea950f7d90132b78e5f883a4b9d6114f5f7e56efd88660a85ab84.jpg" id="78" name="Picture"/>
                           <pic:cNvPicPr>
                             <a:picLocks noChangeArrowheads="1" noChangeAspect="1"/>
                           </pic:cNvPicPr>
                         </pic:nvPicPr>
                         <pic:blipFill>
-                          <a:blip r:embed="rId73"/>
+                          <a:blip r:embed="rId76"/>
                           <a:stretch>
                             <a:fillRect/>
                           </a:stretch>
@@ -12449,18 +12498,18 @@
                 <wp:inline>
                   <wp:extent cx="1568400" cy="1350915"/>
                   <wp:effectExtent b="0" l="0" r="0" t="0"/>
-                  <wp:docPr descr="" title="" id="77" name="Picture"/>
+                  <wp:docPr descr="" title="" id="80" name="Picture"/>
                   <a:graphic>
                     <a:graphicData uri="http://schemas.openxmlformats.org/drawingml/2006/picture">
                       <pic:pic>
                         <pic:nvPicPr>
-                          <pic:cNvPr descr="81a30f4af75c11d9caab186a9977878a4fc34f10dafe4ccd26676cbc2c66d8f2.jpg" id="78" name="Picture"/>
+                          <pic:cNvPr descr="81a30f4af75c11d9caab186a9977878a4fc34f10dafe4ccd26676cbc2c66d8f2.jpg" id="81" name="Picture"/>
                           <pic:cNvPicPr>
                             <a:picLocks noChangeArrowheads="1" noChangeAspect="1"/>
                           </pic:cNvPicPr>
                         </pic:nvPicPr>
                         <pic:blipFill>
-                          <a:blip r:embed="rId76"/>
+                          <a:blip r:embed="rId79"/>
                           <a:stretch>
                             <a:fillRect/>
                           </a:stretch>
@@ -12503,18 +12552,18 @@
                 <wp:inline>
                   <wp:extent cx="1568400" cy="1416475"/>
                   <wp:effectExtent b="0" l="0" r="0" t="0"/>
-                  <wp:docPr descr="" title="" id="80" name="Picture"/>
+                  <wp:docPr descr="" title="" id="83" name="Picture"/>
                   <a:graphic>
                     <a:graphicData uri="http://schemas.openxmlformats.org/drawingml/2006/picture">
                       <pic:pic>
                         <pic:nvPicPr>
-                          <pic:cNvPr descr="a5a8eb811bd4258bddc146ba3b91f6ce3b16a9656a9d1c09b9fc9e3324271e33.jpg" id="81" name="Picture"/>
+                          <pic:cNvPr descr="a5a8eb811bd4258bddc146ba3b91f6ce3b16a9656a9d1c09b9fc9e3324271e33.jpg" id="84" name="Picture"/>
                           <pic:cNvPicPr>
                             <a:picLocks noChangeArrowheads="1" noChangeAspect="1"/>
                           </pic:cNvPicPr>
                         </pic:nvPicPr>
                         <pic:blipFill>
-                          <a:blip r:embed="rId79"/>
+                          <a:blip r:embed="rId82"/>
                           <a:stretch>
                             <a:fillRect/>
                           </a:stretch>
@@ -12908,18 +12957,18 @@
                 <wp:inline>
                   <wp:extent cx="2249659" cy="1655999"/>
                   <wp:effectExtent b="0" l="0" r="0" t="0"/>
-                  <wp:docPr descr="" title="" id="83" name="Picture"/>
+                  <wp:docPr descr="" title="" id="86" name="Picture"/>
                   <a:graphic>
                     <a:graphicData uri="http://schemas.openxmlformats.org/drawingml/2006/picture">
                       <pic:pic>
                         <pic:nvPicPr>
-                          <pic:cNvPr descr="df0e84b7ccebc1a778f88c06be8e17048ec84e0a735ea0cbced9118a235fff22.jpg" id="84" name="Picture"/>
+                          <pic:cNvPr descr="df0e84b7ccebc1a778f88c06be8e17048ec84e0a735ea0cbced9118a235fff22.jpg" id="87" name="Picture"/>
                           <pic:cNvPicPr>
                             <a:picLocks noChangeArrowheads="1" noChangeAspect="1"/>
                           </pic:cNvPicPr>
                         </pic:nvPicPr>
                         <pic:blipFill>
-                          <a:blip r:embed="rId82"/>
+                          <a:blip r:embed="rId85"/>
                           <a:stretch>
                             <a:fillRect/>
                           </a:stretch>
@@ -12962,18 +13011,18 @@
                 <wp:inline>
                   <wp:extent cx="2395527" cy="1655999"/>
                   <wp:effectExtent b="0" l="0" r="0" t="0"/>
-                  <wp:docPr descr="" title="" id="86" name="Picture"/>
+                  <wp:docPr descr="" title="" id="89" name="Picture"/>
                   <a:graphic>
                     <a:graphicData uri="http://schemas.openxmlformats.org/drawingml/2006/picture">
                       <pic:pic>
                         <pic:nvPicPr>
-                          <pic:cNvPr descr="a3daa739e9396155741580f23faffaf945d0515a32963c8d4a58092b7662cd53.jpg" id="87" name="Picture"/>
+                          <pic:cNvPr descr="a3daa739e9396155741580f23faffaf945d0515a32963c8d4a58092b7662cd53.jpg" id="90" name="Picture"/>
                           <pic:cNvPicPr>
                             <a:picLocks noChangeArrowheads="1" noChangeAspect="1"/>
                           </pic:cNvPicPr>
                         </pic:nvPicPr>
                         <pic:blipFill>
-                          <a:blip r:embed="rId85"/>
+                          <a:blip r:embed="rId88"/>
                           <a:stretch>
                             <a:fillRect/>
                           </a:stretch>
@@ -14472,8 +14521,8 @@
         <w:t xml:space="preserve">的生成速率）</w:t>
       </w:r>
     </w:p>
-    <w:bookmarkEnd w:id="88"/>
-    <w:bookmarkStart w:id="104" w:name="第-7-题13-分"/>
+    <w:bookmarkEnd w:id="91"/>
+    <w:bookmarkStart w:id="107" w:name="第-7-题13-分"/>
     <w:p>
       <w:pPr>
         <w:pStyle w:val="Heading3"/>
@@ -14577,18 +14626,18 @@
           <wp:inline>
             <wp:extent cx="2520000" cy="1126641"/>
             <wp:effectExtent b="0" l="0" r="0" t="0"/>
-            <wp:docPr descr="" title="" id="90" name="Picture"/>
+            <wp:docPr descr="" title="" id="93" name="Picture"/>
             <a:graphic>
               <a:graphicData uri="http://schemas.openxmlformats.org/drawingml/2006/picture">
                 <pic:pic>
                   <pic:nvPicPr>
-                    <pic:cNvPr descr="04d7e8af47491ab58697b754bf77da9a422fee7809b32a944e4415cc26374dd1.jpg" id="91" name="Picture"/>
+                    <pic:cNvPr descr="04d7e8af47491ab58697b754bf77da9a422fee7809b32a944e4415cc26374dd1.jpg" id="94" name="Picture"/>
                     <pic:cNvPicPr>
                       <a:picLocks noChangeArrowheads="1" noChangeAspect="1"/>
                     </pic:cNvPicPr>
                   </pic:nvPicPr>
                   <pic:blipFill>
-                    <a:blip r:embed="rId89"/>
+                    <a:blip r:embed="rId92"/>
                     <a:stretch>
                       <a:fillRect/>
                     </a:stretch>
@@ -15324,18 +15373,18 @@
           <wp:inline>
             <wp:extent cx="2520000" cy="1468099"/>
             <wp:effectExtent b="0" l="0" r="0" t="0"/>
-            <wp:docPr descr="" title="" id="93" name="Picture"/>
+            <wp:docPr descr="" title="" id="96" name="Picture"/>
             <a:graphic>
               <a:graphicData uri="http://schemas.openxmlformats.org/drawingml/2006/picture">
                 <pic:pic>
                   <pic:nvPicPr>
-                    <pic:cNvPr descr="b8dba792d643f16bd55a906c0a41305926484e2207960369830647c3aa543734.jpg" id="94" name="Picture"/>
+                    <pic:cNvPr descr="b8dba792d643f16bd55a906c0a41305926484e2207960369830647c3aa543734.jpg" id="97" name="Picture"/>
                     <pic:cNvPicPr>
                       <a:picLocks noChangeArrowheads="1" noChangeAspect="1"/>
                     </pic:cNvPicPr>
                   </pic:nvPicPr>
                   <pic:blipFill>
-                    <a:blip r:embed="rId92"/>
+                    <a:blip r:embed="rId95"/>
                     <a:stretch>
                       <a:fillRect/>
                     </a:stretch>
@@ -15828,18 +15877,18 @@
           <wp:inline>
             <wp:extent cx="2520000" cy="477671"/>
             <wp:effectExtent b="0" l="0" r="0" t="0"/>
-            <wp:docPr descr="" title="" id="96" name="Picture"/>
+            <wp:docPr descr="" title="" id="99" name="Picture"/>
             <a:graphic>
               <a:graphicData uri="http://schemas.openxmlformats.org/drawingml/2006/picture">
                 <pic:pic>
                   <pic:nvPicPr>
-                    <pic:cNvPr descr="5a0c54ea377da36afd196e2cc196490a342c01b068a64d1f8e94ea79093c21b4.jpg" id="97" name="Picture"/>
+                    <pic:cNvPr descr="5a0c54ea377da36afd196e2cc196490a342c01b068a64d1f8e94ea79093c21b4.jpg" id="100" name="Picture"/>
                     <pic:cNvPicPr>
                       <a:picLocks noChangeArrowheads="1" noChangeAspect="1"/>
                     </pic:cNvPicPr>
                   </pic:nvPicPr>
                   <pic:blipFill>
-                    <a:blip r:embed="rId95"/>
+                    <a:blip r:embed="rId98"/>
                     <a:stretch>
                       <a:fillRect/>
                     </a:stretch>
@@ -15919,18 +15968,18 @@
           <wp:inline>
             <wp:extent cx="2520000" cy="811098"/>
             <wp:effectExtent b="0" l="0" r="0" t="0"/>
-            <wp:docPr descr="" title="" id="99" name="Picture"/>
+            <wp:docPr descr="" title="" id="102" name="Picture"/>
             <a:graphic>
               <a:graphicData uri="http://schemas.openxmlformats.org/drawingml/2006/picture">
                 <pic:pic>
                   <pic:nvPicPr>
-                    <pic:cNvPr descr="5f1ed10cd791562150113a14b029abbfa63f7e97454a9cc71cce8e0a85b8173f.jpg" id="100" name="Picture"/>
+                    <pic:cNvPr descr="5f1ed10cd791562150113a14b029abbfa63f7e97454a9cc71cce8e0a85b8173f.jpg" id="103" name="Picture"/>
                     <pic:cNvPicPr>
                       <a:picLocks noChangeArrowheads="1" noChangeAspect="1"/>
                     </pic:cNvPicPr>
                   </pic:nvPicPr>
                   <pic:blipFill>
-                    <a:blip r:embed="rId98"/>
+                    <a:blip r:embed="rId101"/>
                     <a:stretch>
                       <a:fillRect/>
                     </a:stretch>
@@ -17002,18 +17051,18 @@
           <wp:inline>
             <wp:extent cx="2520000" cy="734636"/>
             <wp:effectExtent b="0" l="0" r="0" t="0"/>
-            <wp:docPr descr="" title="" id="102" name="Picture"/>
+            <wp:docPr descr="" title="" id="105" name="Picture"/>
             <a:graphic>
               <a:graphicData uri="http://schemas.openxmlformats.org/drawingml/2006/picture">
                 <pic:pic>
                   <pic:nvPicPr>
-                    <pic:cNvPr descr="fab5e4cb6a6fc183e6b9d85cf1bf078c214f021d4195da6bd5c6e7e82b81dc6c.jpg" id="103" name="Picture"/>
+                    <pic:cNvPr descr="fab5e4cb6a6fc183e6b9d85cf1bf078c214f021d4195da6bd5c6e7e82b81dc6c.jpg" id="106" name="Picture"/>
                     <pic:cNvPicPr>
                       <a:picLocks noChangeArrowheads="1" noChangeAspect="1"/>
                     </pic:cNvPicPr>
                   </pic:nvPicPr>
                   <pic:blipFill>
-                    <a:blip r:embed="rId101"/>
+                    <a:blip r:embed="rId104"/>
                     <a:stretch>
                       <a:fillRect/>
                     </a:stretch>
@@ -17798,8 +17847,8 @@
         <w:t xml:space="preserve">为常数。不使用这个提示的正确解答不会被扣分。</w:t>
       </w:r>
     </w:p>
-    <w:bookmarkEnd w:id="104"/>
-    <w:bookmarkStart w:id="114" w:name="第-8-题13-分"/>
+    <w:bookmarkEnd w:id="107"/>
+    <w:bookmarkStart w:id="117" w:name="第-8-题13-分"/>
     <w:p>
       <w:pPr>
         <w:pStyle w:val="Heading3"/>
@@ -18898,18 +18947,18 @@
           <wp:inline>
             <wp:extent cx="2520000" cy="1850434"/>
             <wp:effectExtent b="0" l="0" r="0" t="0"/>
-            <wp:docPr descr="" title="" id="106" name="Picture"/>
+            <wp:docPr descr="" title="" id="109" name="Picture"/>
             <a:graphic>
               <a:graphicData uri="http://schemas.openxmlformats.org/drawingml/2006/picture">
                 <pic:pic>
                   <pic:nvPicPr>
-                    <pic:cNvPr descr="9c6e1a8d6edb5f4836f50c0b567597bc8e4e13d2eca91bd4dcb2a12660f0b4d4.jpg" id="107" name="Picture"/>
+                    <pic:cNvPr descr="9c6e1a8d6edb5f4836f50c0b567597bc8e4e13d2eca91bd4dcb2a12660f0b4d4.jpg" id="110" name="Picture"/>
                     <pic:cNvPicPr>
                       <a:picLocks noChangeArrowheads="1" noChangeAspect="1"/>
                     </pic:cNvPicPr>
                   </pic:nvPicPr>
                   <pic:blipFill>
-                    <a:blip r:embed="rId105"/>
+                    <a:blip r:embed="rId108"/>
                     <a:stretch>
                       <a:fillRect/>
                     </a:stretch>
@@ -19107,18 +19156,18 @@
           <wp:inline>
             <wp:extent cx="2520000" cy="689684"/>
             <wp:effectExtent b="0" l="0" r="0" t="0"/>
-            <wp:docPr descr="" title="" id="109" name="Picture"/>
+            <wp:docPr descr="" title="" id="112" name="Picture"/>
             <a:graphic>
               <a:graphicData uri="http://schemas.openxmlformats.org/drawingml/2006/picture">
                 <pic:pic>
                   <pic:nvPicPr>
-                    <pic:cNvPr descr="3eacc6e0c40978628822e1e8103c07898ad1498fec9df8544f45da5f4a268add.jpg" id="110" name="Picture"/>
+                    <pic:cNvPr descr="3eacc6e0c40978628822e1e8103c07898ad1498fec9df8544f45da5f4a268add.jpg" id="113" name="Picture"/>
                     <pic:cNvPicPr>
                       <a:picLocks noChangeArrowheads="1" noChangeAspect="1"/>
                     </pic:cNvPicPr>
                   </pic:nvPicPr>
                   <pic:blipFill>
-                    <a:blip r:embed="rId108"/>
+                    <a:blip r:embed="rId111"/>
                     <a:stretch>
                       <a:fillRect/>
                     </a:stretch>
@@ -19745,18 +19794,18 @@
           <wp:inline>
             <wp:extent cx="2520000" cy="633464"/>
             <wp:effectExtent b="0" l="0" r="0" t="0"/>
-            <wp:docPr descr="" title="" id="112" name="Picture"/>
+            <wp:docPr descr="" title="" id="115" name="Picture"/>
             <a:graphic>
               <a:graphicData uri="http://schemas.openxmlformats.org/drawingml/2006/picture">
                 <pic:pic>
                   <pic:nvPicPr>
-                    <pic:cNvPr descr="edff4344e57b423c45dc612bd542b3e91c2f085b1ef4425d42c155f178006887.jpg" id="113" name="Picture"/>
+                    <pic:cNvPr descr="edff4344e57b423c45dc612bd542b3e91c2f085b1ef4425d42c155f178006887.jpg" id="116" name="Picture"/>
                     <pic:cNvPicPr>
                       <a:picLocks noChangeArrowheads="1" noChangeAspect="1"/>
                     </pic:cNvPicPr>
                   </pic:nvPicPr>
                   <pic:blipFill>
-                    <a:blip r:embed="rId111"/>
+                    <a:blip r:embed="rId114"/>
                     <a:stretch>
                       <a:fillRect/>
                     </a:stretch>
@@ -19816,8 +19865,8 @@
         <w:t xml:space="preserve">可引发抗肿瘤免疫反应的原因。</w:t>
       </w:r>
     </w:p>
-    <w:bookmarkEnd w:id="114"/>
-    <w:bookmarkStart w:id="115" w:name="第-9-题13-分"/>
+    <w:bookmarkEnd w:id="117"/>
+    <w:bookmarkStart w:id="118" w:name="第-9-题13-分"/>
     <w:p>
       <w:pPr>
         <w:pStyle w:val="Heading3"/>
@@ -22342,8 +22391,8 @@
         <w:t xml:space="preserve">40000Pa，试证明动力学的定律被实验结果所证实，并计算表观速率常数。</w:t>
       </w:r>
     </w:p>
-    <w:bookmarkEnd w:id="115"/>
-    <w:bookmarkStart w:id="134" w:name="第-10-题13-分"/>
+    <w:bookmarkEnd w:id="118"/>
+    <w:bookmarkStart w:id="137" w:name="第-10-题13-分"/>
     <w:p>
       <w:pPr>
         <w:pStyle w:val="Heading3"/>
@@ -23768,18 +23817,18 @@
           <wp:inline>
             <wp:extent cx="2015999" cy="1951315"/>
             <wp:effectExtent b="0" l="0" r="0" t="0"/>
-            <wp:docPr descr="" title="" id="117" name="Picture"/>
+            <wp:docPr descr="" title="" id="120" name="Picture"/>
             <a:graphic>
               <a:graphicData uri="http://schemas.openxmlformats.org/drawingml/2006/picture">
                 <pic:pic>
                   <pic:nvPicPr>
-                    <pic:cNvPr descr="e5e0f80aad1e250af84cc56c37949ad79529700a08e0cbbd01d083e024cc3a0c.jpg" id="118" name="Picture"/>
+                    <pic:cNvPr descr="e5e0f80aad1e250af84cc56c37949ad79529700a08e0cbbd01d083e024cc3a0c.jpg" id="121" name="Picture"/>
                     <pic:cNvPicPr>
                       <a:picLocks noChangeArrowheads="1" noChangeAspect="1"/>
                     </pic:cNvPicPr>
                   </pic:nvPicPr>
                   <pic:blipFill>
-                    <a:blip r:embed="rId116"/>
+                    <a:blip r:embed="rId119"/>
                     <a:stretch>
                       <a:fillRect/>
                     </a:stretch>
@@ -24590,18 +24639,18 @@
           <wp:inline>
             <wp:extent cx="2520000" cy="1603636"/>
             <wp:effectExtent b="0" l="0" r="0" t="0"/>
-            <wp:docPr descr="" title="" id="120" name="Picture"/>
+            <wp:docPr descr="" title="" id="123" name="Picture"/>
             <a:graphic>
               <a:graphicData uri="http://schemas.openxmlformats.org/drawingml/2006/picture">
                 <pic:pic>
                   <pic:nvPicPr>
-                    <pic:cNvPr descr="dcb5db8f01599257c201100974db51797a30f8bb9cd3d97db2888704bf63dcc5.jpg" id="121" name="Picture"/>
+                    <pic:cNvPr descr="dcb5db8f01599257c201100974db51797a30f8bb9cd3d97db2888704bf63dcc5.jpg" id="124" name="Picture"/>
                     <pic:cNvPicPr>
                       <a:picLocks noChangeArrowheads="1" noChangeAspect="1"/>
                     </pic:cNvPicPr>
                   </pic:nvPicPr>
                   <pic:blipFill>
-                    <a:blip r:embed="rId119"/>
+                    <a:blip r:embed="rId122"/>
                     <a:stretch>
                       <a:fillRect/>
                     </a:stretch>
@@ -25056,18 +25105,18 @@
           <wp:inline>
             <wp:extent cx="2520000" cy="941012"/>
             <wp:effectExtent b="0" l="0" r="0" t="0"/>
-            <wp:docPr descr="" title="" id="123" name="Picture"/>
+            <wp:docPr descr="" title="" id="126" name="Picture"/>
             <a:graphic>
               <a:graphicData uri="http://schemas.openxmlformats.org/drawingml/2006/picture">
                 <pic:pic>
                   <pic:nvPicPr>
-                    <pic:cNvPr descr="7c2ecd5ecc58e42a3fecfa72d5832b22dd8fc48959e2274542812f66594e3421.jpg" id="124" name="Picture"/>
+                    <pic:cNvPr descr="7c2ecd5ecc58e42a3fecfa72d5832b22dd8fc48959e2274542812f66594e3421.jpg" id="127" name="Picture"/>
                     <pic:cNvPicPr>
                       <a:picLocks noChangeArrowheads="1" noChangeAspect="1"/>
                     </pic:cNvPicPr>
                   </pic:nvPicPr>
                   <pic:blipFill>
-                    <a:blip r:embed="rId122"/>
+                    <a:blip r:embed="rId125"/>
                     <a:stretch>
                       <a:fillRect/>
                     </a:stretch>
@@ -25292,18 +25341,18 @@
                 <wp:inline>
                   <wp:extent cx="985973" cy="1655999"/>
                   <wp:effectExtent b="0" l="0" r="0" t="0"/>
-                  <wp:docPr descr="" title="" id="126" name="Picture"/>
+                  <wp:docPr descr="" title="" id="129" name="Picture"/>
                   <a:graphic>
                     <a:graphicData uri="http://schemas.openxmlformats.org/drawingml/2006/picture">
                       <pic:pic>
                         <pic:nvPicPr>
-                          <pic:cNvPr descr="4cc1c49d5f19e32869fe06c3287d51685125cbe287c514835cb477a2550e5b26.jpg" id="127" name="Picture"/>
+                          <pic:cNvPr descr="4cc1c49d5f19e32869fe06c3287d51685125cbe287c514835cb477a2550e5b26.jpg" id="130" name="Picture"/>
                           <pic:cNvPicPr>
                             <a:picLocks noChangeArrowheads="1" noChangeAspect="1"/>
                           </pic:cNvPicPr>
                         </pic:nvPicPr>
                         <pic:blipFill>
-                          <a:blip r:embed="rId125"/>
+                          <a:blip r:embed="rId128"/>
                           <a:stretch>
                             <a:fillRect/>
                           </a:stretch>
@@ -25346,18 +25395,18 @@
                 <wp:inline>
                   <wp:extent cx="1258559" cy="1655998"/>
                   <wp:effectExtent b="0" l="0" r="0" t="0"/>
-                  <wp:docPr descr="" title="" id="129" name="Picture"/>
+                  <wp:docPr descr="" title="" id="132" name="Picture"/>
                   <a:graphic>
                     <a:graphicData uri="http://schemas.openxmlformats.org/drawingml/2006/picture">
                       <pic:pic>
                         <pic:nvPicPr>
-                          <pic:cNvPr descr="85d249e18fb123282ad76e457c74729dab5b2f698ce76b5a9ce50585603a6973.jpg" id="130" name="Picture"/>
+                          <pic:cNvPr descr="85d249e18fb123282ad76e457c74729dab5b2f698ce76b5a9ce50585603a6973.jpg" id="133" name="Picture"/>
                           <pic:cNvPicPr>
                             <a:picLocks noChangeArrowheads="1" noChangeAspect="1"/>
                           </pic:cNvPicPr>
                         </pic:nvPicPr>
                         <pic:blipFill>
-                          <a:blip r:embed="rId128"/>
+                          <a:blip r:embed="rId131"/>
                           <a:stretch>
                             <a:fillRect/>
                           </a:stretch>
@@ -25400,18 +25449,18 @@
                 <wp:inline>
                   <wp:extent cx="1141153" cy="1655999"/>
                   <wp:effectExtent b="0" l="0" r="0" t="0"/>
-                  <wp:docPr descr="" title="" id="132" name="Picture"/>
+                  <wp:docPr descr="" title="" id="135" name="Picture"/>
                   <a:graphic>
                     <a:graphicData uri="http://schemas.openxmlformats.org/drawingml/2006/picture">
                       <pic:pic>
                         <pic:nvPicPr>
-                          <pic:cNvPr descr="627649c752e9177bb2214fc0bba9f1b029e1d7612c8cb339de6cfa916f43cf2e.jpg" id="133" name="Picture"/>
+                          <pic:cNvPr descr="627649c752e9177bb2214fc0bba9f1b029e1d7612c8cb339de6cfa916f43cf2e.jpg" id="136" name="Picture"/>
                           <pic:cNvPicPr>
                             <a:picLocks noChangeArrowheads="1" noChangeAspect="1"/>
                           </pic:cNvPicPr>
                         </pic:nvPicPr>
                         <pic:blipFill>
-                          <a:blip r:embed="rId131"/>
+                          <a:blip r:embed="rId134"/>
                           <a:stretch>
                             <a:fillRect/>
                           </a:stretch>
@@ -25441,9 +25490,9 @@
         </w:tc>
       </w:tr>
     </w:tbl>
-    <w:bookmarkEnd w:id="134"/>
-    <w:bookmarkEnd w:id="135"/>
-    <w:bookmarkEnd w:id="136"/>
+    <w:bookmarkEnd w:id="137"/>
+    <w:bookmarkEnd w:id="138"/>
+    <w:bookmarkEnd w:id="139"/>
     <w:sectPr>
       <w:footerReference r:id="rId9" w:type="default"/>
       <w:headerReference r:id="rId10" w:type="default"/>

--- a/00-首页/题组Word/初赛模拟卷/真题版式/初赛模拟卷XIp（非有机·学生版·真题版式）.docx
+++ b/00-首页/题组Word/初赛模拟卷/真题版式/初赛模拟卷XIp（非有机·学生版·真题版式）.docx
@@ -609,7 +609,7 @@
       <w:r>
         <w:drawing>
           <wp:inline>
-            <wp:extent cx="2520000" cy="1614545"/>
+            <wp:extent cx="1408176" cy="902208"/>
             <wp:effectExtent b="0" l="0" r="0" t="0"/>
             <wp:docPr descr="" title="" id="26" name="Picture"/>
             <a:graphic>
@@ -630,7 +630,7 @@
                   <pic:spPr bwMode="auto">
                     <a:xfrm>
                       <a:off x="0" y="0"/>
-                      <a:ext cx="2520000" cy="1614545"/>
+                      <a:ext cx="1408176" cy="902208"/>
                     </a:xfrm>
                     <a:prstGeom prst="rect">
                       <a:avLst/>
@@ -2591,7 +2591,7 @@
       <w:r>
         <w:drawing>
           <wp:inline>
-            <wp:extent cx="2015999" cy="1679999"/>
+            <wp:extent cx="1243584" cy="1036320"/>
             <wp:effectExtent b="0" l="0" r="0" t="0"/>
             <wp:docPr descr="" title="" id="33" name="Picture"/>
             <a:graphic>
@@ -2612,7 +2612,7 @@
                   <pic:spPr bwMode="auto">
                     <a:xfrm>
                       <a:off x="0" y="0"/>
-                      <a:ext cx="2015999" cy="1679999"/>
+                      <a:ext cx="1243584" cy="1036320"/>
                     </a:xfrm>
                     <a:prstGeom prst="rect">
                       <a:avLst/>
@@ -7350,7 +7350,7 @@
       <w:r>
         <w:drawing>
           <wp:inline>
-            <wp:extent cx="2520000" cy="1747537"/>
+            <wp:extent cx="2426208" cy="1682495"/>
             <wp:effectExtent b="0" l="0" r="0" t="0"/>
             <wp:docPr descr="" title="" id="64" name="Picture"/>
             <a:graphic>
@@ -7371,7 +7371,7 @@
                   <pic:spPr bwMode="auto">
                     <a:xfrm>
                       <a:off x="0" y="0"/>
-                      <a:ext cx="2520000" cy="1747537"/>
+                      <a:ext cx="2426208" cy="1682495"/>
                     </a:xfrm>
                     <a:prstGeom prst="rect">
                       <a:avLst/>
@@ -10186,7 +10186,7 @@
       <w:r>
         <w:drawing>
           <wp:inline>
-            <wp:extent cx="1947272" cy="2015999"/>
+            <wp:extent cx="1036320" cy="1072896"/>
             <wp:effectExtent b="0" l="0" r="0" t="0"/>
             <wp:docPr descr="" title="" id="69" name="Picture"/>
             <a:graphic>
@@ -10207,7 +10207,7 @@
                   <pic:spPr bwMode="auto">
                     <a:xfrm>
                       <a:off x="0" y="0"/>
-                      <a:ext cx="1947272" cy="2015999"/>
+                      <a:ext cx="1036320" cy="1072896"/>
                     </a:xfrm>
                     <a:prstGeom prst="rect">
                       <a:avLst/>
@@ -10751,7 +10751,7 @@
       <w:r>
         <w:drawing>
           <wp:inline>
-            <wp:extent cx="2015999" cy="1573463"/>
+            <wp:extent cx="1749552" cy="1365504"/>
             <wp:effectExtent b="0" l="0" r="0" t="0"/>
             <wp:docPr descr="" title="" id="72" name="Picture"/>
             <a:graphic>
@@ -10772,7 +10772,7 @@
                   <pic:spPr bwMode="auto">
                     <a:xfrm>
                       <a:off x="0" y="0"/>
-                      <a:ext cx="2015999" cy="1573463"/>
+                      <a:ext cx="1749552" cy="1365504"/>
                     </a:xfrm>
                     <a:prstGeom prst="rect">
                       <a:avLst/>
@@ -23815,7 +23815,7 @@
       <w:r>
         <w:drawing>
           <wp:inline>
-            <wp:extent cx="2015999" cy="1951315"/>
+            <wp:extent cx="1139952" cy="1103376"/>
             <wp:effectExtent b="0" l="0" r="0" t="0"/>
             <wp:docPr descr="" title="" id="120" name="Picture"/>
             <a:graphic>
@@ -23836,7 +23836,7 @@
                   <pic:spPr bwMode="auto">
                     <a:xfrm>
                       <a:off x="0" y="0"/>
-                      <a:ext cx="2015999" cy="1951315"/>
+                      <a:ext cx="1139952" cy="1103376"/>
                     </a:xfrm>
                     <a:prstGeom prst="rect">
                       <a:avLst/>
@@ -25393,7 +25393,7 @@
             <w:r>
               <w:drawing>
                 <wp:inline>
-                  <wp:extent cx="1258559" cy="1655998"/>
+                  <wp:extent cx="1158240" cy="1523999"/>
                   <wp:effectExtent b="0" l="0" r="0" t="0"/>
                   <wp:docPr descr="" title="" id="132" name="Picture"/>
                   <a:graphic>
@@ -25414,7 +25414,7 @@
                         <pic:spPr bwMode="auto">
                           <a:xfrm>
                             <a:off x="0" y="0"/>
-                            <a:ext cx="1258559" cy="1655998"/>
+                            <a:ext cx="1158240" cy="1523999"/>
                           </a:xfrm>
                           <a:prstGeom prst="rect">
                             <a:avLst/>

--- a/00-首页/题组Word/初赛模拟卷/真题版式/初赛模拟卷XIp（非有机·学生版·真题版式）.docx
+++ b/00-首页/题组Word/初赛模拟卷/真题版式/初赛模拟卷XIp（非有机·学生版·真题版式）.docx
@@ -95,13 +95,14 @@
     <w:p>
       <w:pPr>
         <w:pStyle w:val="FirstParagraph"/>
-        <w:spacing w:before="120" w:after="120" w:line="240" w:lineRule="auto"/>
+        <w:keepNext/>
+        <w:spacing w:before="120" w:after="40" w:line="240" w:lineRule="auto"/>
         <w:jc w:val="center"/>
       </w:pPr>
       <w:r>
         <w:drawing>
           <wp:inline>
-            <wp:extent cx="2520000" cy="1485697"/>
+            <wp:extent cx="3024000" cy="1782837"/>
             <wp:effectExtent b="0" l="0" r="0" t="0"/>
             <wp:docPr descr="" title="" id="20" name="Picture"/>
             <a:graphic>
@@ -122,7 +123,7 @@
                   <pic:spPr bwMode="auto">
                     <a:xfrm>
                       <a:off x="0" y="0"/>
-                      <a:ext cx="2520000" cy="1485697"/>
+                      <a:ext cx="3024000" cy="1782837"/>
                     </a:xfrm>
                     <a:prstGeom prst="rect">
                       <a:avLst/>
@@ -188,13 +189,14 @@
     <w:p>
       <w:pPr>
         <w:pStyle w:val="BodyText"/>
-        <w:spacing w:before="120" w:after="120" w:line="240" w:lineRule="auto"/>
+        <w:keepNext/>
+        <w:spacing w:before="120" w:after="40" w:line="240" w:lineRule="auto"/>
         <w:jc w:val="center"/>
       </w:pPr>
       <w:r>
         <w:drawing>
           <wp:inline>
-            <wp:extent cx="2520000" cy="1356040"/>
+            <wp:extent cx="3024000" cy="1627248"/>
             <wp:effectExtent b="0" l="0" r="0" t="0"/>
             <wp:docPr descr="" title="" id="23" name="Picture"/>
             <a:graphic>
@@ -215,7 +217,7 @@
                   <pic:spPr bwMode="auto">
                     <a:xfrm>
                       <a:off x="0" y="0"/>
-                      <a:ext cx="2520000" cy="1356040"/>
+                      <a:ext cx="3024000" cy="1627248"/>
                     </a:xfrm>
                     <a:prstGeom prst="rect">
                       <a:avLst/>
@@ -283,7 +285,7 @@
         <w:spacing w:before="0" w:after="0" w:line="276" w:lineRule="auto"/>
       </w:pPr>
       <w:r>
-        <w:t xml:space="preserve">5.1 </w:t>
+        <w:t xml:space="preserve">1-1 </w:t>
       </w:r>
       <w:r>
         <w:rPr>
@@ -576,7 +578,7 @@
         <w:spacing w:before="0" w:after="0" w:line="276" w:lineRule="auto"/>
       </w:pPr>
       <w:r>
-        <w:t xml:space="preserve">5.2.1 </w:t>
+        <w:t xml:space="preserve">1-2-1 </w:t>
       </w:r>
       <w:r>
         <w:rPr>
@@ -591,7 +593,7 @@
         <w:spacing w:before="0" w:after="0" w:line="276" w:lineRule="auto"/>
       </w:pPr>
       <w:r>
-        <w:t xml:space="preserve">5.2.2 </w:t>
+        <w:t xml:space="preserve">1-2-2 </w:t>
       </w:r>
       <w:r>
         <w:rPr>
@@ -603,13 +605,14 @@
     <w:p>
       <w:pPr>
         <w:pStyle w:val="BodyText"/>
-        <w:spacing w:before="120" w:after="120" w:line="240" w:lineRule="auto"/>
+        <w:keepNext/>
+        <w:spacing w:before="120" w:after="40" w:line="240" w:lineRule="auto"/>
         <w:jc w:val="center"/>
       </w:pPr>
       <w:r>
         <w:drawing>
           <wp:inline>
-            <wp:extent cx="1408176" cy="902208"/>
+            <wp:extent cx="1408175" cy="902208"/>
             <wp:effectExtent b="0" l="0" r="0" t="0"/>
             <wp:docPr descr="" title="" id="26" name="Picture"/>
             <a:graphic>
@@ -630,7 +633,7 @@
                   <pic:spPr bwMode="auto">
                     <a:xfrm>
                       <a:off x="0" y="0"/>
-                      <a:ext cx="1408176" cy="902208"/>
+                      <a:ext cx="1408175" cy="902208"/>
                     </a:xfrm>
                     <a:prstGeom prst="rect">
                       <a:avLst/>
@@ -659,7 +662,7 @@
         <w:rPr>
           <w:rFonts w:ascii="Times New Roman" w:hAnsi="Times New Roman" w:cs="Times New Roman" w:eastAsia="SimSun"/>
         </w:rPr>
-        <w:t xml:space="preserve">使用硫酸铜作为电解液沉积铜时，经常发现得到的导线存在空洞，结合上图建模，可以一窥铜生长的微观速率差异。观察该图的几何特征，运用表面化学知识，解释该现象的成因。5.2.3</w:t>
+        <w:t xml:space="preserve">使用硫酸铜作为电解液沉积铜时，经常发现得到的导线存在空洞，结合上图建模，可以一窥铜生长的微观速率差异。观察该图的几何特征，运用表面化学知识，解释该现象的成因。1-2-3</w:t>
       </w:r>
       <w:r>
         <w:t xml:space="preserve"> </w:t>
@@ -677,7 +680,7 @@
         <w:spacing w:before="0" w:after="0" w:line="276" w:lineRule="auto"/>
       </w:pPr>
       <w:r>
-        <w:t xml:space="preserve">5.2.4 </w:t>
+        <w:t xml:space="preserve">1-2-4 </w:t>
       </w:r>
       <w:r>
         <w:rPr>
@@ -692,7 +695,7 @@
         <w:spacing w:before="0" w:after="0" w:line="276" w:lineRule="auto"/>
       </w:pPr>
       <w:r>
-        <w:t xml:space="preserve">5.3 </w:t>
+        <w:t xml:space="preserve">1-3 </w:t>
       </w:r>
       <w:r>
         <w:rPr>
@@ -701,7 +704,7 @@
         <w:t xml:space="preserve">成核与生长、扩散动力学为理解上述电沉积和刻蚀过程提供了底层的物理化学基础。通过简单的建模，可以为</w:t>
       </w:r>
       <w:r>
-        <w:t xml:space="preserve"> 5.2.2 </w:t>
+        <w:t xml:space="preserve"> 1-2-2 </w:t>
       </w:r>
       <w:r>
         <w:rPr>
@@ -710,7 +713,7 @@
         <w:t xml:space="preserve">中的现象提供不一样的解释角度。为此，沿用</w:t>
       </w:r>
       <w:r>
-        <w:t xml:space="preserve"> 5.2.2 </w:t>
+        <w:t xml:space="preserve"> 1-2-2 </w:t>
       </w:r>
       <w:r>
         <w:rPr>
@@ -998,7 +1001,7 @@
         <w:rPr>
           <w:rFonts w:ascii="Times New Roman" w:hAnsi="Times New Roman" w:cs="Times New Roman" w:eastAsia="SimSun"/>
         </w:rPr>
-        <w:t xml:space="preserve">）5.3.1</w:t>
+        <w:t xml:space="preserve">）1-3-1</w:t>
       </w:r>
       <w:r>
         <w:t xml:space="preserve"> </w:t>
@@ -1062,7 +1065,7 @@
         <w:spacing w:before="0" w:after="0" w:line="276" w:lineRule="auto"/>
       </w:pPr>
       <w:r>
-        <w:t xml:space="preserve">5.3.2 </w:t>
+        <w:t xml:space="preserve">1-3-2 </w:t>
       </w:r>
       <w:r>
         <w:rPr>
@@ -1270,7 +1273,7 @@
         <w:spacing w:before="0" w:after="0" w:line="276" w:lineRule="auto"/>
       </w:pPr>
       <w:r>
-        <w:t xml:space="preserve">5.3.3 </w:t>
+        <w:t xml:space="preserve">1-3-3 </w:t>
       </w:r>
       <w:r>
         <w:rPr>
@@ -1461,7 +1464,7 @@
         <w:spacing w:before="0" w:after="0" w:line="276" w:lineRule="auto"/>
       </w:pPr>
       <w:r>
-        <w:t xml:space="preserve">5.3.4 </w:t>
+        <w:t xml:space="preserve">1-3-4 </w:t>
       </w:r>
       <w:r>
         <w:rPr>
@@ -1555,7 +1558,7 @@
         <w:spacing w:before="0" w:after="0" w:line="276" w:lineRule="auto"/>
       </w:pPr>
       <w:r>
-        <w:t xml:space="preserve">5.3.5 </w:t>
+        <w:t xml:space="preserve">1-3-5 </w:t>
       </w:r>
       <w:r>
         <w:rPr>
@@ -1993,7 +1996,7 @@
         <w:rPr>
           <w:rFonts w:ascii="Times New Roman" w:hAnsi="Times New Roman" w:cs="Times New Roman" w:eastAsia="SimSun"/>
         </w:rPr>
-        <w:t xml:space="preserve">此时即可讨论5.2.2中的现象，定义台阶覆盖度（</w:t>
+        <w:t xml:space="preserve">此时即可讨论1-2-2中的现象，定义台阶覆盖度（</w:t>
       </w:r>
       <w:r>
         <w:t xml:space="preserve"> </w:t>
@@ -2214,7 +2217,7 @@
         <w:spacing w:before="0" w:after="0" w:line="276" w:lineRule="auto"/>
       </w:pPr>
       <w:r>
-        <w:t xml:space="preserve">5.4 </w:t>
+        <w:t xml:space="preserve">1-4 </w:t>
       </w:r>
       <w:r>
         <w:rPr>
@@ -2253,13 +2256,14 @@
     <w:p>
       <w:pPr>
         <w:pStyle w:val="BodyText"/>
-        <w:spacing w:before="120" w:after="120" w:line="240" w:lineRule="auto"/>
+        <w:keepNext/>
+        <w:spacing w:before="120" w:after="40" w:line="240" w:lineRule="auto"/>
         <w:jc w:val="center"/>
       </w:pPr>
       <w:r>
         <w:drawing>
           <wp:inline>
-            <wp:extent cx="2015999" cy="1853855"/>
+            <wp:extent cx="2160000" cy="1986273"/>
             <wp:effectExtent b="0" l="0" r="0" t="0"/>
             <wp:docPr descr="" title="" id="29" name="Picture"/>
             <a:graphic>
@@ -2280,7 +2284,7 @@
                   <pic:spPr bwMode="auto">
                     <a:xfrm>
                       <a:off x="0" y="0"/>
-                      <a:ext cx="2015999" cy="1853855"/>
+                      <a:ext cx="2160000" cy="1986273"/>
                     </a:xfrm>
                     <a:prstGeom prst="rect">
                       <a:avLst/>
@@ -2585,7 +2589,8 @@
     <w:p>
       <w:pPr>
         <w:pStyle w:val="BodyText"/>
-        <w:spacing w:before="120" w:after="120" w:line="240" w:lineRule="auto"/>
+        <w:keepNext/>
+        <w:spacing w:before="120" w:after="40" w:line="240" w:lineRule="auto"/>
         <w:jc w:val="center"/>
       </w:pPr>
       <w:r>
@@ -2634,8 +2639,9 @@
     <w:p>
       <w:pPr>
         <w:pStyle w:val="BodyText"/>
-        <w:spacing w:before="0" w:after="0" w:line="276" w:lineRule="auto"/>
+        <w:spacing w:before="0" w:after="120" w:line="240" w:lineRule="auto"/>
         <w:ind w:firstLineChars="200" w:firstLine="420"/>
+        <w:jc w:val="center"/>
       </w:pPr>
       <m:oMath>
         <m:sSup>
@@ -3502,13 +3508,14 @@
     <w:p>
       <w:pPr>
         <w:pStyle w:val="BodyText"/>
-        <w:spacing w:before="120" w:after="120" w:line="240" w:lineRule="auto"/>
+        <w:keepNext/>
+        <w:spacing w:before="120" w:after="40" w:line="240" w:lineRule="auto"/>
         <w:jc w:val="center"/>
       </w:pPr>
       <w:r>
         <w:drawing>
           <wp:inline>
-            <wp:extent cx="2520000" cy="826797"/>
+            <wp:extent cx="3024000" cy="992156"/>
             <wp:effectExtent b="0" l="0" r="0" t="0"/>
             <wp:docPr descr="" title="" id="36" name="Picture"/>
             <a:graphic>
@@ -3529,7 +3536,7 @@
                   <pic:spPr bwMode="auto">
                     <a:xfrm>
                       <a:off x="0" y="0"/>
-                      <a:ext cx="2520000" cy="826797"/>
+                      <a:ext cx="3024000" cy="992156"/>
                     </a:xfrm>
                     <a:prstGeom prst="rect">
                       <a:avLst/>
@@ -4541,13 +4548,14 @@
     <w:p>
       <w:pPr>
         <w:pStyle w:val="FirstParagraph"/>
-        <w:spacing w:before="120" w:after="120" w:line="240" w:lineRule="auto"/>
+        <w:keepNext/>
+        <w:spacing w:before="120" w:after="40" w:line="240" w:lineRule="auto"/>
         <w:jc w:val="center"/>
       </w:pPr>
       <w:r>
         <w:drawing>
           <wp:inline>
-            <wp:extent cx="2520000" cy="975483"/>
+            <wp:extent cx="3024000" cy="1170580"/>
             <wp:effectExtent b="0" l="0" r="0" t="0"/>
             <wp:docPr descr="" title="" id="39" name="Picture"/>
             <a:graphic>
@@ -4568,7 +4576,7 @@
                   <pic:spPr bwMode="auto">
                     <a:xfrm>
                       <a:off x="0" y="0"/>
-                      <a:ext cx="2520000" cy="975483"/>
+                      <a:ext cx="3024000" cy="1170580"/>
                     </a:xfrm>
                     <a:prstGeom prst="rect">
                       <a:avLst/>
@@ -4649,13 +4657,14 @@
     <w:p>
       <w:pPr>
         <w:pStyle w:val="BodyText"/>
-        <w:spacing w:before="120" w:after="120" w:line="240" w:lineRule="auto"/>
+        <w:keepNext/>
+        <w:spacing w:before="120" w:after="40" w:line="240" w:lineRule="auto"/>
         <w:jc w:val="center"/>
       </w:pPr>
       <w:r>
         <w:drawing>
           <wp:inline>
-            <wp:extent cx="2520000" cy="685733"/>
+            <wp:extent cx="3024000" cy="822880"/>
             <wp:effectExtent b="0" l="0" r="0" t="0"/>
             <wp:docPr descr="" title="" id="42" name="Picture"/>
             <a:graphic>
@@ -4676,7 +4685,7 @@
                   <pic:spPr bwMode="auto">
                     <a:xfrm>
                       <a:off x="0" y="0"/>
-                      <a:ext cx="2520000" cy="685733"/>
+                      <a:ext cx="3024000" cy="822880"/>
                     </a:xfrm>
                     <a:prstGeom prst="rect">
                       <a:avLst/>
@@ -4740,13 +4749,14 @@
     <w:p>
       <w:pPr>
         <w:pStyle w:val="BodyText"/>
-        <w:spacing w:before="120" w:after="120" w:line="240" w:lineRule="auto"/>
+        <w:keepNext/>
+        <w:spacing w:before="120" w:after="40" w:line="240" w:lineRule="auto"/>
         <w:jc w:val="center"/>
       </w:pPr>
       <w:r>
         <w:drawing>
           <wp:inline>
-            <wp:extent cx="2520000" cy="601596"/>
+            <wp:extent cx="3024000" cy="721915"/>
             <wp:effectExtent b="0" l="0" r="0" t="0"/>
             <wp:docPr descr="" title="" id="45" name="Picture"/>
             <a:graphic>
@@ -4767,7 +4777,7 @@
                   <pic:spPr bwMode="auto">
                     <a:xfrm>
                       <a:off x="0" y="0"/>
-                      <a:ext cx="2520000" cy="601596"/>
+                      <a:ext cx="3024000" cy="721915"/>
                     </a:xfrm>
                     <a:prstGeom prst="rect">
                       <a:avLst/>
@@ -4791,6 +4801,8 @@
     <w:p>
       <w:pPr>
         <w:pStyle w:val="Heading3"/>
+        <w:spacing w:before="0" w:after="120" w:line="240" w:lineRule="auto"/>
+        <w:jc w:val="center"/>
       </w:pPr>
       <w:r>
         <w:rPr>
@@ -6645,13 +6657,14 @@
     <w:p>
       <w:pPr>
         <w:pStyle w:val="BodyText"/>
-        <w:spacing w:before="120" w:after="120" w:line="240" w:lineRule="auto"/>
+        <w:keepNext/>
+        <w:spacing w:before="120" w:after="40" w:line="240" w:lineRule="auto"/>
         <w:jc w:val="center"/>
       </w:pPr>
       <w:r>
         <w:drawing>
           <wp:inline>
-            <wp:extent cx="2520000" cy="1761103"/>
+            <wp:extent cx="2651759" cy="1853184"/>
             <wp:effectExtent b="0" l="0" r="0" t="0"/>
             <wp:docPr descr="" title="" id="49" name="Picture"/>
             <a:graphic>
@@ -6672,7 +6685,7 @@
                   <pic:spPr bwMode="auto">
                     <a:xfrm>
                       <a:off x="0" y="0"/>
-                      <a:ext cx="2520000" cy="1761103"/>
+                      <a:ext cx="2651759" cy="1853184"/>
                     </a:xfrm>
                     <a:prstGeom prst="rect">
                       <a:avLst/>
@@ -6863,13 +6876,14 @@
       <w:tblPr>
         <w:tblStyle w:val="Table"/>
         <w:tblW w:type="dxa" w:w="9752"/>
+        <w:jc w:val="center"/>
         <w:tblBorders>
-          <w:top w:val="single" w:sz="6" w:space="0" w:color="000000"/>
-          <w:left w:val="single" w:sz="6" w:space="0" w:color="000000"/>
-          <w:bottom w:val="single" w:sz="6" w:space="0" w:color="000000"/>
-          <w:right w:val="single" w:sz="6" w:space="0" w:color="000000"/>
-          <w:insideH w:val="single" w:sz="6" w:space="0" w:color="000000"/>
-          <w:insideV w:val="single" w:sz="6" w:space="0" w:color="000000"/>
+          <w:top w:val="nil"/>
+          <w:left w:val="nil"/>
+          <w:bottom w:val="nil"/>
+          <w:right w:val="nil"/>
+          <w:insideH w:val="nil"/>
+          <w:insideV w:val="nil"/>
         </w:tblBorders>
         <w:tblLayout w:type="fixed"/>
         <w:tblLook w:firstRow="0" w:lastRow="0" w:firstColumn="0" w:lastColumn="0" w:noHBand="0" w:noVBand="0" w:val="0000"/>
@@ -6994,13 +7008,14 @@
       <w:tblPr>
         <w:tblStyle w:val="Table"/>
         <w:tblW w:type="dxa" w:w="9752"/>
+        <w:jc w:val="center"/>
         <w:tblBorders>
-          <w:top w:val="single" w:sz="6" w:space="0" w:color="000000"/>
-          <w:left w:val="single" w:sz="6" w:space="0" w:color="000000"/>
-          <w:bottom w:val="single" w:sz="6" w:space="0" w:color="000000"/>
-          <w:right w:val="single" w:sz="6" w:space="0" w:color="000000"/>
-          <w:insideH w:val="single" w:sz="6" w:space="0" w:color="000000"/>
-          <w:insideV w:val="single" w:sz="6" w:space="0" w:color="000000"/>
+          <w:top w:val="nil"/>
+          <w:left w:val="nil"/>
+          <w:bottom w:val="nil"/>
+          <w:right w:val="nil"/>
+          <w:insideH w:val="nil"/>
+          <w:insideV w:val="nil"/>
         </w:tblBorders>
         <w:tblLayout w:type="fixed"/>
         <w:tblLook w:firstRow="0" w:lastRow="0" w:firstColumn="0" w:lastColumn="0" w:noHBand="0" w:noVBand="0" w:val="0000"/>
@@ -7018,13 +7033,14 @@
           <w:p>
             <w:pPr>
               <w:pStyle w:val="Compact"/>
-              <w:spacing w:before="120" w:after="120" w:line="240" w:lineRule="auto"/>
+              <w:keepNext/>
+              <w:spacing w:before="120" w:after="40" w:line="240" w:lineRule="auto"/>
               <w:jc w:val="center"/>
             </w:pPr>
             <w:r>
               <w:drawing>
                 <wp:inline>
-                  <wp:extent cx="2015999" cy="1559800"/>
+                  <wp:extent cx="2140334" cy="1655999"/>
                   <wp:effectExtent b="0" l="0" r="0" t="0"/>
                   <wp:docPr descr="" title="" id="58" name="Picture"/>
                   <a:graphic>
@@ -7045,7 +7061,7 @@
                         <pic:spPr bwMode="auto">
                           <a:xfrm>
                             <a:off x="0" y="0"/>
-                            <a:ext cx="2015999" cy="1559800"/>
+                            <a:ext cx="2140334" cy="1655999"/>
                           </a:xfrm>
                           <a:prstGeom prst="rect">
                             <a:avLst/>
@@ -7344,13 +7360,14 @@
     <w:p>
       <w:pPr>
         <w:pStyle w:val="BodyText"/>
-        <w:spacing w:before="120" w:after="120" w:line="240" w:lineRule="auto"/>
+        <w:keepNext/>
+        <w:spacing w:before="120" w:after="40" w:line="240" w:lineRule="auto"/>
         <w:jc w:val="center"/>
       </w:pPr>
       <w:r>
         <w:drawing>
           <wp:inline>
-            <wp:extent cx="2426208" cy="1682495"/>
+            <wp:extent cx="2426207" cy="1682496"/>
             <wp:effectExtent b="0" l="0" r="0" t="0"/>
             <wp:docPr descr="" title="" id="64" name="Picture"/>
             <a:graphic>
@@ -7371,7 +7388,7 @@
                   <pic:spPr bwMode="auto">
                     <a:xfrm>
                       <a:off x="0" y="0"/>
-                      <a:ext cx="2426208" cy="1682495"/>
+                      <a:ext cx="2426207" cy="1682496"/>
                     </a:xfrm>
                     <a:prstGeom prst="rect">
                       <a:avLst/>
@@ -10180,13 +10197,14 @@
     <w:p>
       <w:pPr>
         <w:pStyle w:val="BodyText"/>
-        <w:spacing w:before="120" w:after="120" w:line="240" w:lineRule="auto"/>
+        <w:keepNext/>
+        <w:spacing w:before="120" w:after="40" w:line="240" w:lineRule="auto"/>
         <w:jc w:val="center"/>
       </w:pPr>
       <w:r>
         <w:drawing>
           <wp:inline>
-            <wp:extent cx="1036320" cy="1072896"/>
+            <wp:extent cx="1036319" cy="1072896"/>
             <wp:effectExtent b="0" l="0" r="0" t="0"/>
             <wp:docPr descr="" title="" id="69" name="Picture"/>
             <a:graphic>
@@ -10207,7 +10225,7 @@
                   <pic:spPr bwMode="auto">
                     <a:xfrm>
                       <a:off x="0" y="0"/>
-                      <a:ext cx="1036320" cy="1072896"/>
+                      <a:ext cx="1036319" cy="1072896"/>
                     </a:xfrm>
                     <a:prstGeom prst="rect">
                       <a:avLst/>
@@ -10745,13 +10763,14 @@
     <w:p>
       <w:pPr>
         <w:pStyle w:val="BodyText"/>
-        <w:spacing w:before="120" w:after="120" w:line="240" w:lineRule="auto"/>
+        <w:keepNext/>
+        <w:spacing w:before="120" w:after="40" w:line="240" w:lineRule="auto"/>
         <w:jc w:val="center"/>
       </w:pPr>
       <w:r>
         <w:drawing>
           <wp:inline>
-            <wp:extent cx="1749552" cy="1365504"/>
+            <wp:extent cx="1749552" cy="1365503"/>
             <wp:effectExtent b="0" l="0" r="0" t="0"/>
             <wp:docPr descr="" title="" id="72" name="Picture"/>
             <a:graphic>
@@ -10772,7 +10791,7 @@
                   <pic:spPr bwMode="auto">
                     <a:xfrm>
                       <a:off x="0" y="0"/>
-                      <a:ext cx="1749552" cy="1365504"/>
+                      <a:ext cx="1749552" cy="1365503"/>
                     </a:xfrm>
                     <a:prstGeom prst="rect">
                       <a:avLst/>
@@ -12412,13 +12431,14 @@
       <w:tblPr>
         <w:tblStyle w:val="Table"/>
         <w:tblW w:type="dxa" w:w="9752"/>
+        <w:jc w:val="center"/>
         <w:tblBorders>
-          <w:top w:val="single" w:sz="6" w:space="0" w:color="000000"/>
-          <w:left w:val="single" w:sz="6" w:space="0" w:color="000000"/>
-          <w:bottom w:val="single" w:sz="6" w:space="0" w:color="000000"/>
-          <w:right w:val="single" w:sz="6" w:space="0" w:color="000000"/>
-          <w:insideH w:val="single" w:sz="6" w:space="0" w:color="000000"/>
-          <w:insideV w:val="single" w:sz="6" w:space="0" w:color="000000"/>
+          <w:top w:val="nil"/>
+          <w:left w:val="nil"/>
+          <w:bottom w:val="nil"/>
+          <w:right w:val="nil"/>
+          <w:insideH w:val="nil"/>
+          <w:insideV w:val="nil"/>
         </w:tblBorders>
         <w:tblLayout w:type="fixed"/>
         <w:tblLook w:firstRow="0" w:lastRow="0" w:firstColumn="0" w:lastColumn="0" w:noHBand="0" w:noVBand="0" w:val="0000"/>
@@ -12895,13 +12915,14 @@
       <w:tblPr>
         <w:tblStyle w:val="Table"/>
         <w:tblW w:type="dxa" w:w="9752"/>
+        <w:jc w:val="center"/>
         <w:tblBorders>
-          <w:top w:val="single" w:sz="6" w:space="0" w:color="000000"/>
-          <w:left w:val="single" w:sz="6" w:space="0" w:color="000000"/>
-          <w:bottom w:val="single" w:sz="6" w:space="0" w:color="000000"/>
-          <w:right w:val="single" w:sz="6" w:space="0" w:color="000000"/>
-          <w:insideH w:val="single" w:sz="6" w:space="0" w:color="000000"/>
-          <w:insideV w:val="single" w:sz="6" w:space="0" w:color="000000"/>
+          <w:top w:val="nil"/>
+          <w:left w:val="nil"/>
+          <w:bottom w:val="nil"/>
+          <w:right w:val="nil"/>
+          <w:insideH w:val="nil"/>
+          <w:insideV w:val="nil"/>
         </w:tblBorders>
         <w:tblLayout w:type="fixed"/>
         <w:tblLook w:firstRow="1" w:lastRow="0" w:firstColumn="0" w:lastColumn="0" w:noHBand="0" w:noVBand="0" w:val="0020"/>
@@ -14618,13 +14639,14 @@
     <w:p>
       <w:pPr>
         <w:pStyle w:val="BodyText"/>
-        <w:spacing w:before="120" w:after="120" w:line="240" w:lineRule="auto"/>
+        <w:keepNext/>
+        <w:spacing w:before="120" w:after="40" w:line="240" w:lineRule="auto"/>
         <w:jc w:val="center"/>
       </w:pPr>
       <w:r>
         <w:drawing>
           <wp:inline>
-            <wp:extent cx="2520000" cy="1126641"/>
+            <wp:extent cx="3024000" cy="1351970"/>
             <wp:effectExtent b="0" l="0" r="0" t="0"/>
             <wp:docPr descr="" title="" id="93" name="Picture"/>
             <a:graphic>
@@ -14645,7 +14667,7 @@
                   <pic:spPr bwMode="auto">
                     <a:xfrm>
                       <a:off x="0" y="0"/>
-                      <a:ext cx="2520000" cy="1126641"/>
+                      <a:ext cx="3024000" cy="1351970"/>
                     </a:xfrm>
                     <a:prstGeom prst="rect">
                       <a:avLst/>
@@ -15365,13 +15387,14 @@
     <w:p>
       <w:pPr>
         <w:pStyle w:val="BodyText"/>
-        <w:spacing w:before="120" w:after="120" w:line="240" w:lineRule="auto"/>
+        <w:keepNext/>
+        <w:spacing w:before="120" w:after="40" w:line="240" w:lineRule="auto"/>
         <w:jc w:val="center"/>
       </w:pPr>
       <w:r>
         <w:drawing>
           <wp:inline>
-            <wp:extent cx="2520000" cy="1468099"/>
+            <wp:extent cx="3024000" cy="1761719"/>
             <wp:effectExtent b="0" l="0" r="0" t="0"/>
             <wp:docPr descr="" title="" id="96" name="Picture"/>
             <a:graphic>
@@ -15392,7 +15415,7 @@
                   <pic:spPr bwMode="auto">
                     <a:xfrm>
                       <a:off x="0" y="0"/>
-                      <a:ext cx="2520000" cy="1468099"/>
+                      <a:ext cx="3024000" cy="1761719"/>
                     </a:xfrm>
                     <a:prstGeom prst="rect">
                       <a:avLst/>
@@ -15869,13 +15892,14 @@
     <w:p>
       <w:pPr>
         <w:pStyle w:val="BodyText"/>
-        <w:spacing w:before="120" w:after="120" w:line="240" w:lineRule="auto"/>
+        <w:keepNext/>
+        <w:spacing w:before="120" w:after="40" w:line="240" w:lineRule="auto"/>
         <w:jc w:val="center"/>
       </w:pPr>
       <w:r>
         <w:drawing>
           <wp:inline>
-            <wp:extent cx="2520000" cy="477671"/>
+            <wp:extent cx="3024000" cy="573205"/>
             <wp:effectExtent b="0" l="0" r="0" t="0"/>
             <wp:docPr descr="" title="" id="99" name="Picture"/>
             <a:graphic>
@@ -15896,7 +15920,7 @@
                   <pic:spPr bwMode="auto">
                     <a:xfrm>
                       <a:off x="0" y="0"/>
-                      <a:ext cx="2520000" cy="477671"/>
+                      <a:ext cx="3024000" cy="573205"/>
                     </a:xfrm>
                     <a:prstGeom prst="rect">
                       <a:avLst/>
@@ -15960,13 +15984,14 @@
     <w:p>
       <w:pPr>
         <w:pStyle w:val="BodyText"/>
-        <w:spacing w:before="120" w:after="120" w:line="240" w:lineRule="auto"/>
+        <w:keepNext/>
+        <w:spacing w:before="120" w:after="40" w:line="240" w:lineRule="auto"/>
         <w:jc w:val="center"/>
       </w:pPr>
       <w:r>
         <w:drawing>
           <wp:inline>
-            <wp:extent cx="2520000" cy="811098"/>
+            <wp:extent cx="3024000" cy="973318"/>
             <wp:effectExtent b="0" l="0" r="0" t="0"/>
             <wp:docPr descr="" title="" id="102" name="Picture"/>
             <a:graphic>
@@ -15987,7 +16012,7 @@
                   <pic:spPr bwMode="auto">
                     <a:xfrm>
                       <a:off x="0" y="0"/>
-                      <a:ext cx="2520000" cy="811098"/>
+                      <a:ext cx="3024000" cy="973318"/>
                     </a:xfrm>
                     <a:prstGeom prst="rect">
                       <a:avLst/>
@@ -17043,13 +17068,14 @@
     <w:p>
       <w:pPr>
         <w:pStyle w:val="BodyText"/>
-        <w:spacing w:before="120" w:after="120" w:line="240" w:lineRule="auto"/>
+        <w:keepNext/>
+        <w:spacing w:before="120" w:after="40" w:line="240" w:lineRule="auto"/>
         <w:jc w:val="center"/>
       </w:pPr>
       <w:r>
         <w:drawing>
           <wp:inline>
-            <wp:extent cx="2520000" cy="734636"/>
+            <wp:extent cx="3024000" cy="881563"/>
             <wp:effectExtent b="0" l="0" r="0" t="0"/>
             <wp:docPr descr="" title="" id="105" name="Picture"/>
             <a:graphic>
@@ -17070,7 +17096,7 @@
                   <pic:spPr bwMode="auto">
                     <a:xfrm>
                       <a:off x="0" y="0"/>
-                      <a:ext cx="2520000" cy="734636"/>
+                      <a:ext cx="3024000" cy="881563"/>
                     </a:xfrm>
                     <a:prstGeom prst="rect">
                       <a:avLst/>
@@ -18939,13 +18965,14 @@
     <w:p>
       <w:pPr>
         <w:pStyle w:val="BodyText"/>
-        <w:spacing w:before="120" w:after="120" w:line="240" w:lineRule="auto"/>
+        <w:keepNext/>
+        <w:spacing w:before="120" w:after="40" w:line="240" w:lineRule="auto"/>
         <w:jc w:val="center"/>
       </w:pPr>
       <w:r>
         <w:drawing>
           <wp:inline>
-            <wp:extent cx="2520000" cy="1850434"/>
+            <wp:extent cx="2523743" cy="1853184"/>
             <wp:effectExtent b="0" l="0" r="0" t="0"/>
             <wp:docPr descr="" title="" id="109" name="Picture"/>
             <a:graphic>
@@ -18966,7 +18993,7 @@
                   <pic:spPr bwMode="auto">
                     <a:xfrm>
                       <a:off x="0" y="0"/>
-                      <a:ext cx="2520000" cy="1850434"/>
+                      <a:ext cx="2523743" cy="1853184"/>
                     </a:xfrm>
                     <a:prstGeom prst="rect">
                       <a:avLst/>
@@ -19148,13 +19175,14 @@
     <w:p>
       <w:pPr>
         <w:pStyle w:val="BodyText"/>
-        <w:spacing w:before="120" w:after="120" w:line="240" w:lineRule="auto"/>
+        <w:keepNext/>
+        <w:spacing w:before="120" w:after="40" w:line="240" w:lineRule="auto"/>
         <w:jc w:val="center"/>
       </w:pPr>
       <w:r>
         <w:drawing>
           <wp:inline>
-            <wp:extent cx="2520000" cy="689684"/>
+            <wp:extent cx="3024000" cy="827620"/>
             <wp:effectExtent b="0" l="0" r="0" t="0"/>
             <wp:docPr descr="" title="" id="112" name="Picture"/>
             <a:graphic>
@@ -19175,7 +19203,7 @@
                   <pic:spPr bwMode="auto">
                     <a:xfrm>
                       <a:off x="0" y="0"/>
-                      <a:ext cx="2520000" cy="689684"/>
+                      <a:ext cx="3024000" cy="827620"/>
                     </a:xfrm>
                     <a:prstGeom prst="rect">
                       <a:avLst/>
@@ -19786,13 +19814,14 @@
     <w:p>
       <w:pPr>
         <w:pStyle w:val="BodyText"/>
-        <w:spacing w:before="120" w:after="120" w:line="240" w:lineRule="auto"/>
+        <w:keepNext/>
+        <w:spacing w:before="120" w:after="40" w:line="240" w:lineRule="auto"/>
         <w:jc w:val="center"/>
       </w:pPr>
       <w:r>
         <w:drawing>
           <wp:inline>
-            <wp:extent cx="2520000" cy="633464"/>
+            <wp:extent cx="3024000" cy="760156"/>
             <wp:effectExtent b="0" l="0" r="0" t="0"/>
             <wp:docPr descr="" title="" id="115" name="Picture"/>
             <a:graphic>
@@ -19813,7 +19842,7 @@
                   <pic:spPr bwMode="auto">
                     <a:xfrm>
                       <a:off x="0" y="0"/>
-                      <a:ext cx="2520000" cy="633464"/>
+                      <a:ext cx="3024000" cy="760156"/>
                     </a:xfrm>
                     <a:prstGeom prst="rect">
                       <a:avLst/>
@@ -23809,13 +23838,14 @@
     <w:p>
       <w:pPr>
         <w:pStyle w:val="BodyText"/>
-        <w:spacing w:before="120" w:after="120" w:line="240" w:lineRule="auto"/>
+        <w:keepNext/>
+        <w:spacing w:before="120" w:after="40" w:line="240" w:lineRule="auto"/>
         <w:jc w:val="center"/>
       </w:pPr>
       <w:r>
         <w:drawing>
           <wp:inline>
-            <wp:extent cx="1139952" cy="1103376"/>
+            <wp:extent cx="1139952" cy="1103375"/>
             <wp:effectExtent b="0" l="0" r="0" t="0"/>
             <wp:docPr descr="" title="" id="120" name="Picture"/>
             <a:graphic>
@@ -23836,7 +23866,7 @@
                   <pic:spPr bwMode="auto">
                     <a:xfrm>
                       <a:off x="0" y="0"/>
-                      <a:ext cx="1139952" cy="1103376"/>
+                      <a:ext cx="1139952" cy="1103375"/>
                     </a:xfrm>
                     <a:prstGeom prst="rect">
                       <a:avLst/>
@@ -24631,13 +24661,14 @@
     <w:p>
       <w:pPr>
         <w:pStyle w:val="BodyText"/>
-        <w:spacing w:before="120" w:after="120" w:line="240" w:lineRule="auto"/>
+        <w:keepNext/>
+        <w:spacing w:before="120" w:after="40" w:line="240" w:lineRule="auto"/>
         <w:jc w:val="center"/>
       </w:pPr>
       <w:r>
         <w:drawing>
           <wp:inline>
-            <wp:extent cx="2520000" cy="1603636"/>
+            <wp:extent cx="2924653" cy="1861143"/>
             <wp:effectExtent b="0" l="0" r="0" t="0"/>
             <wp:docPr descr="" title="" id="123" name="Picture"/>
             <a:graphic>
@@ -24658,7 +24689,7 @@
                   <pic:spPr bwMode="auto">
                     <a:xfrm>
                       <a:off x="0" y="0"/>
-                      <a:ext cx="2520000" cy="1603636"/>
+                      <a:ext cx="2924653" cy="1861143"/>
                     </a:xfrm>
                     <a:prstGeom prst="rect">
                       <a:avLst/>
@@ -25097,13 +25128,14 @@
     <w:p>
       <w:pPr>
         <w:pStyle w:val="BodyText"/>
-        <w:spacing w:before="120" w:after="120" w:line="240" w:lineRule="auto"/>
+        <w:keepNext/>
+        <w:spacing w:before="120" w:after="40" w:line="240" w:lineRule="auto"/>
         <w:jc w:val="center"/>
       </w:pPr>
       <w:r>
         <w:drawing>
           <wp:inline>
-            <wp:extent cx="2520000" cy="941012"/>
+            <wp:extent cx="3024000" cy="1129215"/>
             <wp:effectExtent b="0" l="0" r="0" t="0"/>
             <wp:docPr descr="" title="" id="126" name="Picture"/>
             <a:graphic>
@@ -25124,7 +25156,7 @@
                   <pic:spPr bwMode="auto">
                     <a:xfrm>
                       <a:off x="0" y="0"/>
-                      <a:ext cx="2520000" cy="941012"/>
+                      <a:ext cx="3024000" cy="1129215"/>
                     </a:xfrm>
                     <a:prstGeom prst="rect">
                       <a:avLst/>
@@ -25259,13 +25291,14 @@
       <w:tblPr>
         <w:tblStyle w:val="Table"/>
         <w:tblW w:type="dxa" w:w="9752"/>
+        <w:jc w:val="center"/>
         <w:tblBorders>
-          <w:top w:val="single" w:sz="6" w:space="0" w:color="000000"/>
-          <w:left w:val="single" w:sz="6" w:space="0" w:color="000000"/>
-          <w:bottom w:val="single" w:sz="6" w:space="0" w:color="000000"/>
-          <w:right w:val="single" w:sz="6" w:space="0" w:color="000000"/>
-          <w:insideH w:val="single" w:sz="6" w:space="0" w:color="000000"/>
-          <w:insideV w:val="single" w:sz="6" w:space="0" w:color="000000"/>
+          <w:top w:val="nil"/>
+          <w:left w:val="nil"/>
+          <w:bottom w:val="nil"/>
+          <w:right w:val="nil"/>
+          <w:insideH w:val="nil"/>
+          <w:insideV w:val="nil"/>
         </w:tblBorders>
         <w:tblLayout w:type="fixed"/>
         <w:tblLook w:firstRow="1" w:lastRow="0" w:firstColumn="0" w:lastColumn="0" w:noHBand="0" w:noVBand="0" w:val="0020"/>

--- a/00-首页/题组Word/初赛模拟卷/真题版式/初赛模拟卷XIp（非有机·学生版·真题版式）.docx
+++ b/00-首页/题组Word/初赛模拟卷/真题版式/初赛模拟卷XIp（非有机·学生版·真题版式）.docx
@@ -4601,7 +4601,7 @@
         <w:spacing w:before="0" w:after="0" w:line="276" w:lineRule="auto"/>
       </w:pPr>
       <w:r>
-        <w:t xml:space="preserve">6-3-22010 </w:t>
+        <w:t xml:space="preserve">2-3-2 2010 </w:t>
       </w:r>
       <w:r>
         <w:rPr>

--- a/00-首页/题组Word/初赛模拟卷/真题版式/初赛模拟卷XIp（非有机·学生版·真题版式）.docx
+++ b/00-首页/题组Word/初赛模拟卷/真题版式/初赛模拟卷XIp（非有机·学生版·真题版式）.docx
@@ -62,7 +62,7 @@
         <w:t xml:space="preserve">分）</w:t>
       </w:r>
     </w:p>
-    <w:bookmarkStart w:id="31" w:name="第-1-题13-分"/>
+    <w:bookmarkStart w:id="31" w:name="第-1-题13-分落语芯中"/>
     <w:p>
       <w:pPr>
         <w:pStyle w:val="Heading3"/>
@@ -89,7 +89,7 @@
         <w:rPr>
           <w:rFonts w:ascii="Times New Roman" w:hAnsi="Times New Roman" w:cs="Times New Roman" w:eastAsia="SimSun"/>
         </w:rPr>
-        <w:t xml:space="preserve">分）</w:t>
+        <w:t xml:space="preserve">分）落语芯中</w:t>
       </w:r>
     </w:p>
     <w:p>
@@ -2372,7 +2372,7 @@
       </w:r>
     </w:p>
     <w:bookmarkEnd w:id="31"/>
-    <w:bookmarkStart w:id="47" w:name="第-2-题13-分"/>
+    <w:bookmarkStart w:id="47" w:name="第-2-题13-分核素不迷途i"/>
     <w:p>
       <w:pPr>
         <w:pStyle w:val="Heading3"/>
@@ -2399,7 +2399,7 @@
         <w:rPr>
           <w:rFonts w:ascii="Times New Roman" w:hAnsi="Times New Roman" w:cs="Times New Roman" w:eastAsia="SimSun"/>
         </w:rPr>
-        <w:t xml:space="preserve">分）</w:t>
+        <w:t xml:space="preserve">分）核素不「迷途」·I</w:t>
       </w:r>
     </w:p>
     <w:p>
@@ -4797,7 +4797,7 @@
       </w:r>
     </w:p>
     <w:bookmarkEnd w:id="47"/>
-    <w:bookmarkStart w:id="66" w:name="第-3-题13-分"/>
+    <w:bookmarkStart w:id="66" w:name="第-3-题13-分氧气传感器"/>
     <w:p>
       <w:pPr>
         <w:pStyle w:val="Heading3"/>
@@ -4826,7 +4826,7 @@
         <w:rPr>
           <w:rFonts w:ascii="Times New Roman" w:hAnsi="Times New Roman" w:cs="Times New Roman" w:eastAsia="SimSun"/>
         </w:rPr>
-        <w:t xml:space="preserve">分）</w:t>
+        <w:t xml:space="preserve">分）氧气传感器</w:t>
       </w:r>
     </w:p>
     <w:p>
@@ -8266,7 +8266,7 @@
       </w:r>
     </w:p>
     <w:bookmarkEnd w:id="66"/>
-    <w:bookmarkStart w:id="67" w:name="第-4-题13-分"/>
+    <w:bookmarkStart w:id="67" w:name="第-4-题13-分ti-的配位化学"/>
     <w:p>
       <w:pPr>
         <w:pStyle w:val="Heading3"/>
@@ -8293,7 +8293,16 @@
         <w:rPr>
           <w:rFonts w:ascii="Times New Roman" w:hAnsi="Times New Roman" w:cs="Times New Roman" w:eastAsia="SimSun"/>
         </w:rPr>
-        <w:t xml:space="preserve">分）</w:t>
+        <w:t xml:space="preserve">分）Ti</w:t>
+      </w:r>
+      <w:r>
+        <w:t xml:space="preserve"> </w:t>
+      </w:r>
+      <w:r>
+        <w:rPr>
+          <w:rFonts w:ascii="Times New Roman" w:hAnsi="Times New Roman" w:cs="Times New Roman" w:eastAsia="SimSun"/>
+        </w:rPr>
+        <w:t xml:space="preserve">的配位化学</w:t>
       </w:r>
     </w:p>
     <w:p>
@@ -10151,7 +10160,7 @@
       </w:r>
     </w:p>
     <w:bookmarkEnd w:id="67"/>
-    <w:bookmarkStart w:id="74" w:name="第-5-题13-分"/>
+    <w:bookmarkStart w:id="74" w:name="第-5-题13-分四面体堆积结构"/>
     <w:p>
       <w:pPr>
         <w:pStyle w:val="Heading3"/>
@@ -10178,7 +10187,7 @@
         <w:rPr>
           <w:rFonts w:ascii="Times New Roman" w:hAnsi="Times New Roman" w:cs="Times New Roman" w:eastAsia="SimSun"/>
         </w:rPr>
-        <w:t xml:space="preserve">分）</w:t>
+        <w:t xml:space="preserve">分）四面体堆积结构</w:t>
       </w:r>
     </w:p>
     <w:p>
@@ -11402,7 +11411,7 @@
         <w:t xml:space="preserve">分）</w:t>
       </w:r>
     </w:p>
-    <w:bookmarkStart w:id="91" w:name="第-6-题13-分"/>
+    <w:bookmarkStart w:id="91" w:name="第-6-题13-分光分子效应"/>
     <w:p>
       <w:pPr>
         <w:pStyle w:val="Heading3"/>
@@ -11429,7 +11438,7 @@
         <w:rPr>
           <w:rFonts w:ascii="Times New Roman" w:hAnsi="Times New Roman" w:cs="Times New Roman" w:eastAsia="SimSun"/>
         </w:rPr>
-        <w:t xml:space="preserve">分）</w:t>
+        <w:t xml:space="preserve">分）光分子效应</w:t>
       </w:r>
     </w:p>
     <w:p>
@@ -14543,7 +14552,7 @@
       </w:r>
     </w:p>
     <w:bookmarkEnd w:id="91"/>
-    <w:bookmarkStart w:id="107" w:name="第-7-题13-分"/>
+    <w:bookmarkStart w:id="107" w:name="第-7-题13-分蔷薇地狱"/>
     <w:p>
       <w:pPr>
         <w:pStyle w:val="Heading3"/>
@@ -14570,7 +14579,7 @@
         <w:rPr>
           <w:rFonts w:ascii="Times New Roman" w:hAnsi="Times New Roman" w:cs="Times New Roman" w:eastAsia="SimSun"/>
         </w:rPr>
-        <w:t xml:space="preserve">分）</w:t>
+        <w:t xml:space="preserve">分）蔷薇地狱</w:t>
       </w:r>
     </w:p>
     <w:p>
@@ -17874,7 +17883,7 @@
       </w:r>
     </w:p>
     <w:bookmarkEnd w:id="107"/>
-    <w:bookmarkStart w:id="117" w:name="第-8-题13-分"/>
+    <w:bookmarkStart w:id="117" w:name="第-8-题13-分抗癌药物"/>
     <w:p>
       <w:pPr>
         <w:pStyle w:val="Heading3"/>
@@ -17901,7 +17910,7 @@
         <w:rPr>
           <w:rFonts w:ascii="Times New Roman" w:hAnsi="Times New Roman" w:cs="Times New Roman" w:eastAsia="SimSun"/>
         </w:rPr>
-        <w:t xml:space="preserve">分）</w:t>
+        <w:t xml:space="preserve">分）抗癌药物</w:t>
       </w:r>
     </w:p>
     <w:p>
@@ -19895,7 +19904,7 @@
       </w:r>
     </w:p>
     <w:bookmarkEnd w:id="117"/>
-    <w:bookmarkStart w:id="118" w:name="第-9-题13-分"/>
+    <w:bookmarkStart w:id="118" w:name="第-9-题13-分胺的分解"/>
     <w:p>
       <w:pPr>
         <w:pStyle w:val="Heading3"/>
@@ -19922,7 +19931,7 @@
         <w:rPr>
           <w:rFonts w:ascii="Times New Roman" w:hAnsi="Times New Roman" w:cs="Times New Roman" w:eastAsia="SimSun"/>
         </w:rPr>
-        <w:t xml:space="preserve">分）</w:t>
+        <w:t xml:space="preserve">分）胺的分解</w:t>
       </w:r>
     </w:p>
     <w:p>
@@ -22421,7 +22430,7 @@
       </w:r>
     </w:p>
     <w:bookmarkEnd w:id="118"/>
-    <w:bookmarkStart w:id="137" w:name="第-10-题13-分"/>
+    <w:bookmarkStart w:id="137" w:name="第-10-题13-分碳的同素异形体"/>
     <w:p>
       <w:pPr>
         <w:pStyle w:val="Heading3"/>
@@ -22448,7 +22457,7 @@
         <w:rPr>
           <w:rFonts w:ascii="Times New Roman" w:hAnsi="Times New Roman" w:cs="Times New Roman" w:eastAsia="SimSun"/>
         </w:rPr>
-        <w:t xml:space="preserve">分）</w:t>
+        <w:t xml:space="preserve">分）碳的同素异形体</w:t>
       </w:r>
     </w:p>
     <w:p>

--- a/00-首页/题组Word/初赛模拟卷/真题版式/初赛模拟卷XIp（非有机·学生版·真题版式）.docx
+++ b/00-首页/题组Word/初赛模拟卷/真题版式/初赛模拟卷XIp（非有机·学生版·真题版式）.docx
@@ -102,7 +102,7 @@
       <w:r>
         <w:drawing>
           <wp:inline>
-            <wp:extent cx="3024000" cy="1782837"/>
+            <wp:extent cx="4082400" cy="2406829"/>
             <wp:effectExtent b="0" l="0" r="0" t="0"/>
             <wp:docPr descr="" title="" id="20" name="Picture"/>
             <a:graphic>
@@ -123,7 +123,7 @@
                   <pic:spPr bwMode="auto">
                     <a:xfrm>
                       <a:off x="0" y="0"/>
-                      <a:ext cx="3024000" cy="1782837"/>
+                      <a:ext cx="4082400" cy="2406829"/>
                     </a:xfrm>
                     <a:prstGeom prst="rect">
                       <a:avLst/>
@@ -196,7 +196,7 @@
       <w:r>
         <w:drawing>
           <wp:inline>
-            <wp:extent cx="3024000" cy="1627248"/>
+            <wp:extent cx="4082400" cy="2196784"/>
             <wp:effectExtent b="0" l="0" r="0" t="0"/>
             <wp:docPr descr="" title="" id="23" name="Picture"/>
             <a:graphic>
@@ -217,7 +217,7 @@
                   <pic:spPr bwMode="auto">
                     <a:xfrm>
                       <a:off x="0" y="0"/>
-                      <a:ext cx="3024000" cy="1627248"/>
+                      <a:ext cx="4082400" cy="2196784"/>
                     </a:xfrm>
                     <a:prstGeom prst="rect">
                       <a:avLst/>
@@ -2263,7 +2263,7 @@
       <w:r>
         <w:drawing>
           <wp:inline>
-            <wp:extent cx="2160000" cy="1986273"/>
+            <wp:extent cx="2273808" cy="2090927"/>
             <wp:effectExtent b="0" l="0" r="0" t="0"/>
             <wp:docPr descr="" title="" id="29" name="Picture"/>
             <a:graphic>
@@ -2284,7 +2284,7 @@
                   <pic:spPr bwMode="auto">
                     <a:xfrm>
                       <a:off x="0" y="0"/>
-                      <a:ext cx="2160000" cy="1986273"/>
+                      <a:ext cx="2273808" cy="2090927"/>
                     </a:xfrm>
                     <a:prstGeom prst="rect">
                       <a:avLst/>
@@ -3515,7 +3515,7 @@
       <w:r>
         <w:drawing>
           <wp:inline>
-            <wp:extent cx="3024000" cy="992156"/>
+            <wp:extent cx="4082400" cy="1339410"/>
             <wp:effectExtent b="0" l="0" r="0" t="0"/>
             <wp:docPr descr="" title="" id="36" name="Picture"/>
             <a:graphic>
@@ -3536,7 +3536,7 @@
                   <pic:spPr bwMode="auto">
                     <a:xfrm>
                       <a:off x="0" y="0"/>
-                      <a:ext cx="3024000" cy="992156"/>
+                      <a:ext cx="4082400" cy="1339410"/>
                     </a:xfrm>
                     <a:prstGeom prst="rect">
                       <a:avLst/>
@@ -4555,7 +4555,7 @@
       <w:r>
         <w:drawing>
           <wp:inline>
-            <wp:extent cx="3024000" cy="1170580"/>
+            <wp:extent cx="4082400" cy="1580283"/>
             <wp:effectExtent b="0" l="0" r="0" t="0"/>
             <wp:docPr descr="" title="" id="39" name="Picture"/>
             <a:graphic>
@@ -4576,7 +4576,7 @@
                   <pic:spPr bwMode="auto">
                     <a:xfrm>
                       <a:off x="0" y="0"/>
-                      <a:ext cx="3024000" cy="1170580"/>
+                      <a:ext cx="4082400" cy="1580283"/>
                     </a:xfrm>
                     <a:prstGeom prst="rect">
                       <a:avLst/>
@@ -4664,7 +4664,7 @@
       <w:r>
         <w:drawing>
           <wp:inline>
-            <wp:extent cx="3024000" cy="822880"/>
+            <wp:extent cx="4082400" cy="1110888"/>
             <wp:effectExtent b="0" l="0" r="0" t="0"/>
             <wp:docPr descr="" title="" id="42" name="Picture"/>
             <a:graphic>
@@ -4685,7 +4685,7 @@
                   <pic:spPr bwMode="auto">
                     <a:xfrm>
                       <a:off x="0" y="0"/>
-                      <a:ext cx="3024000" cy="822880"/>
+                      <a:ext cx="4082400" cy="1110888"/>
                     </a:xfrm>
                     <a:prstGeom prst="rect">
                       <a:avLst/>
@@ -4756,7 +4756,7 @@
       <w:r>
         <w:drawing>
           <wp:inline>
-            <wp:extent cx="3024000" cy="721915"/>
+            <wp:extent cx="4082400" cy="974585"/>
             <wp:effectExtent b="0" l="0" r="0" t="0"/>
             <wp:docPr descr="" title="" id="45" name="Picture"/>
             <a:graphic>
@@ -4777,7 +4777,7 @@
                   <pic:spPr bwMode="auto">
                     <a:xfrm>
                       <a:off x="0" y="0"/>
-                      <a:ext cx="3024000" cy="721915"/>
+                      <a:ext cx="4082400" cy="974585"/>
                     </a:xfrm>
                     <a:prstGeom prst="rect">
                       <a:avLst/>
@@ -6906,7 +6906,7 @@
             <w:r>
               <w:drawing>
                 <wp:inline>
-                  <wp:extent cx="2128656" cy="1655999"/>
+                  <wp:extent cx="3248516" cy="2527200"/>
                   <wp:effectExtent b="0" l="0" r="0" t="0"/>
                   <wp:docPr descr="" title="" id="52" name="Picture"/>
                   <a:graphic>
@@ -6927,7 +6927,7 @@
                         <pic:spPr bwMode="auto">
                           <a:xfrm>
                             <a:off x="0" y="0"/>
-                            <a:ext cx="2128656" cy="1655999"/>
+                            <a:ext cx="3248516" cy="2527200"/>
                           </a:xfrm>
                           <a:prstGeom prst="rect">
                             <a:avLst/>
@@ -6960,7 +6960,7 @@
             <w:r>
               <w:drawing>
                 <wp:inline>
-                  <wp:extent cx="1763172" cy="1655999"/>
+                  <wp:extent cx="2916000" cy="2738753"/>
                   <wp:effectExtent b="0" l="0" r="0" t="0"/>
                   <wp:docPr descr="" title="" id="55" name="Picture"/>
                   <a:graphic>
@@ -6981,7 +6981,7 @@
                         <pic:spPr bwMode="auto">
                           <a:xfrm>
                             <a:off x="0" y="0"/>
-                            <a:ext cx="1763172" cy="1655999"/>
+                            <a:ext cx="2916000" cy="2738753"/>
                           </a:xfrm>
                           <a:prstGeom prst="rect">
                             <a:avLst/>
@@ -7040,7 +7040,7 @@
             <w:r>
               <w:drawing>
                 <wp:inline>
-                  <wp:extent cx="2140334" cy="1655999"/>
+                  <wp:extent cx="3266337" cy="2527200"/>
                   <wp:effectExtent b="0" l="0" r="0" t="0"/>
                   <wp:docPr descr="" title="" id="58" name="Picture"/>
                   <a:graphic>
@@ -7061,7 +7061,7 @@
                         <pic:spPr bwMode="auto">
                           <a:xfrm>
                             <a:off x="0" y="0"/>
-                            <a:ext cx="2140334" cy="1655999"/>
+                            <a:ext cx="3266337" cy="2527200"/>
                           </a:xfrm>
                           <a:prstGeom prst="rect">
                             <a:avLst/>
@@ -7094,7 +7094,7 @@
             <w:r>
               <w:drawing>
                 <wp:inline>
-                  <wp:extent cx="1937273" cy="1655999"/>
+                  <wp:extent cx="2916000" cy="2492623"/>
                   <wp:effectExtent b="0" l="0" r="0" t="0"/>
                   <wp:docPr descr="" title="" id="61" name="Picture"/>
                   <a:graphic>
@@ -7115,7 +7115,7 @@
                         <pic:spPr bwMode="auto">
                           <a:xfrm>
                             <a:off x="0" y="0"/>
-                            <a:ext cx="1937273" cy="1655999"/>
+                            <a:ext cx="2916000" cy="2492623"/>
                           </a:xfrm>
                           <a:prstGeom prst="rect">
                             <a:avLst/>
@@ -12471,7 +12471,7 @@
             <w:r>
               <w:drawing>
                 <wp:inline>
-                  <wp:extent cx="1568400" cy="1368178"/>
+                  <wp:extent cx="2292096" cy="1999486"/>
                   <wp:effectExtent b="0" l="0" r="0" t="0"/>
                   <wp:docPr descr="" title="" id="77" name="Picture"/>
                   <a:graphic>
@@ -12492,7 +12492,7 @@
                         <pic:spPr bwMode="auto">
                           <a:xfrm>
                             <a:off x="0" y="0"/>
-                            <a:ext cx="1568400" cy="1368178"/>
+                            <a:ext cx="2292096" cy="1999486"/>
                           </a:xfrm>
                           <a:prstGeom prst="rect">
                             <a:avLst/>
@@ -12525,7 +12525,7 @@
             <w:r>
               <w:drawing>
                 <wp:inline>
-                  <wp:extent cx="1568400" cy="1350915"/>
+                  <wp:extent cx="2286000" cy="1969007"/>
                   <wp:effectExtent b="0" l="0" r="0" t="0"/>
                   <wp:docPr descr="" title="" id="80" name="Picture"/>
                   <a:graphic>
@@ -12546,7 +12546,7 @@
                         <pic:spPr bwMode="auto">
                           <a:xfrm>
                             <a:off x="0" y="0"/>
-                            <a:ext cx="1568400" cy="1350915"/>
+                            <a:ext cx="2286000" cy="1969007"/>
                           </a:xfrm>
                           <a:prstGeom prst="rect">
                             <a:avLst/>
@@ -12579,7 +12579,7 @@
             <w:r>
               <w:drawing>
                 <wp:inline>
-                  <wp:extent cx="1568400" cy="1416475"/>
+                  <wp:extent cx="2139696" cy="1932431"/>
                   <wp:effectExtent b="0" l="0" r="0" t="0"/>
                   <wp:docPr descr="" title="" id="83" name="Picture"/>
                   <a:graphic>
@@ -12600,7 +12600,7 @@
                         <pic:spPr bwMode="auto">
                           <a:xfrm>
                             <a:off x="0" y="0"/>
-                            <a:ext cx="1568400" cy="1416475"/>
+                            <a:ext cx="2139696" cy="1932431"/>
                           </a:xfrm>
                           <a:prstGeom prst="rect">
                             <a:avLst/>
@@ -12985,7 +12985,7 @@
             <w:r>
               <w:drawing>
                 <wp:inline>
-                  <wp:extent cx="2249659" cy="1655999"/>
+                  <wp:extent cx="3072383" cy="2261616"/>
                   <wp:effectExtent b="0" l="0" r="0" t="0"/>
                   <wp:docPr descr="" title="" id="86" name="Picture"/>
                   <a:graphic>
@@ -13006,7 +13006,7 @@
                         <pic:spPr bwMode="auto">
                           <a:xfrm>
                             <a:off x="0" y="0"/>
-                            <a:ext cx="2249659" cy="1655999"/>
+                            <a:ext cx="3072383" cy="2261616"/>
                           </a:xfrm>
                           <a:prstGeom prst="rect">
                             <a:avLst/>
@@ -13039,7 +13039,7 @@
             <w:r>
               <w:drawing>
                 <wp:inline>
-                  <wp:extent cx="2395527" cy="1655999"/>
+                  <wp:extent cx="3218687" cy="2225040"/>
                   <wp:effectExtent b="0" l="0" r="0" t="0"/>
                   <wp:docPr descr="" title="" id="89" name="Picture"/>
                   <a:graphic>
@@ -13060,7 +13060,7 @@
                         <pic:spPr bwMode="auto">
                           <a:xfrm>
                             <a:off x="0" y="0"/>
-                            <a:ext cx="2395527" cy="1655999"/>
+                            <a:ext cx="3218687" cy="2225040"/>
                           </a:xfrm>
                           <a:prstGeom prst="rect">
                             <a:avLst/>
@@ -14655,7 +14655,7 @@
       <w:r>
         <w:drawing>
           <wp:inline>
-            <wp:extent cx="3024000" cy="1351970"/>
+            <wp:extent cx="3340607" cy="1493519"/>
             <wp:effectExtent b="0" l="0" r="0" t="0"/>
             <wp:docPr descr="" title="" id="93" name="Picture"/>
             <a:graphic>
@@ -14676,7 +14676,7 @@
                   <pic:spPr bwMode="auto">
                     <a:xfrm>
                       <a:off x="0" y="0"/>
-                      <a:ext cx="3024000" cy="1351970"/>
+                      <a:ext cx="3340607" cy="1493519"/>
                     </a:xfrm>
                     <a:prstGeom prst="rect">
                       <a:avLst/>
@@ -15403,7 +15403,7 @@
       <w:r>
         <w:drawing>
           <wp:inline>
-            <wp:extent cx="3024000" cy="1761719"/>
+            <wp:extent cx="4082400" cy="2378320"/>
             <wp:effectExtent b="0" l="0" r="0" t="0"/>
             <wp:docPr descr="" title="" id="96" name="Picture"/>
             <a:graphic>
@@ -15424,7 +15424,7 @@
                   <pic:spPr bwMode="auto">
                     <a:xfrm>
                       <a:off x="0" y="0"/>
-                      <a:ext cx="3024000" cy="1761719"/>
+                      <a:ext cx="4082400" cy="2378320"/>
                     </a:xfrm>
                     <a:prstGeom prst="rect">
                       <a:avLst/>
@@ -15908,7 +15908,7 @@
       <w:r>
         <w:drawing>
           <wp:inline>
-            <wp:extent cx="3024000" cy="573205"/>
+            <wp:extent cx="4082400" cy="773826"/>
             <wp:effectExtent b="0" l="0" r="0" t="0"/>
             <wp:docPr descr="" title="" id="99" name="Picture"/>
             <a:graphic>
@@ -15929,7 +15929,7 @@
                   <pic:spPr bwMode="auto">
                     <a:xfrm>
                       <a:off x="0" y="0"/>
-                      <a:ext cx="3024000" cy="573205"/>
+                      <a:ext cx="4082400" cy="773826"/>
                     </a:xfrm>
                     <a:prstGeom prst="rect">
                       <a:avLst/>
@@ -16000,7 +16000,7 @@
       <w:r>
         <w:drawing>
           <wp:inline>
-            <wp:extent cx="3024000" cy="973318"/>
+            <wp:extent cx="4082400" cy="1313979"/>
             <wp:effectExtent b="0" l="0" r="0" t="0"/>
             <wp:docPr descr="" title="" id="102" name="Picture"/>
             <a:graphic>
@@ -16021,7 +16021,7 @@
                   <pic:spPr bwMode="auto">
                     <a:xfrm>
                       <a:off x="0" y="0"/>
-                      <a:ext cx="3024000" cy="973318"/>
+                      <a:ext cx="4082400" cy="1313979"/>
                     </a:xfrm>
                     <a:prstGeom prst="rect">
                       <a:avLst/>
@@ -17084,7 +17084,7 @@
       <w:r>
         <w:drawing>
           <wp:inline>
-            <wp:extent cx="3024000" cy="881563"/>
+            <wp:extent cx="4082400" cy="1190110"/>
             <wp:effectExtent b="0" l="0" r="0" t="0"/>
             <wp:docPr descr="" title="" id="105" name="Picture"/>
             <a:graphic>
@@ -17105,7 +17105,7 @@
                   <pic:spPr bwMode="auto">
                     <a:xfrm>
                       <a:off x="0" y="0"/>
-                      <a:ext cx="3024000" cy="881563"/>
+                      <a:ext cx="4082400" cy="1190110"/>
                     </a:xfrm>
                     <a:prstGeom prst="rect">
                       <a:avLst/>
@@ -19191,7 +19191,7 @@
       <w:r>
         <w:drawing>
           <wp:inline>
-            <wp:extent cx="3024000" cy="827620"/>
+            <wp:extent cx="4082400" cy="1117287"/>
             <wp:effectExtent b="0" l="0" r="0" t="0"/>
             <wp:docPr descr="" title="" id="112" name="Picture"/>
             <a:graphic>
@@ -19212,7 +19212,7 @@
                   <pic:spPr bwMode="auto">
                     <a:xfrm>
                       <a:off x="0" y="0"/>
-                      <a:ext cx="3024000" cy="827620"/>
+                      <a:ext cx="4082400" cy="1117287"/>
                     </a:xfrm>
                     <a:prstGeom prst="rect">
                       <a:avLst/>
@@ -19830,7 +19830,7 @@
       <w:r>
         <w:drawing>
           <wp:inline>
-            <wp:extent cx="3024000" cy="760156"/>
+            <wp:extent cx="4082400" cy="1026210"/>
             <wp:effectExtent b="0" l="0" r="0" t="0"/>
             <wp:docPr descr="" title="" id="115" name="Picture"/>
             <a:graphic>
@@ -19851,7 +19851,7 @@
                   <pic:spPr bwMode="auto">
                     <a:xfrm>
                       <a:off x="0" y="0"/>
-                      <a:ext cx="3024000" cy="760156"/>
+                      <a:ext cx="4082400" cy="1026210"/>
                     </a:xfrm>
                     <a:prstGeom prst="rect">
                       <a:avLst/>
@@ -24677,7 +24677,7 @@
       <w:r>
         <w:drawing>
           <wp:inline>
-            <wp:extent cx="2924653" cy="1861143"/>
+            <wp:extent cx="3971313" cy="2527200"/>
             <wp:effectExtent b="0" l="0" r="0" t="0"/>
             <wp:docPr descr="" title="" id="123" name="Picture"/>
             <a:graphic>
@@ -24698,7 +24698,7 @@
                   <pic:spPr bwMode="auto">
                     <a:xfrm>
                       <a:off x="0" y="0"/>
-                      <a:ext cx="2924653" cy="1861143"/>
+                      <a:ext cx="3971313" cy="2527200"/>
                     </a:xfrm>
                     <a:prstGeom prst="rect">
                       <a:avLst/>
@@ -25144,7 +25144,7 @@
       <w:r>
         <w:drawing>
           <wp:inline>
-            <wp:extent cx="3024000" cy="1129215"/>
+            <wp:extent cx="4082400" cy="1524440"/>
             <wp:effectExtent b="0" l="0" r="0" t="0"/>
             <wp:docPr descr="" title="" id="126" name="Picture"/>
             <a:graphic>
@@ -25165,7 +25165,7 @@
                   <pic:spPr bwMode="auto">
                     <a:xfrm>
                       <a:off x="0" y="0"/>
-                      <a:ext cx="3024000" cy="1129215"/>
+                      <a:ext cx="4082400" cy="1524440"/>
                     </a:xfrm>
                     <a:prstGeom prst="rect">
                       <a:avLst/>
@@ -25381,7 +25381,7 @@
             <w:r>
               <w:drawing>
                 <wp:inline>
-                  <wp:extent cx="985973" cy="1655999"/>
+                  <wp:extent cx="1103375" cy="1853184"/>
                   <wp:effectExtent b="0" l="0" r="0" t="0"/>
                   <wp:docPr descr="" title="" id="129" name="Picture"/>
                   <a:graphic>
@@ -25402,7 +25402,7 @@
                         <pic:spPr bwMode="auto">
                           <a:xfrm>
                             <a:off x="0" y="0"/>
-                            <a:ext cx="985973" cy="1655999"/>
+                            <a:ext cx="1103375" cy="1853184"/>
                           </a:xfrm>
                           <a:prstGeom prst="rect">
                             <a:avLst/>
@@ -25489,7 +25489,7 @@
             <w:r>
               <w:drawing>
                 <wp:inline>
-                  <wp:extent cx="1141153" cy="1655999"/>
+                  <wp:extent cx="1310639" cy="1901952"/>
                   <wp:effectExtent b="0" l="0" r="0" t="0"/>
                   <wp:docPr descr="" title="" id="135" name="Picture"/>
                   <a:graphic>
@@ -25510,7 +25510,7 @@
                         <pic:spPr bwMode="auto">
                           <a:xfrm>
                             <a:off x="0" y="0"/>
-                            <a:ext cx="1141153" cy="1655999"/>
+                            <a:ext cx="1310639" cy="1901952"/>
                           </a:xfrm>
                           <a:prstGeom prst="rect">
                             <a:avLst/>

--- a/00-首页/题组Word/初赛模拟卷/真题版式/初赛模拟卷XIp（非有机·学生版·真题版式）.docx
+++ b/00-首页/题组Word/初赛模拟卷/真题版式/初赛模拟卷XIp（非有机·学生版·真题版式）.docx
@@ -2263,7 +2263,7 @@
       <w:r>
         <w:drawing>
           <wp:inline>
-            <wp:extent cx="2273808" cy="2090927"/>
+            <wp:extent cx="2916000" cy="2689367"/>
             <wp:effectExtent b="0" l="0" r="0" t="0"/>
             <wp:docPr descr="" title="" id="29" name="Picture"/>
             <a:graphic>
@@ -2284,7 +2284,7 @@
                   <pic:spPr bwMode="auto">
                     <a:xfrm>
                       <a:off x="0" y="0"/>
-                      <a:ext cx="2273808" cy="2090927"/>
+                      <a:ext cx="2916000" cy="2689367"/>
                     </a:xfrm>
                     <a:prstGeom prst="rect">
                       <a:avLst/>
@@ -2596,7 +2596,7 @@
       <w:r>
         <w:drawing>
           <wp:inline>
-            <wp:extent cx="1243584" cy="1036320"/>
+            <wp:extent cx="3272597" cy="2527200"/>
             <wp:effectExtent b="0" l="0" r="0" t="0"/>
             <wp:docPr descr="" title="" id="33" name="Picture"/>
             <a:graphic>
@@ -2617,7 +2617,7 @@
                   <pic:spPr bwMode="auto">
                     <a:xfrm>
                       <a:off x="0" y="0"/>
-                      <a:ext cx="1243584" cy="1036320"/>
+                      <a:ext cx="3272597" cy="2527200"/>
                     </a:xfrm>
                     <a:prstGeom prst="rect">
                       <a:avLst/>
@@ -6664,7 +6664,7 @@
       <w:r>
         <w:drawing>
           <wp:inline>
-            <wp:extent cx="2651759" cy="1853184"/>
+            <wp:extent cx="3308137" cy="2527200"/>
             <wp:effectExtent b="0" l="0" r="0" t="0"/>
             <wp:docPr descr="" title="" id="49" name="Picture"/>
             <a:graphic>
@@ -6685,7 +6685,7 @@
                   <pic:spPr bwMode="auto">
                     <a:xfrm>
                       <a:off x="0" y="0"/>
-                      <a:ext cx="2651759" cy="1853184"/>
+                      <a:ext cx="3308137" cy="2527200"/>
                     </a:xfrm>
                     <a:prstGeom prst="rect">
                       <a:avLst/>
@@ -6906,7 +6906,7 @@
             <w:r>
               <w:drawing>
                 <wp:inline>
-                  <wp:extent cx="3248516" cy="2527200"/>
+                  <wp:extent cx="2916000" cy="2757857"/>
                   <wp:effectExtent b="0" l="0" r="0" t="0"/>
                   <wp:docPr descr="" title="" id="52" name="Picture"/>
                   <a:graphic>
@@ -6927,7 +6927,7 @@
                         <pic:spPr bwMode="auto">
                           <a:xfrm>
                             <a:off x="0" y="0"/>
-                            <a:ext cx="3248516" cy="2527200"/>
+                            <a:ext cx="2916000" cy="2757857"/>
                           </a:xfrm>
                           <a:prstGeom prst="rect">
                             <a:avLst/>
@@ -6960,7 +6960,7 @@
             <w:r>
               <w:drawing>
                 <wp:inline>
-                  <wp:extent cx="2916000" cy="2738753"/>
+                  <wp:extent cx="2916000" cy="2736847"/>
                   <wp:effectExtent b="0" l="0" r="0" t="0"/>
                   <wp:docPr descr="" title="" id="55" name="Picture"/>
                   <a:graphic>
@@ -6981,7 +6981,7 @@
                         <pic:spPr bwMode="auto">
                           <a:xfrm>
                             <a:off x="0" y="0"/>
-                            <a:ext cx="2916000" cy="2738753"/>
+                            <a:ext cx="2916000" cy="2736847"/>
                           </a:xfrm>
                           <a:prstGeom prst="rect">
                             <a:avLst/>
@@ -7040,7 +7040,7 @@
             <w:r>
               <w:drawing>
                 <wp:inline>
-                  <wp:extent cx="3266337" cy="2527200"/>
+                  <wp:extent cx="2916000" cy="2627246"/>
                   <wp:effectExtent b="0" l="0" r="0" t="0"/>
                   <wp:docPr descr="" title="" id="58" name="Picture"/>
                   <a:graphic>
@@ -7061,7 +7061,7 @@
                         <pic:spPr bwMode="auto">
                           <a:xfrm>
                             <a:off x="0" y="0"/>
-                            <a:ext cx="3266337" cy="2527200"/>
+                            <a:ext cx="2916000" cy="2627246"/>
                           </a:xfrm>
                           <a:prstGeom prst="rect">
                             <a:avLst/>
@@ -7094,7 +7094,7 @@
             <w:r>
               <w:drawing>
                 <wp:inline>
-                  <wp:extent cx="2916000" cy="2492623"/>
+                  <wp:extent cx="2958730" cy="2168491"/>
                   <wp:effectExtent b="0" l="0" r="0" t="0"/>
                   <wp:docPr descr="" title="" id="61" name="Picture"/>
                   <a:graphic>
@@ -7115,7 +7115,7 @@
                         <pic:spPr bwMode="auto">
                           <a:xfrm>
                             <a:off x="0" y="0"/>
-                            <a:ext cx="2916000" cy="2492623"/>
+                            <a:ext cx="2958730" cy="2168491"/>
                           </a:xfrm>
                           <a:prstGeom prst="rect">
                             <a:avLst/>
@@ -7367,7 +7367,7 @@
       <w:r>
         <w:drawing>
           <wp:inline>
-            <wp:extent cx="2426207" cy="1682496"/>
+            <wp:extent cx="3444240" cy="1926334"/>
             <wp:effectExtent b="0" l="0" r="0" t="0"/>
             <wp:docPr descr="" title="" id="64" name="Picture"/>
             <a:graphic>
@@ -7388,7 +7388,7 @@
                   <pic:spPr bwMode="auto">
                     <a:xfrm>
                       <a:off x="0" y="0"/>
-                      <a:ext cx="2426207" cy="1682496"/>
+                      <a:ext cx="3444240" cy="1926334"/>
                     </a:xfrm>
                     <a:prstGeom prst="rect">
                       <a:avLst/>
@@ -10213,7 +10213,7 @@
       <w:r>
         <w:drawing>
           <wp:inline>
-            <wp:extent cx="1036319" cy="1072896"/>
+            <wp:extent cx="2916000" cy="2836517"/>
             <wp:effectExtent b="0" l="0" r="0" t="0"/>
             <wp:docPr descr="" title="" id="69" name="Picture"/>
             <a:graphic>
@@ -10234,7 +10234,7 @@
                   <pic:spPr bwMode="auto">
                     <a:xfrm>
                       <a:off x="0" y="0"/>
-                      <a:ext cx="1036319" cy="1072896"/>
+                      <a:ext cx="2916000" cy="2836517"/>
                     </a:xfrm>
                     <a:prstGeom prst="rect">
                       <a:avLst/>
@@ -10779,7 +10779,7 @@
       <w:r>
         <w:drawing>
           <wp:inline>
-            <wp:extent cx="1749552" cy="1365503"/>
+            <wp:extent cx="3247513" cy="2527200"/>
             <wp:effectExtent b="0" l="0" r="0" t="0"/>
             <wp:docPr descr="" title="" id="72" name="Picture"/>
             <a:graphic>
@@ -10800,7 +10800,7 @@
                   <pic:spPr bwMode="auto">
                     <a:xfrm>
                       <a:off x="0" y="0"/>
-                      <a:ext cx="1749552" cy="1365503"/>
+                      <a:ext cx="3247513" cy="2527200"/>
                     </a:xfrm>
                     <a:prstGeom prst="rect">
                       <a:avLst/>
@@ -12471,7 +12471,7 @@
             <w:r>
               <w:drawing>
                 <wp:inline>
-                  <wp:extent cx="2292096" cy="1999486"/>
+                  <wp:extent cx="1926349" cy="1654307"/>
                   <wp:effectExtent b="0" l="0" r="0" t="0"/>
                   <wp:docPr descr="" title="" id="77" name="Picture"/>
                   <a:graphic>
@@ -12492,7 +12492,7 @@
                         <pic:spPr bwMode="auto">
                           <a:xfrm>
                             <a:off x="0" y="0"/>
-                            <a:ext cx="2292096" cy="1999486"/>
+                            <a:ext cx="1926349" cy="1654307"/>
                           </a:xfrm>
                           <a:prstGeom prst="rect">
                             <a:avLst/>
@@ -12525,7 +12525,7 @@
             <w:r>
               <w:drawing>
                 <wp:inline>
-                  <wp:extent cx="2286000" cy="1969007"/>
+                  <wp:extent cx="1926349" cy="1797117"/>
                   <wp:effectExtent b="0" l="0" r="0" t="0"/>
                   <wp:docPr descr="" title="" id="80" name="Picture"/>
                   <a:graphic>
@@ -12546,7 +12546,7 @@
                         <pic:spPr bwMode="auto">
                           <a:xfrm>
                             <a:off x="0" y="0"/>
-                            <a:ext cx="2286000" cy="1969007"/>
+                            <a:ext cx="1926349" cy="1797117"/>
                           </a:xfrm>
                           <a:prstGeom prst="rect">
                             <a:avLst/>
@@ -12579,7 +12579,7 @@
             <w:r>
               <w:drawing>
                 <wp:inline>
-                  <wp:extent cx="2139696" cy="1932431"/>
+                  <wp:extent cx="1927619" cy="1840752"/>
                   <wp:effectExtent b="0" l="0" r="0" t="0"/>
                   <wp:docPr descr="" title="" id="83" name="Picture"/>
                   <a:graphic>
@@ -12600,7 +12600,7 @@
                         <pic:spPr bwMode="auto">
                           <a:xfrm>
                             <a:off x="0" y="0"/>
-                            <a:ext cx="2139696" cy="1932431"/>
+                            <a:ext cx="1927619" cy="1840752"/>
                           </a:xfrm>
                           <a:prstGeom prst="rect">
                             <a:avLst/>
@@ -12985,7 +12985,7 @@
             <w:r>
               <w:drawing>
                 <wp:inline>
-                  <wp:extent cx="3072383" cy="2261616"/>
+                  <wp:extent cx="2958730" cy="2255495"/>
                   <wp:effectExtent b="0" l="0" r="0" t="0"/>
                   <wp:docPr descr="" title="" id="86" name="Picture"/>
                   <a:graphic>
@@ -13006,7 +13006,7 @@
                         <pic:spPr bwMode="auto">
                           <a:xfrm>
                             <a:off x="0" y="0"/>
-                            <a:ext cx="3072383" cy="2261616"/>
+                            <a:ext cx="2958730" cy="2255495"/>
                           </a:xfrm>
                           <a:prstGeom prst="rect">
                             <a:avLst/>
@@ -13039,7 +13039,7 @@
             <w:r>
               <w:drawing>
                 <wp:inline>
-                  <wp:extent cx="3218687" cy="2225040"/>
+                  <wp:extent cx="2958730" cy="2108796"/>
                   <wp:effectExtent b="0" l="0" r="0" t="0"/>
                   <wp:docPr descr="" title="" id="89" name="Picture"/>
                   <a:graphic>
@@ -13060,7 +13060,7 @@
                         <pic:spPr bwMode="auto">
                           <a:xfrm>
                             <a:off x="0" y="0"/>
-                            <a:ext cx="3218687" cy="2225040"/>
+                            <a:ext cx="2958730" cy="2108796"/>
                           </a:xfrm>
                           <a:prstGeom prst="rect">
                             <a:avLst/>
@@ -14655,7 +14655,7 @@
       <w:r>
         <w:drawing>
           <wp:inline>
-            <wp:extent cx="3340607" cy="1493519"/>
+            <wp:extent cx="4082400" cy="1978145"/>
             <wp:effectExtent b="0" l="0" r="0" t="0"/>
             <wp:docPr descr="" title="" id="93" name="Picture"/>
             <a:graphic>
@@ -14676,7 +14676,7 @@
                   <pic:spPr bwMode="auto">
                     <a:xfrm>
                       <a:off x="0" y="0"/>
-                      <a:ext cx="3340607" cy="1493519"/>
+                      <a:ext cx="4082400" cy="1978145"/>
                     </a:xfrm>
                     <a:prstGeom prst="rect">
                       <a:avLst/>
@@ -18981,7 +18981,7 @@
       <w:r>
         <w:drawing>
           <wp:inline>
-            <wp:extent cx="2523743" cy="1853184"/>
+            <wp:extent cx="3444646" cy="2527200"/>
             <wp:effectExtent b="0" l="0" r="0" t="0"/>
             <wp:docPr descr="" title="" id="109" name="Picture"/>
             <a:graphic>
@@ -19002,7 +19002,7 @@
                   <pic:spPr bwMode="auto">
                     <a:xfrm>
                       <a:off x="0" y="0"/>
-                      <a:ext cx="2523743" cy="1853184"/>
+                      <a:ext cx="3444646" cy="2527200"/>
                     </a:xfrm>
                     <a:prstGeom prst="rect">
                       <a:avLst/>
@@ -23854,7 +23854,7 @@
       <w:r>
         <w:drawing>
           <wp:inline>
-            <wp:extent cx="1139952" cy="1103375"/>
+            <wp:extent cx="2916000" cy="2871069"/>
             <wp:effectExtent b="0" l="0" r="0" t="0"/>
             <wp:docPr descr="" title="" id="120" name="Picture"/>
             <a:graphic>
@@ -23875,7 +23875,7 @@
                   <pic:spPr bwMode="auto">
                     <a:xfrm>
                       <a:off x="0" y="0"/>
-                      <a:ext cx="1139952" cy="1103375"/>
+                      <a:ext cx="2916000" cy="2871069"/>
                     </a:xfrm>
                     <a:prstGeom prst="rect">
                       <a:avLst/>
@@ -24677,7 +24677,7 @@
       <w:r>
         <w:drawing>
           <wp:inline>
-            <wp:extent cx="3971313" cy="2527200"/>
+            <wp:extent cx="3814801" cy="2527200"/>
             <wp:effectExtent b="0" l="0" r="0" t="0"/>
             <wp:docPr descr="" title="" id="123" name="Picture"/>
             <a:graphic>
@@ -24698,7 +24698,7 @@
                   <pic:spPr bwMode="auto">
                     <a:xfrm>
                       <a:off x="0" y="0"/>
-                      <a:ext cx="3971313" cy="2527200"/>
+                      <a:ext cx="3814801" cy="2527200"/>
                     </a:xfrm>
                     <a:prstGeom prst="rect">
                       <a:avLst/>
@@ -25144,7 +25144,7 @@
       <w:r>
         <w:drawing>
           <wp:inline>
-            <wp:extent cx="4082400" cy="1524440"/>
+            <wp:extent cx="4082400" cy="1510293"/>
             <wp:effectExtent b="0" l="0" r="0" t="0"/>
             <wp:docPr descr="" title="" id="126" name="Picture"/>
             <a:graphic>
@@ -25165,7 +25165,7 @@
                   <pic:spPr bwMode="auto">
                     <a:xfrm>
                       <a:off x="0" y="0"/>
-                      <a:ext cx="4082400" cy="1524440"/>
+                      <a:ext cx="4082400" cy="1510293"/>
                     </a:xfrm>
                     <a:prstGeom prst="rect">
                       <a:avLst/>
@@ -25381,7 +25381,7 @@
             <w:r>
               <w:drawing>
                 <wp:inline>
-                  <wp:extent cx="1103375" cy="1853184"/>
+                  <wp:extent cx="1926349" cy="3262729"/>
                   <wp:effectExtent b="0" l="0" r="0" t="0"/>
                   <wp:docPr descr="" title="" id="129" name="Picture"/>
                   <a:graphic>
@@ -25402,7 +25402,7 @@
                         <pic:spPr bwMode="auto">
                           <a:xfrm>
                             <a:off x="0" y="0"/>
-                            <a:ext cx="1103375" cy="1853184"/>
+                            <a:ext cx="1926349" cy="3262729"/>
                           </a:xfrm>
                           <a:prstGeom prst="rect">
                             <a:avLst/>
@@ -25435,7 +25435,7 @@
             <w:r>
               <w:drawing>
                 <wp:inline>
-                  <wp:extent cx="1158240" cy="1523999"/>
+                  <wp:extent cx="1926349" cy="2552522"/>
                   <wp:effectExtent b="0" l="0" r="0" t="0"/>
                   <wp:docPr descr="" title="" id="132" name="Picture"/>
                   <a:graphic>
@@ -25456,7 +25456,7 @@
                         <pic:spPr bwMode="auto">
                           <a:xfrm>
                             <a:off x="0" y="0"/>
-                            <a:ext cx="1158240" cy="1523999"/>
+                            <a:ext cx="1926349" cy="2552522"/>
                           </a:xfrm>
                           <a:prstGeom prst="rect">
                             <a:avLst/>
@@ -25489,7 +25489,7 @@
             <w:r>
               <w:drawing>
                 <wp:inline>
-                  <wp:extent cx="1310639" cy="1901952"/>
+                  <wp:extent cx="1927619" cy="2752685"/>
                   <wp:effectExtent b="0" l="0" r="0" t="0"/>
                   <wp:docPr descr="" title="" id="135" name="Picture"/>
                   <a:graphic>
@@ -25510,7 +25510,7 @@
                         <pic:spPr bwMode="auto">
                           <a:xfrm>
                             <a:off x="0" y="0"/>
-                            <a:ext cx="1310639" cy="1901952"/>
+                            <a:ext cx="1927619" cy="2752685"/>
                           </a:xfrm>
                           <a:prstGeom prst="rect">
                             <a:avLst/>

--- a/00-首页/题组Word/初赛模拟卷/真题版式/初赛模拟卷XIp（非有机·学生版·真题版式）.docx
+++ b/00-首页/题组Word/初赛模拟卷/真题版式/初赛模拟卷XIp（非有机·学生版·真题版式）.docx
@@ -23,7 +23,7 @@
         <w:t xml:space="preserve">XIp（非有机）</w:t>
       </w:r>
     </w:p>
-    <w:bookmarkStart w:id="75" w:name="第二部分-结构化学第-15-题共-65-分"/>
+    <w:bookmarkStart w:id="75" w:name="第一部分-结构化学第-15-题共-65-分"/>
     <w:p>
       <w:pPr>
         <w:pStyle w:val="Heading2"/>
@@ -32,7 +32,7 @@
         <w:rPr>
           <w:rFonts w:ascii="Times New Roman" w:hAnsi="Times New Roman" w:cs="Times New Roman" w:eastAsia="SimSun"/>
         </w:rPr>
-        <w:t xml:space="preserve">第二部分</w:t>
+        <w:t xml:space="preserve">第一部分</w:t>
       </w:r>
       <w:r>
         <w:t xml:space="preserve">　</w:t>
@@ -11372,7 +11372,7 @@
     </w:p>
     <w:bookmarkEnd w:id="74"/>
     <w:bookmarkEnd w:id="75"/>
-    <w:bookmarkStart w:id="138" w:name="第三部分-化学原理第-610-题共-65-分"/>
+    <w:bookmarkStart w:id="138" w:name="第二部分-化学原理第-610-题共-65-分"/>
     <w:p>
       <w:pPr>
         <w:pStyle w:val="Heading2"/>
@@ -11381,7 +11381,7 @@
         <w:rPr>
           <w:rFonts w:ascii="Times New Roman" w:hAnsi="Times New Roman" w:cs="Times New Roman" w:eastAsia="SimSun"/>
         </w:rPr>
-        <w:t xml:space="preserve">第三部分</w:t>
+        <w:t xml:space="preserve">第二部分</w:t>
       </w:r>
       <w:r>
         <w:t xml:space="preserve">　</w:t>
